--- a/docs/발표 자료/스터디로그 발표 대본.docx
+++ b/docs/발표 자료/스터디로그 발표 대본.docx
@@ -5,34 +5,880 @@
     <w:p>
       <w:pPr>
         <w:pStyle w:val="1"/>
-      </w:pPr>
-      <w:proofErr w:type="spellStart"/>
-      <w:r>
-        <w:rPr>
-          <w:rFonts w:hint="eastAsia"/>
-        </w:rPr>
-        <w:t>스터디로그</w:t>
-      </w:r>
-      <w:proofErr w:type="spellEnd"/>
-      <w:r>
-        <w:rPr>
-          <w:rFonts w:hint="eastAsia"/>
-        </w:rPr>
-        <w:t xml:space="preserve"> 발표 대본</w:t>
-      </w:r>
-    </w:p>
-    <w:p>
-      <w:pPr>
-        <w:rPr>
-          <w:rFonts w:hint="eastAsia"/>
-        </w:rPr>
-      </w:pPr>
-      <w:r>
-        <w:rPr>
-          <w:rFonts w:hint="eastAsia"/>
+        <w:rPr>
+          <w:b/>
+          <w:bCs/>
+          <w:sz w:val="44"/>
+          <w:szCs w:val="44"/>
+        </w:rPr>
+      </w:pPr>
+      <w:r>
+        <w:rPr>
+          <w:rFonts w:hint="eastAsia"/>
+          <w:b/>
+          <w:bCs/>
+          <w:sz w:val="44"/>
+          <w:szCs w:val="44"/>
+        </w:rPr>
+        <w:t>스터디로그 발표 대본</w:t>
+      </w:r>
+    </w:p>
+    <w:p>
+      <w:pPr>
+        <w:rPr>
+          <w:b/>
+          <w:bCs/>
+        </w:rPr>
+      </w:pPr>
+      <w:r>
+        <w:rPr>
+          <w:rFonts w:hint="eastAsia"/>
+          <w:b/>
+          <w:bCs/>
         </w:rPr>
         <w:t>[인사]</w:t>
       </w:r>
+    </w:p>
+    <w:p>
+      <w:r>
+        <w:rPr>
+          <w:rFonts w:hint="eastAsia"/>
+        </w:rPr>
+        <w:t>안녕하십니까, 저희는 개발자 커뮤니티 플랫폼 스터디로그의 팀장 황스일, 정철진, 이현겸, 엄진희, 그리고 발표를 맡은 김건희입니다.(인사) 발표를 시작하겠습니다.</w:t>
+      </w:r>
+      <w:r>
+        <w:rPr>
+          <w:rFonts w:hint="eastAsia"/>
+          <w:b/>
+          <w:bCs/>
+        </w:rPr>
+        <w:t>(다음)</w:t>
+      </w:r>
+    </w:p>
+    <w:p>
+      <w:pPr>
+        <w:rPr>
+          <w:b/>
+          <w:bCs/>
+        </w:rPr>
+      </w:pPr>
+      <w:r>
+        <w:rPr>
+          <w:rFonts w:hint="eastAsia"/>
+          <w:b/>
+          <w:bCs/>
+        </w:rPr>
+        <w:t>[목차]</w:t>
+      </w:r>
+    </w:p>
+    <w:p>
+      <w:pPr>
+        <w:rPr>
+          <w:rFonts w:hint="eastAsia"/>
+          <w:b/>
+          <w:bCs/>
+        </w:rPr>
+      </w:pPr>
+      <w:r>
+        <w:rPr>
+          <w:rFonts w:hint="eastAsia"/>
+        </w:rPr>
+        <w:t>발표는 개요부터 후기까지 진행하겠습니다.</w:t>
+      </w:r>
+      <w:r>
+        <w:rPr>
+          <w:rFonts w:hint="eastAsia"/>
+          <w:b/>
+          <w:bCs/>
+        </w:rPr>
+        <w:t>(다음)</w:t>
+      </w:r>
+    </w:p>
+    <w:p>
+      <w:pPr>
+        <w:rPr>
+          <w:b/>
+          <w:bCs/>
+        </w:rPr>
+      </w:pPr>
+      <w:r>
+        <w:rPr>
+          <w:rFonts w:hint="eastAsia"/>
+          <w:b/>
+          <w:bCs/>
+        </w:rPr>
+        <w:t>[개요]</w:t>
+      </w:r>
+    </w:p>
+    <w:p>
+      <w:pPr>
+        <w:rPr>
+          <w:b/>
+          <w:bCs/>
+        </w:rPr>
+      </w:pPr>
+      <w:r>
+        <w:rPr>
+          <w:rFonts w:hint="eastAsia"/>
+        </w:rPr>
+        <w:t xml:space="preserve">먼저 스터디로그란, 학습 과정을 </w:t>
+      </w:r>
+      <w:r>
+        <w:rPr>
+          <w:rFonts w:hint="eastAsia"/>
+        </w:rPr>
+        <w:t>시스템</w:t>
+      </w:r>
+      <w:r>
+        <w:rPr>
+          <w:rFonts w:hint="eastAsia"/>
+        </w:rPr>
+        <w:t xml:space="preserve"> 로그처럼 </w:t>
+      </w:r>
+      <w:r>
+        <w:rPr>
+          <w:rFonts w:hint="eastAsia"/>
+        </w:rPr>
+        <w:t xml:space="preserve">블로그 형식으로 </w:t>
+      </w:r>
+      <w:r>
+        <w:rPr>
+          <w:rFonts w:hint="eastAsia"/>
+        </w:rPr>
+        <w:t xml:space="preserve">기록하는 </w:t>
+      </w:r>
+      <w:r>
+        <w:rPr>
+          <w:rFonts w:hint="eastAsia"/>
+        </w:rPr>
+        <w:t>웹사이트입니다.</w:t>
+      </w:r>
+      <w:r>
+        <w:rPr>
+          <w:rFonts w:hint="eastAsia"/>
+          <w:b/>
+          <w:bCs/>
+        </w:rPr>
+        <w:t>(다음)</w:t>
+      </w:r>
+    </w:p>
+    <w:p>
+      <w:pPr>
+        <w:rPr>
+          <w:b/>
+          <w:bCs/>
+        </w:rPr>
+      </w:pPr>
+      <w:r>
+        <w:t>스터디로그는 단순 게시판을 넘어 파편화된 정보를 시리즈</w:t>
+      </w:r>
+      <w:r>
+        <w:rPr>
+          <w:rFonts w:hint="eastAsia"/>
+        </w:rPr>
+        <w:t xml:space="preserve"> 단위</w:t>
+      </w:r>
+      <w:r>
+        <w:t>로 묶고 태그로 분류하여 '나만의 기술 지식 저장소'를 구축하는 플랫폼입니다.</w:t>
+      </w:r>
+      <w:r>
+        <w:rPr>
+          <w:rFonts w:hint="eastAsia"/>
+          <w:b/>
+          <w:bCs/>
+        </w:rPr>
+        <w:t>(다음)</w:t>
+      </w:r>
+    </w:p>
+    <w:p>
+      <w:pPr>
+        <w:rPr>
+          <w:b/>
+          <w:bCs/>
+        </w:rPr>
+      </w:pPr>
+      <w:r>
+        <w:rPr>
+          <w:rFonts w:hint="eastAsia"/>
+          <w:b/>
+          <w:bCs/>
+        </w:rPr>
+        <w:t>[개발 일정]</w:t>
+      </w:r>
+    </w:p>
+    <w:p>
+      <w:pPr>
+        <w:rPr>
+          <w:b/>
+          <w:bCs/>
+        </w:rPr>
+      </w:pPr>
+      <w:r>
+        <w:rPr>
+          <w:rFonts w:hint="eastAsia"/>
+        </w:rPr>
+        <w:t>개발 일정입니다.</w:t>
+      </w:r>
+      <w:r>
+        <w:rPr>
+          <w:rFonts w:hint="eastAsia"/>
+          <w:b/>
+          <w:bCs/>
+        </w:rPr>
+        <w:t>(다음)</w:t>
+      </w:r>
+    </w:p>
+    <w:p>
+      <w:pPr>
+        <w:rPr>
+          <w:b/>
+          <w:bCs/>
+        </w:rPr>
+      </w:pPr>
+      <w:r>
+        <w:rPr>
+          <w:rFonts w:hint="eastAsia"/>
+        </w:rPr>
+        <w:t>개발 첫날부터 3일차까지 프로젝트 요구분석 및 기획을 진행하였고,</w:t>
+      </w:r>
+      <w:r>
+        <w:rPr>
+          <w:rFonts w:hint="eastAsia"/>
+          <w:b/>
+          <w:bCs/>
+        </w:rPr>
+        <w:t>(다음)</w:t>
+      </w:r>
+    </w:p>
+    <w:p>
+      <w:pPr>
+        <w:rPr>
+          <w:b/>
+          <w:bCs/>
+        </w:rPr>
+      </w:pPr>
+      <w:r>
+        <w:rPr>
+          <w:rFonts w:hint="eastAsia"/>
+        </w:rPr>
+        <w:t>4일차까지는 데이터베이스 및 시스템 구조 설계,</w:t>
+      </w:r>
+      <w:r>
+        <w:rPr>
+          <w:rFonts w:hint="eastAsia"/>
+          <w:b/>
+          <w:bCs/>
+        </w:rPr>
+        <w:t>(다음)</w:t>
+      </w:r>
+    </w:p>
+    <w:p>
+      <w:pPr>
+        <w:rPr>
+          <w:b/>
+          <w:bCs/>
+        </w:rPr>
+      </w:pPr>
+      <w:r>
+        <w:rPr>
+          <w:rFonts w:hint="eastAsia"/>
+        </w:rPr>
+        <w:t>6일차까지 핵심 기능을 구현하였고</w:t>
+      </w:r>
+      <w:r>
+        <w:rPr>
+          <w:rFonts w:hint="eastAsia"/>
+          <w:b/>
+          <w:bCs/>
+        </w:rPr>
+        <w:t>(다음)</w:t>
+      </w:r>
+    </w:p>
+    <w:p>
+      <w:pPr>
+        <w:rPr>
+          <w:b/>
+          <w:bCs/>
+        </w:rPr>
+      </w:pPr>
+      <w:r>
+        <w:rPr>
+          <w:rFonts w:hint="eastAsia"/>
+        </w:rPr>
+        <w:t>8일차까지 테스트 및 검증과 디버그를 완료했습니다.</w:t>
+      </w:r>
+      <w:r>
+        <w:rPr>
+          <w:rFonts w:hint="eastAsia"/>
+          <w:b/>
+          <w:bCs/>
+        </w:rPr>
+        <w:t>(다음</w:t>
+      </w:r>
+      <w:r>
+        <w:rPr>
+          <w:rFonts w:hint="eastAsia"/>
+          <w:b/>
+          <w:bCs/>
+        </w:rPr>
+        <w:t xml:space="preserve"> x 2</w:t>
+      </w:r>
+      <w:r>
+        <w:rPr>
+          <w:rFonts w:hint="eastAsia"/>
+          <w:b/>
+          <w:bCs/>
+        </w:rPr>
+        <w:t>)</w:t>
+      </w:r>
+    </w:p>
+    <w:p>
+      <w:pPr>
+        <w:rPr>
+          <w:b/>
+          <w:bCs/>
+        </w:rPr>
+      </w:pPr>
+      <w:r>
+        <w:rPr>
+          <w:rFonts w:hint="eastAsia"/>
+          <w:b/>
+          <w:bCs/>
+        </w:rPr>
+        <w:t>[업무 분담]</w:t>
+      </w:r>
+    </w:p>
+    <w:p>
+      <w:pPr>
+        <w:rPr>
+          <w:rFonts w:hint="eastAsia"/>
+        </w:rPr>
+      </w:pPr>
+      <w:r>
+        <w:rPr>
+          <w:rFonts w:hint="eastAsia"/>
+        </w:rPr>
+        <w:t xml:space="preserve">다음은 업무 분담입니다. </w:t>
+      </w:r>
+      <w:r>
+        <w:rPr>
+          <w:rFonts w:hint="eastAsia"/>
+        </w:rPr>
+        <w:t>기능 구현 및 협업에서 개개인의 장점을 발휘할 수 있게 능률적으로 업무를 분배하였습니다.</w:t>
+      </w:r>
+      <w:r>
+        <w:rPr>
+          <w:rFonts w:hint="eastAsia"/>
+          <w:b/>
+          <w:bCs/>
+        </w:rPr>
+        <w:t>(다음)</w:t>
+      </w:r>
+    </w:p>
+    <w:p>
+      <w:pPr>
+        <w:rPr>
+          <w:b/>
+          <w:bCs/>
+        </w:rPr>
+      </w:pPr>
+      <w:r>
+        <w:rPr>
+          <w:rFonts w:hint="eastAsia"/>
+          <w:b/>
+          <w:bCs/>
+        </w:rPr>
+        <w:t>[개발 환경]</w:t>
+      </w:r>
+    </w:p>
+    <w:p>
+      <w:r>
+        <w:rPr>
+          <w:rFonts w:hint="eastAsia"/>
+        </w:rPr>
+        <w:t>개발 환경은 다음과 같으며, 형상 관리 도구는 깃허브와 소스트리를 사용했습니다.</w:t>
+      </w:r>
+      <w:r>
+        <w:rPr>
+          <w:rFonts w:hint="eastAsia"/>
+          <w:b/>
+          <w:bCs/>
+        </w:rPr>
+        <w:t>(다음)</w:t>
+      </w:r>
+    </w:p>
+    <w:p>
+      <w:pPr>
+        <w:widowControl/>
+        <w:wordWrap/>
+        <w:autoSpaceDE/>
+        <w:autoSpaceDN/>
+      </w:pPr>
+      <w:r>
+        <w:br w:type="page"/>
+      </w:r>
+    </w:p>
+    <w:p>
+      <w:pPr>
+        <w:rPr>
+          <w:b/>
+          <w:bCs/>
+        </w:rPr>
+      </w:pPr>
+      <w:r>
+        <w:rPr>
+          <w:rFonts w:hint="eastAsia"/>
+          <w:b/>
+          <w:bCs/>
+        </w:rPr>
+        <w:lastRenderedPageBreak/>
+        <w:t>[프로젝트 설계]</w:t>
+      </w:r>
+    </w:p>
+    <w:p>
+      <w:pPr>
+        <w:rPr>
+          <w:b/>
+          <w:bCs/>
+        </w:rPr>
+      </w:pPr>
+      <w:r>
+        <w:rPr>
+          <w:rFonts w:hint="eastAsia"/>
+        </w:rPr>
+        <w:t>프로젝트 설계의 구현 기능 목록입니다. 사용자의 주요 기능으로는 시리즈, 태그를 활용한 검색, 잔디 심기 등이 있습니다. 관리자의 주요 기능으로는 시스템 현황을 알 수 있는 대시보드와 회원, 게시글 등 관리 항목들이 있습니다.</w:t>
+      </w:r>
+      <w:r>
+        <w:rPr>
+          <w:rFonts w:hint="eastAsia"/>
+          <w:b/>
+          <w:bCs/>
+        </w:rPr>
+        <w:t>(다음)</w:t>
+      </w:r>
+    </w:p>
+    <w:p>
+      <w:pPr>
+        <w:rPr>
+          <w:b/>
+          <w:bCs/>
+        </w:rPr>
+      </w:pPr>
+      <w:r>
+        <w:rPr>
+          <w:rFonts w:hint="eastAsia"/>
+        </w:rPr>
+        <w:t>다음은 프로젝트 구조입니다. MVC2 패턴을 활용하여 유지보수성과 확장성을 확보했고, 핵심 라이브러리는 아래와 같으며 게시물 작성을 위해 토스트 UI 에디터와 커몬스 IO를 추가했습니다. 패키지의 구조는 익히 알고 계시는 구조와 같습니다.</w:t>
+      </w:r>
+      <w:r>
+        <w:rPr>
+          <w:rFonts w:hint="eastAsia"/>
+          <w:b/>
+          <w:bCs/>
+        </w:rPr>
+        <w:t>(다음)</w:t>
+      </w:r>
+    </w:p>
+    <w:p>
+      <w:r>
+        <w:rPr>
+          <w:rFonts w:hint="eastAsia"/>
+        </w:rPr>
+        <w:t>UI와 사용자 경험에 있어서 가장 중요한 것은 자신의 성장 과정</w:t>
+      </w:r>
+      <w:r>
+        <w:rPr>
+          <w:rFonts w:hint="eastAsia"/>
+        </w:rPr>
+        <w:t>을 확인하는 것, 그리고 블로그를 쾌적하게 작성할 수 있는 미니멀하고 깔끔한 디자인이라고 생각했습니다.</w:t>
+      </w:r>
+    </w:p>
+    <w:p>
+      <w:pPr>
+        <w:rPr>
+          <w:b/>
+          <w:bCs/>
+        </w:rPr>
+      </w:pPr>
+      <w:r>
+        <w:rPr>
+          <w:rFonts w:hint="eastAsia"/>
+        </w:rPr>
+        <w:t>저희는 비즈니스 컬러와 디자인스펙을 명세하여, 통일감 있고 세련된 디자인을 사용자분들께 제공할 수 있도록 노력했습니다.</w:t>
+      </w:r>
+      <w:r>
+        <w:rPr>
+          <w:rFonts w:hint="eastAsia"/>
+          <w:b/>
+          <w:bCs/>
+        </w:rPr>
+        <w:t>(다음)</w:t>
+      </w:r>
+    </w:p>
+    <w:p>
+      <w:pPr>
+        <w:rPr>
+          <w:b/>
+          <w:bCs/>
+        </w:rPr>
+      </w:pPr>
+      <w:r>
+        <w:rPr>
+          <w:rFonts w:hint="eastAsia"/>
+          <w:b/>
+          <w:bCs/>
+        </w:rPr>
+        <w:t>[주요 기능]</w:t>
+      </w:r>
+    </w:p>
+    <w:p>
+      <w:pPr>
+        <w:rPr>
+          <w:b/>
+          <w:bCs/>
+        </w:rPr>
+      </w:pPr>
+      <w:r>
+        <w:rPr>
+          <w:rFonts w:hint="eastAsia"/>
+        </w:rPr>
+        <w:t>저희 스터디로그의 주요 기능들로는 게시글을 묶어 로드맵처럼 관리할 수 있는 시리즈와 실시간 반영되는 추천 및 댓글 시스템, 원하는 주제를 쉽고 빠르게 필터링 하여 검색할 수 있는 태그 기반 필터링과 건전한 커뮤니티 유지를 위한 신고 및 관리자의 관리 기능들이 있습니다.</w:t>
+      </w:r>
+      <w:r>
+        <w:rPr>
+          <w:rFonts w:hint="eastAsia"/>
+          <w:b/>
+          <w:bCs/>
+        </w:rPr>
+        <w:t>(다음)</w:t>
+      </w:r>
+    </w:p>
+    <w:p>
+      <w:pPr>
+        <w:rPr>
+          <w:b/>
+          <w:bCs/>
+        </w:rPr>
+      </w:pPr>
+      <w:r>
+        <w:rPr>
+          <w:rFonts w:hint="eastAsia"/>
+          <w:b/>
+          <w:bCs/>
+        </w:rPr>
+        <w:t>주요 기능 설명</w:t>
+      </w:r>
+    </w:p>
+    <w:p>
+      <w:pPr>
+        <w:rPr>
+          <w:b/>
+          <w:bCs/>
+        </w:rPr>
+      </w:pPr>
+      <w:r>
+        <w:rPr>
+          <w:rFonts w:hint="eastAsia"/>
+          <w:b/>
+          <w:bCs/>
+        </w:rPr>
+        <w:t>[주요 코드]</w:t>
+      </w:r>
+    </w:p>
+    <w:p>
+      <w:r>
+        <w:rPr>
+          <w:rFonts w:hint="eastAsia"/>
+        </w:rPr>
+        <w:t>다음으로, 저희 시스템의 핵심 로직들 몇 가지를 소개하겠습니다.</w:t>
+      </w:r>
+    </w:p>
+    <w:p>
+      <w:pPr>
+        <w:rPr>
+          <w:b/>
+          <w:bCs/>
+        </w:rPr>
+      </w:pPr>
+      <w:r>
+        <w:rPr>
+          <w:rFonts w:hint="eastAsia"/>
+        </w:rPr>
+        <w:t xml:space="preserve">먼저 에이젝스(AJAX)입니다. AJAX는 페이지 새로고침 없이 서버와 통신하여 화면에 즉각 반영하는 기술로, </w:t>
+      </w:r>
+      <w:r>
+        <w:t>사용자 상호작용 발생 시 </w:t>
+      </w:r>
+      <w:r>
+        <w:rPr>
+          <w:rFonts w:hint="eastAsia"/>
+        </w:rPr>
+        <w:t>페치</w:t>
+      </w:r>
+      <w:r>
+        <w:t xml:space="preserve"> API를 사용하여 새로고침 없이 데이터를 송수신합니다. 컨트롤러는 요청을 처리한 후 Gson</w:t>
+      </w:r>
+      <w:r>
+        <w:rPr>
+          <w:rFonts w:hint="eastAsia"/>
+        </w:rPr>
+        <w:t>(지</w:t>
+      </w:r>
+      <w:r>
+        <w:rPr>
+          <w:rFonts w:hint="eastAsia"/>
+        </w:rPr>
+        <w:t>-</w:t>
+      </w:r>
+      <w:r>
+        <w:rPr>
+          <w:rFonts w:hint="eastAsia"/>
+        </w:rPr>
+        <w:t>슨)</w:t>
+      </w:r>
+      <w:r>
+        <w:t> 라이브러리를 사용하여 처리 결과를 JSON</w:t>
+      </w:r>
+      <w:r>
+        <w:rPr>
+          <w:rFonts w:hint="eastAsia"/>
+        </w:rPr>
+        <w:t>(제이슨)</w:t>
+      </w:r>
+      <w:r>
+        <w:t xml:space="preserve"> 형식으로 반환합니다.</w:t>
+      </w:r>
+      <w:r>
+        <w:rPr>
+          <w:rFonts w:hint="eastAsia"/>
+          <w:b/>
+          <w:bCs/>
+        </w:rPr>
+        <w:t>(다음)</w:t>
+      </w:r>
+    </w:p>
+    <w:p>
+      <w:pPr>
+        <w:rPr>
+          <w:b/>
+          <w:bCs/>
+        </w:rPr>
+      </w:pPr>
+      <w:r>
+        <w:rPr>
+          <w:rFonts w:hint="eastAsia"/>
+        </w:rPr>
+        <w:t xml:space="preserve">다음은 댓글 및 답글 로직입니다. 해당 로직은 </w:t>
+      </w:r>
+      <w:r>
+        <w:t>DB의 평면적 데이터를 Map을 활용하여 효율적인 부모-자식 트리 구조로 재구성합니다.</w:t>
+      </w:r>
+      <w:r>
+        <w:rPr>
+          <w:rFonts w:hint="eastAsia"/>
+        </w:rPr>
+        <w:t xml:space="preserve"> </w:t>
+      </w:r>
+      <w:r>
+        <w:t>중첩 반복문 없이 단 두 번의 순회로 대량의 계층형 데이터를 처리할 수 있어 성능상 매우 유리</w:t>
+      </w:r>
+      <w:r>
+        <w:rPr>
+          <w:rFonts w:hint="eastAsia"/>
+        </w:rPr>
+        <w:t xml:space="preserve">하다는 </w:t>
+      </w:r>
+      <w:r>
+        <w:rPr>
+          <w:rFonts w:hint="eastAsia"/>
+        </w:rPr>
+        <w:t>것</w:t>
+      </w:r>
+      <w:r>
+        <w:rPr>
+          <w:rFonts w:hint="eastAsia"/>
+        </w:rPr>
+        <w:t>이 특장점이라고 할 수 있습니다.</w:t>
+      </w:r>
+      <w:r>
+        <w:rPr>
+          <w:rFonts w:hint="eastAsia"/>
+          <w:b/>
+          <w:bCs/>
+        </w:rPr>
+        <w:t>(다음)</w:t>
+      </w:r>
+    </w:p>
+    <w:p>
+      <w:pPr>
+        <w:widowControl/>
+        <w:wordWrap/>
+        <w:autoSpaceDE/>
+        <w:autoSpaceDN/>
+        <w:rPr>
+          <w:b/>
+          <w:bCs/>
+        </w:rPr>
+      </w:pPr>
+      <w:r>
+        <w:rPr>
+          <w:b/>
+          <w:bCs/>
+        </w:rPr>
+        <w:br w:type="page"/>
+      </w:r>
+    </w:p>
+    <w:p>
+      <w:pPr>
+        <w:rPr>
+          <w:b/>
+          <w:bCs/>
+        </w:rPr>
+      </w:pPr>
+      <w:r>
+        <w:rPr>
+          <w:rFonts w:hint="eastAsia"/>
+        </w:rPr>
+        <w:lastRenderedPageBreak/>
+        <w:t>다음은 이메일 중복 확인 로직입니다. 이메일을 리퀘스트로 전달받아 db내 중복여부를 확인하여 결과값을 Gson으로 클라이언트에게 전송하며, 이 또한 페이지 전환 없이 실시간으로 이메일 사용 가능 여부를 판별하기 때문에 사용자 경험을 향상시킨다고 할 수 있습니다.</w:t>
+      </w:r>
+      <w:r>
+        <w:rPr>
+          <w:rFonts w:hint="eastAsia"/>
+          <w:b/>
+          <w:bCs/>
+        </w:rPr>
+        <w:t>(다음)</w:t>
+      </w:r>
+    </w:p>
+    <w:p>
+      <w:r>
+        <w:rPr>
+          <w:rFonts w:hint="eastAsia"/>
+        </w:rPr>
+        <w:t>다음으로는 BCrypt(비크립트) 기반의 비밀번호 암호화 로직입니다.</w:t>
+      </w:r>
+    </w:p>
+    <w:p>
+      <w:pPr>
+        <w:rPr>
+          <w:b/>
+          <w:bCs/>
+        </w:rPr>
+      </w:pPr>
+      <w:r>
+        <w:rPr>
+          <w:rFonts w:hint="eastAsia"/>
+        </w:rPr>
+        <w:t>해시 함수를 여러 번 반복하고 무작위 솔트를 추가하여 평문으로 복호화가 불가능한, 단방향 해시 알고리즘인 BCrypt를 적용하여 데이터베이스 유출 시에도 사용자의 비밀번호를 안전하게 보호할 수 있습니다.</w:t>
+      </w:r>
+      <w:r>
+        <w:rPr>
+          <w:rFonts w:hint="eastAsia"/>
+          <w:b/>
+          <w:bCs/>
+        </w:rPr>
+        <w:t>(다음)</w:t>
+      </w:r>
+    </w:p>
+    <w:p>
+      <w:r>
+        <w:rPr>
+          <w:rFonts w:hint="eastAsia"/>
+        </w:rPr>
+        <w:t xml:space="preserve">다음으로는 게시글 삭제 로직입니다. </w:t>
+      </w:r>
+    </w:p>
+    <w:p>
+      <w:pPr>
+        <w:rPr>
+          <w:rFonts w:hint="eastAsia"/>
+          <w:b/>
+          <w:bCs/>
+        </w:rPr>
+      </w:pPr>
+      <w:r>
+        <w:t>만약 사용자가 본인 작업물을 실수로 삭제했을</w:t>
+      </w:r>
+      <w:r>
+        <w:rPr>
+          <w:rFonts w:hint="eastAsia"/>
+        </w:rPr>
+        <w:t xml:space="preserve"> </w:t>
+      </w:r>
+      <w:r>
+        <w:t>때 delete from을 사용하면 영구적으로 삭제가 되어버려 복구가 불가능해지는데</w:t>
+      </w:r>
+      <w:r>
+        <w:rPr>
+          <w:rFonts w:hint="eastAsia"/>
+        </w:rPr>
+        <w:t>,</w:t>
+      </w:r>
+      <w:r>
+        <w:t xml:space="preserve"> deleted_at컬럼을 사용해서 데이터를 완전히 삭제하지 않고</w:t>
+      </w:r>
+      <w:r>
+        <w:rPr>
+          <w:rFonts w:hint="eastAsia"/>
+        </w:rPr>
+        <w:t xml:space="preserve"> </w:t>
+      </w:r>
+      <w:r>
+        <w:t>삭제된 시각을 기록해서 사용자에게는 보이지 않게 처리하는 방식</w:t>
+      </w:r>
+      <w:r>
+        <w:rPr>
+          <w:rFonts w:hint="eastAsia"/>
+        </w:rPr>
+        <w:t>입니다.</w:t>
+      </w:r>
+      <w:r>
+        <w:t xml:space="preserve"> 이는 WHERE deleted_at IS NULL</w:t>
+      </w:r>
+      <w:r>
+        <w:rPr>
+          <w:rFonts w:hint="eastAsia"/>
+        </w:rPr>
+        <w:t>(웨어 딜리티드엣 이즈 널)</w:t>
+      </w:r>
+      <w:r>
+        <w:t xml:space="preserve"> 조건을 걸어 삭제되지 않은 글만 노출하는 방식으로 처리</w:t>
+      </w:r>
+      <w:r>
+        <w:rPr>
+          <w:rFonts w:hint="eastAsia"/>
+        </w:rPr>
+        <w:t>합니다.</w:t>
+      </w:r>
+      <w:r>
+        <w:rPr>
+          <w:rFonts w:hint="eastAsia"/>
+          <w:b/>
+          <w:bCs/>
+        </w:rPr>
+        <w:t>(다음)</w:t>
+      </w:r>
+    </w:p>
+    <w:p>
+      <w:r>
+        <w:rPr>
+          <w:rFonts w:hint="eastAsia"/>
+        </w:rPr>
+        <w:t>다음은 관리자 기능의 조회 필터링 및 정렬 로직입니다.</w:t>
+      </w:r>
+    </w:p>
+    <w:p>
+      <w:r>
+        <w:t>유효하지 않은 상태값이나 정렬 조건을 체크하여 기본값으로 보정하는 방어적 코딩을 적용했습니다. 검색어, 상태, 정렬 등의 조건을 조합하여 Service 레이어에 전달합니다. 필터링된 결과에 대해 PageDto를 생성하여 UI의 페이지네이션과 동기화합니다.</w:t>
+      </w:r>
+    </w:p>
+    <w:p>
+      <w:pPr>
+        <w:rPr>
+          <w:rFonts w:hint="eastAsia"/>
+        </w:rPr>
+      </w:pPr>
     </w:p>
     <w:sectPr>
       <w:pgSz w:w="11906" w:h="16838"/>
@@ -651,7 +1497,6 @@
   <w:style w:type="character" w:default="1" w:styleId="a0">
     <w:name w:val="Default Paragraph Font"/>
     <w:uiPriority w:val="1"/>
-    <w:semiHidden/>
     <w:unhideWhenUsed/>
   </w:style>
   <w:style w:type="table" w:default="1" w:styleId="a1">
@@ -958,6 +1803,27 @@
       <w:smallCaps/>
       <w:color w:val="0F4761" w:themeColor="accent1" w:themeShade="BF"/>
       <w:spacing w:val="5"/>
+    </w:rPr>
+  </w:style>
+  <w:style w:type="paragraph" w:styleId="aa">
+    <w:name w:val="Normal (Web)"/>
+    <w:basedOn w:val="a"/>
+    <w:uiPriority w:val="99"/>
+    <w:semiHidden/>
+    <w:unhideWhenUsed/>
+    <w:rsid w:val="00DE0EEC"/>
+    <w:pPr>
+      <w:widowControl/>
+      <w:wordWrap/>
+      <w:autoSpaceDE/>
+      <w:autoSpaceDN/>
+      <w:spacing w:before="100" w:beforeAutospacing="1" w:after="100" w:afterAutospacing="1"/>
+    </w:pPr>
+    <w:rPr>
+      <w:rFonts w:ascii="굴림" w:eastAsia="굴림" w:hAnsi="굴림" w:cs="굴림"/>
+      <w:kern w:val="0"/>
+      <w:sz w:val="24"/>
+      <w14:ligatures w14:val="none"/>
     </w:rPr>
   </w:style>
 </w:styles>

--- a/docs/발표 자료/스터디로그 발표 대본.docx
+++ b/docs/발표 자료/스터디로그 발표 대본.docx
@@ -12,6 +12,7 @@
           <w:szCs w:val="44"/>
         </w:rPr>
       </w:pPr>
+      <w:proofErr w:type="spellStart"/>
       <w:r>
         <w:rPr>
           <w:rFonts w:hint="eastAsia"/>
@@ -20,7 +21,18 @@
           <w:sz w:val="44"/>
           <w:szCs w:val="44"/>
         </w:rPr>
-        <w:t>스터디로그 발표 대본</w:t>
+        <w:t>스터디로그</w:t>
+      </w:r>
+      <w:proofErr w:type="spellEnd"/>
+      <w:r>
+        <w:rPr>
+          <w:rFonts w:hint="eastAsia"/>
+          <w:b/>
+          <w:bCs/>
+          <w:sz w:val="44"/>
+          <w:szCs w:val="44"/>
+        </w:rPr>
+        <w:t xml:space="preserve"> 발표 대본</w:t>
       </w:r>
     </w:p>
     <w:p>
@@ -44,7 +56,199 @@
         <w:rPr>
           <w:rFonts w:hint="eastAsia"/>
         </w:rPr>
-        <w:t>안녕하십니까, 저희는 개발자 커뮤니티 플랫폼 스터디로그의 팀장 황스일, 정철진, 이현겸, 엄진희, 그리고 발표를 맡은 김건희입니다.(인사) 발표를 시작하겠습니다.</w:t>
+        <w:t xml:space="preserve">안녕하십니까, 저희는 개발자 커뮤니티 플랫폼 </w:t>
+      </w:r>
+      <w:proofErr w:type="spellStart"/>
+      <w:r>
+        <w:rPr>
+          <w:rFonts w:hint="eastAsia"/>
+        </w:rPr>
+        <w:t>스터디로그의</w:t>
+      </w:r>
+      <w:proofErr w:type="spellEnd"/>
+      <w:r>
+        <w:rPr>
+          <w:rFonts w:hint="eastAsia"/>
+        </w:rPr>
+        <w:t xml:space="preserve"> 팀장 </w:t>
+      </w:r>
+      <w:proofErr w:type="spellStart"/>
+      <w:r>
+        <w:rPr>
+          <w:rFonts w:hint="eastAsia"/>
+        </w:rPr>
+        <w:t>황스일</w:t>
+      </w:r>
+      <w:proofErr w:type="spellEnd"/>
+      <w:r>
+        <w:rPr>
+          <w:rFonts w:hint="eastAsia"/>
+        </w:rPr>
+        <w:t xml:space="preserve">, </w:t>
+      </w:r>
+      <w:proofErr w:type="spellStart"/>
+      <w:r>
+        <w:rPr>
+          <w:rFonts w:hint="eastAsia"/>
+        </w:rPr>
+        <w:t>정철진</w:t>
+      </w:r>
+      <w:proofErr w:type="spellEnd"/>
+      <w:r>
+        <w:rPr>
+          <w:rFonts w:hint="eastAsia"/>
+        </w:rPr>
+        <w:t xml:space="preserve">, 이현겸, </w:t>
+      </w:r>
+      <w:proofErr w:type="spellStart"/>
+      <w:r>
+        <w:rPr>
+          <w:rFonts w:hint="eastAsia"/>
+        </w:rPr>
+        <w:t>엄진희</w:t>
+      </w:r>
+      <w:proofErr w:type="spellEnd"/>
+      <w:r>
+        <w:rPr>
+          <w:rFonts w:hint="eastAsia"/>
+        </w:rPr>
+        <w:t xml:space="preserve">, 그리고 발표를 맡은 </w:t>
+      </w:r>
+      <w:proofErr w:type="gramStart"/>
+      <w:r>
+        <w:rPr>
+          <w:rFonts w:hint="eastAsia"/>
+        </w:rPr>
+        <w:t>김건희입니다.(</w:t>
+      </w:r>
+      <w:proofErr w:type="gramEnd"/>
+      <w:r>
+        <w:rPr>
+          <w:rFonts w:hint="eastAsia"/>
+        </w:rPr>
+        <w:t xml:space="preserve">인사) 발표를 </w:t>
+      </w:r>
+      <w:proofErr w:type="gramStart"/>
+      <w:r>
+        <w:rPr>
+          <w:rFonts w:hint="eastAsia"/>
+        </w:rPr>
+        <w:t>시작하겠습니다.</w:t>
+      </w:r>
+      <w:r>
+        <w:rPr>
+          <w:rFonts w:hint="eastAsia"/>
+          <w:b/>
+          <w:bCs/>
+        </w:rPr>
+        <w:t>(</w:t>
+      </w:r>
+      <w:proofErr w:type="gramEnd"/>
+      <w:r>
+        <w:rPr>
+          <w:rFonts w:hint="eastAsia"/>
+          <w:b/>
+          <w:bCs/>
+        </w:rPr>
+        <w:t>다음)</w:t>
+      </w:r>
+    </w:p>
+    <w:p>
+      <w:pPr>
+        <w:rPr>
+          <w:b/>
+          <w:bCs/>
+        </w:rPr>
+      </w:pPr>
+      <w:r>
+        <w:rPr>
+          <w:rFonts w:hint="eastAsia"/>
+          <w:b/>
+          <w:bCs/>
+        </w:rPr>
+        <w:t>[목차]</w:t>
+      </w:r>
+    </w:p>
+    <w:p>
+      <w:pPr>
+        <w:rPr>
+          <w:b/>
+          <w:bCs/>
+        </w:rPr>
+      </w:pPr>
+      <w:r>
+        <w:rPr>
+          <w:rFonts w:hint="eastAsia"/>
+        </w:rPr>
+        <w:t xml:space="preserve">발표는 개요부터 후기까지 </w:t>
+      </w:r>
+      <w:proofErr w:type="gramStart"/>
+      <w:r>
+        <w:rPr>
+          <w:rFonts w:hint="eastAsia"/>
+        </w:rPr>
+        <w:t>진행하겠습니다.</w:t>
+      </w:r>
+      <w:r>
+        <w:rPr>
+          <w:rFonts w:hint="eastAsia"/>
+          <w:b/>
+          <w:bCs/>
+        </w:rPr>
+        <w:t>(</w:t>
+      </w:r>
+      <w:proofErr w:type="gramEnd"/>
+      <w:r>
+        <w:rPr>
+          <w:rFonts w:hint="eastAsia"/>
+          <w:b/>
+          <w:bCs/>
+        </w:rPr>
+        <w:t>다음)</w:t>
+      </w:r>
+    </w:p>
+    <w:p>
+      <w:pPr>
+        <w:rPr>
+          <w:b/>
+          <w:bCs/>
+        </w:rPr>
+      </w:pPr>
+      <w:r>
+        <w:rPr>
+          <w:rFonts w:hint="eastAsia"/>
+          <w:b/>
+          <w:bCs/>
+        </w:rPr>
+        <w:t>[개요]</w:t>
+      </w:r>
+    </w:p>
+    <w:p>
+      <w:pPr>
+        <w:rPr>
+          <w:b/>
+          <w:bCs/>
+        </w:rPr>
+      </w:pPr>
+      <w:r>
+        <w:rPr>
+          <w:rFonts w:hint="eastAsia"/>
+        </w:rPr>
+        <w:t xml:space="preserve">먼저 </w:t>
+      </w:r>
+      <w:proofErr w:type="spellStart"/>
+      <w:r>
+        <w:rPr>
+          <w:rFonts w:hint="eastAsia"/>
+        </w:rPr>
+        <w:t>스터디로그란</w:t>
+      </w:r>
+      <w:proofErr w:type="spellEnd"/>
+      <w:r>
+        <w:rPr>
+          <w:rFonts w:hint="eastAsia"/>
+        </w:rPr>
+        <w:t xml:space="preserve"> 스터디와 로그의 합성어로</w:t>
       </w:r>
       <w:r>
         <w:rPr>
@@ -54,36 +258,257 @@
         </w:rPr>
         <w:t>(다음)</w:t>
       </w:r>
-    </w:p>
-    <w:p>
-      <w:pPr>
-        <w:rPr>
-          <w:b/>
-          <w:bCs/>
-        </w:rPr>
-      </w:pPr>
-      <w:r>
-        <w:rPr>
-          <w:rFonts w:hint="eastAsia"/>
-          <w:b/>
-          <w:bCs/>
-        </w:rPr>
-        <w:t>[목차]</w:t>
-      </w:r>
-    </w:p>
-    <w:p>
-      <w:pPr>
-        <w:rPr>
-          <w:rFonts w:hint="eastAsia"/>
-          <w:b/>
-          <w:bCs/>
-        </w:rPr>
-      </w:pPr>
-      <w:r>
-        <w:rPr>
-          <w:rFonts w:hint="eastAsia"/>
-        </w:rPr>
-        <w:t>발표는 개요부터 후기까지 진행하겠습니다.</w:t>
+      <w:r>
+        <w:rPr>
+          <w:rFonts w:hint="eastAsia"/>
+        </w:rPr>
+        <w:t xml:space="preserve">, 학습 과정을 </w:t>
+      </w:r>
+      <w:r>
+        <w:rPr>
+          <w:rFonts w:hint="eastAsia"/>
+        </w:rPr>
+        <w:t>시스템</w:t>
+      </w:r>
+      <w:r>
+        <w:rPr>
+          <w:rFonts w:hint="eastAsia"/>
+        </w:rPr>
+        <w:t xml:space="preserve"> 로그처럼 </w:t>
+      </w:r>
+      <w:r>
+        <w:rPr>
+          <w:rFonts w:hint="eastAsia"/>
+        </w:rPr>
+        <w:t xml:space="preserve">블로그 형식으로 </w:t>
+      </w:r>
+      <w:r>
+        <w:rPr>
+          <w:rFonts w:hint="eastAsia"/>
+        </w:rPr>
+        <w:t xml:space="preserve">기록하는 </w:t>
+      </w:r>
+      <w:proofErr w:type="gramStart"/>
+      <w:r>
+        <w:rPr>
+          <w:rFonts w:hint="eastAsia"/>
+        </w:rPr>
+        <w:t>웹사이트입니다.</w:t>
+      </w:r>
+      <w:r>
+        <w:rPr>
+          <w:rFonts w:hint="eastAsia"/>
+          <w:b/>
+          <w:bCs/>
+        </w:rPr>
+        <w:t>(</w:t>
+      </w:r>
+      <w:proofErr w:type="gramEnd"/>
+      <w:r>
+        <w:rPr>
+          <w:rFonts w:hint="eastAsia"/>
+          <w:b/>
+          <w:bCs/>
+        </w:rPr>
+        <w:t>다음)</w:t>
+      </w:r>
+    </w:p>
+    <w:p>
+      <w:pPr>
+        <w:rPr>
+          <w:b/>
+          <w:bCs/>
+        </w:rPr>
+      </w:pPr>
+      <w:proofErr w:type="spellStart"/>
+      <w:r>
+        <w:t>스터디로그는</w:t>
+      </w:r>
+      <w:proofErr w:type="spellEnd"/>
+      <w:r>
+        <w:t xml:space="preserve"> 단순 게시판을 넘어 파편화된 정보를 시리즈</w:t>
+      </w:r>
+      <w:r>
+        <w:rPr>
+          <w:rFonts w:hint="eastAsia"/>
+        </w:rPr>
+        <w:t xml:space="preserve"> 단위</w:t>
+      </w:r>
+      <w:r>
+        <w:t>로 묶고 태그로 분류하여 '나만의 기술 지식 저장소'</w:t>
+      </w:r>
+      <w:proofErr w:type="spellStart"/>
+      <w:r>
+        <w:t>를</w:t>
+      </w:r>
+      <w:proofErr w:type="spellEnd"/>
+      <w:r>
+        <w:t xml:space="preserve"> 구축하는 </w:t>
+      </w:r>
+      <w:proofErr w:type="gramStart"/>
+      <w:r>
+        <w:t>플랫폼입니다.</w:t>
+      </w:r>
+      <w:r>
+        <w:rPr>
+          <w:rFonts w:hint="eastAsia"/>
+          <w:b/>
+          <w:bCs/>
+        </w:rPr>
+        <w:t>(</w:t>
+      </w:r>
+      <w:proofErr w:type="gramEnd"/>
+      <w:r>
+        <w:rPr>
+          <w:rFonts w:hint="eastAsia"/>
+          <w:b/>
+          <w:bCs/>
+        </w:rPr>
+        <w:t>다음)</w:t>
+      </w:r>
+    </w:p>
+    <w:p>
+      <w:pPr>
+        <w:rPr>
+          <w:b/>
+          <w:bCs/>
+        </w:rPr>
+      </w:pPr>
+      <w:r>
+        <w:rPr>
+          <w:rFonts w:hint="eastAsia"/>
+          <w:b/>
+          <w:bCs/>
+        </w:rPr>
+        <w:t>[개발 일정]</w:t>
+      </w:r>
+    </w:p>
+    <w:p>
+      <w:pPr>
+        <w:rPr>
+          <w:b/>
+          <w:bCs/>
+        </w:rPr>
+      </w:pPr>
+      <w:r>
+        <w:rPr>
+          <w:rFonts w:hint="eastAsia"/>
+        </w:rPr>
+        <w:t xml:space="preserve">개발 </w:t>
+      </w:r>
+      <w:proofErr w:type="gramStart"/>
+      <w:r>
+        <w:rPr>
+          <w:rFonts w:hint="eastAsia"/>
+        </w:rPr>
+        <w:t>일정입니다.</w:t>
+      </w:r>
+      <w:r>
+        <w:rPr>
+          <w:rFonts w:hint="eastAsia"/>
+          <w:b/>
+          <w:bCs/>
+        </w:rPr>
+        <w:t>(</w:t>
+      </w:r>
+      <w:proofErr w:type="gramEnd"/>
+      <w:r>
+        <w:rPr>
+          <w:rFonts w:hint="eastAsia"/>
+          <w:b/>
+          <w:bCs/>
+        </w:rPr>
+        <w:t>다음)</w:t>
+      </w:r>
+    </w:p>
+    <w:p>
+      <w:pPr>
+        <w:rPr>
+          <w:b/>
+          <w:bCs/>
+        </w:rPr>
+      </w:pPr>
+      <w:r>
+        <w:rPr>
+          <w:rFonts w:hint="eastAsia"/>
+        </w:rPr>
+        <w:t xml:space="preserve">개발 첫날부터 3일차까지 프로젝트 요구분석 및 기획을 </w:t>
+      </w:r>
+      <w:proofErr w:type="gramStart"/>
+      <w:r>
+        <w:rPr>
+          <w:rFonts w:hint="eastAsia"/>
+        </w:rPr>
+        <w:t>진행하였고,</w:t>
+      </w:r>
+      <w:r>
+        <w:rPr>
+          <w:rFonts w:hint="eastAsia"/>
+          <w:b/>
+          <w:bCs/>
+        </w:rPr>
+        <w:t>(</w:t>
+      </w:r>
+      <w:proofErr w:type="gramEnd"/>
+      <w:r>
+        <w:rPr>
+          <w:rFonts w:hint="eastAsia"/>
+          <w:b/>
+          <w:bCs/>
+        </w:rPr>
+        <w:t>다음)</w:t>
+      </w:r>
+    </w:p>
+    <w:p>
+      <w:pPr>
+        <w:rPr>
+          <w:b/>
+          <w:bCs/>
+        </w:rPr>
+      </w:pPr>
+      <w:r>
+        <w:rPr>
+          <w:rFonts w:hint="eastAsia"/>
+        </w:rPr>
+        <w:t xml:space="preserve">4일차까지는 데이터베이스 및 시스템 구조 </w:t>
+      </w:r>
+      <w:proofErr w:type="gramStart"/>
+      <w:r>
+        <w:rPr>
+          <w:rFonts w:hint="eastAsia"/>
+        </w:rPr>
+        <w:t>설계,</w:t>
+      </w:r>
+      <w:r>
+        <w:rPr>
+          <w:rFonts w:hint="eastAsia"/>
+          <w:b/>
+          <w:bCs/>
+        </w:rPr>
+        <w:t>(</w:t>
+      </w:r>
+      <w:proofErr w:type="gramEnd"/>
+      <w:r>
+        <w:rPr>
+          <w:rFonts w:hint="eastAsia"/>
+          <w:b/>
+          <w:bCs/>
+        </w:rPr>
+        <w:t>다음)</w:t>
+      </w:r>
+    </w:p>
+    <w:p>
+      <w:pPr>
+        <w:rPr>
+          <w:b/>
+          <w:bCs/>
+        </w:rPr>
+      </w:pPr>
+      <w:r>
+        <w:rPr>
+          <w:rFonts w:hint="eastAsia"/>
+        </w:rPr>
+        <w:t>6일차까지 핵심 기능을 구현하였고</w:t>
       </w:r>
       <w:r>
         <w:rPr>
@@ -104,232 +529,32 @@
       <w:r>
         <w:rPr>
           <w:rFonts w:hint="eastAsia"/>
-          <w:b/>
-          <w:bCs/>
-        </w:rPr>
-        <w:t>[개요]</w:t>
-      </w:r>
-    </w:p>
-    <w:p>
-      <w:pPr>
-        <w:rPr>
-          <w:b/>
-          <w:bCs/>
-        </w:rPr>
-      </w:pPr>
-      <w:r>
-        <w:rPr>
-          <w:rFonts w:hint="eastAsia"/>
-        </w:rPr>
-        <w:t xml:space="preserve">먼저 스터디로그란, 학습 과정을 </w:t>
-      </w:r>
-      <w:r>
-        <w:rPr>
-          <w:rFonts w:hint="eastAsia"/>
-        </w:rPr>
-        <w:t>시스템</w:t>
-      </w:r>
-      <w:r>
-        <w:rPr>
-          <w:rFonts w:hint="eastAsia"/>
-        </w:rPr>
-        <w:t xml:space="preserve"> 로그처럼 </w:t>
-      </w:r>
-      <w:r>
-        <w:rPr>
-          <w:rFonts w:hint="eastAsia"/>
-        </w:rPr>
-        <w:t xml:space="preserve">블로그 형식으로 </w:t>
-      </w:r>
-      <w:r>
-        <w:rPr>
-          <w:rFonts w:hint="eastAsia"/>
-        </w:rPr>
-        <w:t xml:space="preserve">기록하는 </w:t>
-      </w:r>
-      <w:r>
-        <w:rPr>
-          <w:rFonts w:hint="eastAsia"/>
-        </w:rPr>
-        <w:t>웹사이트입니다.</w:t>
-      </w:r>
-      <w:r>
-        <w:rPr>
-          <w:rFonts w:hint="eastAsia"/>
-          <w:b/>
-          <w:bCs/>
-        </w:rPr>
-        <w:t>(다음)</w:t>
-      </w:r>
-    </w:p>
-    <w:p>
-      <w:pPr>
-        <w:rPr>
-          <w:b/>
-          <w:bCs/>
-        </w:rPr>
-      </w:pPr>
-      <w:r>
-        <w:t>스터디로그는 단순 게시판을 넘어 파편화된 정보를 시리즈</w:t>
-      </w:r>
-      <w:r>
-        <w:rPr>
-          <w:rFonts w:hint="eastAsia"/>
-        </w:rPr>
-        <w:t xml:space="preserve"> 단위</w:t>
-      </w:r>
-      <w:r>
-        <w:t>로 묶고 태그로 분류하여 '나만의 기술 지식 저장소'를 구축하는 플랫폼입니다.</w:t>
-      </w:r>
-      <w:r>
-        <w:rPr>
-          <w:rFonts w:hint="eastAsia"/>
-          <w:b/>
-          <w:bCs/>
-        </w:rPr>
-        <w:t>(다음)</w:t>
-      </w:r>
-    </w:p>
-    <w:p>
-      <w:pPr>
-        <w:rPr>
-          <w:b/>
-          <w:bCs/>
-        </w:rPr>
-      </w:pPr>
-      <w:r>
-        <w:rPr>
-          <w:rFonts w:hint="eastAsia"/>
-          <w:b/>
-          <w:bCs/>
-        </w:rPr>
-        <w:t>[개발 일정]</w:t>
-      </w:r>
-    </w:p>
-    <w:p>
-      <w:pPr>
-        <w:rPr>
-          <w:b/>
-          <w:bCs/>
-        </w:rPr>
-      </w:pPr>
-      <w:r>
-        <w:rPr>
-          <w:rFonts w:hint="eastAsia"/>
-        </w:rPr>
-        <w:t>개발 일정입니다.</w:t>
-      </w:r>
-      <w:r>
-        <w:rPr>
-          <w:rFonts w:hint="eastAsia"/>
-          <w:b/>
-          <w:bCs/>
-        </w:rPr>
-        <w:t>(다음)</w:t>
-      </w:r>
-    </w:p>
-    <w:p>
-      <w:pPr>
-        <w:rPr>
-          <w:b/>
-          <w:bCs/>
-        </w:rPr>
-      </w:pPr>
-      <w:r>
-        <w:rPr>
-          <w:rFonts w:hint="eastAsia"/>
-        </w:rPr>
-        <w:t>개발 첫날부터 3일차까지 프로젝트 요구분석 및 기획을 진행하였고,</w:t>
-      </w:r>
-      <w:r>
-        <w:rPr>
-          <w:rFonts w:hint="eastAsia"/>
-          <w:b/>
-          <w:bCs/>
-        </w:rPr>
-        <w:t>(다음)</w:t>
-      </w:r>
-    </w:p>
-    <w:p>
-      <w:pPr>
-        <w:rPr>
-          <w:b/>
-          <w:bCs/>
-        </w:rPr>
-      </w:pPr>
-      <w:r>
-        <w:rPr>
-          <w:rFonts w:hint="eastAsia"/>
-        </w:rPr>
-        <w:t>4일차까지는 데이터베이스 및 시스템 구조 설계,</w:t>
-      </w:r>
-      <w:r>
-        <w:rPr>
-          <w:rFonts w:hint="eastAsia"/>
-          <w:b/>
-          <w:bCs/>
-        </w:rPr>
-        <w:t>(다음)</w:t>
-      </w:r>
-    </w:p>
-    <w:p>
-      <w:pPr>
-        <w:rPr>
-          <w:b/>
-          <w:bCs/>
-        </w:rPr>
-      </w:pPr>
-      <w:r>
-        <w:rPr>
-          <w:rFonts w:hint="eastAsia"/>
-        </w:rPr>
-        <w:t>6일차까지 핵심 기능을 구현하였고</w:t>
-      </w:r>
-      <w:r>
-        <w:rPr>
-          <w:rFonts w:hint="eastAsia"/>
-          <w:b/>
-          <w:bCs/>
-        </w:rPr>
-        <w:t>(다음)</w:t>
-      </w:r>
-    </w:p>
-    <w:p>
-      <w:pPr>
-        <w:rPr>
-          <w:b/>
-          <w:bCs/>
-        </w:rPr>
-      </w:pPr>
-      <w:r>
-        <w:rPr>
-          <w:rFonts w:hint="eastAsia"/>
-        </w:rPr>
-        <w:t>8일차까지 테스트 및 검증과 디버그를 완료했습니다.</w:t>
-      </w:r>
-      <w:r>
-        <w:rPr>
-          <w:rFonts w:hint="eastAsia"/>
-          <w:b/>
-          <w:bCs/>
-        </w:rPr>
-        <w:t>(다음</w:t>
-      </w:r>
-      <w:r>
-        <w:rPr>
-          <w:rFonts w:hint="eastAsia"/>
-          <w:b/>
-          <w:bCs/>
-        </w:rPr>
-        <w:t xml:space="preserve"> x 2</w:t>
-      </w:r>
-      <w:r>
-        <w:rPr>
-          <w:rFonts w:hint="eastAsia"/>
-          <w:b/>
-          <w:bCs/>
-        </w:rPr>
-        <w:t>)</w:t>
+        </w:rPr>
+        <w:t xml:space="preserve">8일차까지 테스트 및 검증과 디버그를 </w:t>
+      </w:r>
+      <w:proofErr w:type="gramStart"/>
+      <w:r>
+        <w:rPr>
+          <w:rFonts w:hint="eastAsia"/>
+        </w:rPr>
+        <w:t>완료했습니다.</w:t>
+      </w:r>
+      <w:r>
+        <w:rPr>
+          <w:rFonts w:hint="eastAsia"/>
+          <w:b/>
+          <w:bCs/>
+        </w:rPr>
+        <w:t>(</w:t>
+      </w:r>
+      <w:proofErr w:type="gramEnd"/>
+      <w:r>
+        <w:rPr>
+          <w:rFonts w:hint="eastAsia"/>
+          <w:b/>
+          <w:bCs/>
+        </w:rPr>
+        <w:t>다음)</w:t>
       </w:r>
     </w:p>
     <w:p>
@@ -349,11 +574,6 @@
       </w:r>
     </w:p>
     <w:p>
-      <w:pPr>
-        <w:rPr>
-          <w:rFonts w:hint="eastAsia"/>
-        </w:rPr>
-      </w:pPr>
       <w:r>
         <w:rPr>
           <w:rFonts w:hint="eastAsia"/>
@@ -364,15 +584,31 @@
         <w:rPr>
           <w:rFonts w:hint="eastAsia"/>
         </w:rPr>
-        <w:t>기능 구현 및 협업에서 개개인의 장점을 발휘할 수 있게 능률적으로 업무를 분배하였습니다.</w:t>
-      </w:r>
-      <w:r>
-        <w:rPr>
-          <w:rFonts w:hint="eastAsia"/>
-          <w:b/>
-          <w:bCs/>
-        </w:rPr>
-        <w:t>(다음)</w:t>
+        <w:t xml:space="preserve">기능 구현 및 협업에서 개개인의 장점을 발휘할 수 있게 능률적으로 업무를 </w:t>
+      </w:r>
+      <w:proofErr w:type="gramStart"/>
+      <w:r>
+        <w:rPr>
+          <w:rFonts w:hint="eastAsia"/>
+        </w:rPr>
+        <w:t>분배하였습니다.</w:t>
+      </w:r>
+      <w:r>
+        <w:rPr>
+          <w:rFonts w:hint="eastAsia"/>
+          <w:b/>
+          <w:bCs/>
+        </w:rPr>
+        <w:t>(</w:t>
+      </w:r>
+      <w:proofErr w:type="gramEnd"/>
+      <w:r>
+        <w:rPr>
+          <w:rFonts w:hint="eastAsia"/>
+          <w:b/>
+          <w:bCs/>
+        </w:rPr>
+        <w:t>다음)</w:t>
       </w:r>
     </w:p>
     <w:p>
@@ -396,15 +632,59 @@
         <w:rPr>
           <w:rFonts w:hint="eastAsia"/>
         </w:rPr>
-        <w:t>개발 환경은 다음과 같으며, 형상 관리 도구는 깃허브와 소스트리를 사용했습니다.</w:t>
-      </w:r>
-      <w:r>
-        <w:rPr>
-          <w:rFonts w:hint="eastAsia"/>
-          <w:b/>
-          <w:bCs/>
-        </w:rPr>
-        <w:t>(다음)</w:t>
+        <w:t xml:space="preserve">개발 환경은 다음과 같으며, 형상 관리 도구는 </w:t>
+      </w:r>
+      <w:proofErr w:type="spellStart"/>
+      <w:r>
+        <w:rPr>
+          <w:rFonts w:hint="eastAsia"/>
+        </w:rPr>
+        <w:t>깃허브와</w:t>
+      </w:r>
+      <w:proofErr w:type="spellEnd"/>
+      <w:r>
+        <w:rPr>
+          <w:rFonts w:hint="eastAsia"/>
+        </w:rPr>
+        <w:t xml:space="preserve"> </w:t>
+      </w:r>
+      <w:proofErr w:type="spellStart"/>
+      <w:r>
+        <w:rPr>
+          <w:rFonts w:hint="eastAsia"/>
+        </w:rPr>
+        <w:t>소스트리를</w:t>
+      </w:r>
+      <w:proofErr w:type="spellEnd"/>
+      <w:r>
+        <w:rPr>
+          <w:rFonts w:hint="eastAsia"/>
+        </w:rPr>
+        <w:t xml:space="preserve"> </w:t>
+      </w:r>
+      <w:proofErr w:type="gramStart"/>
+      <w:r>
+        <w:rPr>
+          <w:rFonts w:hint="eastAsia"/>
+        </w:rPr>
+        <w:t>사용했습니다.</w:t>
+      </w:r>
+      <w:r>
+        <w:rPr>
+          <w:rFonts w:hint="eastAsia"/>
+          <w:b/>
+          <w:bCs/>
+        </w:rPr>
+        <w:t>(</w:t>
+      </w:r>
+      <w:proofErr w:type="gramEnd"/>
+      <w:r>
+        <w:rPr>
+          <w:rFonts w:hint="eastAsia"/>
+          <w:b/>
+          <w:bCs/>
+        </w:rPr>
+        <w:t>다음)</w:t>
       </w:r>
     </w:p>
     <w:p>
@@ -446,37 +726,95 @@
         <w:rPr>
           <w:rFonts w:hint="eastAsia"/>
         </w:rPr>
-        <w:t>프로젝트 설계의 구현 기능 목록입니다. 사용자의 주요 기능으로는 시리즈, 태그를 활용한 검색, 잔디 심기 등이 있습니다. 관리자의 주요 기능으로는 시스템 현황을 알 수 있는 대시보드와 회원, 게시글 등 관리 항목들이 있습니다.</w:t>
-      </w:r>
-      <w:r>
-        <w:rPr>
-          <w:rFonts w:hint="eastAsia"/>
-          <w:b/>
-          <w:bCs/>
-        </w:rPr>
-        <w:t>(다음)</w:t>
-      </w:r>
-    </w:p>
-    <w:p>
-      <w:pPr>
-        <w:rPr>
-          <w:b/>
-          <w:bCs/>
-        </w:rPr>
-      </w:pPr>
-      <w:r>
-        <w:rPr>
-          <w:rFonts w:hint="eastAsia"/>
-        </w:rPr>
-        <w:t>다음은 프로젝트 구조입니다. MVC2 패턴을 활용하여 유지보수성과 확장성을 확보했고, 핵심 라이브러리는 아래와 같으며 게시물 작성을 위해 토스트 UI 에디터와 커몬스 IO를 추가했습니다. 패키지의 구조는 익히 알고 계시는 구조와 같습니다.</w:t>
-      </w:r>
-      <w:r>
-        <w:rPr>
-          <w:rFonts w:hint="eastAsia"/>
-          <w:b/>
-          <w:bCs/>
-        </w:rPr>
-        <w:t>(다음)</w:t>
+        <w:t>프로젝트 설계의 구현 기능 목록입니다. 사용자의 주요 기능으로는 시리즈</w:t>
+      </w:r>
+      <w:r>
+        <w:rPr>
+          <w:rFonts w:hint="eastAsia"/>
+        </w:rPr>
+        <w:t>와</w:t>
+      </w:r>
+      <w:r>
+        <w:rPr>
+          <w:rFonts w:hint="eastAsia"/>
+        </w:rPr>
+        <w:t xml:space="preserve"> 태그를 활용한 검색, 잔디 심기 등이 있습니다. 관리자의 주요 기능으로는 시스템 현황을 알 수 있는 대시보드와 회원, 게시글 등 관리 항목들이 </w:t>
+      </w:r>
+      <w:proofErr w:type="gramStart"/>
+      <w:r>
+        <w:rPr>
+          <w:rFonts w:hint="eastAsia"/>
+        </w:rPr>
+        <w:t>있습니다.</w:t>
+      </w:r>
+      <w:r>
+        <w:rPr>
+          <w:rFonts w:hint="eastAsia"/>
+          <w:b/>
+          <w:bCs/>
+        </w:rPr>
+        <w:t>(</w:t>
+      </w:r>
+      <w:proofErr w:type="gramEnd"/>
+      <w:r>
+        <w:rPr>
+          <w:rFonts w:hint="eastAsia"/>
+          <w:b/>
+          <w:bCs/>
+        </w:rPr>
+        <w:t>다음)</w:t>
+      </w:r>
+    </w:p>
+    <w:p>
+      <w:pPr>
+        <w:rPr>
+          <w:b/>
+          <w:bCs/>
+        </w:rPr>
+      </w:pPr>
+      <w:r>
+        <w:rPr>
+          <w:rFonts w:hint="eastAsia"/>
+        </w:rPr>
+        <w:t xml:space="preserve">다음은 프로젝트 구조입니다. MVC2 패턴을 활용하여 유지보수성과 확장성을 확보했고, 핵심 라이브러리는 아래와 같으며 게시물 작성을 위해 토스트 UI 에디터와 </w:t>
+      </w:r>
+      <w:proofErr w:type="spellStart"/>
+      <w:r>
+        <w:rPr>
+          <w:rFonts w:hint="eastAsia"/>
+        </w:rPr>
+        <w:t>커몬스</w:t>
+      </w:r>
+      <w:proofErr w:type="spellEnd"/>
+      <w:r>
+        <w:rPr>
+          <w:rFonts w:hint="eastAsia"/>
+        </w:rPr>
+        <w:t xml:space="preserve"> IO를 추가했습니다. 패키지의 구조는 익히 알고 계시는 구조와 </w:t>
+      </w:r>
+      <w:proofErr w:type="gramStart"/>
+      <w:r>
+        <w:rPr>
+          <w:rFonts w:hint="eastAsia"/>
+        </w:rPr>
+        <w:t>같습니다.</w:t>
+      </w:r>
+      <w:r>
+        <w:rPr>
+          <w:rFonts w:hint="eastAsia"/>
+          <w:b/>
+          <w:bCs/>
+        </w:rPr>
+        <w:t>(</w:t>
+      </w:r>
+      <w:proofErr w:type="gramEnd"/>
+      <w:r>
+        <w:rPr>
+          <w:rFonts w:hint="eastAsia"/>
+          <w:b/>
+          <w:bCs/>
+        </w:rPr>
+        <w:t>다음)</w:t>
       </w:r>
     </w:p>
     <w:p>
@@ -490,29 +828,73 @@
         <w:rPr>
           <w:rFonts w:hint="eastAsia"/>
         </w:rPr>
-        <w:t>을 확인하는 것, 그리고 블로그를 쾌적하게 작성할 수 있는 미니멀하고 깔끔한 디자인이라고 생각했습니다.</w:t>
-      </w:r>
-    </w:p>
-    <w:p>
-      <w:pPr>
-        <w:rPr>
-          <w:b/>
-          <w:bCs/>
-        </w:rPr>
-      </w:pPr>
-      <w:r>
-        <w:rPr>
-          <w:rFonts w:hint="eastAsia"/>
-        </w:rPr>
-        <w:t>저희는 비즈니스 컬러와 디자인스펙을 명세하여, 통일감 있고 세련된 디자인을 사용자분들께 제공할 수 있도록 노력했습니다.</w:t>
-      </w:r>
-      <w:r>
-        <w:rPr>
-          <w:rFonts w:hint="eastAsia"/>
-          <w:b/>
-          <w:bCs/>
-        </w:rPr>
-        <w:t>(다음)</w:t>
+        <w:t xml:space="preserve">을 확인하는 것, 그리고 블로그를 쾌적하게 작성할 수 있는 </w:t>
+      </w:r>
+      <w:proofErr w:type="spellStart"/>
+      <w:r>
+        <w:rPr>
+          <w:rFonts w:hint="eastAsia"/>
+        </w:rPr>
+        <w:t>미니멀하고</w:t>
+      </w:r>
+      <w:proofErr w:type="spellEnd"/>
+      <w:r>
+        <w:rPr>
+          <w:rFonts w:hint="eastAsia"/>
+        </w:rPr>
+        <w:t xml:space="preserve"> 깔끔한 디자인이라고 생각했습니다.</w:t>
+      </w:r>
+    </w:p>
+    <w:p>
+      <w:pPr>
+        <w:rPr>
+          <w:b/>
+          <w:bCs/>
+        </w:rPr>
+      </w:pPr>
+      <w:r>
+        <w:rPr>
+          <w:rFonts w:hint="eastAsia"/>
+        </w:rPr>
+        <w:t xml:space="preserve">저희는 비즈니스 컬러와 </w:t>
+      </w:r>
+      <w:proofErr w:type="spellStart"/>
+      <w:r>
+        <w:rPr>
+          <w:rFonts w:hint="eastAsia"/>
+        </w:rPr>
+        <w:t>디자인스펙을</w:t>
+      </w:r>
+      <w:proofErr w:type="spellEnd"/>
+      <w:r>
+        <w:rPr>
+          <w:rFonts w:hint="eastAsia"/>
+        </w:rPr>
+        <w:t xml:space="preserve"> 명세하여, 통일감 있고 세련된 디자인을 사용자분들께 제공할 수 있도록 </w:t>
+      </w:r>
+      <w:proofErr w:type="gramStart"/>
+      <w:r>
+        <w:rPr>
+          <w:rFonts w:hint="eastAsia"/>
+        </w:rPr>
+        <w:t>노력했습니다.</w:t>
+      </w:r>
+      <w:r>
+        <w:rPr>
+          <w:rFonts w:hint="eastAsia"/>
+          <w:b/>
+          <w:bCs/>
+        </w:rPr>
+        <w:t>(</w:t>
+      </w:r>
+      <w:proofErr w:type="gramEnd"/>
+      <w:r>
+        <w:rPr>
+          <w:rFonts w:hint="eastAsia"/>
+          <w:b/>
+          <w:bCs/>
+        </w:rPr>
+        <w:t>다음)</w:t>
       </w:r>
     </w:p>
     <w:p>
@@ -542,15 +924,45 @@
         <w:rPr>
           <w:rFonts w:hint="eastAsia"/>
         </w:rPr>
-        <w:t>저희 스터디로그의 주요 기능들로는 게시글을 묶어 로드맵처럼 관리할 수 있는 시리즈와 실시간 반영되는 추천 및 댓글 시스템, 원하는 주제를 쉽고 빠르게 필터링 하여 검색할 수 있는 태그 기반 필터링과 건전한 커뮤니티 유지를 위한 신고 및 관리자의 관리 기능들이 있습니다.</w:t>
-      </w:r>
-      <w:r>
-        <w:rPr>
-          <w:rFonts w:hint="eastAsia"/>
-          <w:b/>
-          <w:bCs/>
-        </w:rPr>
-        <w:t>(다음)</w:t>
+        <w:t xml:space="preserve">저희 </w:t>
+      </w:r>
+      <w:proofErr w:type="spellStart"/>
+      <w:r>
+        <w:rPr>
+          <w:rFonts w:hint="eastAsia"/>
+        </w:rPr>
+        <w:t>스터디로그의</w:t>
+      </w:r>
+      <w:proofErr w:type="spellEnd"/>
+      <w:r>
+        <w:rPr>
+          <w:rFonts w:hint="eastAsia"/>
+        </w:rPr>
+        <w:t xml:space="preserve"> 주요 기능들로는 게시글을 묶어 로드맵처럼 관리할 수 있는 시리즈와 실시간 반영되는 추천 및 댓글 시스템, 원하는 주제를 쉽고 빠르게 필터링 하여 검색할 수 있는 태그 기반 필터링과 건전한 커뮤니티 유지를 위한 신고 및 관리자의 관리 기능들이 </w:t>
+      </w:r>
+      <w:proofErr w:type="gramStart"/>
+      <w:r>
+        <w:rPr>
+          <w:rFonts w:hint="eastAsia"/>
+        </w:rPr>
+        <w:t>있습니다.</w:t>
+      </w:r>
+      <w:r>
+        <w:rPr>
+          <w:rFonts w:hint="eastAsia"/>
+          <w:b/>
+          <w:bCs/>
+        </w:rPr>
+        <w:t>(</w:t>
+      </w:r>
+      <w:proofErr w:type="gramEnd"/>
+      <w:r>
+        <w:rPr>
+          <w:rFonts w:hint="eastAsia"/>
+          <w:b/>
+          <w:bCs/>
+        </w:rPr>
+        <w:t>다음)</w:t>
       </w:r>
     </w:p>
     <w:p>
@@ -590,34 +1002,101 @@
         <w:rPr>
           <w:rFonts w:hint="eastAsia"/>
         </w:rPr>
-        <w:t>다음으로, 저희 시스템의 핵심 로직들 몇 가지를 소개하겠습니다.</w:t>
-      </w:r>
-    </w:p>
-    <w:p>
-      <w:pPr>
-        <w:rPr>
-          <w:b/>
-          <w:bCs/>
-        </w:rPr>
-      </w:pPr>
-      <w:r>
-        <w:rPr>
-          <w:rFonts w:hint="eastAsia"/>
-        </w:rPr>
-        <w:t xml:space="preserve">먼저 에이젝스(AJAX)입니다. AJAX는 페이지 새로고침 없이 서버와 통신하여 화면에 즉각 반영하는 기술로, </w:t>
+        <w:t>다음으로, 저희 시스템</w:t>
+      </w:r>
+      <w:r>
+        <w:rPr>
+          <w:rFonts w:hint="eastAsia"/>
+        </w:rPr>
+        <w:t>을 개발하는데 있어</w:t>
+      </w:r>
+      <w:r>
+        <w:rPr>
+          <w:rFonts w:hint="eastAsia"/>
+        </w:rPr>
+        <w:t xml:space="preserve"> 핵심</w:t>
+      </w:r>
+      <w:r>
+        <w:rPr>
+          <w:rFonts w:hint="eastAsia"/>
+        </w:rPr>
+        <w:t>적인</w:t>
+      </w:r>
+      <w:r>
+        <w:rPr>
+          <w:rFonts w:hint="eastAsia"/>
+        </w:rPr>
+        <w:t xml:space="preserve"> 로직들 몇 가지를 소개하겠습니다.</w:t>
+      </w:r>
+    </w:p>
+    <w:p>
+      <w:pPr>
+        <w:rPr>
+          <w:b/>
+          <w:bCs/>
+        </w:rPr>
+      </w:pPr>
+      <w:r>
+        <w:rPr>
+          <w:rFonts w:hint="eastAsia"/>
+        </w:rPr>
+        <w:t xml:space="preserve">먼저 </w:t>
+      </w:r>
+      <w:proofErr w:type="spellStart"/>
+      <w:r>
+        <w:rPr>
+          <w:rFonts w:hint="eastAsia"/>
+        </w:rPr>
+        <w:t>에이젝스</w:t>
+      </w:r>
+      <w:proofErr w:type="spellEnd"/>
+      <w:r>
+        <w:rPr>
+          <w:rFonts w:hint="eastAsia"/>
+        </w:rPr>
+        <w:t xml:space="preserve">(AJAX)입니다. AJAX는 페이지 </w:t>
+      </w:r>
+      <w:proofErr w:type="spellStart"/>
+      <w:r>
+        <w:rPr>
+          <w:rFonts w:hint="eastAsia"/>
+        </w:rPr>
+        <w:t>새로고침</w:t>
+      </w:r>
+      <w:proofErr w:type="spellEnd"/>
+      <w:r>
+        <w:rPr>
+          <w:rFonts w:hint="eastAsia"/>
+        </w:rPr>
+        <w:t xml:space="preserve"> 없이 서버와 통신하여 화면에 즉각 반영하는 기술로, </w:t>
       </w:r>
       <w:r>
         <w:t>사용자 상호작용 발생 시 </w:t>
       </w:r>
+      <w:proofErr w:type="spellStart"/>
       <w:r>
         <w:rPr>
           <w:rFonts w:hint="eastAsia"/>
         </w:rPr>
         <w:t>페치</w:t>
       </w:r>
-      <w:r>
-        <w:t xml:space="preserve"> API를 사용하여 새로고침 없이 데이터를 송수신합니다. 컨트롤러는 요청을 처리한 후 Gson</w:t>
-      </w:r>
+      <w:proofErr w:type="spellEnd"/>
+      <w:r>
+        <w:t xml:space="preserve"> API를 사용하여 </w:t>
+      </w:r>
+      <w:proofErr w:type="spellStart"/>
+      <w:r>
+        <w:t>새로고침</w:t>
+      </w:r>
+      <w:proofErr w:type="spellEnd"/>
+      <w:r>
+        <w:t xml:space="preserve"> 없이 데이터를 송수신합니다. 컨트롤러는 요청을 처리한 후 </w:t>
+      </w:r>
+      <w:proofErr w:type="spellStart"/>
+      <w:r>
+        <w:t>Gson</w:t>
+      </w:r>
+      <w:proofErr w:type="spellEnd"/>
       <w:r>
         <w:rPr>
           <w:rFonts w:hint="eastAsia"/>
@@ -646,15 +1125,28 @@
         <w:t>(제이슨)</w:t>
       </w:r>
       <w:r>
-        <w:t xml:space="preserve"> 형식으로 반환합니다.</w:t>
-      </w:r>
-      <w:r>
-        <w:rPr>
-          <w:rFonts w:hint="eastAsia"/>
-          <w:b/>
-          <w:bCs/>
-        </w:rPr>
-        <w:t>(다음)</w:t>
+        <w:t xml:space="preserve"> 형식으로 </w:t>
+      </w:r>
+      <w:proofErr w:type="gramStart"/>
+      <w:r>
+        <w:t>반환합니다.</w:t>
+      </w:r>
+      <w:r>
+        <w:rPr>
+          <w:rFonts w:hint="eastAsia"/>
+          <w:b/>
+          <w:bCs/>
+        </w:rPr>
+        <w:t>(</w:t>
+      </w:r>
+      <w:proofErr w:type="gramEnd"/>
+      <w:r>
+        <w:rPr>
+          <w:rFonts w:hint="eastAsia"/>
+          <w:b/>
+          <w:bCs/>
+        </w:rPr>
+        <w:t>다음)</w:t>
       </w:r>
     </w:p>
     <w:p>
@@ -680,7 +1172,15 @@
         <w:t xml:space="preserve"> </w:t>
       </w:r>
       <w:r>
-        <w:t>중첩 반복문 없이 단 두 번의 순회로 대량의 계층형 데이터를 처리할 수 있어 성능상 매우 유리</w:t>
+        <w:t xml:space="preserve">중첩 </w:t>
+      </w:r>
+      <w:proofErr w:type="spellStart"/>
+      <w:r>
+        <w:t>반복문</w:t>
+      </w:r>
+      <w:proofErr w:type="spellEnd"/>
+      <w:r>
+        <w:t xml:space="preserve"> 없이 단 두 번의 순회로 대량의 계층형 데이터를 처리할 수 있어 성능상 매우 유리</w:t>
       </w:r>
       <w:r>
         <w:rPr>
@@ -698,15 +1198,31 @@
         <w:rPr>
           <w:rFonts w:hint="eastAsia"/>
         </w:rPr>
-        <w:t>이 특장점이라고 할 수 있습니다.</w:t>
-      </w:r>
-      <w:r>
-        <w:rPr>
-          <w:rFonts w:hint="eastAsia"/>
-          <w:b/>
-          <w:bCs/>
-        </w:rPr>
-        <w:t>(다음)</w:t>
+        <w:t xml:space="preserve">이 특장점이라고 할 수 </w:t>
+      </w:r>
+      <w:proofErr w:type="gramStart"/>
+      <w:r>
+        <w:rPr>
+          <w:rFonts w:hint="eastAsia"/>
+        </w:rPr>
+        <w:t>있습니다.</w:t>
+      </w:r>
+      <w:r>
+        <w:rPr>
+          <w:rFonts w:hint="eastAsia"/>
+          <w:b/>
+          <w:bCs/>
+        </w:rPr>
+        <w:t>(</w:t>
+      </w:r>
+      <w:proofErr w:type="gramEnd"/>
+      <w:r>
+        <w:rPr>
+          <w:rFonts w:hint="eastAsia"/>
+          <w:b/>
+          <w:bCs/>
+        </w:rPr>
+        <w:t>다음)</w:t>
       </w:r>
     </w:p>
     <w:p>
@@ -740,45 +1256,175 @@
           <w:rFonts w:hint="eastAsia"/>
         </w:rPr>
         <w:lastRenderedPageBreak/>
-        <w:t>다음은 이메일 중복 확인 로직입니다. 이메일을 리퀘스트로 전달받아 db내 중복여부를 확인하여 결과값을 Gson으로 클라이언트에게 전송하며, 이 또한 페이지 전환 없이 실시간으로 이메일 사용 가능 여부를 판별하기 때문에 사용자 경험을 향상시킨다고 할 수 있습니다.</w:t>
-      </w:r>
-      <w:r>
-        <w:rPr>
-          <w:rFonts w:hint="eastAsia"/>
-          <w:b/>
-          <w:bCs/>
-        </w:rPr>
-        <w:t>(다음)</w:t>
-      </w:r>
-    </w:p>
-    <w:p>
-      <w:r>
-        <w:rPr>
-          <w:rFonts w:hint="eastAsia"/>
-        </w:rPr>
-        <w:t>다음으로는 BCrypt(비크립트) 기반의 비밀번호 암호화 로직입니다.</w:t>
-      </w:r>
-    </w:p>
-    <w:p>
-      <w:pPr>
-        <w:rPr>
-          <w:b/>
-          <w:bCs/>
-        </w:rPr>
-      </w:pPr>
-      <w:r>
-        <w:rPr>
-          <w:rFonts w:hint="eastAsia"/>
-        </w:rPr>
-        <w:t>해시 함수를 여러 번 반복하고 무작위 솔트를 추가하여 평문으로 복호화가 불가능한, 단방향 해시 알고리즘인 BCrypt를 적용하여 데이터베이스 유출 시에도 사용자의 비밀번호를 안전하게 보호할 수 있습니다.</w:t>
-      </w:r>
-      <w:r>
-        <w:rPr>
-          <w:rFonts w:hint="eastAsia"/>
-          <w:b/>
-          <w:bCs/>
-        </w:rPr>
-        <w:t>(다음)</w:t>
+        <w:t xml:space="preserve">다음은 이메일 중복 확인 로직입니다. 이메일을 </w:t>
+      </w:r>
+      <w:proofErr w:type="spellStart"/>
+      <w:r>
+        <w:rPr>
+          <w:rFonts w:hint="eastAsia"/>
+        </w:rPr>
+        <w:t>리퀘스트로</w:t>
+      </w:r>
+      <w:proofErr w:type="spellEnd"/>
+      <w:r>
+        <w:rPr>
+          <w:rFonts w:hint="eastAsia"/>
+        </w:rPr>
+        <w:t xml:space="preserve"> 전달받아 </w:t>
+      </w:r>
+      <w:proofErr w:type="spellStart"/>
+      <w:r>
+        <w:rPr>
+          <w:rFonts w:hint="eastAsia"/>
+        </w:rPr>
+        <w:t>db</w:t>
+      </w:r>
+      <w:proofErr w:type="spellEnd"/>
+      <w:r>
+        <w:rPr>
+          <w:rFonts w:hint="eastAsia"/>
+        </w:rPr>
+        <w:t xml:space="preserve">내 중복여부를 확인하여 결과값을 </w:t>
+      </w:r>
+      <w:proofErr w:type="spellStart"/>
+      <w:r>
+        <w:rPr>
+          <w:rFonts w:hint="eastAsia"/>
+        </w:rPr>
+        <w:t>Gson</w:t>
+      </w:r>
+      <w:proofErr w:type="spellEnd"/>
+      <w:r>
+        <w:rPr>
+          <w:rFonts w:hint="eastAsia"/>
+        </w:rPr>
+        <w:t xml:space="preserve">으로 클라이언트에게 전송하며, 이 또한 페이지 전환 없이 실시간으로 이메일 사용 가능 여부를 판별하기 때문에 사용자 경험을 향상시킨다고 할 수 </w:t>
+      </w:r>
+      <w:proofErr w:type="gramStart"/>
+      <w:r>
+        <w:rPr>
+          <w:rFonts w:hint="eastAsia"/>
+        </w:rPr>
+        <w:t>있습니다.</w:t>
+      </w:r>
+      <w:r>
+        <w:rPr>
+          <w:rFonts w:hint="eastAsia"/>
+          <w:b/>
+          <w:bCs/>
+        </w:rPr>
+        <w:t>(</w:t>
+      </w:r>
+      <w:proofErr w:type="gramEnd"/>
+      <w:r>
+        <w:rPr>
+          <w:rFonts w:hint="eastAsia"/>
+          <w:b/>
+          <w:bCs/>
+        </w:rPr>
+        <w:t>다음)</w:t>
+      </w:r>
+    </w:p>
+    <w:p>
+      <w:r>
+        <w:rPr>
+          <w:rFonts w:hint="eastAsia"/>
+        </w:rPr>
+        <w:t xml:space="preserve">다음으로는 </w:t>
+      </w:r>
+      <w:proofErr w:type="spellStart"/>
+      <w:r>
+        <w:rPr>
+          <w:rFonts w:hint="eastAsia"/>
+        </w:rPr>
+        <w:t>BCrypt</w:t>
+      </w:r>
+      <w:proofErr w:type="spellEnd"/>
+      <w:r>
+        <w:rPr>
+          <w:rFonts w:hint="eastAsia"/>
+        </w:rPr>
+        <w:t>(</w:t>
+      </w:r>
+      <w:proofErr w:type="spellStart"/>
+      <w:r>
+        <w:rPr>
+          <w:rFonts w:hint="eastAsia"/>
+        </w:rPr>
+        <w:t>비크립트</w:t>
+      </w:r>
+      <w:proofErr w:type="spellEnd"/>
+      <w:r>
+        <w:rPr>
+          <w:rFonts w:hint="eastAsia"/>
+        </w:rPr>
+        <w:t>) 기반의 비밀번호 암호화 로직입니다.</w:t>
+      </w:r>
+    </w:p>
+    <w:p>
+      <w:pPr>
+        <w:rPr>
+          <w:b/>
+          <w:bCs/>
+        </w:rPr>
+      </w:pPr>
+      <w:r>
+        <w:rPr>
+          <w:rFonts w:hint="eastAsia"/>
+        </w:rPr>
+        <w:t xml:space="preserve">해시 함수를 여러 번 반복하고 무작위 </w:t>
+      </w:r>
+      <w:proofErr w:type="spellStart"/>
+      <w:r>
+        <w:rPr>
+          <w:rFonts w:hint="eastAsia"/>
+        </w:rPr>
+        <w:t>솔트를</w:t>
+      </w:r>
+      <w:proofErr w:type="spellEnd"/>
+      <w:r>
+        <w:rPr>
+          <w:rFonts w:hint="eastAsia"/>
+        </w:rPr>
+        <w:t xml:space="preserve"> 추가하여 평문으로 복호화가 불가능한, 단방향 해시 알고리즘인 </w:t>
+      </w:r>
+      <w:proofErr w:type="spellStart"/>
+      <w:r>
+        <w:rPr>
+          <w:rFonts w:hint="eastAsia"/>
+        </w:rPr>
+        <w:t>BCrypt</w:t>
+      </w:r>
+      <w:proofErr w:type="spellEnd"/>
+      <w:r>
+        <w:rPr>
+          <w:rFonts w:hint="eastAsia"/>
+        </w:rPr>
+        <w:t xml:space="preserve">를 적용하여 데이터베이스 유출 시에도 사용자의 비밀번호를 안전하게 보호할 수 </w:t>
+      </w:r>
+      <w:proofErr w:type="gramStart"/>
+      <w:r>
+        <w:rPr>
+          <w:rFonts w:hint="eastAsia"/>
+        </w:rPr>
+        <w:t>있습니다.</w:t>
+      </w:r>
+      <w:r>
+        <w:rPr>
+          <w:rFonts w:hint="eastAsia"/>
+          <w:b/>
+          <w:bCs/>
+        </w:rPr>
+        <w:t>(</w:t>
+      </w:r>
+      <w:proofErr w:type="gramEnd"/>
+      <w:r>
+        <w:rPr>
+          <w:rFonts w:hint="eastAsia"/>
+          <w:b/>
+          <w:bCs/>
+        </w:rPr>
+        <w:t>다음)</w:t>
       </w:r>
     </w:p>
     <w:p>
@@ -792,7 +1438,6 @@
     <w:p>
       <w:pPr>
         <w:rPr>
-          <w:rFonts w:hint="eastAsia"/>
           <w:b/>
           <w:bCs/>
         </w:rPr>
@@ -807,8 +1452,13 @@
         <w:t xml:space="preserve"> </w:t>
       </w:r>
       <w:r>
-        <w:t>때 delete from을 사용하면 영구적으로 삭제가 되어버려 복구가 불가능해지는데</w:t>
-      </w:r>
+        <w:t xml:space="preserve">때 delete from을 사용하면 영구적으로 삭제가 되어버려 복구가 </w:t>
+      </w:r>
+      <w:proofErr w:type="spellStart"/>
+      <w:r>
+        <w:t>불가능해지는데</w:t>
+      </w:r>
+      <w:proofErr w:type="spellEnd"/>
       <w:r>
         <w:rPr>
           <w:rFonts w:hint="eastAsia"/>
@@ -816,14 +1466,22 @@
         <w:t>,</w:t>
       </w:r>
       <w:r>
-        <w:t xml:space="preserve"> deleted_at컬럼을 사용해서 데이터를 완전히 삭제하지 않고</w:t>
-      </w:r>
-      <w:r>
-        <w:rPr>
-          <w:rFonts w:hint="eastAsia"/>
-        </w:rPr>
         <w:t xml:space="preserve"> </w:t>
       </w:r>
+      <w:proofErr w:type="spellStart"/>
+      <w:r>
+        <w:t>deleted_at</w:t>
+      </w:r>
+      <w:proofErr w:type="spellEnd"/>
+      <w:r>
+        <w:t>컬럼을 사용해서 데이터를 완전히 삭제하지 않고</w:t>
+      </w:r>
+      <w:r>
+        <w:rPr>
+          <w:rFonts w:hint="eastAsia"/>
+        </w:rPr>
+        <w:t xml:space="preserve"> </w:t>
+      </w:r>
       <w:r>
         <w:t>삭제된 시각을 기록해서 사용자에게는 보이지 않게 처리하는 방식</w:t>
       </w:r>
@@ -834,16 +1492,70 @@
         <w:t>입니다.</w:t>
       </w:r>
       <w:r>
-        <w:t xml:space="preserve"> 이는 WHERE deleted_at IS NULL</w:t>
-      </w:r>
-      <w:r>
-        <w:rPr>
-          <w:rFonts w:hint="eastAsia"/>
-        </w:rPr>
-        <w:t>(웨어 딜리티드엣 이즈 널)</w:t>
-      </w:r>
-      <w:r>
-        <w:t xml:space="preserve"> 조건을 걸어 삭제되지 않은 글만 노출하는 방식으로 처리</w:t>
+        <w:t xml:space="preserve"> 이는 WHERE </w:t>
+      </w:r>
+      <w:proofErr w:type="spellStart"/>
+      <w:r>
+        <w:t>deleted_at</w:t>
+      </w:r>
+      <w:proofErr w:type="spellEnd"/>
+      <w:r>
+        <w:t xml:space="preserve"> IS NULL</w:t>
+      </w:r>
+      <w:r>
+        <w:rPr>
+          <w:rFonts w:hint="eastAsia"/>
+        </w:rPr>
+        <w:t>(</w:t>
+      </w:r>
+      <w:proofErr w:type="spellStart"/>
+      <w:r>
+        <w:rPr>
+          <w:rFonts w:hint="eastAsia"/>
+        </w:rPr>
+        <w:t>웨어</w:t>
+      </w:r>
+      <w:proofErr w:type="spellEnd"/>
+      <w:r>
+        <w:rPr>
+          <w:rFonts w:hint="eastAsia"/>
+        </w:rPr>
+        <w:t xml:space="preserve"> </w:t>
+      </w:r>
+      <w:proofErr w:type="spellStart"/>
+      <w:r>
+        <w:rPr>
+          <w:rFonts w:hint="eastAsia"/>
+        </w:rPr>
+        <w:t>딜리티드엣</w:t>
+      </w:r>
+      <w:proofErr w:type="spellEnd"/>
+      <w:r>
+        <w:rPr>
+          <w:rFonts w:hint="eastAsia"/>
+        </w:rPr>
+        <w:t xml:space="preserve"> </w:t>
+      </w:r>
+      <w:proofErr w:type="spellStart"/>
+      <w:r>
+        <w:rPr>
+          <w:rFonts w:hint="eastAsia"/>
+        </w:rPr>
+        <w:t>이즈</w:t>
+      </w:r>
+      <w:proofErr w:type="spellEnd"/>
+      <w:r>
+        <w:rPr>
+          <w:rFonts w:hint="eastAsia"/>
+        </w:rPr>
+        <w:t xml:space="preserve"> 널)</w:t>
+      </w:r>
+      <w:r>
+        <w:t xml:space="preserve"> 조건을 걸어 삭제되지 않은 글만 노출하는 방식으로 </w:t>
+      </w:r>
+      <w:proofErr w:type="gramStart"/>
+      <w:r>
+        <w:t>처리</w:t>
       </w:r>
       <w:r>
         <w:rPr>
@@ -857,28 +1569,361 @@
           <w:b/>
           <w:bCs/>
         </w:rPr>
-        <w:t>(다음)</w:t>
-      </w:r>
-    </w:p>
-    <w:p>
-      <w:r>
-        <w:rPr>
-          <w:rFonts w:hint="eastAsia"/>
-        </w:rPr>
-        <w:t>다음은 관리자 기능의 조회 필터링 및 정렬 로직입니다.</w:t>
-      </w:r>
-    </w:p>
-    <w:p>
-      <w:r>
-        <w:t>유효하지 않은 상태값이나 정렬 조건을 체크하여 기본값으로 보정하는 방어적 코딩을 적용했습니다. 검색어, 상태, 정렬 등의 조건을 조합하여 Service 레이어에 전달합니다. 필터링된 결과에 대해 PageDto를 생성하여 UI의 페이지네이션과 동기화합니다.</w:t>
-      </w:r>
-    </w:p>
-    <w:p>
-      <w:pPr>
-        <w:rPr>
-          <w:rFonts w:hint="eastAsia"/>
-        </w:rPr>
-      </w:pPr>
+        <w:t>(</w:t>
+      </w:r>
+      <w:proofErr w:type="gramEnd"/>
+      <w:r>
+        <w:rPr>
+          <w:rFonts w:hint="eastAsia"/>
+          <w:b/>
+          <w:bCs/>
+        </w:rPr>
+        <w:t>다음)</w:t>
+      </w:r>
+    </w:p>
+    <w:p>
+      <w:r>
+        <w:rPr>
+          <w:rFonts w:hint="eastAsia"/>
+        </w:rPr>
+        <w:t xml:space="preserve">마지막으로 </w:t>
+      </w:r>
+      <w:r>
+        <w:rPr>
+          <w:rFonts w:hint="eastAsia"/>
+        </w:rPr>
+        <w:t>관리자 기능의 조회 필터링 및 정렬 로직입니다.</w:t>
+      </w:r>
+    </w:p>
+    <w:p>
+      <w:pPr>
+        <w:rPr>
+          <w:b/>
+          <w:bCs/>
+        </w:rPr>
+      </w:pPr>
+      <w:r>
+        <w:t xml:space="preserve">유효하지 않은 </w:t>
+      </w:r>
+      <w:proofErr w:type="spellStart"/>
+      <w:r>
+        <w:t>상태값이나</w:t>
+      </w:r>
+      <w:proofErr w:type="spellEnd"/>
+      <w:r>
+        <w:t xml:space="preserve"> 정렬 조건을 체크하여 기본값으로 보정하는 방어적 코딩을 적용했습니다. 검색어, 상태, 정렬 등의 조건을 조합하여 Service 레이어에 전달합니다. </w:t>
+      </w:r>
+      <w:proofErr w:type="spellStart"/>
+      <w:r>
+        <w:t>필터링된</w:t>
+      </w:r>
+      <w:proofErr w:type="spellEnd"/>
+      <w:r>
+        <w:t xml:space="preserve"> 결과에 대해 </w:t>
+      </w:r>
+      <w:proofErr w:type="spellStart"/>
+      <w:r>
+        <w:t>PageDto</w:t>
+      </w:r>
+      <w:proofErr w:type="spellEnd"/>
+      <w:r>
+        <w:t xml:space="preserve">를 생성하여 UI의 </w:t>
+      </w:r>
+      <w:proofErr w:type="spellStart"/>
+      <w:r>
+        <w:t>페이지네이션과</w:t>
+      </w:r>
+      <w:proofErr w:type="spellEnd"/>
+      <w:r>
+        <w:t xml:space="preserve"> </w:t>
+      </w:r>
+      <w:proofErr w:type="gramStart"/>
+      <w:r>
+        <w:t>동기화합니다.</w:t>
+      </w:r>
+      <w:r>
+        <w:rPr>
+          <w:rFonts w:hint="eastAsia"/>
+          <w:b/>
+          <w:bCs/>
+        </w:rPr>
+        <w:t>(</w:t>
+      </w:r>
+      <w:proofErr w:type="gramEnd"/>
+      <w:r>
+        <w:rPr>
+          <w:rFonts w:hint="eastAsia"/>
+          <w:b/>
+          <w:bCs/>
+        </w:rPr>
+        <w:t>다음)</w:t>
+      </w:r>
+    </w:p>
+    <w:p>
+      <w:pPr>
+        <w:rPr>
+          <w:b/>
+          <w:bCs/>
+        </w:rPr>
+      </w:pPr>
+      <w:r>
+        <w:rPr>
+          <w:rFonts w:hint="eastAsia"/>
+          <w:b/>
+          <w:bCs/>
+        </w:rPr>
+        <w:t>[시연]</w:t>
+      </w:r>
+    </w:p>
+    <w:p>
+      <w:r>
+        <w:rPr>
+          <w:rFonts w:hint="eastAsia"/>
+        </w:rPr>
+        <w:t>주요 코드 설명 마치고, 시연 진행하겠습니다.</w:t>
+      </w:r>
+    </w:p>
+    <w:p/>
+    <w:p>
+      <w:pPr>
+        <w:rPr>
+          <w:rFonts w:hint="eastAsia"/>
+        </w:rPr>
+      </w:pPr>
+      <w:r>
+        <w:rPr>
+          <w:rFonts w:hint="eastAsia"/>
+        </w:rPr>
+        <w:t>이상으로 시연 마치고, 보완사항 및 후기로 넘어가겠습니다.</w:t>
+      </w:r>
+    </w:p>
+    <w:p>
+      <w:pPr>
+        <w:rPr>
+          <w:b/>
+          <w:bCs/>
+        </w:rPr>
+      </w:pPr>
+      <w:r>
+        <w:rPr>
+          <w:rFonts w:hint="eastAsia"/>
+          <w:b/>
+          <w:bCs/>
+        </w:rPr>
+        <w:t>[후기]</w:t>
+      </w:r>
+    </w:p>
+    <w:p>
+      <w:r>
+        <w:rPr>
+          <w:rFonts w:hint="eastAsia"/>
+        </w:rPr>
+        <w:t>먼저 보완사항입니다. 첫째로는 로딩 화면 추가, 페이지 간 연결성 향상 등 사용자 편의를 위해 지속적으로 업데이트하고, 고객센터에 불만 사항 접수 메뉴를 만들어 사용자의 의견을 즉각 반영할 수 있게 하겠습니다.</w:t>
+      </w:r>
+    </w:p>
+    <w:p>
+      <w:r>
+        <w:rPr>
+          <w:rFonts w:hint="eastAsia"/>
+        </w:rPr>
+        <w:t xml:space="preserve">두 번째로는, 보다 간편하게 </w:t>
+      </w:r>
+      <w:proofErr w:type="spellStart"/>
+      <w:r>
+        <w:rPr>
+          <w:rFonts w:hint="eastAsia"/>
+        </w:rPr>
+        <w:t>스터디로그에</w:t>
+      </w:r>
+      <w:proofErr w:type="spellEnd"/>
+      <w:r>
+        <w:rPr>
+          <w:rFonts w:hint="eastAsia"/>
+        </w:rPr>
+        <w:t xml:space="preserve"> 가입하고 로그인 할 수 있도록 구글, 네이버 등 소셜 로그인 기능을 추가하겠습니다.</w:t>
+      </w:r>
+    </w:p>
+    <w:p>
+      <w:pPr>
+        <w:rPr>
+          <w:b/>
+          <w:bCs/>
+        </w:rPr>
+      </w:pPr>
+      <w:r>
+        <w:rPr>
+          <w:rFonts w:hint="eastAsia"/>
+        </w:rPr>
+        <w:t>세 번째로는 게시글 작성 화면에서 언어별 코드를 편리하게 작성할 수 있도록 코드 에디터를 추가하고, 꾸미기 요</w:t>
+      </w:r>
+      <w:r>
+        <w:rPr>
+          <w:rFonts w:hint="eastAsia"/>
+        </w:rPr>
+        <w:t xml:space="preserve">소를 통해 글 작성의 재미를 느낄 수 있도록 </w:t>
+      </w:r>
+      <w:proofErr w:type="gramStart"/>
+      <w:r>
+        <w:rPr>
+          <w:rFonts w:hint="eastAsia"/>
+        </w:rPr>
+        <w:t>하겠습니다.</w:t>
+      </w:r>
+      <w:r>
+        <w:rPr>
+          <w:rFonts w:hint="eastAsia"/>
+          <w:b/>
+          <w:bCs/>
+        </w:rPr>
+        <w:t>(</w:t>
+      </w:r>
+      <w:proofErr w:type="gramEnd"/>
+      <w:r>
+        <w:rPr>
+          <w:rFonts w:hint="eastAsia"/>
+          <w:b/>
+          <w:bCs/>
+        </w:rPr>
+        <w:t>다음)</w:t>
+      </w:r>
+    </w:p>
+    <w:p>
+      <w:pPr>
+        <w:rPr>
+          <w:b/>
+          <w:bCs/>
+        </w:rPr>
+      </w:pPr>
+      <w:r>
+        <w:rPr>
+          <w:rFonts w:hint="eastAsia"/>
+        </w:rPr>
+        <w:lastRenderedPageBreak/>
+        <w:t xml:space="preserve">개발 후기입니다. 저희는 이번 프로젝트를 통해 기획과 설계, 그리고 </w:t>
+      </w:r>
+      <w:proofErr w:type="spellStart"/>
+      <w:r>
+        <w:rPr>
+          <w:rFonts w:hint="eastAsia"/>
+        </w:rPr>
+        <w:t>깃허브를</w:t>
+      </w:r>
+      <w:proofErr w:type="spellEnd"/>
+      <w:r>
+        <w:rPr>
+          <w:rFonts w:hint="eastAsia"/>
+        </w:rPr>
+        <w:t xml:space="preserve"> 통한 협업과 역할 분담의 중요성을 체감했습니다. 개인 업무가 아닌 팀 프로젝트이기에 팀원 간의 소통이 무엇보다 중요하며 이는 코드와 프로젝트의 품질로 직결된다는 것을 배웠습니다. 기술적인 부분에서는 단순 CRUD </w:t>
+      </w:r>
+      <w:proofErr w:type="gramStart"/>
+      <w:r>
+        <w:rPr>
+          <w:rFonts w:hint="eastAsia"/>
+        </w:rPr>
+        <w:t>기능 뿐만</w:t>
+      </w:r>
+      <w:proofErr w:type="gramEnd"/>
+      <w:r>
+        <w:rPr>
+          <w:rFonts w:hint="eastAsia"/>
+        </w:rPr>
+        <w:t xml:space="preserve"> 아니라 비동기 통신, 데이터베이스의 설계 및 연동 등 실제 상품성 있는 시스템을 개발하는 방법을 알았으며, MVC라는 </w:t>
+      </w:r>
+      <w:r>
+        <w:rPr>
+          <w:rFonts w:hint="eastAsia"/>
+        </w:rPr>
+        <w:t xml:space="preserve">디자인 패턴을 통해 지속 가능하고 유지보수가 편리한 시스템을 만드는 도구를 익힘으로써 </w:t>
+      </w:r>
+      <w:proofErr w:type="spellStart"/>
+      <w:r>
+        <w:rPr>
+          <w:rFonts w:hint="eastAsia"/>
+        </w:rPr>
+        <w:t>객체지향적인</w:t>
+      </w:r>
+      <w:proofErr w:type="spellEnd"/>
+      <w:r>
+        <w:rPr>
+          <w:rFonts w:hint="eastAsia"/>
+        </w:rPr>
+        <w:t xml:space="preserve"> 개발 역량을 한 단계 높일 수 있었습니다. 이번 프로젝트를 초석으로 삼아 최종 프로젝트에서는 더 성장한 모습으로 임하도록 </w:t>
+      </w:r>
+      <w:proofErr w:type="gramStart"/>
+      <w:r>
+        <w:rPr>
+          <w:rFonts w:hint="eastAsia"/>
+        </w:rPr>
+        <w:t>하겠습니다.</w:t>
+      </w:r>
+      <w:r>
+        <w:rPr>
+          <w:rFonts w:hint="eastAsia"/>
+          <w:b/>
+          <w:bCs/>
+        </w:rPr>
+        <w:t>(</w:t>
+      </w:r>
+      <w:proofErr w:type="gramEnd"/>
+      <w:r>
+        <w:rPr>
+          <w:rFonts w:hint="eastAsia"/>
+          <w:b/>
+          <w:bCs/>
+        </w:rPr>
+        <w:t>다음)</w:t>
+      </w:r>
+    </w:p>
+    <w:p>
+      <w:pPr>
+        <w:rPr>
+          <w:b/>
+          <w:bCs/>
+        </w:rPr>
+      </w:pPr>
+      <w:r>
+        <w:rPr>
+          <w:rFonts w:hint="eastAsia"/>
+          <w:b/>
+          <w:bCs/>
+        </w:rPr>
+        <w:t>[마무리]</w:t>
+      </w:r>
+    </w:p>
+    <w:p>
+      <w:pPr>
+        <w:rPr>
+          <w:rFonts w:hint="eastAsia"/>
+          <w:b/>
+          <w:bCs/>
+        </w:rPr>
+      </w:pPr>
+      <w:r>
+        <w:rPr>
+          <w:rFonts w:hint="eastAsia"/>
+          <w:b/>
+          <w:bCs/>
+        </w:rPr>
+        <w:t xml:space="preserve">이상 </w:t>
+      </w:r>
+      <w:proofErr w:type="spellStart"/>
+      <w:r>
+        <w:rPr>
+          <w:rFonts w:hint="eastAsia"/>
+          <w:b/>
+          <w:bCs/>
+        </w:rPr>
+        <w:t>스터디로그였습니다</w:t>
+      </w:r>
+      <w:proofErr w:type="spellEnd"/>
+      <w:r>
+        <w:rPr>
+          <w:rFonts w:hint="eastAsia"/>
+          <w:b/>
+          <w:bCs/>
+        </w:rPr>
+        <w:t>. 감사합니다.</w:t>
+      </w:r>
     </w:p>
     <w:sectPr>
       <w:pgSz w:w="11906" w:h="16838"/>
@@ -888,6 +1933,103 @@
     </w:sectPr>
   </w:body>
 </w:document>
+</file>
+
+<file path=word/numbering.xml><?xml version="1.0" encoding="utf-8"?>
+<w:numbering xmlns:wpc="http://schemas.microsoft.com/office/word/2010/wordprocessingCanvas" xmlns:cx="http://schemas.microsoft.com/office/drawing/2014/chartex" xmlns:cx1="http://schemas.microsoft.com/office/drawing/2015/9/8/chartex" xmlns:cx2="http://schemas.microsoft.com/office/drawing/2015/10/21/chartex" xmlns:cx3="http://schemas.microsoft.com/office/drawing/2016/5/9/chartex" xmlns:cx4="http://schemas.microsoft.com/office/drawing/2016/5/10/chartex" xmlns:cx5="http://schemas.microsoft.com/office/drawing/2016/5/11/chartex" xmlns:cx6="http://schemas.microsoft.com/office/drawing/2016/5/12/chartex" xmlns:cx7="http://schemas.microsoft.com/office/drawing/2016/5/13/chartex" xmlns:cx8="http://schemas.microsoft.com/office/drawing/2016/5/14/chartex" xmlns:mc="http://schemas.openxmlformats.org/markup-compatibility/2006" xmlns:aink="http://schemas.microsoft.com/office/drawing/2016/ink" xmlns:am3d="http://schemas.microsoft.com/office/drawing/2017/model3d" xmlns:o="urn:schemas-microsoft-com:office:office" xmlns:oel="http://schemas.microsoft.com/office/2019/extlst" xmlns:r="http://schemas.openxmlformats.org/officeDocument/2006/relationships" xmlns:m="http://schemas.openxmlformats.org/officeDocument/2006/math" xmlns:v="urn:schemas-microsoft-com:vml" xmlns:wp14="http://schemas.microsoft.com/office/word/2010/wordprocessingDrawing" xmlns:wp="http://schemas.openxmlformats.org/drawingml/2006/wordprocessingDrawing" xmlns:w10="urn:schemas-microsoft-com:office:word" xmlns:w="http://schemas.openxmlformats.org/wordprocessingml/2006/main" xmlns:w14="http://schemas.microsoft.com/office/word/2010/wordml" xmlns:w15="http://schemas.microsoft.com/office/word/2012/wordml" xmlns:w16cex="http://schemas.microsoft.com/office/word/2018/wordml/cex" xmlns:w16cid="http://schemas.microsoft.com/office/word/2016/wordml/cid" xmlns:w16="http://schemas.microsoft.com/office/word/2018/wordml" xmlns:w16du="http://schemas.microsoft.com/office/word/2023/wordml/word16du" xmlns:w16sdtdh="http://schemas.microsoft.com/office/word/2020/wordml/sdtdatahash" xmlns:w16sdtfl="http://schemas.microsoft.com/office/word/2024/wordml/sdtformatlock" xmlns:w16se="http://schemas.microsoft.com/office/word/2015/wordml/symex" xmlns:wpg="http://schemas.microsoft.com/office/word/2010/wordprocessingGroup" xmlns:wpi="http://schemas.microsoft.com/office/word/2010/wordprocessingInk" xmlns:wne="http://schemas.microsoft.com/office/word/2006/wordml" xmlns:wps="http://schemas.microsoft.com/office/word/2010/wordprocessingShape" mc:Ignorable="w14 w15 w16se w16cid w16 w16cex w16sdtdh w16sdtfl w16du wp14">
+  <w:abstractNum w:abstractNumId="0" w15:restartNumberingAfterBreak="0">
+    <w:nsid w:val="3E032DB4"/>
+    <w:multiLevelType w:val="hybridMultilevel"/>
+    <w:tmpl w:val="BE846186"/>
+    <w:lvl w:ilvl="0" w:tplc="A6EE629E">
+      <w:start w:val="1"/>
+      <w:numFmt w:val="decimal"/>
+      <w:lvlText w:val="%1."/>
+      <w:lvlJc w:val="left"/>
+      <w:pPr>
+        <w:ind w:left="800" w:hanging="360"/>
+      </w:pPr>
+      <w:rPr>
+        <w:rFonts w:hint="default"/>
+      </w:rPr>
+    </w:lvl>
+    <w:lvl w:ilvl="1" w:tplc="04090019" w:tentative="1">
+      <w:start w:val="1"/>
+      <w:numFmt w:val="upperLetter"/>
+      <w:lvlText w:val="%2."/>
+      <w:lvlJc w:val="left"/>
+      <w:pPr>
+        <w:ind w:left="1320" w:hanging="440"/>
+      </w:pPr>
+    </w:lvl>
+    <w:lvl w:ilvl="2" w:tplc="0409001B" w:tentative="1">
+      <w:start w:val="1"/>
+      <w:numFmt w:val="lowerRoman"/>
+      <w:lvlText w:val="%3."/>
+      <w:lvlJc w:val="right"/>
+      <w:pPr>
+        <w:ind w:left="1760" w:hanging="440"/>
+      </w:pPr>
+    </w:lvl>
+    <w:lvl w:ilvl="3" w:tplc="0409000F" w:tentative="1">
+      <w:start w:val="1"/>
+      <w:numFmt w:val="decimal"/>
+      <w:lvlText w:val="%4."/>
+      <w:lvlJc w:val="left"/>
+      <w:pPr>
+        <w:ind w:left="2200" w:hanging="440"/>
+      </w:pPr>
+    </w:lvl>
+    <w:lvl w:ilvl="4" w:tplc="04090019" w:tentative="1">
+      <w:start w:val="1"/>
+      <w:numFmt w:val="upperLetter"/>
+      <w:lvlText w:val="%5."/>
+      <w:lvlJc w:val="left"/>
+      <w:pPr>
+        <w:ind w:left="2640" w:hanging="440"/>
+      </w:pPr>
+    </w:lvl>
+    <w:lvl w:ilvl="5" w:tplc="0409001B" w:tentative="1">
+      <w:start w:val="1"/>
+      <w:numFmt w:val="lowerRoman"/>
+      <w:lvlText w:val="%6."/>
+      <w:lvlJc w:val="right"/>
+      <w:pPr>
+        <w:ind w:left="3080" w:hanging="440"/>
+      </w:pPr>
+    </w:lvl>
+    <w:lvl w:ilvl="6" w:tplc="0409000F" w:tentative="1">
+      <w:start w:val="1"/>
+      <w:numFmt w:val="decimal"/>
+      <w:lvlText w:val="%7."/>
+      <w:lvlJc w:val="left"/>
+      <w:pPr>
+        <w:ind w:left="3520" w:hanging="440"/>
+      </w:pPr>
+    </w:lvl>
+    <w:lvl w:ilvl="7" w:tplc="04090019" w:tentative="1">
+      <w:start w:val="1"/>
+      <w:numFmt w:val="upperLetter"/>
+      <w:lvlText w:val="%8."/>
+      <w:lvlJc w:val="left"/>
+      <w:pPr>
+        <w:ind w:left="3960" w:hanging="440"/>
+      </w:pPr>
+    </w:lvl>
+    <w:lvl w:ilvl="8" w:tplc="0409001B" w:tentative="1">
+      <w:start w:val="1"/>
+      <w:numFmt w:val="lowerRoman"/>
+      <w:lvlText w:val="%9."/>
+      <w:lvlJc w:val="right"/>
+      <w:pPr>
+        <w:ind w:left="4400" w:hanging="440"/>
+      </w:pPr>
+    </w:lvl>
+  </w:abstractNum>
+  <w:num w:numId="1" w16cid:durableId="173346057">
+    <w:abstractNumId w:val="0"/>
+  </w:num>
+</w:numbering>
 </file>
 
 <file path=word/styles.xml><?xml version="1.0" encoding="utf-8"?>
@@ -1497,6 +2639,7 @@
   <w:style w:type="character" w:default="1" w:styleId="a0">
     <w:name w:val="Default Paragraph Font"/>
     <w:uiPriority w:val="1"/>
+    <w:semiHidden/>
     <w:unhideWhenUsed/>
   </w:style>
   <w:style w:type="table" w:default="1" w:styleId="a1">

--- a/docs/발표 자료/스터디로그 발표 대본.docx
+++ b/docs/발표 자료/스터디로그 발표 대본.docx
@@ -12,7 +12,6 @@
           <w:szCs w:val="44"/>
         </w:rPr>
       </w:pPr>
-      <w:proofErr w:type="spellStart"/>
       <w:r>
         <w:rPr>
           <w:rFonts w:hint="eastAsia"/>
@@ -21,18 +20,7 @@
           <w:sz w:val="44"/>
           <w:szCs w:val="44"/>
         </w:rPr>
-        <w:t>스터디로그</w:t>
-      </w:r>
-      <w:proofErr w:type="spellEnd"/>
-      <w:r>
-        <w:rPr>
-          <w:rFonts w:hint="eastAsia"/>
-          <w:b/>
-          <w:bCs/>
-          <w:sz w:val="44"/>
-          <w:szCs w:val="44"/>
-        </w:rPr>
-        <w:t xml:space="preserve"> 발표 대본</w:t>
+        <w:t>스터디로그 발표 대본</w:t>
       </w:r>
     </w:p>
     <w:p>
@@ -56,101 +44,15 @@
         <w:rPr>
           <w:rFonts w:hint="eastAsia"/>
         </w:rPr>
-        <w:t xml:space="preserve">안녕하십니까, 저희는 개발자 커뮤니티 플랫폼 </w:t>
-      </w:r>
-      <w:proofErr w:type="spellStart"/>
-      <w:r>
-        <w:rPr>
-          <w:rFonts w:hint="eastAsia"/>
-        </w:rPr>
-        <w:t>스터디로그의</w:t>
-      </w:r>
-      <w:proofErr w:type="spellEnd"/>
-      <w:r>
-        <w:rPr>
-          <w:rFonts w:hint="eastAsia"/>
-        </w:rPr>
-        <w:t xml:space="preserve"> 팀장 </w:t>
-      </w:r>
-      <w:proofErr w:type="spellStart"/>
-      <w:r>
-        <w:rPr>
-          <w:rFonts w:hint="eastAsia"/>
-        </w:rPr>
-        <w:t>황스일</w:t>
-      </w:r>
-      <w:proofErr w:type="spellEnd"/>
-      <w:r>
-        <w:rPr>
-          <w:rFonts w:hint="eastAsia"/>
-        </w:rPr>
-        <w:t xml:space="preserve">, </w:t>
-      </w:r>
-      <w:proofErr w:type="spellStart"/>
-      <w:r>
-        <w:rPr>
-          <w:rFonts w:hint="eastAsia"/>
-        </w:rPr>
-        <w:t>정철진</w:t>
-      </w:r>
-      <w:proofErr w:type="spellEnd"/>
-      <w:r>
-        <w:rPr>
-          <w:rFonts w:hint="eastAsia"/>
-        </w:rPr>
-        <w:t xml:space="preserve">, 이현겸, </w:t>
-      </w:r>
-      <w:proofErr w:type="spellStart"/>
-      <w:r>
-        <w:rPr>
-          <w:rFonts w:hint="eastAsia"/>
-        </w:rPr>
-        <w:t>엄진희</w:t>
-      </w:r>
-      <w:proofErr w:type="spellEnd"/>
-      <w:r>
-        <w:rPr>
-          <w:rFonts w:hint="eastAsia"/>
-        </w:rPr>
-        <w:t xml:space="preserve">, 그리고 발표를 맡은 </w:t>
-      </w:r>
-      <w:proofErr w:type="gramStart"/>
-      <w:r>
-        <w:rPr>
-          <w:rFonts w:hint="eastAsia"/>
-        </w:rPr>
-        <w:t>김건희입니다.(</w:t>
-      </w:r>
-      <w:proofErr w:type="gramEnd"/>
-      <w:r>
-        <w:rPr>
-          <w:rFonts w:hint="eastAsia"/>
-        </w:rPr>
-        <w:t xml:space="preserve">인사) 발표를 </w:t>
-      </w:r>
-      <w:proofErr w:type="gramStart"/>
-      <w:r>
-        <w:rPr>
-          <w:rFonts w:hint="eastAsia"/>
-        </w:rPr>
-        <w:t>시작하겠습니다.</w:t>
-      </w:r>
-      <w:r>
-        <w:rPr>
-          <w:rFonts w:hint="eastAsia"/>
-          <w:b/>
-          <w:bCs/>
-        </w:rPr>
-        <w:t>(</w:t>
-      </w:r>
-      <w:proofErr w:type="gramEnd"/>
-      <w:r>
-        <w:rPr>
-          <w:rFonts w:hint="eastAsia"/>
-          <w:b/>
-          <w:bCs/>
-        </w:rPr>
-        <w:t>다음)</w:t>
+        <w:t>안녕하십니까, 저희는 개발자 커뮤니티 플랫폼 스터디로그의 팀장 황스일, 정철진, 이현겸, 엄진희, 그리고 발표를 맡은 김건희입니다.(인사) 발표를 시작하겠습니다.</w:t>
+      </w:r>
+      <w:r>
+        <w:rPr>
+          <w:rFonts w:hint="eastAsia"/>
+          <w:b/>
+          <w:bCs/>
+        </w:rPr>
+        <w:t>(다음)</w:t>
       </w:r>
     </w:p>
     <w:p>
@@ -180,31 +82,15 @@
         <w:rPr>
           <w:rFonts w:hint="eastAsia"/>
         </w:rPr>
-        <w:t xml:space="preserve">발표는 개요부터 후기까지 </w:t>
-      </w:r>
-      <w:proofErr w:type="gramStart"/>
-      <w:r>
-        <w:rPr>
-          <w:rFonts w:hint="eastAsia"/>
-        </w:rPr>
-        <w:t>진행하겠습니다.</w:t>
-      </w:r>
-      <w:r>
-        <w:rPr>
-          <w:rFonts w:hint="eastAsia"/>
-          <w:b/>
-          <w:bCs/>
-        </w:rPr>
-        <w:t>(</w:t>
-      </w:r>
-      <w:proofErr w:type="gramEnd"/>
-      <w:r>
-        <w:rPr>
-          <w:rFonts w:hint="eastAsia"/>
-          <w:b/>
-          <w:bCs/>
-        </w:rPr>
-        <w:t>다음)</w:t>
+        <w:t>발표는 개요부터 후기까지 진행하겠습니다.</w:t>
+      </w:r>
+      <w:r>
+        <w:rPr>
+          <w:rFonts w:hint="eastAsia"/>
+          <w:b/>
+          <w:bCs/>
+        </w:rPr>
+        <w:t>(다음)</w:t>
       </w:r>
     </w:p>
     <w:p>
@@ -234,16 +120,8 @@
         <w:rPr>
           <w:rFonts w:hint="eastAsia"/>
         </w:rPr>
-        <w:t xml:space="preserve">먼저 </w:t>
-      </w:r>
-      <w:proofErr w:type="spellStart"/>
-      <w:r>
-        <w:rPr>
-          <w:rFonts w:hint="eastAsia"/>
-        </w:rPr>
-        <w:t>스터디로그란</w:t>
-      </w:r>
-      <w:proofErr w:type="spellEnd"/>
+        <w:t>먼저 스터디로그란</w:t>
+      </w:r>
       <w:r>
         <w:rPr>
           <w:rFonts w:hint="eastAsia"/>
@@ -288,7 +166,6 @@
         </w:rPr>
         <w:t xml:space="preserve">기록하는 </w:t>
       </w:r>
-      <w:proofErr w:type="gramStart"/>
       <w:r>
         <w:rPr>
           <w:rFonts w:hint="eastAsia"/>
@@ -301,32 +178,18 @@
           <w:b/>
           <w:bCs/>
         </w:rPr>
-        <w:t>(</w:t>
-      </w:r>
-      <w:proofErr w:type="gramEnd"/>
-      <w:r>
-        <w:rPr>
-          <w:rFonts w:hint="eastAsia"/>
-          <w:b/>
-          <w:bCs/>
-        </w:rPr>
-        <w:t>다음)</w:t>
-      </w:r>
-    </w:p>
-    <w:p>
-      <w:pPr>
-        <w:rPr>
-          <w:b/>
-          <w:bCs/>
-        </w:rPr>
-      </w:pPr>
-      <w:proofErr w:type="spellStart"/>
-      <w:r>
-        <w:t>스터디로그는</w:t>
-      </w:r>
-      <w:proofErr w:type="spellEnd"/>
-      <w:r>
-        <w:t xml:space="preserve"> 단순 게시판을 넘어 파편화된 정보를 시리즈</w:t>
+        <w:t>(다음)</w:t>
+      </w:r>
+    </w:p>
+    <w:p>
+      <w:pPr>
+        <w:rPr>
+          <w:b/>
+          <w:bCs/>
+        </w:rPr>
+      </w:pPr>
+      <w:r>
+        <w:t>스터디로그는 단순 게시판을 넘어 파편화된 정보를 시리즈</w:t>
       </w:r>
       <w:r>
         <w:rPr>
@@ -335,36 +198,15 @@
         <w:t xml:space="preserve"> 단위</w:t>
       </w:r>
       <w:r>
-        <w:t>로 묶고 태그로 분류하여 '나만의 기술 지식 저장소'</w:t>
-      </w:r>
-      <w:proofErr w:type="spellStart"/>
-      <w:r>
-        <w:t>를</w:t>
-      </w:r>
-      <w:proofErr w:type="spellEnd"/>
-      <w:r>
-        <w:t xml:space="preserve"> 구축하는 </w:t>
-      </w:r>
-      <w:proofErr w:type="gramStart"/>
-      <w:r>
-        <w:t>플랫폼입니다.</w:t>
-      </w:r>
-      <w:r>
-        <w:rPr>
-          <w:rFonts w:hint="eastAsia"/>
-          <w:b/>
-          <w:bCs/>
-        </w:rPr>
-        <w:t>(</w:t>
-      </w:r>
-      <w:proofErr w:type="gramEnd"/>
-      <w:r>
-        <w:rPr>
-          <w:rFonts w:hint="eastAsia"/>
-          <w:b/>
-          <w:bCs/>
-        </w:rPr>
-        <w:t>다음)</w:t>
+        <w:t>로 묶고 태그로 분류하여 '나만의 기술 지식 저장소'를 구축하는 플랫폼입니다.</w:t>
+      </w:r>
+      <w:r>
+        <w:rPr>
+          <w:rFonts w:hint="eastAsia"/>
+          <w:b/>
+          <w:bCs/>
+        </w:rPr>
+        <w:t>(다음)</w:t>
       </w:r>
     </w:p>
     <w:p>
@@ -394,107 +236,59 @@
         <w:rPr>
           <w:rFonts w:hint="eastAsia"/>
         </w:rPr>
-        <w:t xml:space="preserve">개발 </w:t>
-      </w:r>
-      <w:proofErr w:type="gramStart"/>
-      <w:r>
-        <w:rPr>
-          <w:rFonts w:hint="eastAsia"/>
-        </w:rPr>
-        <w:t>일정입니다.</w:t>
-      </w:r>
-      <w:r>
-        <w:rPr>
-          <w:rFonts w:hint="eastAsia"/>
-          <w:b/>
-          <w:bCs/>
-        </w:rPr>
-        <w:t>(</w:t>
-      </w:r>
-      <w:proofErr w:type="gramEnd"/>
-      <w:r>
-        <w:rPr>
-          <w:rFonts w:hint="eastAsia"/>
-          <w:b/>
-          <w:bCs/>
-        </w:rPr>
-        <w:t>다음)</w:t>
-      </w:r>
-    </w:p>
-    <w:p>
-      <w:pPr>
-        <w:rPr>
-          <w:b/>
-          <w:bCs/>
-        </w:rPr>
-      </w:pPr>
-      <w:r>
-        <w:rPr>
-          <w:rFonts w:hint="eastAsia"/>
-        </w:rPr>
-        <w:t xml:space="preserve">개발 첫날부터 3일차까지 프로젝트 요구분석 및 기획을 </w:t>
-      </w:r>
-      <w:proofErr w:type="gramStart"/>
-      <w:r>
-        <w:rPr>
-          <w:rFonts w:hint="eastAsia"/>
-        </w:rPr>
-        <w:t>진행하였고,</w:t>
-      </w:r>
-      <w:r>
-        <w:rPr>
-          <w:rFonts w:hint="eastAsia"/>
-          <w:b/>
-          <w:bCs/>
-        </w:rPr>
-        <w:t>(</w:t>
-      </w:r>
-      <w:proofErr w:type="gramEnd"/>
-      <w:r>
-        <w:rPr>
-          <w:rFonts w:hint="eastAsia"/>
-          <w:b/>
-          <w:bCs/>
-        </w:rPr>
-        <w:t>다음)</w:t>
-      </w:r>
-    </w:p>
-    <w:p>
-      <w:pPr>
-        <w:rPr>
-          <w:b/>
-          <w:bCs/>
-        </w:rPr>
-      </w:pPr>
-      <w:r>
-        <w:rPr>
-          <w:rFonts w:hint="eastAsia"/>
-        </w:rPr>
-        <w:t xml:space="preserve">4일차까지는 데이터베이스 및 시스템 구조 </w:t>
-      </w:r>
-      <w:proofErr w:type="gramStart"/>
-      <w:r>
-        <w:rPr>
-          <w:rFonts w:hint="eastAsia"/>
-        </w:rPr>
-        <w:t>설계,</w:t>
-      </w:r>
-      <w:r>
-        <w:rPr>
-          <w:rFonts w:hint="eastAsia"/>
-          <w:b/>
-          <w:bCs/>
-        </w:rPr>
-        <w:t>(</w:t>
-      </w:r>
-      <w:proofErr w:type="gramEnd"/>
-      <w:r>
-        <w:rPr>
-          <w:rFonts w:hint="eastAsia"/>
-          <w:b/>
-          <w:bCs/>
-        </w:rPr>
-        <w:t>다음)</w:t>
+        <w:t>개발 일정입니다.</w:t>
+      </w:r>
+      <w:r>
+        <w:rPr>
+          <w:rFonts w:hint="eastAsia"/>
+          <w:b/>
+          <w:bCs/>
+        </w:rPr>
+        <w:t>(다음)</w:t>
+      </w:r>
+    </w:p>
+    <w:p>
+      <w:pPr>
+        <w:rPr>
+          <w:b/>
+          <w:bCs/>
+        </w:rPr>
+      </w:pPr>
+      <w:r>
+        <w:rPr>
+          <w:rFonts w:hint="eastAsia"/>
+        </w:rPr>
+        <w:t>개발 첫날부터 3일차까지 프로젝트 요구분석 및 기획을 진행하였고,</w:t>
+      </w:r>
+      <w:r>
+        <w:rPr>
+          <w:rFonts w:hint="eastAsia"/>
+          <w:b/>
+          <w:bCs/>
+        </w:rPr>
+        <w:t>(다음)</w:t>
+      </w:r>
+    </w:p>
+    <w:p>
+      <w:pPr>
+        <w:rPr>
+          <w:b/>
+          <w:bCs/>
+        </w:rPr>
+      </w:pPr>
+      <w:r>
+        <w:rPr>
+          <w:rFonts w:hint="eastAsia"/>
+        </w:rPr>
+        <w:t>4일차까지는 데이터베이스 및 시스템 구조 설계,</w:t>
+      </w:r>
+      <w:r>
+        <w:rPr>
+          <w:rFonts w:hint="eastAsia"/>
+          <w:b/>
+          <w:bCs/>
+        </w:rPr>
+        <w:t>(다음)</w:t>
       </w:r>
     </w:p>
     <w:p>
@@ -530,31 +324,15 @@
         <w:rPr>
           <w:rFonts w:hint="eastAsia"/>
         </w:rPr>
-        <w:t xml:space="preserve">8일차까지 테스트 및 검증과 디버그를 </w:t>
-      </w:r>
-      <w:proofErr w:type="gramStart"/>
-      <w:r>
-        <w:rPr>
-          <w:rFonts w:hint="eastAsia"/>
-        </w:rPr>
-        <w:t>완료했습니다.</w:t>
-      </w:r>
-      <w:r>
-        <w:rPr>
-          <w:rFonts w:hint="eastAsia"/>
-          <w:b/>
-          <w:bCs/>
-        </w:rPr>
-        <w:t>(</w:t>
-      </w:r>
-      <w:proofErr w:type="gramEnd"/>
-      <w:r>
-        <w:rPr>
-          <w:rFonts w:hint="eastAsia"/>
-          <w:b/>
-          <w:bCs/>
-        </w:rPr>
-        <w:t>다음)</w:t>
+        <w:t>8일차까지 테스트 및 검증과 디버그를 완료했습니다.</w:t>
+      </w:r>
+      <w:r>
+        <w:rPr>
+          <w:rFonts w:hint="eastAsia"/>
+          <w:b/>
+          <w:bCs/>
+        </w:rPr>
+        <w:t>(다음)</w:t>
       </w:r>
     </w:p>
     <w:p>
@@ -584,31 +362,15 @@
         <w:rPr>
           <w:rFonts w:hint="eastAsia"/>
         </w:rPr>
-        <w:t xml:space="preserve">기능 구현 및 협업에서 개개인의 장점을 발휘할 수 있게 능률적으로 업무를 </w:t>
-      </w:r>
-      <w:proofErr w:type="gramStart"/>
-      <w:r>
-        <w:rPr>
-          <w:rFonts w:hint="eastAsia"/>
-        </w:rPr>
-        <w:t>분배하였습니다.</w:t>
-      </w:r>
-      <w:r>
-        <w:rPr>
-          <w:rFonts w:hint="eastAsia"/>
-          <w:b/>
-          <w:bCs/>
-        </w:rPr>
-        <w:t>(</w:t>
-      </w:r>
-      <w:proofErr w:type="gramEnd"/>
-      <w:r>
-        <w:rPr>
-          <w:rFonts w:hint="eastAsia"/>
-          <w:b/>
-          <w:bCs/>
-        </w:rPr>
-        <w:t>다음)</w:t>
+        <w:t>기능 구현 및 협업에서 개개인의 장점을 발휘할 수 있게 능률적으로 업무를 분배하였습니다.</w:t>
+      </w:r>
+      <w:r>
+        <w:rPr>
+          <w:rFonts w:hint="eastAsia"/>
+          <w:b/>
+          <w:bCs/>
+        </w:rPr>
+        <w:t>(다음)</w:t>
       </w:r>
     </w:p>
     <w:p>
@@ -632,59 +394,15 @@
         <w:rPr>
           <w:rFonts w:hint="eastAsia"/>
         </w:rPr>
-        <w:t xml:space="preserve">개발 환경은 다음과 같으며, 형상 관리 도구는 </w:t>
-      </w:r>
-      <w:proofErr w:type="spellStart"/>
-      <w:r>
-        <w:rPr>
-          <w:rFonts w:hint="eastAsia"/>
-        </w:rPr>
-        <w:t>깃허브와</w:t>
-      </w:r>
-      <w:proofErr w:type="spellEnd"/>
-      <w:r>
-        <w:rPr>
-          <w:rFonts w:hint="eastAsia"/>
-        </w:rPr>
-        <w:t xml:space="preserve"> </w:t>
-      </w:r>
-      <w:proofErr w:type="spellStart"/>
-      <w:r>
-        <w:rPr>
-          <w:rFonts w:hint="eastAsia"/>
-        </w:rPr>
-        <w:t>소스트리를</w:t>
-      </w:r>
-      <w:proofErr w:type="spellEnd"/>
-      <w:r>
-        <w:rPr>
-          <w:rFonts w:hint="eastAsia"/>
-        </w:rPr>
-        <w:t xml:space="preserve"> </w:t>
-      </w:r>
-      <w:proofErr w:type="gramStart"/>
-      <w:r>
-        <w:rPr>
-          <w:rFonts w:hint="eastAsia"/>
-        </w:rPr>
-        <w:t>사용했습니다.</w:t>
-      </w:r>
-      <w:r>
-        <w:rPr>
-          <w:rFonts w:hint="eastAsia"/>
-          <w:b/>
-          <w:bCs/>
-        </w:rPr>
-        <w:t>(</w:t>
-      </w:r>
-      <w:proofErr w:type="gramEnd"/>
-      <w:r>
-        <w:rPr>
-          <w:rFonts w:hint="eastAsia"/>
-          <w:b/>
-          <w:bCs/>
-        </w:rPr>
-        <w:t>다음)</w:t>
+        <w:t>개발 환경은 다음과 같으며, 형상 관리 도구는 깃허브와 소스트리를 사용했습니다.</w:t>
+      </w:r>
+      <w:r>
+        <w:rPr>
+          <w:rFonts w:hint="eastAsia"/>
+          <w:b/>
+          <w:bCs/>
+        </w:rPr>
+        <w:t>(다음)</w:t>
       </w:r>
     </w:p>
     <w:p>
@@ -738,83 +456,37 @@
         <w:rPr>
           <w:rFonts w:hint="eastAsia"/>
         </w:rPr>
-        <w:t xml:space="preserve"> 태그를 활용한 검색, 잔디 심기 등이 있습니다. 관리자의 주요 기능으로는 시스템 현황을 알 수 있는 대시보드와 회원, 게시글 등 관리 항목들이 </w:t>
-      </w:r>
-      <w:proofErr w:type="gramStart"/>
-      <w:r>
-        <w:rPr>
-          <w:rFonts w:hint="eastAsia"/>
-        </w:rPr>
-        <w:t>있습니다.</w:t>
-      </w:r>
-      <w:r>
-        <w:rPr>
-          <w:rFonts w:hint="eastAsia"/>
-          <w:b/>
-          <w:bCs/>
-        </w:rPr>
-        <w:t>(</w:t>
-      </w:r>
-      <w:proofErr w:type="gramEnd"/>
-      <w:r>
-        <w:rPr>
-          <w:rFonts w:hint="eastAsia"/>
-          <w:b/>
-          <w:bCs/>
-        </w:rPr>
-        <w:t>다음)</w:t>
-      </w:r>
-    </w:p>
-    <w:p>
-      <w:pPr>
-        <w:rPr>
-          <w:b/>
-          <w:bCs/>
-        </w:rPr>
-      </w:pPr>
-      <w:r>
-        <w:rPr>
-          <w:rFonts w:hint="eastAsia"/>
-        </w:rPr>
-        <w:t xml:space="preserve">다음은 프로젝트 구조입니다. MVC2 패턴을 활용하여 유지보수성과 확장성을 확보했고, 핵심 라이브러리는 아래와 같으며 게시물 작성을 위해 토스트 UI 에디터와 </w:t>
-      </w:r>
-      <w:proofErr w:type="spellStart"/>
-      <w:r>
-        <w:rPr>
-          <w:rFonts w:hint="eastAsia"/>
-        </w:rPr>
-        <w:t>커몬스</w:t>
-      </w:r>
-      <w:proofErr w:type="spellEnd"/>
-      <w:r>
-        <w:rPr>
-          <w:rFonts w:hint="eastAsia"/>
-        </w:rPr>
-        <w:t xml:space="preserve"> IO를 추가했습니다. 패키지의 구조는 익히 알고 계시는 구조와 </w:t>
-      </w:r>
-      <w:proofErr w:type="gramStart"/>
-      <w:r>
-        <w:rPr>
-          <w:rFonts w:hint="eastAsia"/>
-        </w:rPr>
-        <w:t>같습니다.</w:t>
-      </w:r>
-      <w:r>
-        <w:rPr>
-          <w:rFonts w:hint="eastAsia"/>
-          <w:b/>
-          <w:bCs/>
-        </w:rPr>
-        <w:t>(</w:t>
-      </w:r>
-      <w:proofErr w:type="gramEnd"/>
-      <w:r>
-        <w:rPr>
-          <w:rFonts w:hint="eastAsia"/>
-          <w:b/>
-          <w:bCs/>
-        </w:rPr>
-        <w:t>다음)</w:t>
+        <w:t xml:space="preserve"> 태그를 활용한 검색, 잔디 심기 등이 있습니다. 관리자의 주요 기능으로는 시스템 현황을 알 수 있는 대시보드와 회원, 게시글 등 관리 항목들이 있습니다.</w:t>
+      </w:r>
+      <w:r>
+        <w:rPr>
+          <w:rFonts w:hint="eastAsia"/>
+          <w:b/>
+          <w:bCs/>
+        </w:rPr>
+        <w:t>(다음)</w:t>
+      </w:r>
+    </w:p>
+    <w:p>
+      <w:pPr>
+        <w:rPr>
+          <w:b/>
+          <w:bCs/>
+        </w:rPr>
+      </w:pPr>
+      <w:r>
+        <w:rPr>
+          <w:rFonts w:hint="eastAsia"/>
+        </w:rPr>
+        <w:t>다음은 프로젝트 구조입니다. MVC2 패턴을 활용하여 유지보수성과 확장성을 확보했고, 핵심 라이브러리는 아래와 같으며 게시물 작성을 위해 토스트 UI 에디터와 커몬스 IO를 추가했습니다. 패키지의 구조는 익히 알고 계시는 구조와 같습니다.</w:t>
+      </w:r>
+      <w:r>
+        <w:rPr>
+          <w:rFonts w:hint="eastAsia"/>
+          <w:b/>
+          <w:bCs/>
+        </w:rPr>
+        <w:t>(다음)</w:t>
       </w:r>
     </w:p>
     <w:p>
@@ -828,73 +500,29 @@
         <w:rPr>
           <w:rFonts w:hint="eastAsia"/>
         </w:rPr>
-        <w:t xml:space="preserve">을 확인하는 것, 그리고 블로그를 쾌적하게 작성할 수 있는 </w:t>
-      </w:r>
-      <w:proofErr w:type="spellStart"/>
-      <w:r>
-        <w:rPr>
-          <w:rFonts w:hint="eastAsia"/>
-        </w:rPr>
-        <w:t>미니멀하고</w:t>
-      </w:r>
-      <w:proofErr w:type="spellEnd"/>
-      <w:r>
-        <w:rPr>
-          <w:rFonts w:hint="eastAsia"/>
-        </w:rPr>
-        <w:t xml:space="preserve"> 깔끔한 디자인이라고 생각했습니다.</w:t>
-      </w:r>
-    </w:p>
-    <w:p>
-      <w:pPr>
-        <w:rPr>
-          <w:b/>
-          <w:bCs/>
-        </w:rPr>
-      </w:pPr>
-      <w:r>
-        <w:rPr>
-          <w:rFonts w:hint="eastAsia"/>
-        </w:rPr>
-        <w:t xml:space="preserve">저희는 비즈니스 컬러와 </w:t>
-      </w:r>
-      <w:proofErr w:type="spellStart"/>
-      <w:r>
-        <w:rPr>
-          <w:rFonts w:hint="eastAsia"/>
-        </w:rPr>
-        <w:t>디자인스펙을</w:t>
-      </w:r>
-      <w:proofErr w:type="spellEnd"/>
-      <w:r>
-        <w:rPr>
-          <w:rFonts w:hint="eastAsia"/>
-        </w:rPr>
-        <w:t xml:space="preserve"> 명세하여, 통일감 있고 세련된 디자인을 사용자분들께 제공할 수 있도록 </w:t>
-      </w:r>
-      <w:proofErr w:type="gramStart"/>
-      <w:r>
-        <w:rPr>
-          <w:rFonts w:hint="eastAsia"/>
-        </w:rPr>
-        <w:t>노력했습니다.</w:t>
-      </w:r>
-      <w:r>
-        <w:rPr>
-          <w:rFonts w:hint="eastAsia"/>
-          <w:b/>
-          <w:bCs/>
-        </w:rPr>
-        <w:t>(</w:t>
-      </w:r>
-      <w:proofErr w:type="gramEnd"/>
-      <w:r>
-        <w:rPr>
-          <w:rFonts w:hint="eastAsia"/>
-          <w:b/>
-          <w:bCs/>
-        </w:rPr>
-        <w:t>다음)</w:t>
+        <w:t>을 확인하는 것, 그리고 블로그를 쾌적하게 작성할 수 있는 미니멀하고 깔끔한 디자인이라고 생각했습니다.</w:t>
+      </w:r>
+    </w:p>
+    <w:p>
+      <w:pPr>
+        <w:rPr>
+          <w:b/>
+          <w:bCs/>
+        </w:rPr>
+      </w:pPr>
+      <w:r>
+        <w:rPr>
+          <w:rFonts w:hint="eastAsia"/>
+        </w:rPr>
+        <w:t>저희는 비즈니스 컬러와 디자인스펙을 명세하여, 통일감 있고 세련된 디자인을 사용자분들께 제공할 수 있도록 노력했습니다.</w:t>
+      </w:r>
+      <w:r>
+        <w:rPr>
+          <w:rFonts w:hint="eastAsia"/>
+          <w:b/>
+          <w:bCs/>
+        </w:rPr>
+        <w:t>(다음)</w:t>
       </w:r>
     </w:p>
     <w:p>
@@ -924,63 +552,171 @@
         <w:rPr>
           <w:rFonts w:hint="eastAsia"/>
         </w:rPr>
-        <w:t xml:space="preserve">저희 </w:t>
-      </w:r>
-      <w:proofErr w:type="spellStart"/>
-      <w:r>
-        <w:rPr>
-          <w:rFonts w:hint="eastAsia"/>
-        </w:rPr>
-        <w:t>스터디로그의</w:t>
-      </w:r>
-      <w:proofErr w:type="spellEnd"/>
-      <w:r>
-        <w:rPr>
-          <w:rFonts w:hint="eastAsia"/>
-        </w:rPr>
-        <w:t xml:space="preserve"> 주요 기능들로는 게시글을 묶어 로드맵처럼 관리할 수 있는 시리즈와 실시간 반영되는 추천 및 댓글 시스템, 원하는 주제를 쉽고 빠르게 필터링 하여 검색할 수 있는 태그 기반 필터링과 건전한 커뮤니티 유지를 위한 신고 및 관리자의 관리 기능들이 </w:t>
-      </w:r>
-      <w:proofErr w:type="gramStart"/>
-      <w:r>
-        <w:rPr>
-          <w:rFonts w:hint="eastAsia"/>
-        </w:rPr>
-        <w:t>있습니다.</w:t>
-      </w:r>
-      <w:r>
-        <w:rPr>
-          <w:rFonts w:hint="eastAsia"/>
-          <w:b/>
-          <w:bCs/>
-        </w:rPr>
-        <w:t>(</w:t>
-      </w:r>
-      <w:proofErr w:type="gramEnd"/>
-      <w:r>
-        <w:rPr>
-          <w:rFonts w:hint="eastAsia"/>
-          <w:b/>
-          <w:bCs/>
-        </w:rPr>
-        <w:t>다음)</w:t>
-      </w:r>
-    </w:p>
-    <w:p>
-      <w:pPr>
-        <w:rPr>
-          <w:b/>
-          <w:bCs/>
-        </w:rPr>
-      </w:pPr>
-      <w:r>
-        <w:rPr>
-          <w:rFonts w:hint="eastAsia"/>
-          <w:b/>
-          <w:bCs/>
-        </w:rPr>
-        <w:t>주요 기능 설명</w:t>
-      </w:r>
-    </w:p>
+        <w:t>저희 스터디로그의 주요 기능들로는 게시글을 묶어 로드맵처럼 관리할 수 있는 시리즈와 실시간 반영되는 추천 및 댓글 시스템, 원하는 주제를 쉽고 빠르게 필터링 하여 검색할 수 있는 태그 기반 필터링과 건전한 커뮤니티 유지를 위한 신고 및 관리자의 관리 기능들이 있습니다.</w:t>
+      </w:r>
+      <w:r>
+        <w:rPr>
+          <w:rFonts w:hint="eastAsia"/>
+          <w:b/>
+          <w:bCs/>
+        </w:rPr>
+        <w:t>(다음)</w:t>
+      </w:r>
+    </w:p>
+    <w:p>
+      <w:r>
+        <w:rPr>
+          <w:rFonts w:hint="eastAsia"/>
+        </w:rPr>
+        <w:t>먼저 시리즈 관리 기능입니다.</w:t>
+      </w:r>
+    </w:p>
+    <w:p>
+      <w:pPr>
+        <w:rPr>
+          <w:b/>
+          <w:bCs/>
+        </w:rPr>
+      </w:pPr>
+      <w:r>
+        <w:rPr>
+          <w:rFonts w:hint="eastAsia"/>
+        </w:rPr>
+        <w:t>저희는 글을 작성할 때 시리즈 기능을 사용합니다.</w:t>
+      </w:r>
+      <w:r>
+        <w:rPr>
+          <w:rFonts w:hint="eastAsia"/>
+          <w:b/>
+          <w:bCs/>
+        </w:rPr>
+        <w:t>(다음)</w:t>
+      </w:r>
+      <w:r>
+        <w:rPr>
+          <w:rFonts w:hint="eastAsia"/>
+        </w:rPr>
+        <w:t xml:space="preserve"> 단순 메모가 아닌 학습 기록을 작성할 때에는 시리즈 단위로 묶어 하나의 교보재 같이 만들 수 있는 장점이 있습니다.</w:t>
+      </w:r>
+      <w:r>
+        <w:rPr>
+          <w:rFonts w:hint="eastAsia"/>
+          <w:b/>
+          <w:bCs/>
+        </w:rPr>
+        <w:t>(다음)</w:t>
+      </w:r>
+    </w:p>
+    <w:p>
+      <w:pPr>
+        <w:rPr>
+          <w:b/>
+          <w:bCs/>
+        </w:rPr>
+      </w:pPr>
+      <w:r>
+        <w:rPr>
+          <w:rFonts w:hint="eastAsia"/>
+        </w:rPr>
+        <w:t>다음은 AJAX를 이용한 추천 및 댓글 시스템입니다.</w:t>
+      </w:r>
+      <w:r>
+        <w:rPr>
+          <w:rFonts w:hint="eastAsia"/>
+          <w:b/>
+          <w:bCs/>
+        </w:rPr>
+        <w:t>(다음)</w:t>
+      </w:r>
+    </w:p>
+    <w:p>
+      <w:pPr>
+        <w:rPr>
+          <w:b/>
+          <w:bCs/>
+        </w:rPr>
+      </w:pPr>
+      <w:r>
+        <w:rPr>
+          <w:rFonts w:hint="eastAsia"/>
+        </w:rPr>
+        <w:t>게시글을 추천하거나 댓글을 작성할 때, 화면을 새로고침 하지 않고 서버와 비동기 통신하여 즉시 화면에 반영할 수 있습니다.</w:t>
+      </w:r>
+      <w:r>
+        <w:rPr>
+          <w:rFonts w:hint="eastAsia"/>
+          <w:b/>
+          <w:bCs/>
+        </w:rPr>
+        <w:t>(다음)</w:t>
+      </w:r>
+    </w:p>
+    <w:p>
+      <w:r>
+        <w:rPr>
+          <w:rFonts w:hint="eastAsia"/>
+        </w:rPr>
+        <w:t>다음은 태그 기반 필터링 기능입니다.</w:t>
+      </w:r>
+    </w:p>
+    <w:p>
+      <w:pPr>
+        <w:rPr>
+          <w:b/>
+          <w:bCs/>
+        </w:rPr>
+      </w:pPr>
+      <w:r>
+        <w:rPr>
+          <w:rFonts w:hint="eastAsia"/>
+        </w:rPr>
+        <w:t>게시글이나 시리즈를 검색할 때, 게시글에 작성된 태그를 기반으로 검색이 가능한 기능이며, 하나의 게시글에 태그는 여러 개 입력이 가능합니다.</w:t>
+      </w:r>
+      <w:r>
+        <w:rPr>
+          <w:rFonts w:hint="eastAsia"/>
+          <w:b/>
+          <w:bCs/>
+        </w:rPr>
+        <w:t>(다음)</w:t>
+      </w:r>
+    </w:p>
+    <w:p>
+      <w:pPr>
+        <w:rPr>
+          <w:b/>
+          <w:bCs/>
+        </w:rPr>
+      </w:pPr>
+      <w:r>
+        <w:rPr>
+          <w:rFonts w:hint="eastAsia"/>
+        </w:rPr>
+        <w:t>마지막으로 신고 및 관리입니다.</w:t>
+      </w:r>
+      <w:r>
+        <w:rPr>
+          <w:rFonts w:hint="eastAsia"/>
+          <w:b/>
+          <w:bCs/>
+        </w:rPr>
+        <w:t>(다음)</w:t>
+      </w:r>
+    </w:p>
+    <w:p>
+      <w:pPr>
+        <w:rPr>
+          <w:rFonts w:hint="eastAsia"/>
+        </w:rPr>
+      </w:pPr>
+      <w:r>
+        <w:rPr>
+          <w:rFonts w:hint="eastAsia"/>
+        </w:rPr>
+        <w:t>사용자가 게시글을 신고하면 관리자가 이를 검토하고 해당 게시물을 삭제하거나, 회원에게 제재를 가할 수 있습니다.</w:t>
+      </w:r>
+    </w:p>
+    <w:p/>
     <w:p>
       <w:pPr>
         <w:rPr>
@@ -1040,63 +776,20 @@
         <w:rPr>
           <w:rFonts w:hint="eastAsia"/>
         </w:rPr>
-        <w:t xml:space="preserve">먼저 </w:t>
-      </w:r>
-      <w:proofErr w:type="spellStart"/>
-      <w:r>
-        <w:rPr>
-          <w:rFonts w:hint="eastAsia"/>
-        </w:rPr>
-        <w:t>에이젝스</w:t>
-      </w:r>
-      <w:proofErr w:type="spellEnd"/>
-      <w:r>
-        <w:rPr>
-          <w:rFonts w:hint="eastAsia"/>
-        </w:rPr>
-        <w:t xml:space="preserve">(AJAX)입니다. AJAX는 페이지 </w:t>
-      </w:r>
-      <w:proofErr w:type="spellStart"/>
-      <w:r>
-        <w:rPr>
-          <w:rFonts w:hint="eastAsia"/>
-        </w:rPr>
-        <w:t>새로고침</w:t>
-      </w:r>
-      <w:proofErr w:type="spellEnd"/>
-      <w:r>
-        <w:rPr>
-          <w:rFonts w:hint="eastAsia"/>
-        </w:rPr>
-        <w:t xml:space="preserve"> 없이 서버와 통신하여 화면에 즉각 반영하는 기술로, </w:t>
+        <w:t xml:space="preserve">먼저 에이젝스(AJAX)입니다. AJAX는 페이지 새로고침 없이 서버와 통신하여 화면에 즉각 반영하는 기술로, </w:t>
       </w:r>
       <w:r>
         <w:t>사용자 상호작용 발생 시 </w:t>
       </w:r>
-      <w:proofErr w:type="spellStart"/>
       <w:r>
         <w:rPr>
           <w:rFonts w:hint="eastAsia"/>
         </w:rPr>
         <w:t>페치</w:t>
       </w:r>
-      <w:proofErr w:type="spellEnd"/>
-      <w:r>
-        <w:t xml:space="preserve"> API를 사용하여 </w:t>
-      </w:r>
-      <w:proofErr w:type="spellStart"/>
-      <w:r>
-        <w:t>새로고침</w:t>
-      </w:r>
-      <w:proofErr w:type="spellEnd"/>
-      <w:r>
-        <w:t xml:space="preserve"> 없이 데이터를 송수신합니다. 컨트롤러는 요청을 처리한 후 </w:t>
-      </w:r>
-      <w:proofErr w:type="spellStart"/>
-      <w:r>
-        <w:t>Gson</w:t>
-      </w:r>
-      <w:proofErr w:type="spellEnd"/>
+      <w:r>
+        <w:t xml:space="preserve"> API를 사용하여 새로고침 없이 데이터를 송수신합니다. 컨트롤러는 요청을 처리한 후 Gson</w:t>
+      </w:r>
       <w:r>
         <w:rPr>
           <w:rFonts w:hint="eastAsia"/>
@@ -1125,28 +818,15 @@
         <w:t>(제이슨)</w:t>
       </w:r>
       <w:r>
-        <w:t xml:space="preserve"> 형식으로 </w:t>
-      </w:r>
-      <w:proofErr w:type="gramStart"/>
-      <w:r>
-        <w:t>반환합니다.</w:t>
-      </w:r>
-      <w:r>
-        <w:rPr>
-          <w:rFonts w:hint="eastAsia"/>
-          <w:b/>
-          <w:bCs/>
-        </w:rPr>
-        <w:t>(</w:t>
-      </w:r>
-      <w:proofErr w:type="gramEnd"/>
-      <w:r>
-        <w:rPr>
-          <w:rFonts w:hint="eastAsia"/>
-          <w:b/>
-          <w:bCs/>
-        </w:rPr>
-        <w:t>다음)</w:t>
+        <w:t xml:space="preserve"> 형식으로 반환합니다.</w:t>
+      </w:r>
+      <w:r>
+        <w:rPr>
+          <w:rFonts w:hint="eastAsia"/>
+          <w:b/>
+          <w:bCs/>
+        </w:rPr>
+        <w:t>(다음)</w:t>
       </w:r>
     </w:p>
     <w:p>
@@ -1172,15 +852,7 @@
         <w:t xml:space="preserve"> </w:t>
       </w:r>
       <w:r>
-        <w:t xml:space="preserve">중첩 </w:t>
-      </w:r>
-      <w:proofErr w:type="spellStart"/>
-      <w:r>
-        <w:t>반복문</w:t>
-      </w:r>
-      <w:proofErr w:type="spellEnd"/>
-      <w:r>
-        <w:t xml:space="preserve"> 없이 단 두 번의 순회로 대량의 계층형 데이터를 처리할 수 있어 성능상 매우 유리</w:t>
+        <w:t>중첩 반복문 없이 단 두 번의 순회로 대량의 계층형 데이터를 처리할 수 있어 성능상 매우 유리</w:t>
       </w:r>
       <w:r>
         <w:rPr>
@@ -1198,31 +870,15 @@
         <w:rPr>
           <w:rFonts w:hint="eastAsia"/>
         </w:rPr>
-        <w:t xml:space="preserve">이 특장점이라고 할 수 </w:t>
-      </w:r>
-      <w:proofErr w:type="gramStart"/>
-      <w:r>
-        <w:rPr>
-          <w:rFonts w:hint="eastAsia"/>
-        </w:rPr>
-        <w:t>있습니다.</w:t>
-      </w:r>
-      <w:r>
-        <w:rPr>
-          <w:rFonts w:hint="eastAsia"/>
-          <w:b/>
-          <w:bCs/>
-        </w:rPr>
-        <w:t>(</w:t>
-      </w:r>
-      <w:proofErr w:type="gramEnd"/>
-      <w:r>
-        <w:rPr>
-          <w:rFonts w:hint="eastAsia"/>
-          <w:b/>
-          <w:bCs/>
-        </w:rPr>
-        <w:t>다음)</w:t>
+        <w:t>이 특장점이라고 할 수 있습니다.</w:t>
+      </w:r>
+      <w:r>
+        <w:rPr>
+          <w:rFonts w:hint="eastAsia"/>
+          <w:b/>
+          <w:bCs/>
+        </w:rPr>
+        <w:t>(다음)</w:t>
       </w:r>
     </w:p>
     <w:p>
@@ -1256,175 +912,45 @@
           <w:rFonts w:hint="eastAsia"/>
         </w:rPr>
         <w:lastRenderedPageBreak/>
-        <w:t xml:space="preserve">다음은 이메일 중복 확인 로직입니다. 이메일을 </w:t>
-      </w:r>
-      <w:proofErr w:type="spellStart"/>
-      <w:r>
-        <w:rPr>
-          <w:rFonts w:hint="eastAsia"/>
-        </w:rPr>
-        <w:t>리퀘스트로</w:t>
-      </w:r>
-      <w:proofErr w:type="spellEnd"/>
-      <w:r>
-        <w:rPr>
-          <w:rFonts w:hint="eastAsia"/>
-        </w:rPr>
-        <w:t xml:space="preserve"> 전달받아 </w:t>
-      </w:r>
-      <w:proofErr w:type="spellStart"/>
-      <w:r>
-        <w:rPr>
-          <w:rFonts w:hint="eastAsia"/>
-        </w:rPr>
-        <w:t>db</w:t>
-      </w:r>
-      <w:proofErr w:type="spellEnd"/>
-      <w:r>
-        <w:rPr>
-          <w:rFonts w:hint="eastAsia"/>
-        </w:rPr>
-        <w:t xml:space="preserve">내 중복여부를 확인하여 결과값을 </w:t>
-      </w:r>
-      <w:proofErr w:type="spellStart"/>
-      <w:r>
-        <w:rPr>
-          <w:rFonts w:hint="eastAsia"/>
-        </w:rPr>
-        <w:t>Gson</w:t>
-      </w:r>
-      <w:proofErr w:type="spellEnd"/>
-      <w:r>
-        <w:rPr>
-          <w:rFonts w:hint="eastAsia"/>
-        </w:rPr>
-        <w:t xml:space="preserve">으로 클라이언트에게 전송하며, 이 또한 페이지 전환 없이 실시간으로 이메일 사용 가능 여부를 판별하기 때문에 사용자 경험을 향상시킨다고 할 수 </w:t>
-      </w:r>
-      <w:proofErr w:type="gramStart"/>
-      <w:r>
-        <w:rPr>
-          <w:rFonts w:hint="eastAsia"/>
-        </w:rPr>
-        <w:t>있습니다.</w:t>
-      </w:r>
-      <w:r>
-        <w:rPr>
-          <w:rFonts w:hint="eastAsia"/>
-          <w:b/>
-          <w:bCs/>
-        </w:rPr>
-        <w:t>(</w:t>
-      </w:r>
-      <w:proofErr w:type="gramEnd"/>
-      <w:r>
-        <w:rPr>
-          <w:rFonts w:hint="eastAsia"/>
-          <w:b/>
-          <w:bCs/>
-        </w:rPr>
-        <w:t>다음)</w:t>
-      </w:r>
-    </w:p>
-    <w:p>
-      <w:r>
-        <w:rPr>
-          <w:rFonts w:hint="eastAsia"/>
-        </w:rPr>
-        <w:t xml:space="preserve">다음으로는 </w:t>
-      </w:r>
-      <w:proofErr w:type="spellStart"/>
-      <w:r>
-        <w:rPr>
-          <w:rFonts w:hint="eastAsia"/>
-        </w:rPr>
-        <w:t>BCrypt</w:t>
-      </w:r>
-      <w:proofErr w:type="spellEnd"/>
-      <w:r>
-        <w:rPr>
-          <w:rFonts w:hint="eastAsia"/>
-        </w:rPr>
-        <w:t>(</w:t>
-      </w:r>
-      <w:proofErr w:type="spellStart"/>
-      <w:r>
-        <w:rPr>
-          <w:rFonts w:hint="eastAsia"/>
-        </w:rPr>
-        <w:t>비크립트</w:t>
-      </w:r>
-      <w:proofErr w:type="spellEnd"/>
-      <w:r>
-        <w:rPr>
-          <w:rFonts w:hint="eastAsia"/>
-        </w:rPr>
-        <w:t>) 기반의 비밀번호 암호화 로직입니다.</w:t>
-      </w:r>
-    </w:p>
-    <w:p>
-      <w:pPr>
-        <w:rPr>
-          <w:b/>
-          <w:bCs/>
-        </w:rPr>
-      </w:pPr>
-      <w:r>
-        <w:rPr>
-          <w:rFonts w:hint="eastAsia"/>
-        </w:rPr>
-        <w:t xml:space="preserve">해시 함수를 여러 번 반복하고 무작위 </w:t>
-      </w:r>
-      <w:proofErr w:type="spellStart"/>
-      <w:r>
-        <w:rPr>
-          <w:rFonts w:hint="eastAsia"/>
-        </w:rPr>
-        <w:t>솔트를</w:t>
-      </w:r>
-      <w:proofErr w:type="spellEnd"/>
-      <w:r>
-        <w:rPr>
-          <w:rFonts w:hint="eastAsia"/>
-        </w:rPr>
-        <w:t xml:space="preserve"> 추가하여 평문으로 복호화가 불가능한, 단방향 해시 알고리즘인 </w:t>
-      </w:r>
-      <w:proofErr w:type="spellStart"/>
-      <w:r>
-        <w:rPr>
-          <w:rFonts w:hint="eastAsia"/>
-        </w:rPr>
-        <w:t>BCrypt</w:t>
-      </w:r>
-      <w:proofErr w:type="spellEnd"/>
-      <w:r>
-        <w:rPr>
-          <w:rFonts w:hint="eastAsia"/>
-        </w:rPr>
-        <w:t xml:space="preserve">를 적용하여 데이터베이스 유출 시에도 사용자의 비밀번호를 안전하게 보호할 수 </w:t>
-      </w:r>
-      <w:proofErr w:type="gramStart"/>
-      <w:r>
-        <w:rPr>
-          <w:rFonts w:hint="eastAsia"/>
-        </w:rPr>
-        <w:t>있습니다.</w:t>
-      </w:r>
-      <w:r>
-        <w:rPr>
-          <w:rFonts w:hint="eastAsia"/>
-          <w:b/>
-          <w:bCs/>
-        </w:rPr>
-        <w:t>(</w:t>
-      </w:r>
-      <w:proofErr w:type="gramEnd"/>
-      <w:r>
-        <w:rPr>
-          <w:rFonts w:hint="eastAsia"/>
-          <w:b/>
-          <w:bCs/>
-        </w:rPr>
-        <w:t>다음)</w:t>
+        <w:t>다음은 이메일 중복 확인 로직입니다. 이메일을 리퀘스트로 전달받아 db내 중복여부를 확인하여 결과값을 Gson으로 클라이언트에게 전송하며, 이 또한 페이지 전환 없이 실시간으로 이메일 사용 가능 여부를 판별하기 때문에 사용자 경험을 향상시킨다고 할 수 있습니다.</w:t>
+      </w:r>
+      <w:r>
+        <w:rPr>
+          <w:rFonts w:hint="eastAsia"/>
+          <w:b/>
+          <w:bCs/>
+        </w:rPr>
+        <w:t>(다음)</w:t>
+      </w:r>
+    </w:p>
+    <w:p>
+      <w:r>
+        <w:rPr>
+          <w:rFonts w:hint="eastAsia"/>
+        </w:rPr>
+        <w:t>다음으로는 BCrypt(비크립트) 기반의 비밀번호 암호화 로직입니다.</w:t>
+      </w:r>
+    </w:p>
+    <w:p>
+      <w:pPr>
+        <w:rPr>
+          <w:b/>
+          <w:bCs/>
+        </w:rPr>
+      </w:pPr>
+      <w:r>
+        <w:rPr>
+          <w:rFonts w:hint="eastAsia"/>
+        </w:rPr>
+        <w:t>해시 함수를 여러 번 반복하고 무작위 솔트를 추가하여 평문으로 복호화가 불가능한, 단방향 해시 알고리즘인 BCrypt를 적용하여 데이터베이스 유출 시에도 사용자의 비밀번호를 안전하게 보호할 수 있습니다.</w:t>
+      </w:r>
+      <w:r>
+        <w:rPr>
+          <w:rFonts w:hint="eastAsia"/>
+          <w:b/>
+          <w:bCs/>
+        </w:rPr>
+        <w:t>(다음)</w:t>
       </w:r>
     </w:p>
     <w:p>
@@ -1452,13 +978,8 @@
         <w:t xml:space="preserve"> </w:t>
       </w:r>
       <w:r>
-        <w:t xml:space="preserve">때 delete from을 사용하면 영구적으로 삭제가 되어버려 복구가 </w:t>
-      </w:r>
-      <w:proofErr w:type="spellStart"/>
-      <w:r>
-        <w:t>불가능해지는데</w:t>
-      </w:r>
-      <w:proofErr w:type="spellEnd"/>
+        <w:t>때 delete from을 사용하면 영구적으로 삭제가 되어버려 복구가 불가능해지는데</w:t>
+      </w:r>
       <w:r>
         <w:rPr>
           <w:rFonts w:hint="eastAsia"/>
@@ -1466,15 +987,328 @@
         <w:t>,</w:t>
       </w:r>
       <w:r>
+        <w:t xml:space="preserve"> deleted_at컬럼을 사용해서 데이터를 완전히 삭제하지 않고</w:t>
+      </w:r>
+      <w:r>
+        <w:rPr>
+          <w:rFonts w:hint="eastAsia"/>
+        </w:rPr>
         <w:t xml:space="preserve"> </w:t>
       </w:r>
-      <w:proofErr w:type="spellStart"/>
-      <w:r>
-        <w:t>deleted_at</w:t>
-      </w:r>
-      <w:proofErr w:type="spellEnd"/>
-      <w:r>
-        <w:t>컬럼을 사용해서 데이터를 완전히 삭제하지 않고</w:t>
+      <w:r>
+        <w:t>삭제된 시각을 기록해서 사용자에게는 보이지 않게 처리하는 방식</w:t>
+      </w:r>
+      <w:r>
+        <w:rPr>
+          <w:rFonts w:hint="eastAsia"/>
+        </w:rPr>
+        <w:t>입니다.</w:t>
+      </w:r>
+      <w:r>
+        <w:t xml:space="preserve"> 이는 WHERE deleted_at IS NULL</w:t>
+      </w:r>
+      <w:r>
+        <w:rPr>
+          <w:rFonts w:hint="eastAsia"/>
+        </w:rPr>
+        <w:t>(웨어 딜리티드엣 이즈 널)</w:t>
+      </w:r>
+      <w:r>
+        <w:t xml:space="preserve"> 조건을 걸어 삭제되지 않은 글만 노출하는 방식으로 처리</w:t>
+      </w:r>
+      <w:r>
+        <w:rPr>
+          <w:rFonts w:hint="eastAsia"/>
+        </w:rPr>
+        <w:t>합니다.</w:t>
+      </w:r>
+      <w:r>
+        <w:rPr>
+          <w:rFonts w:hint="eastAsia"/>
+          <w:b/>
+          <w:bCs/>
+        </w:rPr>
+        <w:t>(다음)</w:t>
+      </w:r>
+    </w:p>
+    <w:p>
+      <w:r>
+        <w:rPr>
+          <w:rFonts w:hint="eastAsia"/>
+        </w:rPr>
+        <w:t xml:space="preserve">마지막으로 </w:t>
+      </w:r>
+      <w:r>
+        <w:rPr>
+          <w:rFonts w:hint="eastAsia"/>
+        </w:rPr>
+        <w:t>관리자 기능의 조회 필터링 및 정렬 로직입니다.</w:t>
+      </w:r>
+    </w:p>
+    <w:p>
+      <w:pPr>
+        <w:rPr>
+          <w:b/>
+          <w:bCs/>
+        </w:rPr>
+      </w:pPr>
+      <w:r>
+        <w:t>유효하지 않은 상태값이나 정렬 조건을 체크하여 기본값으로 보정하는 방어적 코딩을 적용했습니다. 검색어, 상태, 정렬 등의 조건을 조합하여 Service 레이어에 전달합니다. 필터링된 결과에 대해 PageDto를 생성하여 UI의 페이지네이션과 동기화합니다.</w:t>
+      </w:r>
+      <w:r>
+        <w:rPr>
+          <w:rFonts w:hint="eastAsia"/>
+          <w:b/>
+          <w:bCs/>
+        </w:rPr>
+        <w:t>(다음)</w:t>
+      </w:r>
+    </w:p>
+    <w:p>
+      <w:pPr>
+        <w:rPr>
+          <w:b/>
+          <w:bCs/>
+        </w:rPr>
+      </w:pPr>
+      <w:r>
+        <w:rPr>
+          <w:rFonts w:hint="eastAsia"/>
+          <w:b/>
+          <w:bCs/>
+        </w:rPr>
+        <w:t>[시연]</w:t>
+      </w:r>
+    </w:p>
+    <w:p>
+      <w:r>
+        <w:rPr>
+          <w:rFonts w:hint="eastAsia"/>
+        </w:rPr>
+        <w:t>주요 코드 설명 마치고, 시연 진행하겠습니다.</w:t>
+      </w:r>
+    </w:p>
+    <w:p>
+      <w:r>
+        <w:rPr>
+          <w:rFonts w:hint="eastAsia"/>
+        </w:rPr>
+        <w:t>[가입]</w:t>
+      </w:r>
+    </w:p>
+    <w:p>
+      <w:r>
+        <w:rPr>
+          <w:rFonts w:hint="eastAsia"/>
+        </w:rPr>
+        <w:t xml:space="preserve">먼저 스터디로그에 접속하면 귀여운 캐릭터들이 맞이해줍니다. 저희는 이메일로 회원가입 하겠습니다. 이메일과 닉네임, 비밀번호를 입력하고 가입합니다. 저희는 미리 만들어 둔 사용자 계정으로 로그인 하겠습니다. </w:t>
+      </w:r>
+    </w:p>
+    <w:p>
+      <w:r>
+        <w:rPr>
+          <w:rFonts w:hint="eastAsia"/>
+        </w:rPr>
+        <w:t>[대시보드]</w:t>
+      </w:r>
+    </w:p>
+    <w:p>
+      <w:r>
+        <w:rPr>
+          <w:rFonts w:hint="eastAsia"/>
+        </w:rPr>
+        <w:t>로그인 하게 되면  사용자의 대시보드 화면이 보이는 모습입니다. 왼쪽</w:t>
+      </w:r>
+      <w:r>
+        <w:rPr>
+          <w:rFonts w:hint="eastAsia"/>
+        </w:rPr>
+        <w:t>의 사이드바</w:t>
+      </w:r>
+      <w:r>
+        <w:rPr>
+          <w:rFonts w:hint="eastAsia"/>
+        </w:rPr>
+        <w:t>에는 나의 활동 기록을 색으로 확인할 수 있는 잔디와 프로필, 시리즈와 커뮤니티 탐색 기능이 있</w:t>
+      </w:r>
+      <w:r>
+        <w:rPr>
+          <w:rFonts w:hint="eastAsia"/>
+        </w:rPr>
+        <w:t xml:space="preserve">고, 사용자의 취향에 맞게 선택할 수 있도록 테마 선택 버튼이 위치하고 있으며, </w:t>
+      </w:r>
+      <w:r>
+        <w:rPr>
+          <w:rFonts w:hint="eastAsia"/>
+        </w:rPr>
+        <w:t xml:space="preserve">해당 사이드바를 접었다 </w:t>
+      </w:r>
+      <w:r>
+        <w:rPr>
+          <w:rFonts w:hint="eastAsia"/>
+        </w:rPr>
+        <w:t>펼치기가 가능합</w:t>
+      </w:r>
+      <w:r>
+        <w:rPr>
+          <w:rFonts w:hint="eastAsia"/>
+        </w:rPr>
+        <w:t xml:space="preserve">니다. </w:t>
+      </w:r>
+      <w:r>
+        <w:rPr>
+          <w:rFonts w:hint="eastAsia"/>
+        </w:rPr>
+        <w:t xml:space="preserve">프로필 버튼을 눌러 프로필을 수정해보겠습니다. 파일 선택 버튼을 눌러 프로필 사진을 변경하겠습니다. 짧은 인사말을 추가하고 </w:t>
+      </w:r>
+      <w:r>
+        <w:lastRenderedPageBreak/>
+        <w:t>‘</w:t>
+      </w:r>
+      <w:r>
+        <w:rPr>
+          <w:rFonts w:hint="eastAsia"/>
+        </w:rPr>
+        <w:t>수정 완료</w:t>
+      </w:r>
+      <w:r>
+        <w:t>’</w:t>
+      </w:r>
+      <w:r>
+        <w:rPr>
+          <w:rFonts w:hint="eastAsia"/>
+        </w:rPr>
+        <w:t xml:space="preserve"> 버튼을 누르면, 변경 내용이 적용된 것을 확인할 수 있습니다. 이제 메인 화면을 보시겠습니다. </w:t>
+      </w:r>
+      <w:r>
+        <w:rPr>
+          <w:rFonts w:hint="eastAsia"/>
+        </w:rPr>
+        <w:t>메인 화면에는 내 시리즈를 관리할 수 있는 화면과 새 글 작성 버튼, 커뮤니티로 이동이 가능한 커뮤니티 버튼이 있습니다.</w:t>
+      </w:r>
+    </w:p>
+    <w:p>
+      <w:r>
+        <w:rPr>
+          <w:rFonts w:hint="eastAsia"/>
+        </w:rPr>
+        <w:t>[시리즈]</w:t>
+      </w:r>
+    </w:p>
+    <w:p>
+      <w:r>
+        <w:t>‘</w:t>
+      </w:r>
+      <w:r>
+        <w:rPr>
+          <w:rFonts w:hint="eastAsia"/>
+        </w:rPr>
+        <w:t>새 시리즈 만들기</w:t>
+      </w:r>
+      <w:r>
+        <w:t>’</w:t>
+      </w:r>
+      <w:r>
+        <w:rPr>
+          <w:rFonts w:hint="eastAsia"/>
+        </w:rPr>
+        <w:t xml:space="preserve"> 버튼을 눌러 시리즈를 만들어보겠습니다. 시리즈의 이름을 입력하고 간단한 설명을 입력합니다. 그리고 이 시리즈를 커뮤니티에 공개할지 안 할지 정한 후, </w:t>
+      </w:r>
+      <w:r>
+        <w:t>‘</w:t>
+      </w:r>
+      <w:r>
+        <w:rPr>
+          <w:rFonts w:hint="eastAsia"/>
+        </w:rPr>
+        <w:t>시리즈 만들기</w:t>
+      </w:r>
+      <w:r>
+        <w:t>’</w:t>
+      </w:r>
+      <w:r>
+        <w:rPr>
+          <w:rFonts w:hint="eastAsia"/>
+        </w:rPr>
+        <w:t xml:space="preserve"> 버튼을 눌러 시리즈를 생성합니다. 시리즈를 생성하게 되면 비어있는 화면이 보입니다. 저희는 바로 </w:t>
+      </w:r>
+      <w:r>
+        <w:t>‘</w:t>
+      </w:r>
+      <w:r>
+        <w:rPr>
+          <w:rFonts w:hint="eastAsia"/>
+        </w:rPr>
+        <w:t>새 글 추가</w:t>
+      </w:r>
+      <w:r>
+        <w:t>’</w:t>
+      </w:r>
+      <w:r>
+        <w:rPr>
+          <w:rFonts w:hint="eastAsia"/>
+        </w:rPr>
+        <w:t xml:space="preserve"> 버튼을 눌러 게시글을 만들어 보겠습니다.</w:t>
+      </w:r>
+    </w:p>
+    <w:p>
+      <w:r>
+        <w:rPr>
+          <w:rFonts w:hint="eastAsia"/>
+        </w:rPr>
+        <w:t>[게시글 작성]</w:t>
+      </w:r>
+    </w:p>
+    <w:p>
+      <w:r>
+        <w:rPr>
+          <w:rFonts w:hint="eastAsia"/>
+        </w:rPr>
+        <w:t xml:space="preserve">게시글의 제목을 입력합니다. 그리고 하단에 태그 입력 창이 보이는 것을 확인할 수 있습니다. 태그는, 커뮤니티에서 내가 원하는 주제를 검색하고 싶을 때 사용하는 것으로, 게시글을 작성할 때 개수 제한 없이 추가가 가능합니다. 저희는 </w:t>
+      </w:r>
+      <w:r>
+        <w:t>‘</w:t>
+      </w:r>
+      <w:r>
+        <w:rPr>
+          <w:rFonts w:hint="eastAsia"/>
+        </w:rPr>
+        <w:t>java</w:t>
+      </w:r>
+      <w:r>
+        <w:t>’</w:t>
+      </w:r>
+      <w:r>
+        <w:rPr>
+          <w:rFonts w:hint="eastAsia"/>
+        </w:rPr>
+        <w:t xml:space="preserve"> 태그를 추가하겠습니다. 그리고 우측에서는 이 글을 추가할 시리즈를 선택할 수 있으며, 시리즈 없이 단독 글로도 작성 가능합니다. 다음으로 내용을 작성하는 란입니다. 마크다운 형식으로 게시글 작성이 가능하며,(이후 채움) </w:t>
+      </w:r>
+      <w:r>
+        <w:t>‘</w:t>
+      </w:r>
+      <w:r>
+        <w:rPr>
+          <w:rFonts w:hint="eastAsia"/>
+        </w:rPr>
+        <w:t>작성 완료</w:t>
+      </w:r>
+      <w:r>
+        <w:t>’</w:t>
+      </w:r>
+      <w:r>
+        <w:rPr>
+          <w:rFonts w:hint="eastAsia"/>
+        </w:rPr>
+        <w:t xml:space="preserve"> 버튼을 눌러 게시글을 등록하겠습니다.</w:t>
+      </w:r>
+    </w:p>
+    <w:p>
+      <w:r>
+        <w:rPr>
+          <w:rFonts w:hint="eastAsia"/>
+        </w:rPr>
+        <w:t>등록 후 바로 게시글 상세 화면을 볼 수 있으며, 이 화면에서는 작성자의 수정 및 삭제,다른 사용자의 신고가 가능합니다. 그리고 비동기 방식으로 화면 새로고침 없이 추천이 가능하며, 댓글 작성이 가능합니다.</w:t>
       </w:r>
       <w:r>
         <w:rPr>
@@ -1483,213 +1317,350 @@
         <w:t xml:space="preserve"> </w:t>
       </w:r>
       <w:r>
-        <w:t>삭제된 시각을 기록해서 사용자에게는 보이지 않게 처리하는 방식</w:t>
-      </w:r>
-      <w:r>
-        <w:rPr>
-          <w:rFonts w:hint="eastAsia"/>
-        </w:rPr>
-        <w:t>입니다.</w:t>
-      </w:r>
-      <w:r>
-        <w:t xml:space="preserve"> 이는 WHERE </w:t>
-      </w:r>
-      <w:proofErr w:type="spellStart"/>
-      <w:r>
-        <w:t>deleted_at</w:t>
-      </w:r>
-      <w:proofErr w:type="spellEnd"/>
-      <w:r>
-        <w:t xml:space="preserve"> IS NULL</w:t>
-      </w:r>
-      <w:r>
-        <w:rPr>
-          <w:rFonts w:hint="eastAsia"/>
-        </w:rPr>
-        <w:t>(</w:t>
-      </w:r>
-      <w:proofErr w:type="spellStart"/>
-      <w:r>
-        <w:rPr>
-          <w:rFonts w:hint="eastAsia"/>
-        </w:rPr>
-        <w:t>웨어</w:t>
-      </w:r>
-      <w:proofErr w:type="spellEnd"/>
-      <w:r>
-        <w:rPr>
-          <w:rFonts w:hint="eastAsia"/>
-        </w:rPr>
-        <w:t xml:space="preserve"> </w:t>
-      </w:r>
-      <w:proofErr w:type="spellStart"/>
-      <w:r>
-        <w:rPr>
-          <w:rFonts w:hint="eastAsia"/>
-        </w:rPr>
-        <w:t>딜리티드엣</w:t>
-      </w:r>
-      <w:proofErr w:type="spellEnd"/>
-      <w:r>
-        <w:rPr>
-          <w:rFonts w:hint="eastAsia"/>
-        </w:rPr>
-        <w:t xml:space="preserve"> </w:t>
-      </w:r>
-      <w:proofErr w:type="spellStart"/>
-      <w:r>
-        <w:rPr>
-          <w:rFonts w:hint="eastAsia"/>
-        </w:rPr>
-        <w:t>이즈</w:t>
-      </w:r>
-      <w:proofErr w:type="spellEnd"/>
-      <w:r>
-        <w:rPr>
-          <w:rFonts w:hint="eastAsia"/>
-        </w:rPr>
-        <w:t xml:space="preserve"> 널)</w:t>
-      </w:r>
-      <w:r>
-        <w:t xml:space="preserve"> 조건을 걸어 삭제되지 않은 글만 노출하는 방식으로 </w:t>
-      </w:r>
-      <w:proofErr w:type="gramStart"/>
-      <w:r>
-        <w:t>처리</w:t>
-      </w:r>
-      <w:r>
-        <w:rPr>
-          <w:rFonts w:hint="eastAsia"/>
-        </w:rPr>
-        <w:t>합니다.</w:t>
-      </w:r>
-      <w:r>
-        <w:rPr>
-          <w:rFonts w:hint="eastAsia"/>
-          <w:b/>
-          <w:bCs/>
-        </w:rPr>
-        <w:t>(</w:t>
-      </w:r>
-      <w:proofErr w:type="gramEnd"/>
-      <w:r>
-        <w:rPr>
-          <w:rFonts w:hint="eastAsia"/>
-          <w:b/>
-          <w:bCs/>
-        </w:rPr>
-        <w:t>다음)</w:t>
-      </w:r>
-    </w:p>
-    <w:p>
-      <w:r>
-        <w:rPr>
-          <w:rFonts w:hint="eastAsia"/>
-        </w:rPr>
-        <w:t xml:space="preserve">마지막으로 </w:t>
-      </w:r>
-      <w:r>
-        <w:rPr>
-          <w:rFonts w:hint="eastAsia"/>
-        </w:rPr>
-        <w:t>관리자 기능의 조회 필터링 및 정렬 로직입니다.</w:t>
-      </w:r>
-    </w:p>
-    <w:p>
-      <w:pPr>
-        <w:rPr>
-          <w:b/>
-          <w:bCs/>
-        </w:rPr>
-      </w:pPr>
-      <w:r>
-        <w:t xml:space="preserve">유효하지 않은 </w:t>
-      </w:r>
-      <w:proofErr w:type="spellStart"/>
-      <w:r>
-        <w:t>상태값이나</w:t>
-      </w:r>
-      <w:proofErr w:type="spellEnd"/>
-      <w:r>
-        <w:t xml:space="preserve"> 정렬 조건을 체크하여 기본값으로 보정하는 방어적 코딩을 적용했습니다. 검색어, 상태, 정렬 등의 조건을 조합하여 Service 레이어에 전달합니다. </w:t>
-      </w:r>
-      <w:proofErr w:type="spellStart"/>
-      <w:r>
-        <w:t>필터링된</w:t>
-      </w:r>
-      <w:proofErr w:type="spellEnd"/>
-      <w:r>
-        <w:t xml:space="preserve"> 결과에 대해 </w:t>
-      </w:r>
-      <w:proofErr w:type="spellStart"/>
-      <w:r>
-        <w:t>PageDto</w:t>
-      </w:r>
-      <w:proofErr w:type="spellEnd"/>
-      <w:r>
-        <w:t xml:space="preserve">를 생성하여 UI의 </w:t>
-      </w:r>
-      <w:proofErr w:type="spellStart"/>
-      <w:r>
-        <w:t>페이지네이션과</w:t>
-      </w:r>
-      <w:proofErr w:type="spellEnd"/>
-      <w:r>
-        <w:t xml:space="preserve"> </w:t>
-      </w:r>
-      <w:proofErr w:type="gramStart"/>
-      <w:r>
-        <w:t>동기화합니다.</w:t>
-      </w:r>
-      <w:r>
-        <w:rPr>
-          <w:rFonts w:hint="eastAsia"/>
-          <w:b/>
-          <w:bCs/>
-        </w:rPr>
-        <w:t>(</w:t>
-      </w:r>
-      <w:proofErr w:type="gramEnd"/>
-      <w:r>
-        <w:rPr>
-          <w:rFonts w:hint="eastAsia"/>
-          <w:b/>
-          <w:bCs/>
-        </w:rPr>
-        <w:t>다음)</w:t>
-      </w:r>
-    </w:p>
-    <w:p>
-      <w:pPr>
-        <w:rPr>
-          <w:b/>
-          <w:bCs/>
-        </w:rPr>
-      </w:pPr>
-      <w:r>
-        <w:rPr>
-          <w:rFonts w:hint="eastAsia"/>
-          <w:b/>
-          <w:bCs/>
-        </w:rPr>
-        <w:t>[시연]</w:t>
-      </w:r>
-    </w:p>
-    <w:p>
-      <w:r>
-        <w:rPr>
-          <w:rFonts w:hint="eastAsia"/>
-        </w:rPr>
-        <w:t>주요 코드 설명 마치고, 시연 진행하겠습니다.</w:t>
-      </w:r>
-    </w:p>
-    <w:p/>
-    <w:p>
-      <w:pPr>
-        <w:rPr>
-          <w:rFonts w:hint="eastAsia"/>
-        </w:rPr>
-      </w:pPr>
+        <w:t>‘</w:t>
+      </w:r>
+      <w:r>
+        <w:rPr>
+          <w:rFonts w:hint="eastAsia"/>
+        </w:rPr>
+        <w:t>목록으로 돌아가기</w:t>
+      </w:r>
+      <w:r>
+        <w:t>’</w:t>
+      </w:r>
+      <w:r>
+        <w:rPr>
+          <w:rFonts w:hint="eastAsia"/>
+        </w:rPr>
+        <w:t xml:space="preserve"> 버튼을 누르겠습니다.</w:t>
+      </w:r>
+    </w:p>
+    <w:p>
+      <w:pPr>
+        <w:rPr>
+          <w:rFonts w:hint="eastAsia"/>
+        </w:rPr>
+      </w:pPr>
+      <w:r>
+        <w:rPr>
+          <w:rFonts w:hint="eastAsia"/>
+        </w:rPr>
+        <w:t xml:space="preserve">현재 시리즈에 방금 작성한 글이 추가된 것을 확인할 수 있습니다. </w:t>
+      </w:r>
+      <w:r>
+        <w:t>‘</w:t>
+      </w:r>
+      <w:r>
+        <w:rPr>
+          <w:rFonts w:hint="eastAsia"/>
+        </w:rPr>
+        <w:t>돌아가기</w:t>
+      </w:r>
+      <w:r>
+        <w:t>’</w:t>
+      </w:r>
+      <w:r>
+        <w:rPr>
+          <w:rFonts w:hint="eastAsia"/>
+        </w:rPr>
+        <w:t xml:space="preserve"> 버튼을 눌러 대시보드로 이동하면, 방금 만든 시리즈가 시리즈 목록에 추가된 것을 확인할 수 있습니다. 이제 상단의 </w:t>
+      </w:r>
+      <w:r>
+        <w:t>‘</w:t>
+      </w:r>
+      <w:r>
+        <w:rPr>
+          <w:rFonts w:hint="eastAsia"/>
+        </w:rPr>
+        <w:t>커뮤니티로 전환</w:t>
+      </w:r>
+      <w:r>
+        <w:t>’</w:t>
+      </w:r>
+      <w:r>
+        <w:rPr>
+          <w:rFonts w:hint="eastAsia"/>
+        </w:rPr>
+        <w:t xml:space="preserve"> 버튼을 눌러 커뮤니티로 이동하겠습니다.</w:t>
+      </w:r>
+    </w:p>
+    <w:p>
+      <w:r>
+        <w:rPr>
+          <w:rFonts w:hint="eastAsia"/>
+        </w:rPr>
+        <w:t>[커뮤니티]</w:t>
+      </w:r>
+    </w:p>
+    <w:p>
+      <w:r>
+        <w:rPr>
+          <w:rFonts w:hint="eastAsia"/>
+        </w:rPr>
+        <w:t>커뮤니티 메인 화면서에는 금주의 인기 게시글과 인기 시리즈를 확인할 수 있으며, 키워드 또는 태그명으로 게시글 및 시리즈를 검색하거나 게시판으로 이동할 수 있습니다.</w:t>
+      </w:r>
+    </w:p>
+    <w:p>
+      <w:r>
+        <w:t>‘</w:t>
+      </w:r>
+      <w:r>
+        <w:rPr>
+          <w:rFonts w:hint="eastAsia"/>
+        </w:rPr>
+        <w:t>전체 게시판 보기</w:t>
+      </w:r>
+      <w:r>
+        <w:t>’</w:t>
+      </w:r>
+      <w:r>
+        <w:rPr>
+          <w:rFonts w:hint="eastAsia"/>
+        </w:rPr>
+        <w:t xml:space="preserve"> 버튼을 누르겠습니다. 현재 화면에서는 전체 게시글 및 시리즈를 리스트 형태로 볼 수 있습니다. 저희는 </w:t>
+      </w:r>
+      <w:r>
+        <w:t>‘</w:t>
+      </w:r>
+      <w:r>
+        <w:rPr>
+          <w:rFonts w:hint="eastAsia"/>
+        </w:rPr>
+        <w:t>시리즈</w:t>
+      </w:r>
+      <w:r>
+        <w:t>’</w:t>
+      </w:r>
+      <w:r>
+        <w:rPr>
+          <w:rFonts w:hint="eastAsia"/>
+        </w:rPr>
+        <w:t xml:space="preserve">로 이동하고, </w:t>
+      </w:r>
+      <w:r>
+        <w:t>‘</w:t>
+      </w:r>
+      <w:r>
+        <w:rPr>
+          <w:rFonts w:hint="eastAsia"/>
+        </w:rPr>
+        <w:t>java</w:t>
+      </w:r>
+      <w:r>
+        <w:t>’</w:t>
+      </w:r>
+      <w:r>
+        <w:rPr>
+          <w:rFonts w:hint="eastAsia"/>
+        </w:rPr>
+        <w:t xml:space="preserve"> 태그를 검색하여 자바에 관련된 시리즈를 찾아보겠습니다. 이렇게 자바 태그를 사용한 적 있는 시리즈들이 나오게 되며, 우측의 정렬 드롭다운을 이용해 이 중 가장 인기가 많은 시리즈는 무엇인지 확인할 수 있습니다.</w:t>
+      </w:r>
+    </w:p>
+    <w:p>
+      <w:r>
+        <w:rPr>
+          <w:rFonts w:hint="eastAsia"/>
+        </w:rPr>
+        <w:t>[관리자로 전환]</w:t>
+      </w:r>
+    </w:p>
+    <w:p>
+      <w:r>
+        <w:rPr>
+          <w:rFonts w:hint="eastAsia"/>
+        </w:rPr>
+        <w:t>사용자의 기능은 이쯤 보고, 이제 관리자 계정으로 이동하겠습니다. (로그인)</w:t>
+      </w:r>
+    </w:p>
+    <w:p>
+      <w:r>
+        <w:rPr>
+          <w:rFonts w:hint="eastAsia"/>
+        </w:rPr>
+        <w:lastRenderedPageBreak/>
+        <w:t>관리자로 로그인하게 되면 사용자와 같은 대시보드 화면이 나오며, 일반 사용자와 동일한 커뮤니티 활동이 기능적으로 가능합니다.</w:t>
+      </w:r>
+      <w:r>
+        <w:rPr>
+          <w:rFonts w:hint="eastAsia"/>
+        </w:rPr>
+        <w:t xml:space="preserve"> 대신 왼쪽 사이드바에 </w:t>
+      </w:r>
+      <w:r>
+        <w:t>‘</w:t>
+      </w:r>
+      <w:r>
+        <w:rPr>
+          <w:rFonts w:hint="eastAsia"/>
+        </w:rPr>
+        <w:t>관리자 모드</w:t>
+      </w:r>
+      <w:r>
+        <w:t>’</w:t>
+      </w:r>
+      <w:r>
+        <w:rPr>
+          <w:rFonts w:hint="eastAsia"/>
+        </w:rPr>
+        <w:t>라는 항목이 있는 것을 확인할 수 있는데, 이 버튼을 눌러 관리자 대시보드로 이동이 가능합니다. 이동해보겠습니다.</w:t>
+      </w:r>
+    </w:p>
+    <w:p>
+      <w:r>
+        <w:rPr>
+          <w:rFonts w:hint="eastAsia"/>
+        </w:rPr>
+        <w:t>[관리자 대시보드]</w:t>
+      </w:r>
+    </w:p>
+    <w:p>
+      <w:r>
+        <w:rPr>
+          <w:rFonts w:hint="eastAsia"/>
+        </w:rPr>
+        <w:t xml:space="preserve">관리자 화면으로 전환하게 되면 메인 화면에서 대시보드와 메뉴들을 확인할 수 있습니다. 대시보드에는 운영을 위한 수치와 그래프 등이 나타나며, 그 우측에 모든 관리 항목들을 확인할 수 있습니다. 먼저 </w:t>
+      </w:r>
+      <w:r>
+        <w:t>‘</w:t>
+      </w:r>
+      <w:r>
+        <w:rPr>
+          <w:rFonts w:hint="eastAsia"/>
+        </w:rPr>
+        <w:t>회원 관리</w:t>
+      </w:r>
+      <w:r>
+        <w:t>’</w:t>
+      </w:r>
+      <w:r>
+        <w:rPr>
+          <w:rFonts w:hint="eastAsia"/>
+        </w:rPr>
+        <w:t xml:space="preserve"> 버튼을 눌러 이동하겠습니다.</w:t>
+      </w:r>
+    </w:p>
+    <w:p>
+      <w:r>
+        <w:rPr>
+          <w:rFonts w:hint="eastAsia"/>
+        </w:rPr>
+        <w:t>[회원 관리]</w:t>
+      </w:r>
+    </w:p>
+    <w:p>
+      <w:r>
+        <w:t>‘</w:t>
+      </w:r>
+      <w:r>
+        <w:rPr>
+          <w:rFonts w:hint="eastAsia"/>
+        </w:rPr>
+        <w:t>회원 관리</w:t>
+      </w:r>
+      <w:r>
+        <w:t>’</w:t>
+      </w:r>
+      <w:r>
+        <w:rPr>
+          <w:rFonts w:hint="eastAsia"/>
+        </w:rPr>
+        <w:t xml:space="preserve"> 메뉴에서는 전체 회원 수, 정상, 정지 및 탈퇴 계정의 수를 확인할 수 있고, 회원 검색과 계정 별 상세 정보를 확인할 수 있으며, 해당 계정을 정지시키거나 회원을 삭제할 수 있습니다.</w:t>
+      </w:r>
+    </w:p>
+    <w:p>
+      <w:r>
+        <w:rPr>
+          <w:rFonts w:hint="eastAsia"/>
+        </w:rPr>
+        <w:t>[게시글 관리]</w:t>
+      </w:r>
+    </w:p>
+    <w:p>
+      <w:r>
+        <w:rPr>
+          <w:rFonts w:hint="eastAsia"/>
+        </w:rPr>
+        <w:t>다음은 게시글 관리 메뉴입니다. 해당 메뉴에서는 커뮤니티의 전체 게시글을 확인할 수 있으며, 공개 상태별 검색과 삭제가 가능합니다.</w:t>
+      </w:r>
+    </w:p>
+    <w:p>
+      <w:r>
+        <w:rPr>
+          <w:rFonts w:hint="eastAsia"/>
+        </w:rPr>
+        <w:t>[댓글 관리]</w:t>
+      </w:r>
+    </w:p>
+    <w:p>
+      <w:r>
+        <w:rPr>
+          <w:rFonts w:hint="eastAsia"/>
+        </w:rPr>
+        <w:t xml:space="preserve">다음은 댓글 관리 메뉴입니다. </w:t>
+      </w:r>
+      <w:r>
+        <w:rPr>
+          <w:rFonts w:hint="eastAsia"/>
+        </w:rPr>
+        <w:t>전체 댓글을 조회 및 검색하고 삭제가 가능합니다.</w:t>
+      </w:r>
+    </w:p>
+    <w:p>
+      <w:r>
+        <w:rPr>
+          <w:rFonts w:hint="eastAsia"/>
+        </w:rPr>
+        <w:t>[신고 관리]</w:t>
+      </w:r>
+    </w:p>
+    <w:p>
+      <w:r>
+        <w:rPr>
+          <w:rFonts w:hint="eastAsia"/>
+        </w:rPr>
+        <w:t xml:space="preserve">다음은 신고 관리 화면입니다. 전체 신고 리스트를 볼 수 있으며, </w:t>
+      </w:r>
+      <w:r>
+        <w:t>‘</w:t>
+      </w:r>
+      <w:r>
+        <w:rPr>
+          <w:rFonts w:hint="eastAsia"/>
+        </w:rPr>
+        <w:t>상세보기</w:t>
+      </w:r>
+      <w:r>
+        <w:t>’</w:t>
+      </w:r>
+      <w:r>
+        <w:rPr>
+          <w:rFonts w:hint="eastAsia"/>
+        </w:rPr>
+        <w:t xml:space="preserve"> 버튼을 눌러 신고 내용의 자세한 사항을 확인할 수 있습니다. 신고는 승인하여 게시물을 삭제하거나, 기각할 수 있습니다.</w:t>
+      </w:r>
+    </w:p>
+    <w:p>
+      <w:r>
+        <w:rPr>
+          <w:rFonts w:hint="eastAsia"/>
+        </w:rPr>
+        <w:t>[태그 관리]</w:t>
+      </w:r>
+    </w:p>
+    <w:p>
+      <w:pPr>
+        <w:rPr>
+          <w:rFonts w:hint="eastAsia"/>
+        </w:rPr>
+      </w:pPr>
+      <w:r>
+        <w:rPr>
+          <w:rFonts w:hint="eastAsia"/>
+        </w:rPr>
+        <w:t>마지막으로 태그 관리 메뉴입니다. 게시글에 사용된 모든 태그의 이름과 사용 횟수를 확인하고, 어떤 태그가 자주 사용되는지 볼 수 있으며, 유해 태그는 블랙리스트에 추가하거나 직접 삭제할 수 있습니다.</w:t>
+      </w:r>
+    </w:p>
+    <w:p>
       <w:r>
         <w:rPr>
           <w:rFonts w:hint="eastAsia"/>
@@ -1718,29 +1689,34 @@
         <w:rPr>
           <w:rFonts w:hint="eastAsia"/>
         </w:rPr>
-        <w:t>먼저 보완사항입니다. 첫째로는 로딩 화면 추가, 페이지 간 연결성 향상 등 사용자 편의를 위해 지속적으로 업데이트하고, 고객센터에 불만 사항 접수 메뉴를 만들어 사용자의 의견을 즉각 반영할 수 있게 하겠습니다.</w:t>
-      </w:r>
-    </w:p>
-    <w:p>
-      <w:r>
-        <w:rPr>
-          <w:rFonts w:hint="eastAsia"/>
-        </w:rPr>
-        <w:t xml:space="preserve">두 번째로는, 보다 간편하게 </w:t>
-      </w:r>
-      <w:proofErr w:type="spellStart"/>
-      <w:r>
-        <w:rPr>
-          <w:rFonts w:hint="eastAsia"/>
-        </w:rPr>
-        <w:t>스터디로그에</w:t>
-      </w:r>
-      <w:proofErr w:type="spellEnd"/>
-      <w:r>
-        <w:rPr>
-          <w:rFonts w:hint="eastAsia"/>
-        </w:rPr>
-        <w:t xml:space="preserve"> 가입하고 로그인 할 수 있도록 구글, 네이버 등 소셜 로그인 기능을 추가하겠습니다.</w:t>
+        <w:t xml:space="preserve">먼저 보완사항입니다. 첫째로는 로딩 화면 추가, 페이지 간 연결성 향상 등 사용자 편의를 위해 지속적으로 업데이트하고, 고객센터에 불만 사항 접수 메뉴를 만들어 사용자의 </w:t>
+      </w:r>
+      <w:r>
+        <w:rPr>
+          <w:rFonts w:hint="eastAsia"/>
+        </w:rPr>
+        <w:lastRenderedPageBreak/>
+        <w:t>의견을 즉각 반영할 수 있게 하겠습니다.</w:t>
+      </w:r>
+    </w:p>
+    <w:p>
+      <w:r>
+        <w:rPr>
+          <w:rFonts w:hint="eastAsia"/>
+        </w:rPr>
+        <w:t>두 번째로는,</w:t>
+      </w:r>
+      <w:r>
+        <w:rPr>
+          <w:rFonts w:hint="eastAsia"/>
+        </w:rPr>
+        <w:t xml:space="preserve"> 현재 저희는 세션을 이용한 로그인만 활용했지만 추후에 OAuth 인증 방식을 통해</w:t>
+      </w:r>
+      <w:r>
+        <w:rPr>
+          <w:rFonts w:hint="eastAsia"/>
+        </w:rPr>
+        <w:t xml:space="preserve"> 보다 간편하게 스터디로그에 가입하고 로그인 할 수 있도록 구글, 네이버 등 소셜 로그인 기능을 추가하겠습니다.</w:t>
       </w:r>
     </w:p>
     <w:p>
@@ -1760,118 +1736,75 @@
         <w:rPr>
           <w:rFonts w:hint="eastAsia"/>
         </w:rPr>
-        <w:t xml:space="preserve">소를 통해 글 작성의 재미를 느낄 수 있도록 </w:t>
-      </w:r>
-      <w:proofErr w:type="gramStart"/>
-      <w:r>
-        <w:rPr>
-          <w:rFonts w:hint="eastAsia"/>
-        </w:rPr>
-        <w:t>하겠습니다.</w:t>
-      </w:r>
-      <w:r>
-        <w:rPr>
-          <w:rFonts w:hint="eastAsia"/>
-          <w:b/>
-          <w:bCs/>
-        </w:rPr>
-        <w:t>(</w:t>
-      </w:r>
-      <w:proofErr w:type="gramEnd"/>
-      <w:r>
-        <w:rPr>
-          <w:rFonts w:hint="eastAsia"/>
-          <w:b/>
-          <w:bCs/>
-        </w:rPr>
-        <w:t>다음)</w:t>
-      </w:r>
-    </w:p>
-    <w:p>
-      <w:pPr>
-        <w:rPr>
-          <w:b/>
-          <w:bCs/>
-        </w:rPr>
-      </w:pPr>
-      <w:r>
-        <w:rPr>
-          <w:rFonts w:hint="eastAsia"/>
-        </w:rPr>
-        <w:lastRenderedPageBreak/>
-        <w:t xml:space="preserve">개발 후기입니다. 저희는 이번 프로젝트를 통해 기획과 설계, 그리고 </w:t>
-      </w:r>
-      <w:proofErr w:type="spellStart"/>
-      <w:r>
-        <w:rPr>
-          <w:rFonts w:hint="eastAsia"/>
-        </w:rPr>
-        <w:t>깃허브를</w:t>
-      </w:r>
-      <w:proofErr w:type="spellEnd"/>
-      <w:r>
-        <w:rPr>
-          <w:rFonts w:hint="eastAsia"/>
-        </w:rPr>
-        <w:t xml:space="preserve"> 통한 협업과 역할 분담의 중요성을 체감했습니다. 개인 업무가 아닌 팀 프로젝트이기에 팀원 간의 소통이 무엇보다 중요하며 이는 코드와 프로젝트의 품질로 직결된다는 것을 배웠습니다. 기술적인 부분에서는 단순 CRUD </w:t>
-      </w:r>
-      <w:proofErr w:type="gramStart"/>
-      <w:r>
-        <w:rPr>
-          <w:rFonts w:hint="eastAsia"/>
-        </w:rPr>
-        <w:t>기능 뿐만</w:t>
-      </w:r>
-      <w:proofErr w:type="gramEnd"/>
-      <w:r>
-        <w:rPr>
-          <w:rFonts w:hint="eastAsia"/>
-        </w:rPr>
-        <w:t xml:space="preserve"> 아니라 비동기 통신, 데이터베이스의 설계 및 연동 등 실제 상품성 있는 시스템을 개발하는 방법을 알았으며, MVC라는 </w:t>
-      </w:r>
-      <w:r>
-        <w:rPr>
-          <w:rFonts w:hint="eastAsia"/>
-        </w:rPr>
-        <w:t xml:space="preserve">디자인 패턴을 통해 지속 가능하고 유지보수가 편리한 시스템을 만드는 도구를 익힘으로써 </w:t>
-      </w:r>
-      <w:proofErr w:type="spellStart"/>
-      <w:r>
-        <w:rPr>
-          <w:rFonts w:hint="eastAsia"/>
-        </w:rPr>
-        <w:t>객체지향적인</w:t>
-      </w:r>
-      <w:proofErr w:type="spellEnd"/>
-      <w:r>
-        <w:rPr>
-          <w:rFonts w:hint="eastAsia"/>
-        </w:rPr>
-        <w:t xml:space="preserve"> 개발 역량을 한 단계 높일 수 있었습니다. 이번 프로젝트를 초석으로 삼아 최종 프로젝트에서는 더 성장한 모습으로 임하도록 </w:t>
-      </w:r>
-      <w:proofErr w:type="gramStart"/>
-      <w:r>
-        <w:rPr>
-          <w:rFonts w:hint="eastAsia"/>
-        </w:rPr>
-        <w:t>하겠습니다.</w:t>
-      </w:r>
-      <w:r>
-        <w:rPr>
-          <w:rFonts w:hint="eastAsia"/>
-          <w:b/>
-          <w:bCs/>
-        </w:rPr>
-        <w:t>(</w:t>
-      </w:r>
-      <w:proofErr w:type="gramEnd"/>
-      <w:r>
-        <w:rPr>
-          <w:rFonts w:hint="eastAsia"/>
-          <w:b/>
-          <w:bCs/>
-        </w:rPr>
-        <w:t>다음)</w:t>
+        <w:t>소를 통해 글 작성의 재미를 느낄 수 있도록 하겠습니다.</w:t>
+      </w:r>
+      <w:r>
+        <w:rPr>
+          <w:rFonts w:hint="eastAsia"/>
+          <w:b/>
+          <w:bCs/>
+        </w:rPr>
+        <w:t>(다음)</w:t>
+      </w:r>
+    </w:p>
+    <w:p>
+      <w:r>
+        <w:rPr>
+          <w:rFonts w:hint="eastAsia"/>
+        </w:rPr>
+        <w:t xml:space="preserve">개발 후기입니다. </w:t>
+      </w:r>
+    </w:p>
+    <w:p>
+      <w:r>
+        <w:rPr>
+          <w:rFonts w:hint="eastAsia"/>
+        </w:rPr>
+        <w:t xml:space="preserve">저희는 이번 프로젝트를 통해 기획과 설계, 그리고 깃허브를 통한 협업과 역할 분담의 중요성을 체감했습니다. </w:t>
+      </w:r>
+    </w:p>
+    <w:p>
+      <w:r>
+        <w:rPr>
+          <w:rFonts w:hint="eastAsia"/>
+        </w:rPr>
+        <w:t xml:space="preserve">개인 업무가 아닌 팀 프로젝트이기에 팀원 간의 소통이 무엇보다 중요하며 이는 코드와 프로젝트의 품질로 직결된다는 것을 배웠습니다. </w:t>
+      </w:r>
+    </w:p>
+    <w:p>
+      <w:r>
+        <w:rPr>
+          <w:rFonts w:hint="eastAsia"/>
+        </w:rPr>
+        <w:t xml:space="preserve">기술적인 부분에서는 단순 CRUD 기능 뿐만 아니라 비동기 통신, 데이터베이스의 설계 및 연동 등 실제 상품성 있는 시스템을 개발하는 방법을 알았으며, MVC라는 </w:t>
+      </w:r>
+      <w:r>
+        <w:rPr>
+          <w:rFonts w:hint="eastAsia"/>
+        </w:rPr>
+        <w:t xml:space="preserve">디자인 패턴을 통해 지속 가능하고 유지보수가 편리한 시스템을 만드는 도구를 익힘으로써 객체지향적인 개발 역량을 한 단계 높일 수 있었습니다. </w:t>
+      </w:r>
+    </w:p>
+    <w:p>
+      <w:pPr>
+        <w:rPr>
+          <w:b/>
+          <w:bCs/>
+        </w:rPr>
+      </w:pPr>
+      <w:r>
+        <w:rPr>
+          <w:rFonts w:hint="eastAsia"/>
+        </w:rPr>
+        <w:t>이번 프로젝트를 초석으로 삼아 최종 프로젝트에서는 더 성장한 모습으로 임하도록 하겠습니다.</w:t>
+      </w:r>
+      <w:r>
+        <w:rPr>
+          <w:rFonts w:hint="eastAsia"/>
+          <w:b/>
+          <w:bCs/>
+        </w:rPr>
+        <w:t>(다음)</w:t>
       </w:r>
     </w:p>
     <w:p>
@@ -1893,36 +1826,17 @@
     <w:p>
       <w:pPr>
         <w:rPr>
-          <w:rFonts w:hint="eastAsia"/>
-          <w:b/>
-          <w:bCs/>
-        </w:rPr>
-      </w:pPr>
-      <w:r>
-        <w:rPr>
-          <w:rFonts w:hint="eastAsia"/>
-          <w:b/>
-          <w:bCs/>
-        </w:rPr>
-        <w:t xml:space="preserve">이상 </w:t>
-      </w:r>
-      <w:proofErr w:type="spellStart"/>
-      <w:r>
-        <w:rPr>
-          <w:rFonts w:hint="eastAsia"/>
-          <w:b/>
-          <w:bCs/>
-        </w:rPr>
-        <w:t>스터디로그였습니다</w:t>
-      </w:r>
-      <w:proofErr w:type="spellEnd"/>
-      <w:r>
-        <w:rPr>
-          <w:rFonts w:hint="eastAsia"/>
-          <w:b/>
-          <w:bCs/>
-        </w:rPr>
-        <w:t>. 감사합니다.</w:t>
+          <w:b/>
+          <w:bCs/>
+        </w:rPr>
+      </w:pPr>
+      <w:r>
+        <w:rPr>
+          <w:rFonts w:hint="eastAsia"/>
+          <w:b/>
+          <w:bCs/>
+        </w:rPr>
+        <w:t>이상 스터디로그였습니다. 감사합니다.</w:t>
       </w:r>
     </w:p>
     <w:sectPr>

--- a/docs/발표 자료/스터디로그 발표 대본.docx
+++ b/docs/발표 자료/스터디로그 발표 대본.docx
@@ -12,6 +12,7 @@
           <w:szCs w:val="44"/>
         </w:rPr>
       </w:pPr>
+      <w:proofErr w:type="spellStart"/>
       <w:r>
         <w:rPr>
           <w:rFonts w:hint="eastAsia"/>
@@ -20,7 +21,18 @@
           <w:sz w:val="44"/>
           <w:szCs w:val="44"/>
         </w:rPr>
-        <w:t>스터디로그 발표 대본</w:t>
+        <w:t>스터디로그</w:t>
+      </w:r>
+      <w:proofErr w:type="spellEnd"/>
+      <w:r>
+        <w:rPr>
+          <w:rFonts w:hint="eastAsia"/>
+          <w:b/>
+          <w:bCs/>
+          <w:sz w:val="44"/>
+          <w:szCs w:val="44"/>
+        </w:rPr>
+        <w:t xml:space="preserve"> 발표 대본</w:t>
       </w:r>
     </w:p>
     <w:p>
@@ -44,7 +56,199 @@
         <w:rPr>
           <w:rFonts w:hint="eastAsia"/>
         </w:rPr>
-        <w:t>안녕하십니까, 저희는 개발자 커뮤니티 플랫폼 스터디로그의 팀장 황스일, 정철진, 이현겸, 엄진희, 그리고 발표를 맡은 김건희입니다.(인사) 발표를 시작하겠습니다.</w:t>
+        <w:t xml:space="preserve">안녕하십니까, 저희는 개발자 커뮤니티 플랫폼 </w:t>
+      </w:r>
+      <w:proofErr w:type="spellStart"/>
+      <w:r>
+        <w:rPr>
+          <w:rFonts w:hint="eastAsia"/>
+        </w:rPr>
+        <w:t>스터디로그의</w:t>
+      </w:r>
+      <w:proofErr w:type="spellEnd"/>
+      <w:r>
+        <w:rPr>
+          <w:rFonts w:hint="eastAsia"/>
+        </w:rPr>
+        <w:t xml:space="preserve"> 팀장 </w:t>
+      </w:r>
+      <w:proofErr w:type="spellStart"/>
+      <w:r>
+        <w:rPr>
+          <w:rFonts w:hint="eastAsia"/>
+        </w:rPr>
+        <w:t>황스일</w:t>
+      </w:r>
+      <w:proofErr w:type="spellEnd"/>
+      <w:r>
+        <w:rPr>
+          <w:rFonts w:hint="eastAsia"/>
+        </w:rPr>
+        <w:t xml:space="preserve">, </w:t>
+      </w:r>
+      <w:proofErr w:type="spellStart"/>
+      <w:r>
+        <w:rPr>
+          <w:rFonts w:hint="eastAsia"/>
+        </w:rPr>
+        <w:t>정철진</w:t>
+      </w:r>
+      <w:proofErr w:type="spellEnd"/>
+      <w:r>
+        <w:rPr>
+          <w:rFonts w:hint="eastAsia"/>
+        </w:rPr>
+        <w:t xml:space="preserve">, 이현겸, </w:t>
+      </w:r>
+      <w:proofErr w:type="spellStart"/>
+      <w:r>
+        <w:rPr>
+          <w:rFonts w:hint="eastAsia"/>
+        </w:rPr>
+        <w:t>엄진희</w:t>
+      </w:r>
+      <w:proofErr w:type="spellEnd"/>
+      <w:r>
+        <w:rPr>
+          <w:rFonts w:hint="eastAsia"/>
+        </w:rPr>
+        <w:t xml:space="preserve">, 그리고 발표를 맡은 </w:t>
+      </w:r>
+      <w:proofErr w:type="gramStart"/>
+      <w:r>
+        <w:rPr>
+          <w:rFonts w:hint="eastAsia"/>
+        </w:rPr>
+        <w:t>김건희입니다.(</w:t>
+      </w:r>
+      <w:proofErr w:type="gramEnd"/>
+      <w:r>
+        <w:rPr>
+          <w:rFonts w:hint="eastAsia"/>
+        </w:rPr>
+        <w:t xml:space="preserve">인사) 발표를 </w:t>
+      </w:r>
+      <w:proofErr w:type="gramStart"/>
+      <w:r>
+        <w:rPr>
+          <w:rFonts w:hint="eastAsia"/>
+        </w:rPr>
+        <w:t>시작하겠습니다.</w:t>
+      </w:r>
+      <w:r>
+        <w:rPr>
+          <w:rFonts w:hint="eastAsia"/>
+          <w:b/>
+          <w:bCs/>
+        </w:rPr>
+        <w:t>(</w:t>
+      </w:r>
+      <w:proofErr w:type="gramEnd"/>
+      <w:r>
+        <w:rPr>
+          <w:rFonts w:hint="eastAsia"/>
+          <w:b/>
+          <w:bCs/>
+        </w:rPr>
+        <w:t>다음)</w:t>
+      </w:r>
+    </w:p>
+    <w:p>
+      <w:pPr>
+        <w:rPr>
+          <w:b/>
+          <w:bCs/>
+        </w:rPr>
+      </w:pPr>
+      <w:r>
+        <w:rPr>
+          <w:rFonts w:hint="eastAsia"/>
+          <w:b/>
+          <w:bCs/>
+        </w:rPr>
+        <w:t>[목차]</w:t>
+      </w:r>
+    </w:p>
+    <w:p>
+      <w:pPr>
+        <w:rPr>
+          <w:b/>
+          <w:bCs/>
+        </w:rPr>
+      </w:pPr>
+      <w:r>
+        <w:rPr>
+          <w:rFonts w:hint="eastAsia"/>
+        </w:rPr>
+        <w:t xml:space="preserve">발표는 개요부터 후기까지 </w:t>
+      </w:r>
+      <w:proofErr w:type="gramStart"/>
+      <w:r>
+        <w:rPr>
+          <w:rFonts w:hint="eastAsia"/>
+        </w:rPr>
+        <w:t>진행하겠습니다.</w:t>
+      </w:r>
+      <w:r>
+        <w:rPr>
+          <w:rFonts w:hint="eastAsia"/>
+          <w:b/>
+          <w:bCs/>
+        </w:rPr>
+        <w:t>(</w:t>
+      </w:r>
+      <w:proofErr w:type="gramEnd"/>
+      <w:r>
+        <w:rPr>
+          <w:rFonts w:hint="eastAsia"/>
+          <w:b/>
+          <w:bCs/>
+        </w:rPr>
+        <w:t>다음)</w:t>
+      </w:r>
+    </w:p>
+    <w:p>
+      <w:pPr>
+        <w:rPr>
+          <w:b/>
+          <w:bCs/>
+        </w:rPr>
+      </w:pPr>
+      <w:r>
+        <w:rPr>
+          <w:rFonts w:hint="eastAsia"/>
+          <w:b/>
+          <w:bCs/>
+        </w:rPr>
+        <w:t>[개요]</w:t>
+      </w:r>
+    </w:p>
+    <w:p>
+      <w:pPr>
+        <w:rPr>
+          <w:b/>
+          <w:bCs/>
+        </w:rPr>
+      </w:pPr>
+      <w:r>
+        <w:rPr>
+          <w:rFonts w:hint="eastAsia"/>
+        </w:rPr>
+        <w:t xml:space="preserve">먼저 </w:t>
+      </w:r>
+      <w:proofErr w:type="spellStart"/>
+      <w:r>
+        <w:rPr>
+          <w:rFonts w:hint="eastAsia"/>
+        </w:rPr>
+        <w:t>스터디로그란</w:t>
+      </w:r>
+      <w:proofErr w:type="spellEnd"/>
+      <w:r>
+        <w:rPr>
+          <w:rFonts w:hint="eastAsia"/>
+        </w:rPr>
+        <w:t xml:space="preserve"> 스터디와 로그의 합성어로</w:t>
       </w:r>
       <w:r>
         <w:rPr>
@@ -54,35 +258,257 @@
         </w:rPr>
         <w:t>(다음)</w:t>
       </w:r>
-    </w:p>
-    <w:p>
-      <w:pPr>
-        <w:rPr>
-          <w:b/>
-          <w:bCs/>
-        </w:rPr>
-      </w:pPr>
-      <w:r>
-        <w:rPr>
-          <w:rFonts w:hint="eastAsia"/>
-          <w:b/>
-          <w:bCs/>
-        </w:rPr>
-        <w:t>[목차]</w:t>
-      </w:r>
-    </w:p>
-    <w:p>
-      <w:pPr>
-        <w:rPr>
-          <w:b/>
-          <w:bCs/>
-        </w:rPr>
-      </w:pPr>
-      <w:r>
-        <w:rPr>
-          <w:rFonts w:hint="eastAsia"/>
-        </w:rPr>
-        <w:t>발표는 개요부터 후기까지 진행하겠습니다.</w:t>
+      <w:r>
+        <w:rPr>
+          <w:rFonts w:hint="eastAsia"/>
+        </w:rPr>
+        <w:t xml:space="preserve">, 학습 과정을 </w:t>
+      </w:r>
+      <w:r>
+        <w:rPr>
+          <w:rFonts w:hint="eastAsia"/>
+        </w:rPr>
+        <w:t>시스템</w:t>
+      </w:r>
+      <w:r>
+        <w:rPr>
+          <w:rFonts w:hint="eastAsia"/>
+        </w:rPr>
+        <w:t xml:space="preserve"> 로그처럼 </w:t>
+      </w:r>
+      <w:r>
+        <w:rPr>
+          <w:rFonts w:hint="eastAsia"/>
+        </w:rPr>
+        <w:t xml:space="preserve">블로그 형식으로 </w:t>
+      </w:r>
+      <w:r>
+        <w:rPr>
+          <w:rFonts w:hint="eastAsia"/>
+        </w:rPr>
+        <w:t xml:space="preserve">기록하는 </w:t>
+      </w:r>
+      <w:proofErr w:type="gramStart"/>
+      <w:r>
+        <w:rPr>
+          <w:rFonts w:hint="eastAsia"/>
+        </w:rPr>
+        <w:t>웹사이트입니다.</w:t>
+      </w:r>
+      <w:r>
+        <w:rPr>
+          <w:rFonts w:hint="eastAsia"/>
+          <w:b/>
+          <w:bCs/>
+        </w:rPr>
+        <w:t>(</w:t>
+      </w:r>
+      <w:proofErr w:type="gramEnd"/>
+      <w:r>
+        <w:rPr>
+          <w:rFonts w:hint="eastAsia"/>
+          <w:b/>
+          <w:bCs/>
+        </w:rPr>
+        <w:t>다음)</w:t>
+      </w:r>
+    </w:p>
+    <w:p>
+      <w:pPr>
+        <w:rPr>
+          <w:b/>
+          <w:bCs/>
+        </w:rPr>
+      </w:pPr>
+      <w:proofErr w:type="spellStart"/>
+      <w:r>
+        <w:t>스터디로그는</w:t>
+      </w:r>
+      <w:proofErr w:type="spellEnd"/>
+      <w:r>
+        <w:t xml:space="preserve"> 단순 게시판을 넘어 파편화된 정보를 시리즈</w:t>
+      </w:r>
+      <w:r>
+        <w:rPr>
+          <w:rFonts w:hint="eastAsia"/>
+        </w:rPr>
+        <w:t xml:space="preserve"> 단위</w:t>
+      </w:r>
+      <w:r>
+        <w:t>로 묶고 태그로 분류하여 '나만의 기술 지식 저장소'</w:t>
+      </w:r>
+      <w:proofErr w:type="spellStart"/>
+      <w:r>
+        <w:t>를</w:t>
+      </w:r>
+      <w:proofErr w:type="spellEnd"/>
+      <w:r>
+        <w:t xml:space="preserve"> 구축하는 </w:t>
+      </w:r>
+      <w:proofErr w:type="gramStart"/>
+      <w:r>
+        <w:t>플랫폼입니다.</w:t>
+      </w:r>
+      <w:r>
+        <w:rPr>
+          <w:rFonts w:hint="eastAsia"/>
+          <w:b/>
+          <w:bCs/>
+        </w:rPr>
+        <w:t>(</w:t>
+      </w:r>
+      <w:proofErr w:type="gramEnd"/>
+      <w:r>
+        <w:rPr>
+          <w:rFonts w:hint="eastAsia"/>
+          <w:b/>
+          <w:bCs/>
+        </w:rPr>
+        <w:t>다음)</w:t>
+      </w:r>
+    </w:p>
+    <w:p>
+      <w:pPr>
+        <w:rPr>
+          <w:b/>
+          <w:bCs/>
+        </w:rPr>
+      </w:pPr>
+      <w:r>
+        <w:rPr>
+          <w:rFonts w:hint="eastAsia"/>
+          <w:b/>
+          <w:bCs/>
+        </w:rPr>
+        <w:t>[개발 일정]</w:t>
+      </w:r>
+    </w:p>
+    <w:p>
+      <w:pPr>
+        <w:rPr>
+          <w:b/>
+          <w:bCs/>
+        </w:rPr>
+      </w:pPr>
+      <w:r>
+        <w:rPr>
+          <w:rFonts w:hint="eastAsia"/>
+        </w:rPr>
+        <w:t xml:space="preserve">개발 </w:t>
+      </w:r>
+      <w:proofErr w:type="gramStart"/>
+      <w:r>
+        <w:rPr>
+          <w:rFonts w:hint="eastAsia"/>
+        </w:rPr>
+        <w:t>일정입니다.</w:t>
+      </w:r>
+      <w:r>
+        <w:rPr>
+          <w:rFonts w:hint="eastAsia"/>
+          <w:b/>
+          <w:bCs/>
+        </w:rPr>
+        <w:t>(</w:t>
+      </w:r>
+      <w:proofErr w:type="gramEnd"/>
+      <w:r>
+        <w:rPr>
+          <w:rFonts w:hint="eastAsia"/>
+          <w:b/>
+          <w:bCs/>
+        </w:rPr>
+        <w:t>다음)</w:t>
+      </w:r>
+    </w:p>
+    <w:p>
+      <w:pPr>
+        <w:rPr>
+          <w:b/>
+          <w:bCs/>
+        </w:rPr>
+      </w:pPr>
+      <w:r>
+        <w:rPr>
+          <w:rFonts w:hint="eastAsia"/>
+        </w:rPr>
+        <w:t xml:space="preserve">개발 첫날부터 3일차까지 프로젝트 요구분석 및 기획을 </w:t>
+      </w:r>
+      <w:proofErr w:type="gramStart"/>
+      <w:r>
+        <w:rPr>
+          <w:rFonts w:hint="eastAsia"/>
+        </w:rPr>
+        <w:t>진행하였고,</w:t>
+      </w:r>
+      <w:r>
+        <w:rPr>
+          <w:rFonts w:hint="eastAsia"/>
+          <w:b/>
+          <w:bCs/>
+        </w:rPr>
+        <w:t>(</w:t>
+      </w:r>
+      <w:proofErr w:type="gramEnd"/>
+      <w:r>
+        <w:rPr>
+          <w:rFonts w:hint="eastAsia"/>
+          <w:b/>
+          <w:bCs/>
+        </w:rPr>
+        <w:t>다음)</w:t>
+      </w:r>
+    </w:p>
+    <w:p>
+      <w:pPr>
+        <w:rPr>
+          <w:b/>
+          <w:bCs/>
+        </w:rPr>
+      </w:pPr>
+      <w:r>
+        <w:rPr>
+          <w:rFonts w:hint="eastAsia"/>
+        </w:rPr>
+        <w:t xml:space="preserve">4일차까지는 데이터베이스 및 시스템 구조 </w:t>
+      </w:r>
+      <w:proofErr w:type="gramStart"/>
+      <w:r>
+        <w:rPr>
+          <w:rFonts w:hint="eastAsia"/>
+        </w:rPr>
+        <w:t>설계,</w:t>
+      </w:r>
+      <w:r>
+        <w:rPr>
+          <w:rFonts w:hint="eastAsia"/>
+          <w:b/>
+          <w:bCs/>
+        </w:rPr>
+        <w:t>(</w:t>
+      </w:r>
+      <w:proofErr w:type="gramEnd"/>
+      <w:r>
+        <w:rPr>
+          <w:rFonts w:hint="eastAsia"/>
+          <w:b/>
+          <w:bCs/>
+        </w:rPr>
+        <w:t>다음)</w:t>
+      </w:r>
+    </w:p>
+    <w:p>
+      <w:pPr>
+        <w:rPr>
+          <w:b/>
+          <w:bCs/>
+        </w:rPr>
+      </w:pPr>
+      <w:r>
+        <w:rPr>
+          <w:rFonts w:hint="eastAsia"/>
+        </w:rPr>
+        <w:t>6일차까지 핵심 기능을 구현하였고</w:t>
       </w:r>
       <w:r>
         <w:rPr>
@@ -103,236 +529,32 @@
       <w:r>
         <w:rPr>
           <w:rFonts w:hint="eastAsia"/>
-          <w:b/>
-          <w:bCs/>
-        </w:rPr>
-        <w:t>[개요]</w:t>
-      </w:r>
-    </w:p>
-    <w:p>
-      <w:pPr>
-        <w:rPr>
-          <w:b/>
-          <w:bCs/>
-        </w:rPr>
-      </w:pPr>
-      <w:r>
-        <w:rPr>
-          <w:rFonts w:hint="eastAsia"/>
-        </w:rPr>
-        <w:t>먼저 스터디로그란</w:t>
-      </w:r>
-      <w:r>
-        <w:rPr>
-          <w:rFonts w:hint="eastAsia"/>
-        </w:rPr>
-        <w:t xml:space="preserve"> 스터디와 로그의 합성어로</w:t>
-      </w:r>
-      <w:r>
-        <w:rPr>
-          <w:rFonts w:hint="eastAsia"/>
-          <w:b/>
-          <w:bCs/>
-        </w:rPr>
-        <w:t>(다음)</w:t>
-      </w:r>
-      <w:r>
-        <w:rPr>
-          <w:rFonts w:hint="eastAsia"/>
-        </w:rPr>
-        <w:t xml:space="preserve">, 학습 과정을 </w:t>
-      </w:r>
-      <w:r>
-        <w:rPr>
-          <w:rFonts w:hint="eastAsia"/>
-        </w:rPr>
-        <w:t>시스템</w:t>
-      </w:r>
-      <w:r>
-        <w:rPr>
-          <w:rFonts w:hint="eastAsia"/>
-        </w:rPr>
-        <w:t xml:space="preserve"> 로그처럼 </w:t>
-      </w:r>
-      <w:r>
-        <w:rPr>
-          <w:rFonts w:hint="eastAsia"/>
-        </w:rPr>
-        <w:t xml:space="preserve">블로그 형식으로 </w:t>
-      </w:r>
-      <w:r>
-        <w:rPr>
-          <w:rFonts w:hint="eastAsia"/>
-        </w:rPr>
-        <w:t xml:space="preserve">기록하는 </w:t>
-      </w:r>
-      <w:r>
-        <w:rPr>
-          <w:rFonts w:hint="eastAsia"/>
-        </w:rPr>
-        <w:t>웹사이트입니다.</w:t>
-      </w:r>
-      <w:r>
-        <w:rPr>
-          <w:rFonts w:hint="eastAsia"/>
-          <w:b/>
-          <w:bCs/>
-        </w:rPr>
-        <w:t>(다음)</w:t>
-      </w:r>
-    </w:p>
-    <w:p>
-      <w:pPr>
-        <w:rPr>
-          <w:b/>
-          <w:bCs/>
-        </w:rPr>
-      </w:pPr>
-      <w:r>
-        <w:t>스터디로그는 단순 게시판을 넘어 파편화된 정보를 시리즈</w:t>
-      </w:r>
-      <w:r>
-        <w:rPr>
-          <w:rFonts w:hint="eastAsia"/>
-        </w:rPr>
-        <w:t xml:space="preserve"> 단위</w:t>
-      </w:r>
-      <w:r>
-        <w:t>로 묶고 태그로 분류하여 '나만의 기술 지식 저장소'를 구축하는 플랫폼입니다.</w:t>
-      </w:r>
-      <w:r>
-        <w:rPr>
-          <w:rFonts w:hint="eastAsia"/>
-          <w:b/>
-          <w:bCs/>
-        </w:rPr>
-        <w:t>(다음)</w:t>
-      </w:r>
-    </w:p>
-    <w:p>
-      <w:pPr>
-        <w:rPr>
-          <w:b/>
-          <w:bCs/>
-        </w:rPr>
-      </w:pPr>
-      <w:r>
-        <w:rPr>
-          <w:rFonts w:hint="eastAsia"/>
-          <w:b/>
-          <w:bCs/>
-        </w:rPr>
-        <w:t>[개발 일정]</w:t>
-      </w:r>
-    </w:p>
-    <w:p>
-      <w:pPr>
-        <w:rPr>
-          <w:b/>
-          <w:bCs/>
-        </w:rPr>
-      </w:pPr>
-      <w:r>
-        <w:rPr>
-          <w:rFonts w:hint="eastAsia"/>
-        </w:rPr>
-        <w:t>개발 일정입니다.</w:t>
-      </w:r>
-      <w:r>
-        <w:rPr>
-          <w:rFonts w:hint="eastAsia"/>
-          <w:b/>
-          <w:bCs/>
-        </w:rPr>
-        <w:t>(다음)</w:t>
-      </w:r>
-    </w:p>
-    <w:p>
-      <w:pPr>
-        <w:rPr>
-          <w:b/>
-          <w:bCs/>
-        </w:rPr>
-      </w:pPr>
-      <w:r>
-        <w:rPr>
-          <w:rFonts w:hint="eastAsia"/>
-        </w:rPr>
-        <w:t>개발 첫날부터 3일차까지 프로젝트 요구분석 및 기획을 진행하였고,</w:t>
-      </w:r>
-      <w:r>
-        <w:rPr>
-          <w:rFonts w:hint="eastAsia"/>
-          <w:b/>
-          <w:bCs/>
-        </w:rPr>
-        <w:t>(다음)</w:t>
-      </w:r>
-    </w:p>
-    <w:p>
-      <w:pPr>
-        <w:rPr>
-          <w:b/>
-          <w:bCs/>
-        </w:rPr>
-      </w:pPr>
-      <w:r>
-        <w:rPr>
-          <w:rFonts w:hint="eastAsia"/>
-        </w:rPr>
-        <w:t>4일차까지는 데이터베이스 및 시스템 구조 설계,</w:t>
-      </w:r>
-      <w:r>
-        <w:rPr>
-          <w:rFonts w:hint="eastAsia"/>
-          <w:b/>
-          <w:bCs/>
-        </w:rPr>
-        <w:t>(다음)</w:t>
-      </w:r>
-    </w:p>
-    <w:p>
-      <w:pPr>
-        <w:rPr>
-          <w:b/>
-          <w:bCs/>
-        </w:rPr>
-      </w:pPr>
-      <w:r>
-        <w:rPr>
-          <w:rFonts w:hint="eastAsia"/>
-        </w:rPr>
-        <w:t>6일차까지 핵심 기능을 구현하였고</w:t>
-      </w:r>
-      <w:r>
-        <w:rPr>
-          <w:rFonts w:hint="eastAsia"/>
-          <w:b/>
-          <w:bCs/>
-        </w:rPr>
-        <w:t>(다음)</w:t>
-      </w:r>
-    </w:p>
-    <w:p>
-      <w:pPr>
-        <w:rPr>
-          <w:b/>
-          <w:bCs/>
-        </w:rPr>
-      </w:pPr>
-      <w:r>
-        <w:rPr>
-          <w:rFonts w:hint="eastAsia"/>
-        </w:rPr>
-        <w:t>8일차까지 테스트 및 검증과 디버그를 완료했습니다.</w:t>
-      </w:r>
-      <w:r>
-        <w:rPr>
-          <w:rFonts w:hint="eastAsia"/>
-          <w:b/>
-          <w:bCs/>
-        </w:rPr>
-        <w:t>(다음)</w:t>
+        </w:rPr>
+        <w:t xml:space="preserve">8일차까지 테스트 및 검증과 디버그를 </w:t>
+      </w:r>
+      <w:proofErr w:type="gramStart"/>
+      <w:r>
+        <w:rPr>
+          <w:rFonts w:hint="eastAsia"/>
+        </w:rPr>
+        <w:t>완료했습니다.</w:t>
+      </w:r>
+      <w:r>
+        <w:rPr>
+          <w:rFonts w:hint="eastAsia"/>
+          <w:b/>
+          <w:bCs/>
+        </w:rPr>
+        <w:t>(</w:t>
+      </w:r>
+      <w:proofErr w:type="gramEnd"/>
+      <w:r>
+        <w:rPr>
+          <w:rFonts w:hint="eastAsia"/>
+          <w:b/>
+          <w:bCs/>
+        </w:rPr>
+        <w:t>다음)</w:t>
       </w:r>
     </w:p>
     <w:p>
@@ -362,15 +584,31 @@
         <w:rPr>
           <w:rFonts w:hint="eastAsia"/>
         </w:rPr>
-        <w:t>기능 구현 및 협업에서 개개인의 장점을 발휘할 수 있게 능률적으로 업무를 분배하였습니다.</w:t>
-      </w:r>
-      <w:r>
-        <w:rPr>
-          <w:rFonts w:hint="eastAsia"/>
-          <w:b/>
-          <w:bCs/>
-        </w:rPr>
-        <w:t>(다음)</w:t>
+        <w:t xml:space="preserve">기능 구현 및 협업에서 개개인의 장점을 발휘할 수 있게 능률적으로 업무를 </w:t>
+      </w:r>
+      <w:proofErr w:type="gramStart"/>
+      <w:r>
+        <w:rPr>
+          <w:rFonts w:hint="eastAsia"/>
+        </w:rPr>
+        <w:t>분배하였습니다.</w:t>
+      </w:r>
+      <w:r>
+        <w:rPr>
+          <w:rFonts w:hint="eastAsia"/>
+          <w:b/>
+          <w:bCs/>
+        </w:rPr>
+        <w:t>(</w:t>
+      </w:r>
+      <w:proofErr w:type="gramEnd"/>
+      <w:r>
+        <w:rPr>
+          <w:rFonts w:hint="eastAsia"/>
+          <w:b/>
+          <w:bCs/>
+        </w:rPr>
+        <w:t>다음)</w:t>
       </w:r>
     </w:p>
     <w:p>
@@ -394,15 +632,59 @@
         <w:rPr>
           <w:rFonts w:hint="eastAsia"/>
         </w:rPr>
-        <w:t>개발 환경은 다음과 같으며, 형상 관리 도구는 깃허브와 소스트리를 사용했습니다.</w:t>
-      </w:r>
-      <w:r>
-        <w:rPr>
-          <w:rFonts w:hint="eastAsia"/>
-          <w:b/>
-          <w:bCs/>
-        </w:rPr>
-        <w:t>(다음)</w:t>
+        <w:t xml:space="preserve">개발 환경은 다음과 같으며, 형상 관리 도구는 </w:t>
+      </w:r>
+      <w:proofErr w:type="spellStart"/>
+      <w:r>
+        <w:rPr>
+          <w:rFonts w:hint="eastAsia"/>
+        </w:rPr>
+        <w:t>깃허브와</w:t>
+      </w:r>
+      <w:proofErr w:type="spellEnd"/>
+      <w:r>
+        <w:rPr>
+          <w:rFonts w:hint="eastAsia"/>
+        </w:rPr>
+        <w:t xml:space="preserve"> </w:t>
+      </w:r>
+      <w:proofErr w:type="spellStart"/>
+      <w:r>
+        <w:rPr>
+          <w:rFonts w:hint="eastAsia"/>
+        </w:rPr>
+        <w:t>소스트리를</w:t>
+      </w:r>
+      <w:proofErr w:type="spellEnd"/>
+      <w:r>
+        <w:rPr>
+          <w:rFonts w:hint="eastAsia"/>
+        </w:rPr>
+        <w:t xml:space="preserve"> </w:t>
+      </w:r>
+      <w:proofErr w:type="gramStart"/>
+      <w:r>
+        <w:rPr>
+          <w:rFonts w:hint="eastAsia"/>
+        </w:rPr>
+        <w:t>사용했습니다.</w:t>
+      </w:r>
+      <w:r>
+        <w:rPr>
+          <w:rFonts w:hint="eastAsia"/>
+          <w:b/>
+          <w:bCs/>
+        </w:rPr>
+        <w:t>(</w:t>
+      </w:r>
+      <w:proofErr w:type="gramEnd"/>
+      <w:r>
+        <w:rPr>
+          <w:rFonts w:hint="eastAsia"/>
+          <w:b/>
+          <w:bCs/>
+        </w:rPr>
+        <w:t>다음)</w:t>
       </w:r>
     </w:p>
     <w:p>
@@ -456,37 +738,83 @@
         <w:rPr>
           <w:rFonts w:hint="eastAsia"/>
         </w:rPr>
-        <w:t xml:space="preserve"> 태그를 활용한 검색, 잔디 심기 등이 있습니다. 관리자의 주요 기능으로는 시스템 현황을 알 수 있는 대시보드와 회원, 게시글 등 관리 항목들이 있습니다.</w:t>
-      </w:r>
-      <w:r>
-        <w:rPr>
-          <w:rFonts w:hint="eastAsia"/>
-          <w:b/>
-          <w:bCs/>
-        </w:rPr>
-        <w:t>(다음)</w:t>
-      </w:r>
-    </w:p>
-    <w:p>
-      <w:pPr>
-        <w:rPr>
-          <w:b/>
-          <w:bCs/>
-        </w:rPr>
-      </w:pPr>
-      <w:r>
-        <w:rPr>
-          <w:rFonts w:hint="eastAsia"/>
-        </w:rPr>
-        <w:t>다음은 프로젝트 구조입니다. MVC2 패턴을 활용하여 유지보수성과 확장성을 확보했고, 핵심 라이브러리는 아래와 같으며 게시물 작성을 위해 토스트 UI 에디터와 커몬스 IO를 추가했습니다. 패키지의 구조는 익히 알고 계시는 구조와 같습니다.</w:t>
-      </w:r>
-      <w:r>
-        <w:rPr>
-          <w:rFonts w:hint="eastAsia"/>
-          <w:b/>
-          <w:bCs/>
-        </w:rPr>
-        <w:t>(다음)</w:t>
+        <w:t xml:space="preserve"> 태그를 활용한 검색, 잔디 심기 등이 있습니다. 관리자의 주요 기능으로는 시스템 현황을 알 수 있는 대시보드와 회원, 게시글 등 관리 항목들이 </w:t>
+      </w:r>
+      <w:proofErr w:type="gramStart"/>
+      <w:r>
+        <w:rPr>
+          <w:rFonts w:hint="eastAsia"/>
+        </w:rPr>
+        <w:t>있습니다.</w:t>
+      </w:r>
+      <w:r>
+        <w:rPr>
+          <w:rFonts w:hint="eastAsia"/>
+          <w:b/>
+          <w:bCs/>
+        </w:rPr>
+        <w:t>(</w:t>
+      </w:r>
+      <w:proofErr w:type="gramEnd"/>
+      <w:r>
+        <w:rPr>
+          <w:rFonts w:hint="eastAsia"/>
+          <w:b/>
+          <w:bCs/>
+        </w:rPr>
+        <w:t>다음)</w:t>
+      </w:r>
+    </w:p>
+    <w:p>
+      <w:pPr>
+        <w:rPr>
+          <w:b/>
+          <w:bCs/>
+        </w:rPr>
+      </w:pPr>
+      <w:r>
+        <w:rPr>
+          <w:rFonts w:hint="eastAsia"/>
+        </w:rPr>
+        <w:t xml:space="preserve">다음은 프로젝트 구조입니다. MVC2 패턴을 활용하여 유지보수성과 확장성을 확보했고, 핵심 라이브러리는 아래와 같으며 게시물 작성을 위해 토스트 UI 에디터와 </w:t>
+      </w:r>
+      <w:proofErr w:type="spellStart"/>
+      <w:r>
+        <w:rPr>
+          <w:rFonts w:hint="eastAsia"/>
+        </w:rPr>
+        <w:t>커몬스</w:t>
+      </w:r>
+      <w:proofErr w:type="spellEnd"/>
+      <w:r>
+        <w:rPr>
+          <w:rFonts w:hint="eastAsia"/>
+        </w:rPr>
+        <w:t xml:space="preserve"> IO를 추가했습니다. 패키지의 구조는 익히 알고 계시는 구조와 </w:t>
+      </w:r>
+      <w:proofErr w:type="gramStart"/>
+      <w:r>
+        <w:rPr>
+          <w:rFonts w:hint="eastAsia"/>
+        </w:rPr>
+        <w:t>같습니다.</w:t>
+      </w:r>
+      <w:r>
+        <w:rPr>
+          <w:rFonts w:hint="eastAsia"/>
+          <w:b/>
+          <w:bCs/>
+        </w:rPr>
+        <w:t>(</w:t>
+      </w:r>
+      <w:proofErr w:type="gramEnd"/>
+      <w:r>
+        <w:rPr>
+          <w:rFonts w:hint="eastAsia"/>
+          <w:b/>
+          <w:bCs/>
+        </w:rPr>
+        <w:t>다음)</w:t>
       </w:r>
     </w:p>
     <w:p>
@@ -500,29 +828,73 @@
         <w:rPr>
           <w:rFonts w:hint="eastAsia"/>
         </w:rPr>
-        <w:t>을 확인하는 것, 그리고 블로그를 쾌적하게 작성할 수 있는 미니멀하고 깔끔한 디자인이라고 생각했습니다.</w:t>
-      </w:r>
-    </w:p>
-    <w:p>
-      <w:pPr>
-        <w:rPr>
-          <w:b/>
-          <w:bCs/>
-        </w:rPr>
-      </w:pPr>
-      <w:r>
-        <w:rPr>
-          <w:rFonts w:hint="eastAsia"/>
-        </w:rPr>
-        <w:t>저희는 비즈니스 컬러와 디자인스펙을 명세하여, 통일감 있고 세련된 디자인을 사용자분들께 제공할 수 있도록 노력했습니다.</w:t>
-      </w:r>
-      <w:r>
-        <w:rPr>
-          <w:rFonts w:hint="eastAsia"/>
-          <w:b/>
-          <w:bCs/>
-        </w:rPr>
-        <w:t>(다음)</w:t>
+        <w:t xml:space="preserve">을 확인하는 것, 그리고 블로그를 쾌적하게 작성할 수 있는 </w:t>
+      </w:r>
+      <w:proofErr w:type="spellStart"/>
+      <w:r>
+        <w:rPr>
+          <w:rFonts w:hint="eastAsia"/>
+        </w:rPr>
+        <w:t>미니멀하고</w:t>
+      </w:r>
+      <w:proofErr w:type="spellEnd"/>
+      <w:r>
+        <w:rPr>
+          <w:rFonts w:hint="eastAsia"/>
+        </w:rPr>
+        <w:t xml:space="preserve"> 깔끔한 디자인이라고 생각했습니다.</w:t>
+      </w:r>
+    </w:p>
+    <w:p>
+      <w:pPr>
+        <w:rPr>
+          <w:b/>
+          <w:bCs/>
+        </w:rPr>
+      </w:pPr>
+      <w:r>
+        <w:rPr>
+          <w:rFonts w:hint="eastAsia"/>
+        </w:rPr>
+        <w:t xml:space="preserve">저희는 비즈니스 컬러와 </w:t>
+      </w:r>
+      <w:proofErr w:type="spellStart"/>
+      <w:r>
+        <w:rPr>
+          <w:rFonts w:hint="eastAsia"/>
+        </w:rPr>
+        <w:t>디자인스펙을</w:t>
+      </w:r>
+      <w:proofErr w:type="spellEnd"/>
+      <w:r>
+        <w:rPr>
+          <w:rFonts w:hint="eastAsia"/>
+        </w:rPr>
+        <w:t xml:space="preserve"> 명세하여, 통일감 있고 세련된 디자인을 사용자분들께 제공할 수 있도록 </w:t>
+      </w:r>
+      <w:proofErr w:type="gramStart"/>
+      <w:r>
+        <w:rPr>
+          <w:rFonts w:hint="eastAsia"/>
+        </w:rPr>
+        <w:t>노력했습니다.</w:t>
+      </w:r>
+      <w:r>
+        <w:rPr>
+          <w:rFonts w:hint="eastAsia"/>
+          <w:b/>
+          <w:bCs/>
+        </w:rPr>
+        <w:t>(</w:t>
+      </w:r>
+      <w:proofErr w:type="gramEnd"/>
+      <w:r>
+        <w:rPr>
+          <w:rFonts w:hint="eastAsia"/>
+          <w:b/>
+          <w:bCs/>
+        </w:rPr>
+        <w:t>다음)</w:t>
       </w:r>
     </w:p>
     <w:p>
@@ -552,15 +924,45 @@
         <w:rPr>
           <w:rFonts w:hint="eastAsia"/>
         </w:rPr>
-        <w:t>저희 스터디로그의 주요 기능들로는 게시글을 묶어 로드맵처럼 관리할 수 있는 시리즈와 실시간 반영되는 추천 및 댓글 시스템, 원하는 주제를 쉽고 빠르게 필터링 하여 검색할 수 있는 태그 기반 필터링과 건전한 커뮤니티 유지를 위한 신고 및 관리자의 관리 기능들이 있습니다.</w:t>
-      </w:r>
-      <w:r>
-        <w:rPr>
-          <w:rFonts w:hint="eastAsia"/>
-          <w:b/>
-          <w:bCs/>
-        </w:rPr>
-        <w:t>(다음)</w:t>
+        <w:t xml:space="preserve">저희 </w:t>
+      </w:r>
+      <w:proofErr w:type="spellStart"/>
+      <w:r>
+        <w:rPr>
+          <w:rFonts w:hint="eastAsia"/>
+        </w:rPr>
+        <w:t>스터디로그의</w:t>
+      </w:r>
+      <w:proofErr w:type="spellEnd"/>
+      <w:r>
+        <w:rPr>
+          <w:rFonts w:hint="eastAsia"/>
+        </w:rPr>
+        <w:t xml:space="preserve"> 주요 기능들로는 게시글을 묶어 로드맵처럼 관리할 수 있는 시리즈와 실시간 반영되는 추천 및 댓글 시스템, 원하는 주제를 쉽고 빠르게 필터링 하여 검색할 수 있는 태그 기반 필터링과 건전한 커뮤니티 유지를 위한 신고 및 관리자의 관리 기능들이 </w:t>
+      </w:r>
+      <w:proofErr w:type="gramStart"/>
+      <w:r>
+        <w:rPr>
+          <w:rFonts w:hint="eastAsia"/>
+        </w:rPr>
+        <w:t>있습니다.</w:t>
+      </w:r>
+      <w:r>
+        <w:rPr>
+          <w:rFonts w:hint="eastAsia"/>
+          <w:b/>
+          <w:bCs/>
+        </w:rPr>
+        <w:t>(</w:t>
+      </w:r>
+      <w:proofErr w:type="gramEnd"/>
+      <w:r>
+        <w:rPr>
+          <w:rFonts w:hint="eastAsia"/>
+          <w:b/>
+          <w:bCs/>
+        </w:rPr>
+        <w:t>다음)</w:t>
       </w:r>
     </w:p>
     <w:p>
@@ -582,73 +984,165 @@
         <w:rPr>
           <w:rFonts w:hint="eastAsia"/>
         </w:rPr>
-        <w:t>저희는 글을 작성할 때 시리즈 기능을 사용합니다.</w:t>
-      </w:r>
-      <w:r>
-        <w:rPr>
-          <w:rFonts w:hint="eastAsia"/>
-          <w:b/>
-          <w:bCs/>
-        </w:rPr>
-        <w:t>(다음)</w:t>
-      </w:r>
-      <w:r>
-        <w:rPr>
-          <w:rFonts w:hint="eastAsia"/>
-        </w:rPr>
-        <w:t xml:space="preserve"> 단순 메모가 아닌 학습 기록을 작성할 때에는 시리즈 단위로 묶어 하나의 교보재 같이 만들 수 있는 장점이 있습니다.</w:t>
-      </w:r>
-      <w:r>
-        <w:rPr>
-          <w:rFonts w:hint="eastAsia"/>
-          <w:b/>
-          <w:bCs/>
-        </w:rPr>
-        <w:t>(다음)</w:t>
-      </w:r>
-    </w:p>
-    <w:p>
-      <w:pPr>
-        <w:rPr>
-          <w:b/>
-          <w:bCs/>
-        </w:rPr>
-      </w:pPr>
-      <w:r>
-        <w:rPr>
-          <w:rFonts w:hint="eastAsia"/>
-        </w:rPr>
-        <w:t>다음은 AJAX를 이용한 추천 및 댓글 시스템입니다.</w:t>
-      </w:r>
-      <w:r>
-        <w:rPr>
-          <w:rFonts w:hint="eastAsia"/>
-          <w:b/>
-          <w:bCs/>
-        </w:rPr>
-        <w:t>(다음)</w:t>
-      </w:r>
-    </w:p>
-    <w:p>
-      <w:pPr>
-        <w:rPr>
-          <w:b/>
-          <w:bCs/>
-        </w:rPr>
-      </w:pPr>
-      <w:r>
-        <w:rPr>
-          <w:rFonts w:hint="eastAsia"/>
-        </w:rPr>
-        <w:t>게시글을 추천하거나 댓글을 작성할 때, 화면을 새로고침 하지 않고 서버와 비동기 통신하여 즉시 화면에 반영할 수 있습니다.</w:t>
-      </w:r>
-      <w:r>
-        <w:rPr>
-          <w:rFonts w:hint="eastAsia"/>
-          <w:b/>
-          <w:bCs/>
-        </w:rPr>
-        <w:t>(다음)</w:t>
+        <w:t xml:space="preserve">저희는 글을 작성할 때 시리즈 기능을 </w:t>
+      </w:r>
+      <w:proofErr w:type="gramStart"/>
+      <w:r>
+        <w:rPr>
+          <w:rFonts w:hint="eastAsia"/>
+        </w:rPr>
+        <w:t>사용합니다.</w:t>
+      </w:r>
+      <w:r>
+        <w:rPr>
+          <w:rFonts w:hint="eastAsia"/>
+          <w:b/>
+          <w:bCs/>
+        </w:rPr>
+        <w:t>(</w:t>
+      </w:r>
+      <w:proofErr w:type="gramEnd"/>
+      <w:r>
+        <w:rPr>
+          <w:rFonts w:hint="eastAsia"/>
+          <w:b/>
+          <w:bCs/>
+        </w:rPr>
+        <w:t>다음)</w:t>
+      </w:r>
+      <w:r>
+        <w:rPr>
+          <w:rFonts w:hint="eastAsia"/>
+        </w:rPr>
+        <w:t xml:space="preserve"> 단순 메모가 아닌 학습 기록을 작성할 때에는 시리즈 단위로 묶어 하나의 </w:t>
+      </w:r>
+      <w:proofErr w:type="spellStart"/>
+      <w:r>
+        <w:rPr>
+          <w:rFonts w:hint="eastAsia"/>
+        </w:rPr>
+        <w:t>교보재</w:t>
+      </w:r>
+      <w:proofErr w:type="spellEnd"/>
+      <w:r>
+        <w:rPr>
+          <w:rFonts w:hint="eastAsia"/>
+        </w:rPr>
+        <w:t xml:space="preserve"> 같이 만들 수 있는 장점이 </w:t>
+      </w:r>
+      <w:proofErr w:type="gramStart"/>
+      <w:r>
+        <w:rPr>
+          <w:rFonts w:hint="eastAsia"/>
+        </w:rPr>
+        <w:t>있습니다.</w:t>
+      </w:r>
+      <w:r>
+        <w:rPr>
+          <w:rFonts w:hint="eastAsia"/>
+          <w:b/>
+          <w:bCs/>
+        </w:rPr>
+        <w:t>(</w:t>
+      </w:r>
+      <w:proofErr w:type="gramEnd"/>
+      <w:r>
+        <w:rPr>
+          <w:rFonts w:hint="eastAsia"/>
+          <w:b/>
+          <w:bCs/>
+        </w:rPr>
+        <w:t>다음)</w:t>
+      </w:r>
+    </w:p>
+    <w:p>
+      <w:pPr>
+        <w:rPr>
+          <w:b/>
+          <w:bCs/>
+        </w:rPr>
+      </w:pPr>
+      <w:r>
+        <w:rPr>
+          <w:rFonts w:hint="eastAsia"/>
+        </w:rPr>
+        <w:t xml:space="preserve">다음은 AJAX를 이용한 추천 및 댓글 </w:t>
+      </w:r>
+      <w:proofErr w:type="gramStart"/>
+      <w:r>
+        <w:rPr>
+          <w:rFonts w:hint="eastAsia"/>
+        </w:rPr>
+        <w:t>시스템입니다.</w:t>
+      </w:r>
+      <w:r>
+        <w:rPr>
+          <w:rFonts w:hint="eastAsia"/>
+          <w:b/>
+          <w:bCs/>
+        </w:rPr>
+        <w:t>(</w:t>
+      </w:r>
+      <w:proofErr w:type="gramEnd"/>
+      <w:r>
+        <w:rPr>
+          <w:rFonts w:hint="eastAsia"/>
+          <w:b/>
+          <w:bCs/>
+        </w:rPr>
+        <w:t>다음)</w:t>
+      </w:r>
+    </w:p>
+    <w:p>
+      <w:pPr>
+        <w:rPr>
+          <w:b/>
+          <w:bCs/>
+        </w:rPr>
+      </w:pPr>
+      <w:r>
+        <w:rPr>
+          <w:rFonts w:hint="eastAsia"/>
+        </w:rPr>
+        <w:t xml:space="preserve">게시글을 추천하거나 댓글을 작성할 때, 화면을 </w:t>
+      </w:r>
+      <w:proofErr w:type="spellStart"/>
+      <w:r>
+        <w:rPr>
+          <w:rFonts w:hint="eastAsia"/>
+        </w:rPr>
+        <w:t>새로고침</w:t>
+      </w:r>
+      <w:proofErr w:type="spellEnd"/>
+      <w:r>
+        <w:rPr>
+          <w:rFonts w:hint="eastAsia"/>
+        </w:rPr>
+        <w:t xml:space="preserve"> 하지 않고 서버와 비동기 통신하여 즉시 화면에 반영할 수 </w:t>
+      </w:r>
+      <w:proofErr w:type="gramStart"/>
+      <w:r>
+        <w:rPr>
+          <w:rFonts w:hint="eastAsia"/>
+        </w:rPr>
+        <w:t>있습니다.</w:t>
+      </w:r>
+      <w:r>
+        <w:rPr>
+          <w:rFonts w:hint="eastAsia"/>
+          <w:b/>
+          <w:bCs/>
+        </w:rPr>
+        <w:t>(</w:t>
+      </w:r>
+      <w:proofErr w:type="gramEnd"/>
+      <w:r>
+        <w:rPr>
+          <w:rFonts w:hint="eastAsia"/>
+          <w:b/>
+          <w:bCs/>
+        </w:rPr>
+        <w:t>다음)</w:t>
       </w:r>
     </w:p>
     <w:p>
@@ -670,45 +1164,100 @@
         <w:rPr>
           <w:rFonts w:hint="eastAsia"/>
         </w:rPr>
-        <w:t>게시글이나 시리즈를 검색할 때, 게시글에 작성된 태그를 기반으로 검색이 가능한 기능이며, 하나의 게시글에 태그는 여러 개 입력이 가능합니다.</w:t>
-      </w:r>
-      <w:r>
-        <w:rPr>
-          <w:rFonts w:hint="eastAsia"/>
-          <w:b/>
-          <w:bCs/>
-        </w:rPr>
-        <w:t>(다음)</w:t>
-      </w:r>
-    </w:p>
-    <w:p>
-      <w:pPr>
-        <w:rPr>
-          <w:b/>
-          <w:bCs/>
-        </w:rPr>
-      </w:pPr>
-      <w:r>
-        <w:rPr>
-          <w:rFonts w:hint="eastAsia"/>
-        </w:rPr>
-        <w:t>마지막으로 신고 및 관리입니다.</w:t>
-      </w:r>
-      <w:r>
-        <w:rPr>
-          <w:rFonts w:hint="eastAsia"/>
-          <w:b/>
-          <w:bCs/>
-        </w:rPr>
-        <w:t>(다음)</w:t>
-      </w:r>
-    </w:p>
-    <w:p>
-      <w:pPr>
-        <w:rPr>
-          <w:rFonts w:hint="eastAsia"/>
-        </w:rPr>
-      </w:pPr>
+        <w:t xml:space="preserve">게시글이나 시리즈를 검색할 때, </w:t>
+      </w:r>
+      <w:proofErr w:type="spellStart"/>
+      <w:r>
+        <w:rPr>
+          <w:rFonts w:hint="eastAsia"/>
+        </w:rPr>
+        <w:t>게시글에</w:t>
+      </w:r>
+      <w:proofErr w:type="spellEnd"/>
+      <w:r>
+        <w:rPr>
+          <w:rFonts w:hint="eastAsia"/>
+        </w:rPr>
+        <w:t xml:space="preserve"> 작성된 태그를 기반으로 검색이 가능한 기능이며, 하나의 </w:t>
+      </w:r>
+      <w:proofErr w:type="spellStart"/>
+      <w:r>
+        <w:rPr>
+          <w:rFonts w:hint="eastAsia"/>
+        </w:rPr>
+        <w:t>게시글에</w:t>
+      </w:r>
+      <w:proofErr w:type="spellEnd"/>
+      <w:r>
+        <w:rPr>
+          <w:rFonts w:hint="eastAsia"/>
+        </w:rPr>
+        <w:t xml:space="preserve"> 태그는 여러 개 입력이 </w:t>
+      </w:r>
+      <w:proofErr w:type="gramStart"/>
+      <w:r>
+        <w:rPr>
+          <w:rFonts w:hint="eastAsia"/>
+        </w:rPr>
+        <w:t>가능합니다.</w:t>
+      </w:r>
+      <w:r>
+        <w:rPr>
+          <w:rFonts w:hint="eastAsia"/>
+          <w:b/>
+          <w:bCs/>
+        </w:rPr>
+        <w:t>(</w:t>
+      </w:r>
+      <w:proofErr w:type="gramEnd"/>
+      <w:r>
+        <w:rPr>
+          <w:rFonts w:hint="eastAsia"/>
+          <w:b/>
+          <w:bCs/>
+        </w:rPr>
+        <w:t>다음)</w:t>
+      </w:r>
+    </w:p>
+    <w:p>
+      <w:pPr>
+        <w:rPr>
+          <w:b/>
+          <w:bCs/>
+        </w:rPr>
+      </w:pPr>
+      <w:r>
+        <w:rPr>
+          <w:rFonts w:hint="eastAsia"/>
+        </w:rPr>
+        <w:t xml:space="preserve">마지막으로 신고 및 </w:t>
+      </w:r>
+      <w:proofErr w:type="gramStart"/>
+      <w:r>
+        <w:rPr>
+          <w:rFonts w:hint="eastAsia"/>
+        </w:rPr>
+        <w:t>관리입니다.</w:t>
+      </w:r>
+      <w:r>
+        <w:rPr>
+          <w:rFonts w:hint="eastAsia"/>
+          <w:b/>
+          <w:bCs/>
+        </w:rPr>
+        <w:t>(</w:t>
+      </w:r>
+      <w:proofErr w:type="gramEnd"/>
+      <w:r>
+        <w:rPr>
+          <w:rFonts w:hint="eastAsia"/>
+          <w:b/>
+          <w:bCs/>
+        </w:rPr>
+        <w:t>다음)</w:t>
+      </w:r>
+    </w:p>
+    <w:p>
       <w:r>
         <w:rPr>
           <w:rFonts w:hint="eastAsia"/>
@@ -776,20 +1325,63 @@
         <w:rPr>
           <w:rFonts w:hint="eastAsia"/>
         </w:rPr>
-        <w:t xml:space="preserve">먼저 에이젝스(AJAX)입니다. AJAX는 페이지 새로고침 없이 서버와 통신하여 화면에 즉각 반영하는 기술로, </w:t>
+        <w:t xml:space="preserve">먼저 </w:t>
+      </w:r>
+      <w:proofErr w:type="spellStart"/>
+      <w:r>
+        <w:rPr>
+          <w:rFonts w:hint="eastAsia"/>
+        </w:rPr>
+        <w:t>에이젝스</w:t>
+      </w:r>
+      <w:proofErr w:type="spellEnd"/>
+      <w:r>
+        <w:rPr>
+          <w:rFonts w:hint="eastAsia"/>
+        </w:rPr>
+        <w:t xml:space="preserve">(AJAX)입니다. AJAX는 페이지 </w:t>
+      </w:r>
+      <w:proofErr w:type="spellStart"/>
+      <w:r>
+        <w:rPr>
+          <w:rFonts w:hint="eastAsia"/>
+        </w:rPr>
+        <w:t>새로고침</w:t>
+      </w:r>
+      <w:proofErr w:type="spellEnd"/>
+      <w:r>
+        <w:rPr>
+          <w:rFonts w:hint="eastAsia"/>
+        </w:rPr>
+        <w:t xml:space="preserve"> 없이 서버와 통신하여 화면에 즉각 반영하는 기술로, </w:t>
       </w:r>
       <w:r>
         <w:t>사용자 상호작용 발생 시 </w:t>
       </w:r>
+      <w:proofErr w:type="spellStart"/>
       <w:r>
         <w:rPr>
           <w:rFonts w:hint="eastAsia"/>
         </w:rPr>
         <w:t>페치</w:t>
       </w:r>
-      <w:r>
-        <w:t xml:space="preserve"> API를 사용하여 새로고침 없이 데이터를 송수신합니다. 컨트롤러는 요청을 처리한 후 Gson</w:t>
-      </w:r>
+      <w:proofErr w:type="spellEnd"/>
+      <w:r>
+        <w:t xml:space="preserve"> API를 사용하여 </w:t>
+      </w:r>
+      <w:proofErr w:type="spellStart"/>
+      <w:r>
+        <w:t>새로고침</w:t>
+      </w:r>
+      <w:proofErr w:type="spellEnd"/>
+      <w:r>
+        <w:t xml:space="preserve"> 없이 데이터를 송수신합니다. 컨트롤러는 요청을 처리한 후 </w:t>
+      </w:r>
+      <w:proofErr w:type="spellStart"/>
+      <w:r>
+        <w:t>Gson</w:t>
+      </w:r>
+      <w:proofErr w:type="spellEnd"/>
       <w:r>
         <w:rPr>
           <w:rFonts w:hint="eastAsia"/>
@@ -818,20 +1410,34 @@
         <w:t>(제이슨)</w:t>
       </w:r>
       <w:r>
-        <w:t xml:space="preserve"> 형식으로 반환합니다.</w:t>
-      </w:r>
-      <w:r>
-        <w:rPr>
-          <w:rFonts w:hint="eastAsia"/>
-          <w:b/>
-          <w:bCs/>
-        </w:rPr>
-        <w:t>(다음)</w:t>
-      </w:r>
-    </w:p>
-    <w:p>
-      <w:pPr>
-        <w:rPr>
+        <w:t xml:space="preserve"> 형식으로 </w:t>
+      </w:r>
+      <w:proofErr w:type="gramStart"/>
+      <w:r>
+        <w:t>반환합니다.</w:t>
+      </w:r>
+      <w:r>
+        <w:rPr>
+          <w:rFonts w:hint="eastAsia"/>
+          <w:b/>
+          <w:bCs/>
+        </w:rPr>
+        <w:t>(</w:t>
+      </w:r>
+      <w:proofErr w:type="gramEnd"/>
+      <w:r>
+        <w:rPr>
+          <w:rFonts w:hint="eastAsia"/>
+          <w:b/>
+          <w:bCs/>
+        </w:rPr>
+        <w:t>다음)</w:t>
+      </w:r>
+    </w:p>
+    <w:p>
+      <w:pPr>
+        <w:rPr>
+          <w:rFonts w:hint="eastAsia"/>
           <w:b/>
           <w:bCs/>
         </w:rPr>
@@ -852,7 +1458,15 @@
         <w:t xml:space="preserve"> </w:t>
       </w:r>
       <w:r>
-        <w:t>중첩 반복문 없이 단 두 번의 순회로 대량의 계층형 데이터를 처리할 수 있어 성능상 매우 유리</w:t>
+        <w:t xml:space="preserve">중첩 </w:t>
+      </w:r>
+      <w:proofErr w:type="spellStart"/>
+      <w:r>
+        <w:t>반복문</w:t>
+      </w:r>
+      <w:proofErr w:type="spellEnd"/>
+      <w:r>
+        <w:t xml:space="preserve"> 없이 단 두 번의 순회로 대량의 계층형 데이터를 처리할 수 있어 성능상 매우 유리</w:t>
       </w:r>
       <w:r>
         <w:rPr>
@@ -870,106 +1484,776 @@
         <w:rPr>
           <w:rFonts w:hint="eastAsia"/>
         </w:rPr>
-        <w:t>이 특장점이라고 할 수 있습니다.</w:t>
-      </w:r>
-      <w:r>
-        <w:rPr>
-          <w:rFonts w:hint="eastAsia"/>
-          <w:b/>
-          <w:bCs/>
-        </w:rPr>
-        <w:t>(다음)</w:t>
-      </w:r>
-    </w:p>
-    <w:p>
-      <w:pPr>
-        <w:widowControl/>
-        <w:wordWrap/>
-        <w:autoSpaceDE/>
-        <w:autoSpaceDN/>
-        <w:rPr>
-          <w:b/>
-          <w:bCs/>
-        </w:rPr>
-      </w:pPr>
-      <w:r>
-        <w:rPr>
-          <w:b/>
-          <w:bCs/>
-        </w:rPr>
-        <w:br w:type="page"/>
-      </w:r>
-    </w:p>
-    <w:p>
-      <w:pPr>
-        <w:rPr>
-          <w:b/>
-          <w:bCs/>
-        </w:rPr>
-      </w:pPr>
+        <w:t xml:space="preserve">이 특장점이라고 할 수 </w:t>
+      </w:r>
+      <w:proofErr w:type="gramStart"/>
+      <w:r>
+        <w:rPr>
+          <w:rFonts w:hint="eastAsia"/>
+        </w:rPr>
+        <w:t>있습니다.</w:t>
+      </w:r>
+      <w:r>
+        <w:rPr>
+          <w:rFonts w:hint="eastAsia"/>
+          <w:b/>
+          <w:bCs/>
+        </w:rPr>
+        <w:t>(</w:t>
+      </w:r>
+      <w:proofErr w:type="gramEnd"/>
+      <w:r>
+        <w:rPr>
+          <w:rFonts w:hint="eastAsia"/>
+          <w:b/>
+          <w:bCs/>
+        </w:rPr>
+        <w:t>다음)</w:t>
+      </w:r>
+    </w:p>
+    <w:p>
+      <w:pPr>
+        <w:rPr>
+          <w:b/>
+          <w:bCs/>
+        </w:rPr>
+      </w:pPr>
+      <w:r>
+        <w:rPr>
+          <w:rFonts w:hint="eastAsia"/>
+        </w:rPr>
+        <w:t xml:space="preserve">다음은 이메일 중복 확인 로직입니다. 이메일을 </w:t>
+      </w:r>
+      <w:proofErr w:type="spellStart"/>
+      <w:r>
+        <w:rPr>
+          <w:rFonts w:hint="eastAsia"/>
+        </w:rPr>
+        <w:t>리퀘스트로</w:t>
+      </w:r>
+      <w:proofErr w:type="spellEnd"/>
+      <w:r>
+        <w:rPr>
+          <w:rFonts w:hint="eastAsia"/>
+        </w:rPr>
+        <w:t xml:space="preserve"> 전달받아 </w:t>
+      </w:r>
+      <w:proofErr w:type="spellStart"/>
+      <w:r>
+        <w:rPr>
+          <w:rFonts w:hint="eastAsia"/>
+        </w:rPr>
+        <w:t>db</w:t>
+      </w:r>
+      <w:proofErr w:type="spellEnd"/>
+      <w:r>
+        <w:rPr>
+          <w:rFonts w:hint="eastAsia"/>
+        </w:rPr>
+        <w:t xml:space="preserve">내 중복여부를 확인하여 결과값을 </w:t>
+      </w:r>
+      <w:proofErr w:type="spellStart"/>
+      <w:r>
+        <w:rPr>
+          <w:rFonts w:hint="eastAsia"/>
+        </w:rPr>
+        <w:t>Gson</w:t>
+      </w:r>
+      <w:proofErr w:type="spellEnd"/>
+      <w:r>
+        <w:rPr>
+          <w:rFonts w:hint="eastAsia"/>
+        </w:rPr>
+        <w:t xml:space="preserve">으로 클라이언트에게 전송하며, 이 또한 페이지 전환 없이 실시간으로 이메일 사용 가능 여부를 판별하기 때문에 사용자 경험을 향상시킨다고 할 수 </w:t>
+      </w:r>
+      <w:proofErr w:type="gramStart"/>
+      <w:r>
+        <w:rPr>
+          <w:rFonts w:hint="eastAsia"/>
+        </w:rPr>
+        <w:t>있습니다.</w:t>
+      </w:r>
+      <w:r>
+        <w:rPr>
+          <w:rFonts w:hint="eastAsia"/>
+          <w:b/>
+          <w:bCs/>
+        </w:rPr>
+        <w:t>(</w:t>
+      </w:r>
+      <w:proofErr w:type="gramEnd"/>
+      <w:r>
+        <w:rPr>
+          <w:rFonts w:hint="eastAsia"/>
+          <w:b/>
+          <w:bCs/>
+        </w:rPr>
+        <w:t>다음)</w:t>
+      </w:r>
+    </w:p>
+    <w:p>
+      <w:r>
+        <w:rPr>
+          <w:rFonts w:hint="eastAsia"/>
+        </w:rPr>
+        <w:t xml:space="preserve">다음으로는 </w:t>
+      </w:r>
+      <w:proofErr w:type="spellStart"/>
+      <w:r>
+        <w:rPr>
+          <w:rFonts w:hint="eastAsia"/>
+        </w:rPr>
+        <w:t>BCrypt</w:t>
+      </w:r>
+      <w:proofErr w:type="spellEnd"/>
+      <w:r>
+        <w:rPr>
+          <w:rFonts w:hint="eastAsia"/>
+        </w:rPr>
+        <w:t>(</w:t>
+      </w:r>
+      <w:proofErr w:type="spellStart"/>
+      <w:r>
+        <w:rPr>
+          <w:rFonts w:hint="eastAsia"/>
+        </w:rPr>
+        <w:t>비크립트</w:t>
+      </w:r>
+      <w:proofErr w:type="spellEnd"/>
+      <w:r>
+        <w:rPr>
+          <w:rFonts w:hint="eastAsia"/>
+        </w:rPr>
+        <w:t>) 기반의 비밀번호 암호화 로직입니다.</w:t>
+      </w:r>
+    </w:p>
+    <w:p>
+      <w:pPr>
+        <w:rPr>
+          <w:b/>
+          <w:bCs/>
+        </w:rPr>
+      </w:pPr>
+      <w:r>
+        <w:rPr>
+          <w:rFonts w:hint="eastAsia"/>
+        </w:rPr>
+        <w:t xml:space="preserve">해시 함수를 여러 번 반복하고 무작위 </w:t>
+      </w:r>
+      <w:proofErr w:type="spellStart"/>
+      <w:r>
+        <w:rPr>
+          <w:rFonts w:hint="eastAsia"/>
+        </w:rPr>
+        <w:t>솔트를</w:t>
+      </w:r>
+      <w:proofErr w:type="spellEnd"/>
+      <w:r>
+        <w:rPr>
+          <w:rFonts w:hint="eastAsia"/>
+        </w:rPr>
+        <w:t xml:space="preserve"> 추가하여 평문으로 복호화가 불가능한, 단방향 해시 알고리즘인 </w:t>
+      </w:r>
+      <w:proofErr w:type="spellStart"/>
+      <w:r>
+        <w:rPr>
+          <w:rFonts w:hint="eastAsia"/>
+        </w:rPr>
+        <w:t>BCrypt</w:t>
+      </w:r>
+      <w:proofErr w:type="spellEnd"/>
+      <w:r>
+        <w:rPr>
+          <w:rFonts w:hint="eastAsia"/>
+        </w:rPr>
+        <w:t xml:space="preserve">를 적용하여 데이터베이스 유출 시에도 사용자의 비밀번호를 안전하게 보호할 수 </w:t>
+      </w:r>
+      <w:proofErr w:type="gramStart"/>
+      <w:r>
+        <w:rPr>
+          <w:rFonts w:hint="eastAsia"/>
+        </w:rPr>
+        <w:t>있습니다.</w:t>
+      </w:r>
+      <w:r>
+        <w:rPr>
+          <w:rFonts w:hint="eastAsia"/>
+          <w:b/>
+          <w:bCs/>
+        </w:rPr>
+        <w:t>(</w:t>
+      </w:r>
+      <w:proofErr w:type="gramEnd"/>
+      <w:r>
+        <w:rPr>
+          <w:rFonts w:hint="eastAsia"/>
+          <w:b/>
+          <w:bCs/>
+        </w:rPr>
+        <w:t>다음)</w:t>
+      </w:r>
+    </w:p>
+    <w:p>
+      <w:r>
+        <w:rPr>
+          <w:rFonts w:hint="eastAsia"/>
+        </w:rPr>
+        <w:t xml:space="preserve">다음으로는 게시글 삭제 로직입니다. </w:t>
+      </w:r>
+    </w:p>
+    <w:p>
+      <w:pPr>
+        <w:rPr>
+          <w:b/>
+          <w:bCs/>
+        </w:rPr>
+      </w:pPr>
+      <w:r>
+        <w:t>만약 사용자가 본인 작업물을 실수로 삭제했을</w:t>
+      </w:r>
+      <w:r>
+        <w:rPr>
+          <w:rFonts w:hint="eastAsia"/>
+        </w:rPr>
+        <w:t xml:space="preserve"> </w:t>
+      </w:r>
+      <w:r>
+        <w:t xml:space="preserve">때 delete from을 사용하면 영구적으로 삭제가 되어버려 복구가 </w:t>
+      </w:r>
+      <w:proofErr w:type="spellStart"/>
+      <w:r>
+        <w:t>불가능해지는데</w:t>
+      </w:r>
+      <w:proofErr w:type="spellEnd"/>
+      <w:r>
+        <w:rPr>
+          <w:rFonts w:hint="eastAsia"/>
+        </w:rPr>
+        <w:t>,</w:t>
+      </w:r>
+      <w:r>
+        <w:t xml:space="preserve"> </w:t>
+      </w:r>
+      <w:proofErr w:type="spellStart"/>
+      <w:r>
+        <w:t>deleted_at</w:t>
+      </w:r>
+      <w:proofErr w:type="spellEnd"/>
+      <w:r>
+        <w:t>컬럼을 사용해서 데이터를 완전히 삭제하지 않고</w:t>
+      </w:r>
+      <w:r>
+        <w:rPr>
+          <w:rFonts w:hint="eastAsia"/>
+        </w:rPr>
+        <w:t xml:space="preserve"> </w:t>
+      </w:r>
+      <w:r>
+        <w:t>삭제된 시각을 기록해서 사용자에게는 보이지 않게 처리하는 방식</w:t>
+      </w:r>
+      <w:r>
+        <w:rPr>
+          <w:rFonts w:hint="eastAsia"/>
+        </w:rPr>
+        <w:t>입니다.</w:t>
+      </w:r>
+      <w:r>
+        <w:t xml:space="preserve"> 이는 WHERE </w:t>
+      </w:r>
+      <w:proofErr w:type="spellStart"/>
+      <w:r>
+        <w:t>deleted_at</w:t>
+      </w:r>
+      <w:proofErr w:type="spellEnd"/>
+      <w:r>
+        <w:t xml:space="preserve"> IS NULL</w:t>
+      </w:r>
+      <w:r>
+        <w:rPr>
+          <w:rFonts w:hint="eastAsia"/>
+        </w:rPr>
+        <w:t>(</w:t>
+      </w:r>
+      <w:proofErr w:type="spellStart"/>
+      <w:r>
+        <w:rPr>
+          <w:rFonts w:hint="eastAsia"/>
+        </w:rPr>
+        <w:t>웨어</w:t>
+      </w:r>
+      <w:proofErr w:type="spellEnd"/>
+      <w:r>
+        <w:rPr>
+          <w:rFonts w:hint="eastAsia"/>
+        </w:rPr>
+        <w:t xml:space="preserve"> </w:t>
+      </w:r>
+      <w:proofErr w:type="spellStart"/>
+      <w:r>
+        <w:rPr>
+          <w:rFonts w:hint="eastAsia"/>
+        </w:rPr>
+        <w:t>딜리티드엣</w:t>
+      </w:r>
+      <w:proofErr w:type="spellEnd"/>
+      <w:r>
+        <w:rPr>
+          <w:rFonts w:hint="eastAsia"/>
+        </w:rPr>
+        <w:t xml:space="preserve"> </w:t>
+      </w:r>
+      <w:proofErr w:type="spellStart"/>
+      <w:r>
+        <w:rPr>
+          <w:rFonts w:hint="eastAsia"/>
+        </w:rPr>
+        <w:t>이즈</w:t>
+      </w:r>
+      <w:proofErr w:type="spellEnd"/>
+      <w:r>
+        <w:rPr>
+          <w:rFonts w:hint="eastAsia"/>
+        </w:rPr>
+        <w:t xml:space="preserve"> 널)</w:t>
+      </w:r>
+      <w:r>
+        <w:t xml:space="preserve"> 조건을 걸어 삭제되지 않은 글만 노출하는 방식으로 </w:t>
+      </w:r>
+      <w:proofErr w:type="gramStart"/>
+      <w:r>
+        <w:t>처리</w:t>
+      </w:r>
+      <w:r>
+        <w:rPr>
+          <w:rFonts w:hint="eastAsia"/>
+        </w:rPr>
+        <w:t>합니다.</w:t>
+      </w:r>
+      <w:r>
+        <w:rPr>
+          <w:rFonts w:hint="eastAsia"/>
+          <w:b/>
+          <w:bCs/>
+        </w:rPr>
+        <w:t>(</w:t>
+      </w:r>
+      <w:proofErr w:type="gramEnd"/>
+      <w:r>
+        <w:rPr>
+          <w:rFonts w:hint="eastAsia"/>
+          <w:b/>
+          <w:bCs/>
+        </w:rPr>
+        <w:t>다음)</w:t>
+      </w:r>
+    </w:p>
+    <w:p>
+      <w:r>
+        <w:rPr>
+          <w:rFonts w:hint="eastAsia"/>
+        </w:rPr>
+        <w:t xml:space="preserve">마지막으로 </w:t>
+      </w:r>
+      <w:r>
+        <w:rPr>
+          <w:rFonts w:hint="eastAsia"/>
+        </w:rPr>
+        <w:t>관리자 기능의 조회 필터링 및 정렬 로직입니다.</w:t>
+      </w:r>
+    </w:p>
+    <w:p>
+      <w:pPr>
+        <w:rPr>
+          <w:b/>
+          <w:bCs/>
+        </w:rPr>
+      </w:pPr>
+      <w:r>
+        <w:t xml:space="preserve">유효하지 않은 </w:t>
+      </w:r>
+      <w:proofErr w:type="spellStart"/>
+      <w:r>
+        <w:t>상태값이나</w:t>
+      </w:r>
+      <w:proofErr w:type="spellEnd"/>
+      <w:r>
+        <w:t xml:space="preserve"> 정렬 조건을 체크하여 기본값으로 보정하는 방어적 코딩을 적용했습니다. 검색어, 상태, 정렬 등의 조건을 조합하여 Service 레이어에 전달합니다. </w:t>
+      </w:r>
+      <w:proofErr w:type="spellStart"/>
+      <w:r>
+        <w:t>필터링된</w:t>
+      </w:r>
+      <w:proofErr w:type="spellEnd"/>
+      <w:r>
+        <w:t xml:space="preserve"> 결과에 대해 </w:t>
+      </w:r>
+      <w:proofErr w:type="spellStart"/>
+      <w:r>
+        <w:t>PageDto</w:t>
+      </w:r>
+      <w:proofErr w:type="spellEnd"/>
+      <w:r>
+        <w:t xml:space="preserve">를 생성하여 UI의 </w:t>
+      </w:r>
+      <w:proofErr w:type="spellStart"/>
+      <w:r>
+        <w:t>페이지네이션과</w:t>
+      </w:r>
+      <w:proofErr w:type="spellEnd"/>
+      <w:r>
+        <w:t xml:space="preserve"> </w:t>
+      </w:r>
+      <w:proofErr w:type="gramStart"/>
+      <w:r>
+        <w:t>동기화합니다.</w:t>
+      </w:r>
+      <w:r>
+        <w:rPr>
+          <w:rFonts w:hint="eastAsia"/>
+          <w:b/>
+          <w:bCs/>
+        </w:rPr>
+        <w:t>(</w:t>
+      </w:r>
+      <w:proofErr w:type="gramEnd"/>
+      <w:r>
+        <w:rPr>
+          <w:rFonts w:hint="eastAsia"/>
+          <w:b/>
+          <w:bCs/>
+        </w:rPr>
+        <w:t>다음)</w:t>
+      </w:r>
+    </w:p>
+    <w:p>
+      <w:pPr>
+        <w:rPr>
+          <w:b/>
+          <w:bCs/>
+        </w:rPr>
+      </w:pPr>
+      <w:r>
+        <w:rPr>
+          <w:rFonts w:hint="eastAsia"/>
+          <w:b/>
+          <w:bCs/>
+        </w:rPr>
+        <w:t>[시연]</w:t>
+      </w:r>
+    </w:p>
+    <w:p>
       <w:r>
         <w:rPr>
           <w:rFonts w:hint="eastAsia"/>
         </w:rPr>
         <w:lastRenderedPageBreak/>
-        <w:t>다음은 이메일 중복 확인 로직입니다. 이메일을 리퀘스트로 전달받아 db내 중복여부를 확인하여 결과값을 Gson으로 클라이언트에게 전송하며, 이 또한 페이지 전환 없이 실시간으로 이메일 사용 가능 여부를 판별하기 때문에 사용자 경험을 향상시킨다고 할 수 있습니다.</w:t>
-      </w:r>
-      <w:r>
-        <w:rPr>
-          <w:rFonts w:hint="eastAsia"/>
-          <w:b/>
-          <w:bCs/>
-        </w:rPr>
-        <w:t>(다음)</w:t>
-      </w:r>
-    </w:p>
-    <w:p>
-      <w:r>
-        <w:rPr>
-          <w:rFonts w:hint="eastAsia"/>
-        </w:rPr>
-        <w:t>다음으로는 BCrypt(비크립트) 기반의 비밀번호 암호화 로직입니다.</w:t>
-      </w:r>
-    </w:p>
-    <w:p>
-      <w:pPr>
-        <w:rPr>
-          <w:b/>
-          <w:bCs/>
-        </w:rPr>
-      </w:pPr>
-      <w:r>
-        <w:rPr>
-          <w:rFonts w:hint="eastAsia"/>
-        </w:rPr>
-        <w:t>해시 함수를 여러 번 반복하고 무작위 솔트를 추가하여 평문으로 복호화가 불가능한, 단방향 해시 알고리즘인 BCrypt를 적용하여 데이터베이스 유출 시에도 사용자의 비밀번호를 안전하게 보호할 수 있습니다.</w:t>
-      </w:r>
-      <w:r>
-        <w:rPr>
-          <w:rFonts w:hint="eastAsia"/>
-          <w:b/>
-          <w:bCs/>
-        </w:rPr>
-        <w:t>(다음)</w:t>
-      </w:r>
-    </w:p>
-    <w:p>
-      <w:r>
-        <w:rPr>
-          <w:rFonts w:hint="eastAsia"/>
-        </w:rPr>
-        <w:t xml:space="preserve">다음으로는 게시글 삭제 로직입니다. </w:t>
-      </w:r>
-    </w:p>
-    <w:p>
-      <w:pPr>
-        <w:rPr>
-          <w:b/>
-          <w:bCs/>
-        </w:rPr>
-      </w:pPr>
-      <w:r>
-        <w:t>만약 사용자가 본인 작업물을 실수로 삭제했을</w:t>
+        <w:t>주요 코드 설명 마치고, 시연 진행하겠습니다.</w:t>
+      </w:r>
+    </w:p>
+    <w:p>
+      <w:r>
+        <w:rPr>
+          <w:rFonts w:hint="eastAsia"/>
+        </w:rPr>
+        <w:t>[가입]</w:t>
+      </w:r>
+    </w:p>
+    <w:p>
+      <w:r>
+        <w:rPr>
+          <w:rFonts w:hint="eastAsia"/>
+        </w:rPr>
+        <w:t xml:space="preserve">먼저 </w:t>
+      </w:r>
+      <w:proofErr w:type="spellStart"/>
+      <w:r>
+        <w:rPr>
+          <w:rFonts w:hint="eastAsia"/>
+        </w:rPr>
+        <w:t>스터디로그에</w:t>
+      </w:r>
+      <w:proofErr w:type="spellEnd"/>
+      <w:r>
+        <w:rPr>
+          <w:rFonts w:hint="eastAsia"/>
+        </w:rPr>
+        <w:t xml:space="preserve"> 접속하면 귀여운 캐릭터들이 맞이해줍니다. 저희는 이메일로 회원가입 하겠습니다. 이메일과 닉네임, 비밀번호를 입력하고 가입합니다. 저희는 미리 만들어 둔 사용자 계정으로 로그인 하겠습니다. </w:t>
+      </w:r>
+    </w:p>
+    <w:p>
+      <w:r>
+        <w:rPr>
+          <w:rFonts w:hint="eastAsia"/>
+        </w:rPr>
+        <w:t>[대시보드]</w:t>
+      </w:r>
+    </w:p>
+    <w:p>
+      <w:r>
+        <w:rPr>
+          <w:rFonts w:hint="eastAsia"/>
+        </w:rPr>
+        <w:t xml:space="preserve">로그인 하게 </w:t>
+      </w:r>
+      <w:proofErr w:type="gramStart"/>
+      <w:r>
+        <w:rPr>
+          <w:rFonts w:hint="eastAsia"/>
+        </w:rPr>
+        <w:t>되면  사용자의</w:t>
+      </w:r>
+      <w:proofErr w:type="gramEnd"/>
+      <w:r>
+        <w:rPr>
+          <w:rFonts w:hint="eastAsia"/>
+        </w:rPr>
+        <w:t xml:space="preserve"> 대시보드 화면이 보이는 모습입니다. 왼쪽</w:t>
+      </w:r>
+      <w:r>
+        <w:rPr>
+          <w:rFonts w:hint="eastAsia"/>
+        </w:rPr>
+        <w:t>의 사이드바</w:t>
+      </w:r>
+      <w:r>
+        <w:rPr>
+          <w:rFonts w:hint="eastAsia"/>
+        </w:rPr>
+        <w:t>에는 나의 활동 기록을 색으로 확인할 수 있는 잔디와 프로필, 시리즈와 커뮤니티 탐색 기능이 있</w:t>
+      </w:r>
+      <w:r>
+        <w:rPr>
+          <w:rFonts w:hint="eastAsia"/>
+        </w:rPr>
+        <w:t xml:space="preserve">고, 사용자의 취향에 맞게 선택할 수 있도록 테마 선택 버튼이 위치하고 있으며, </w:t>
+      </w:r>
+      <w:r>
+        <w:rPr>
+          <w:rFonts w:hint="eastAsia"/>
+        </w:rPr>
+        <w:t xml:space="preserve">해당 사이드바를 접었다 </w:t>
+      </w:r>
+      <w:r>
+        <w:rPr>
+          <w:rFonts w:hint="eastAsia"/>
+        </w:rPr>
+        <w:t>펼치기가 가능합</w:t>
+      </w:r>
+      <w:r>
+        <w:rPr>
+          <w:rFonts w:hint="eastAsia"/>
+        </w:rPr>
+        <w:t xml:space="preserve">니다. </w:t>
+      </w:r>
+      <w:r>
+        <w:rPr>
+          <w:rFonts w:hint="eastAsia"/>
+        </w:rPr>
+        <w:t xml:space="preserve">프로필 버튼을 눌러 프로필을 수정해보겠습니다. 파일 선택 버튼을 눌러 프로필 사진을 변경하겠습니다. 짧은 인사말을 추가하고 </w:t>
+      </w:r>
+      <w:r>
+        <w:t>‘</w:t>
+      </w:r>
+      <w:r>
+        <w:rPr>
+          <w:rFonts w:hint="eastAsia"/>
+        </w:rPr>
+        <w:t>수정 완료</w:t>
+      </w:r>
+      <w:r>
+        <w:t>’</w:t>
+      </w:r>
+      <w:r>
+        <w:rPr>
+          <w:rFonts w:hint="eastAsia"/>
+        </w:rPr>
+        <w:t xml:space="preserve"> 버튼을 누르면, 변경 내용이 적용된 것을 확인할 수 있습니다. 이제 메인 화면을 보시겠습니다. </w:t>
+      </w:r>
+      <w:r>
+        <w:rPr>
+          <w:rFonts w:hint="eastAsia"/>
+        </w:rPr>
+        <w:t>메인 화면에는 내 시리즈를 관리할 수 있는 화면과 새 글 작성 버튼, 커뮤니티로 이동이 가능한 커뮤니티 버튼이 있습니다.</w:t>
+      </w:r>
+    </w:p>
+    <w:p>
+      <w:r>
+        <w:rPr>
+          <w:rFonts w:hint="eastAsia"/>
+        </w:rPr>
+        <w:t>[시리즈]</w:t>
+      </w:r>
+    </w:p>
+    <w:p>
+      <w:r>
+        <w:t>‘</w:t>
+      </w:r>
+      <w:r>
+        <w:rPr>
+          <w:rFonts w:hint="eastAsia"/>
+        </w:rPr>
+        <w:t>새 시리즈 만들기</w:t>
+      </w:r>
+      <w:r>
+        <w:t>’</w:t>
+      </w:r>
+      <w:r>
+        <w:rPr>
+          <w:rFonts w:hint="eastAsia"/>
+        </w:rPr>
+        <w:t xml:space="preserve"> 버튼을 눌러 시리즈를 만들어보겠습니다. 시리즈의 이름을 입력하고 간단한 설명을 입력합니다. 그리고 이 시리즈를 커뮤니티에 공개할지 안 할지 정한 후, </w:t>
+      </w:r>
+      <w:r>
+        <w:t>‘</w:t>
+      </w:r>
+      <w:r>
+        <w:rPr>
+          <w:rFonts w:hint="eastAsia"/>
+        </w:rPr>
+        <w:t>시리즈 만들기</w:t>
+      </w:r>
+      <w:r>
+        <w:t>’</w:t>
+      </w:r>
+      <w:r>
+        <w:rPr>
+          <w:rFonts w:hint="eastAsia"/>
+        </w:rPr>
+        <w:t xml:space="preserve"> 버튼을 눌러 시리즈를 생성합니다. 시리즈를 생성하게 되면 </w:t>
+      </w:r>
+      <w:proofErr w:type="spellStart"/>
+      <w:r>
+        <w:rPr>
+          <w:rFonts w:hint="eastAsia"/>
+        </w:rPr>
+        <w:t>비어있는</w:t>
+      </w:r>
+      <w:proofErr w:type="spellEnd"/>
+      <w:r>
+        <w:rPr>
+          <w:rFonts w:hint="eastAsia"/>
+        </w:rPr>
+        <w:t xml:space="preserve"> 화면이 보입니다. 저희는 바로 </w:t>
+      </w:r>
+      <w:r>
+        <w:t>‘</w:t>
+      </w:r>
+      <w:r>
+        <w:rPr>
+          <w:rFonts w:hint="eastAsia"/>
+        </w:rPr>
+        <w:t>새 글 추가</w:t>
+      </w:r>
+      <w:r>
+        <w:t>’</w:t>
+      </w:r>
+      <w:r>
+        <w:rPr>
+          <w:rFonts w:hint="eastAsia"/>
+        </w:rPr>
+        <w:t xml:space="preserve"> 버튼을 눌러 게시글을 만들어 보겠습니다.</w:t>
+      </w:r>
+    </w:p>
+    <w:p>
+      <w:r>
+        <w:rPr>
+          <w:rFonts w:hint="eastAsia"/>
+        </w:rPr>
+        <w:t>[게시글 작성]</w:t>
+      </w:r>
+    </w:p>
+    <w:p>
+      <w:r>
+        <w:rPr>
+          <w:rFonts w:hint="eastAsia"/>
+        </w:rPr>
+        <w:t xml:space="preserve">게시글의 제목을 입력합니다. 그리고 하단에 태그 입력 창이 보이는 것을 확인할 수 있습니다. 태그는, 커뮤니티에서 내가 원하는 주제를 검색하고 싶을 때 사용하는 것으로, 게시글을 작성할 때 개수 제한 없이 추가가 가능합니다. 저희는 </w:t>
+      </w:r>
+      <w:r>
+        <w:t>‘</w:t>
+      </w:r>
+      <w:r>
+        <w:rPr>
+          <w:rFonts w:hint="eastAsia"/>
+        </w:rPr>
+        <w:t>java</w:t>
+      </w:r>
+      <w:r>
+        <w:t>’</w:t>
+      </w:r>
+      <w:r>
+        <w:rPr>
+          <w:rFonts w:hint="eastAsia"/>
+        </w:rPr>
+        <w:t xml:space="preserve"> 태그를 추가하겠습니다. 그리고 우측에서는 이 글을 추가할 시리즈를 선택할 수 있으며, 시리즈 없이 단독 글로도 작성 가능합니다. 다음으로 내용을 작성하는 란입니다. 마크다운 형식으로 게시글 작성이 </w:t>
+      </w:r>
+      <w:proofErr w:type="gramStart"/>
+      <w:r>
+        <w:rPr>
+          <w:rFonts w:hint="eastAsia"/>
+        </w:rPr>
+        <w:t>가능하며,(</w:t>
+      </w:r>
+      <w:proofErr w:type="gramEnd"/>
+      <w:r>
+        <w:rPr>
+          <w:rFonts w:hint="eastAsia"/>
+        </w:rPr>
+        <w:t xml:space="preserve">이후 채움) </w:t>
+      </w:r>
+      <w:r>
+        <w:t>‘</w:t>
+      </w:r>
+      <w:r>
+        <w:rPr>
+          <w:rFonts w:hint="eastAsia"/>
+        </w:rPr>
+        <w:t>작성 완료</w:t>
+      </w:r>
+      <w:r>
+        <w:t>’</w:t>
+      </w:r>
+      <w:r>
+        <w:rPr>
+          <w:rFonts w:hint="eastAsia"/>
+        </w:rPr>
+        <w:t xml:space="preserve"> 버튼을 눌러 게시글을 등록하겠습니다.</w:t>
+      </w:r>
+    </w:p>
+    <w:p>
+      <w:r>
+        <w:rPr>
+          <w:rFonts w:hint="eastAsia"/>
+        </w:rPr>
+        <w:t xml:space="preserve">등록 후 바로 게시글 상세 화면을 볼 수 있으며, 이 화면에서는 작성자의 수정 및 </w:t>
+      </w:r>
+      <w:proofErr w:type="gramStart"/>
+      <w:r>
+        <w:rPr>
+          <w:rFonts w:hint="eastAsia"/>
+        </w:rPr>
+        <w:t>삭제,다른</w:t>
+      </w:r>
+      <w:proofErr w:type="gramEnd"/>
+      <w:r>
+        <w:rPr>
+          <w:rFonts w:hint="eastAsia"/>
+        </w:rPr>
+        <w:t xml:space="preserve"> 사용자의 신고가 가능합니다. 그리고 비동기 방식으로 화면 </w:t>
+      </w:r>
+      <w:proofErr w:type="spellStart"/>
+      <w:r>
+        <w:rPr>
+          <w:rFonts w:hint="eastAsia"/>
+        </w:rPr>
+        <w:t>새로고침</w:t>
+      </w:r>
+      <w:proofErr w:type="spellEnd"/>
+      <w:r>
+        <w:rPr>
+          <w:rFonts w:hint="eastAsia"/>
+        </w:rPr>
+        <w:t xml:space="preserve"> 없이 추천이 가능하며, 댓글 작성이 가능합니다.</w:t>
       </w:r>
       <w:r>
         <w:rPr>
@@ -978,198 +2262,64 @@
         <w:t xml:space="preserve"> </w:t>
       </w:r>
       <w:r>
-        <w:t>때 delete from을 사용하면 영구적으로 삭제가 되어버려 복구가 불가능해지는데</w:t>
-      </w:r>
-      <w:r>
-        <w:rPr>
-          <w:rFonts w:hint="eastAsia"/>
-        </w:rPr>
-        <w:t>,</w:t>
-      </w:r>
-      <w:r>
-        <w:t xml:space="preserve"> deleted_at컬럼을 사용해서 데이터를 완전히 삭제하지 않고</w:t>
-      </w:r>
-      <w:r>
-        <w:rPr>
-          <w:rFonts w:hint="eastAsia"/>
-        </w:rPr>
-        <w:t xml:space="preserve"> </w:t>
-      </w:r>
-      <w:r>
-        <w:t>삭제된 시각을 기록해서 사용자에게는 보이지 않게 처리하는 방식</w:t>
-      </w:r>
-      <w:r>
-        <w:rPr>
-          <w:rFonts w:hint="eastAsia"/>
-        </w:rPr>
-        <w:t>입니다.</w:t>
-      </w:r>
-      <w:r>
-        <w:t xml:space="preserve"> 이는 WHERE deleted_at IS NULL</w:t>
-      </w:r>
-      <w:r>
-        <w:rPr>
-          <w:rFonts w:hint="eastAsia"/>
-        </w:rPr>
-        <w:t>(웨어 딜리티드엣 이즈 널)</w:t>
-      </w:r>
-      <w:r>
-        <w:t xml:space="preserve"> 조건을 걸어 삭제되지 않은 글만 노출하는 방식으로 처리</w:t>
-      </w:r>
-      <w:r>
-        <w:rPr>
-          <w:rFonts w:hint="eastAsia"/>
-        </w:rPr>
-        <w:t>합니다.</w:t>
-      </w:r>
-      <w:r>
-        <w:rPr>
-          <w:rFonts w:hint="eastAsia"/>
-          <w:b/>
-          <w:bCs/>
-        </w:rPr>
-        <w:t>(다음)</w:t>
-      </w:r>
-    </w:p>
-    <w:p>
-      <w:r>
-        <w:rPr>
-          <w:rFonts w:hint="eastAsia"/>
-        </w:rPr>
-        <w:t xml:space="preserve">마지막으로 </w:t>
-      </w:r>
-      <w:r>
-        <w:rPr>
-          <w:rFonts w:hint="eastAsia"/>
-        </w:rPr>
-        <w:t>관리자 기능의 조회 필터링 및 정렬 로직입니다.</w:t>
-      </w:r>
-    </w:p>
-    <w:p>
-      <w:pPr>
-        <w:rPr>
-          <w:b/>
-          <w:bCs/>
-        </w:rPr>
-      </w:pPr>
-      <w:r>
-        <w:t>유효하지 않은 상태값이나 정렬 조건을 체크하여 기본값으로 보정하는 방어적 코딩을 적용했습니다. 검색어, 상태, 정렬 등의 조건을 조합하여 Service 레이어에 전달합니다. 필터링된 결과에 대해 PageDto를 생성하여 UI의 페이지네이션과 동기화합니다.</w:t>
-      </w:r>
-      <w:r>
-        <w:rPr>
-          <w:rFonts w:hint="eastAsia"/>
-          <w:b/>
-          <w:bCs/>
-        </w:rPr>
-        <w:t>(다음)</w:t>
-      </w:r>
-    </w:p>
-    <w:p>
-      <w:pPr>
-        <w:rPr>
-          <w:b/>
-          <w:bCs/>
-        </w:rPr>
-      </w:pPr>
-      <w:r>
-        <w:rPr>
-          <w:rFonts w:hint="eastAsia"/>
-          <w:b/>
-          <w:bCs/>
-        </w:rPr>
-        <w:t>[시연]</w:t>
-      </w:r>
-    </w:p>
-    <w:p>
-      <w:r>
-        <w:rPr>
-          <w:rFonts w:hint="eastAsia"/>
-        </w:rPr>
-        <w:t>주요 코드 설명 마치고, 시연 진행하겠습니다.</w:t>
-      </w:r>
-    </w:p>
-    <w:p>
-      <w:r>
-        <w:rPr>
-          <w:rFonts w:hint="eastAsia"/>
-        </w:rPr>
-        <w:t>[가입]</w:t>
-      </w:r>
-    </w:p>
-    <w:p>
-      <w:r>
-        <w:rPr>
-          <w:rFonts w:hint="eastAsia"/>
-        </w:rPr>
-        <w:t xml:space="preserve">먼저 스터디로그에 접속하면 귀여운 캐릭터들이 맞이해줍니다. 저희는 이메일로 회원가입 하겠습니다. 이메일과 닉네임, 비밀번호를 입력하고 가입합니다. 저희는 미리 만들어 둔 사용자 계정으로 로그인 하겠습니다. </w:t>
-      </w:r>
-    </w:p>
-    <w:p>
-      <w:r>
-        <w:rPr>
-          <w:rFonts w:hint="eastAsia"/>
-        </w:rPr>
-        <w:t>[대시보드]</w:t>
-      </w:r>
-    </w:p>
-    <w:p>
-      <w:r>
-        <w:rPr>
-          <w:rFonts w:hint="eastAsia"/>
-        </w:rPr>
-        <w:t>로그인 하게 되면  사용자의 대시보드 화면이 보이는 모습입니다. 왼쪽</w:t>
-      </w:r>
-      <w:r>
-        <w:rPr>
-          <w:rFonts w:hint="eastAsia"/>
-        </w:rPr>
-        <w:t>의 사이드바</w:t>
-      </w:r>
-      <w:r>
-        <w:rPr>
-          <w:rFonts w:hint="eastAsia"/>
-        </w:rPr>
-        <w:t>에는 나의 활동 기록을 색으로 확인할 수 있는 잔디와 프로필, 시리즈와 커뮤니티 탐색 기능이 있</w:t>
-      </w:r>
-      <w:r>
-        <w:rPr>
-          <w:rFonts w:hint="eastAsia"/>
-        </w:rPr>
-        <w:t xml:space="preserve">고, 사용자의 취향에 맞게 선택할 수 있도록 테마 선택 버튼이 위치하고 있으며, </w:t>
-      </w:r>
-      <w:r>
-        <w:rPr>
-          <w:rFonts w:hint="eastAsia"/>
-        </w:rPr>
-        <w:t xml:space="preserve">해당 사이드바를 접었다 </w:t>
-      </w:r>
-      <w:r>
-        <w:rPr>
-          <w:rFonts w:hint="eastAsia"/>
-        </w:rPr>
-        <w:t>펼치기가 가능합</w:t>
-      </w:r>
-      <w:r>
-        <w:rPr>
-          <w:rFonts w:hint="eastAsia"/>
-        </w:rPr>
-        <w:t xml:space="preserve">니다. </w:t>
-      </w:r>
-      <w:r>
-        <w:rPr>
-          <w:rFonts w:hint="eastAsia"/>
-        </w:rPr>
-        <w:t xml:space="preserve">프로필 버튼을 눌러 프로필을 수정해보겠습니다. 파일 선택 버튼을 눌러 프로필 사진을 변경하겠습니다. 짧은 인사말을 추가하고 </w:t>
-      </w:r>
-      <w:r>
+        <w:t>‘</w:t>
+      </w:r>
+      <w:r>
+        <w:rPr>
+          <w:rFonts w:hint="eastAsia"/>
+        </w:rPr>
+        <w:t>목록으로 돌아가기</w:t>
+      </w:r>
+      <w:r>
+        <w:t>’</w:t>
+      </w:r>
+      <w:r>
+        <w:rPr>
+          <w:rFonts w:hint="eastAsia"/>
+        </w:rPr>
+        <w:t xml:space="preserve"> 버튼을 누르겠습니다.</w:t>
+      </w:r>
+    </w:p>
+    <w:p>
+      <w:r>
+        <w:rPr>
+          <w:rFonts w:hint="eastAsia"/>
+        </w:rPr>
+        <w:t xml:space="preserve">현재 시리즈에 방금 작성한 글이 추가된 것을 확인할 수 있습니다. </w:t>
+      </w:r>
+      <w:r>
+        <w:t>‘</w:t>
+      </w:r>
+      <w:r>
+        <w:rPr>
+          <w:rFonts w:hint="eastAsia"/>
+        </w:rPr>
+        <w:t>돌아가기</w:t>
+      </w:r>
+      <w:r>
+        <w:t>’</w:t>
+      </w:r>
+      <w:r>
+        <w:rPr>
+          <w:rFonts w:hint="eastAsia"/>
+        </w:rPr>
+        <w:t xml:space="preserve"> 버튼을 눌러 대시보드로 이동하면, 방금 만든 시리즈가 시리즈 목록에 추가된 것을 확인할 수 있</w:t>
+      </w:r>
+      <w:r>
+        <w:rPr>
+          <w:rFonts w:hint="eastAsia"/>
+        </w:rPr>
         <w:lastRenderedPageBreak/>
+        <w:t xml:space="preserve">습니다. 이제 상단의 </w:t>
+      </w:r>
+      <w:r>
         <w:t>‘</w:t>
       </w:r>
       <w:r>
         <w:rPr>
           <w:rFonts w:hint="eastAsia"/>
         </w:rPr>
-        <w:t>수정 완료</w:t>
+        <w:t>커뮤니티로 전환</w:t>
       </w:r>
       <w:r>
         <w:t>’</w:t>
@@ -1178,21 +2328,23 @@
         <w:rPr>
           <w:rFonts w:hint="eastAsia"/>
         </w:rPr>
-        <w:t xml:space="preserve"> 버튼을 누르면, 변경 내용이 적용된 것을 확인할 수 있습니다. 이제 메인 화면을 보시겠습니다. </w:t>
-      </w:r>
-      <w:r>
-        <w:rPr>
-          <w:rFonts w:hint="eastAsia"/>
-        </w:rPr>
-        <w:t>메인 화면에는 내 시리즈를 관리할 수 있는 화면과 새 글 작성 버튼, 커뮤니티로 이동이 가능한 커뮤니티 버튼이 있습니다.</w:t>
-      </w:r>
-    </w:p>
-    <w:p>
-      <w:r>
-        <w:rPr>
-          <w:rFonts w:hint="eastAsia"/>
-        </w:rPr>
-        <w:t>[시리즈]</w:t>
+        <w:t xml:space="preserve"> 버튼을 눌러 커뮤니티로 이동하겠습니다.</w:t>
+      </w:r>
+    </w:p>
+    <w:p>
+      <w:r>
+        <w:rPr>
+          <w:rFonts w:hint="eastAsia"/>
+        </w:rPr>
+        <w:t>[커뮤니티]</w:t>
+      </w:r>
+    </w:p>
+    <w:p>
+      <w:r>
+        <w:rPr>
+          <w:rFonts w:hint="eastAsia"/>
+        </w:rPr>
+        <w:t>커뮤니티 메인 화면서에는 금주의 인기 게시글과 인기 시리즈를 확인할 수 있으며, 키워드 또는 태그명으로 게시글 및 시리즈를 검색하거나 게시판으로 이동할 수 있습니다.</w:t>
       </w:r>
     </w:p>
     <w:p>
@@ -1203,7 +2355,7 @@
         <w:rPr>
           <w:rFonts w:hint="eastAsia"/>
         </w:rPr>
-        <w:t>새 시리즈 만들기</w:t>
+        <w:t>전체 게시판 보기</w:t>
       </w:r>
       <w:r>
         <w:t>’</w:t>
@@ -1212,7 +2364,7 @@
         <w:rPr>
           <w:rFonts w:hint="eastAsia"/>
         </w:rPr>
-        <w:t xml:space="preserve"> 버튼을 눌러 시리즈를 만들어보겠습니다. 시리즈의 이름을 입력하고 간단한 설명을 입력합니다. 그리고 이 시리즈를 커뮤니티에 공개할지 안 할지 정한 후, </w:t>
+        <w:t xml:space="preserve"> 버튼을 누르겠습니다. 현재 화면에서는 전체 게시글 및 시리즈를 리스트 형태로 볼 수 있습니다. 저희는 </w:t>
       </w:r>
       <w:r>
         <w:t>‘</w:t>
@@ -1221,7 +2373,7 @@
         <w:rPr>
           <w:rFonts w:hint="eastAsia"/>
         </w:rPr>
-        <w:t>시리즈 만들기</w:t>
+        <w:t>시리즈</w:t>
       </w:r>
       <w:r>
         <w:t>’</w:t>
@@ -1230,7 +2382,7 @@
         <w:rPr>
           <w:rFonts w:hint="eastAsia"/>
         </w:rPr>
-        <w:t xml:space="preserve"> 버튼을 눌러 시리즈를 생성합니다. 시리즈를 생성하게 되면 비어있는 화면이 보입니다. 저희는 바로 </w:t>
+        <w:t xml:space="preserve">로 이동하고, </w:t>
       </w:r>
       <w:r>
         <w:t>‘</w:t>
@@ -1239,7 +2391,7 @@
         <w:rPr>
           <w:rFonts w:hint="eastAsia"/>
         </w:rPr>
-        <w:t>새 글 추가</w:t>
+        <w:t>java</w:t>
       </w:r>
       <w:r>
         <w:t>’</w:t>
@@ -1248,23 +2400,51 @@
         <w:rPr>
           <w:rFonts w:hint="eastAsia"/>
         </w:rPr>
-        <w:t xml:space="preserve"> 버튼을 눌러 게시글을 만들어 보겠습니다.</w:t>
-      </w:r>
-    </w:p>
-    <w:p>
-      <w:r>
-        <w:rPr>
-          <w:rFonts w:hint="eastAsia"/>
-        </w:rPr>
-        <w:t>[게시글 작성]</w:t>
-      </w:r>
-    </w:p>
-    <w:p>
-      <w:r>
-        <w:rPr>
-          <w:rFonts w:hint="eastAsia"/>
-        </w:rPr>
-        <w:t xml:space="preserve">게시글의 제목을 입력합니다. 그리고 하단에 태그 입력 창이 보이는 것을 확인할 수 있습니다. 태그는, 커뮤니티에서 내가 원하는 주제를 검색하고 싶을 때 사용하는 것으로, 게시글을 작성할 때 개수 제한 없이 추가가 가능합니다. 저희는 </w:t>
+        <w:t xml:space="preserve"> 태그를 검색하여 자바에 관련된 시리즈를 찾아보겠습니다. 이렇게 자바 태그를 사용한 적 있는 시리즈들이 나오게 되며, 우측의 정렬 </w:t>
+      </w:r>
+      <w:proofErr w:type="spellStart"/>
+      <w:r>
+        <w:rPr>
+          <w:rFonts w:hint="eastAsia"/>
+        </w:rPr>
+        <w:t>드롭다운을</w:t>
+      </w:r>
+      <w:proofErr w:type="spellEnd"/>
+      <w:r>
+        <w:rPr>
+          <w:rFonts w:hint="eastAsia"/>
+        </w:rPr>
+        <w:t xml:space="preserve"> 이용해 이 중 가장 인기가 많은 시리즈는 무엇인지 확인할 수 있습니다.</w:t>
+      </w:r>
+    </w:p>
+    <w:p>
+      <w:r>
+        <w:rPr>
+          <w:rFonts w:hint="eastAsia"/>
+        </w:rPr>
+        <w:t>[관리자로 전환]</w:t>
+      </w:r>
+    </w:p>
+    <w:p>
+      <w:r>
+        <w:rPr>
+          <w:rFonts w:hint="eastAsia"/>
+        </w:rPr>
+        <w:t>사용자의 기능은 이쯤 보고, 이제 관리자 계정으로 이동하겠습니다. (로그인)</w:t>
+      </w:r>
+    </w:p>
+    <w:p>
+      <w:r>
+        <w:rPr>
+          <w:rFonts w:hint="eastAsia"/>
+        </w:rPr>
+        <w:t>관리자로 로그인하게 되면 사용자와 같은 대시보드 화면이 나오며, 일반 사용자와 동일한 커뮤니티 활동이 기능적으로 가능합니다.</w:t>
+      </w:r>
+      <w:r>
+        <w:rPr>
+          <w:rFonts w:hint="eastAsia"/>
+        </w:rPr>
+        <w:t xml:space="preserve"> 대신 왼쪽 사이드바에 </w:t>
       </w:r>
       <w:r>
         <w:t>‘</w:t>
@@ -1273,7 +2453,7 @@
         <w:rPr>
           <w:rFonts w:hint="eastAsia"/>
         </w:rPr>
-        <w:t>java</w:t>
+        <w:t>관리자 모드</w:t>
       </w:r>
       <w:r>
         <w:t>’</w:t>
@@ -1282,7 +2462,23 @@
         <w:rPr>
           <w:rFonts w:hint="eastAsia"/>
         </w:rPr>
-        <w:t xml:space="preserve"> 태그를 추가하겠습니다. 그리고 우측에서는 이 글을 추가할 시리즈를 선택할 수 있으며, 시리즈 없이 단독 글로도 작성 가능합니다. 다음으로 내용을 작성하는 란입니다. 마크다운 형식으로 게시글 작성이 가능하며,(이후 채움) </w:t>
+        <w:t>라는 항목이 있는 것을 확인할 수 있는데, 이 버튼을 눌러 관리자 대시보드로 이동이 가능합니다. 이동해보겠습니다.</w:t>
+      </w:r>
+    </w:p>
+    <w:p>
+      <w:r>
+        <w:rPr>
+          <w:rFonts w:hint="eastAsia"/>
+        </w:rPr>
+        <w:t>[관리자 대시보드]</w:t>
+      </w:r>
+    </w:p>
+    <w:p>
+      <w:r>
+        <w:rPr>
+          <w:rFonts w:hint="eastAsia"/>
+        </w:rPr>
+        <w:t xml:space="preserve">관리자 화면으로 전환하게 되면 메인 화면에서 대시보드와 메뉴들을 확인할 수 있습니다. 대시보드에는 운영을 위한 수치와 그래프 등이 나타나며, 그 우측에 모든 관리 항목들을 확인할 수 있습니다. 먼저 </w:t>
       </w:r>
       <w:r>
         <w:t>‘</w:t>
@@ -1291,7 +2487,7 @@
         <w:rPr>
           <w:rFonts w:hint="eastAsia"/>
         </w:rPr>
-        <w:t>작성 완료</w:t>
+        <w:t>회원 관리</w:t>
       </w:r>
       <w:r>
         <w:t>’</w:t>
@@ -1300,22 +2496,18 @@
         <w:rPr>
           <w:rFonts w:hint="eastAsia"/>
         </w:rPr>
-        <w:t xml:space="preserve"> 버튼을 눌러 게시글을 등록하겠습니다.</w:t>
-      </w:r>
-    </w:p>
-    <w:p>
-      <w:r>
-        <w:rPr>
-          <w:rFonts w:hint="eastAsia"/>
-        </w:rPr>
-        <w:t>등록 후 바로 게시글 상세 화면을 볼 수 있으며, 이 화면에서는 작성자의 수정 및 삭제,다른 사용자의 신고가 가능합니다. 그리고 비동기 방식으로 화면 새로고침 없이 추천이 가능하며, 댓글 작성이 가능합니다.</w:t>
-      </w:r>
-      <w:r>
-        <w:rPr>
-          <w:rFonts w:hint="eastAsia"/>
-        </w:rPr>
-        <w:t xml:space="preserve"> </w:t>
-      </w:r>
+        <w:t xml:space="preserve"> 버튼을 눌러 이동하겠습니다.</w:t>
+      </w:r>
+    </w:p>
+    <w:p>
+      <w:r>
+        <w:rPr>
+          <w:rFonts w:hint="eastAsia"/>
+        </w:rPr>
+        <w:t>[회원 관리]</w:t>
+      </w:r>
+    </w:p>
+    <w:p>
       <w:r>
         <w:t>‘</w:t>
       </w:r>
@@ -1323,7 +2515,7 @@
         <w:rPr>
           <w:rFonts w:hint="eastAsia"/>
         </w:rPr>
-        <w:t>목록으로 돌아가기</w:t>
+        <w:t>회원 관리</w:t>
       </w:r>
       <w:r>
         <w:t>’</w:t>
@@ -1332,20 +2524,62 @@
         <w:rPr>
           <w:rFonts w:hint="eastAsia"/>
         </w:rPr>
-        <w:t xml:space="preserve"> 버튼을 누르겠습니다.</w:t>
-      </w:r>
-    </w:p>
-    <w:p>
-      <w:pPr>
-        <w:rPr>
-          <w:rFonts w:hint="eastAsia"/>
-        </w:rPr>
-      </w:pPr>
-      <w:r>
-        <w:rPr>
-          <w:rFonts w:hint="eastAsia"/>
-        </w:rPr>
-        <w:t xml:space="preserve">현재 시리즈에 방금 작성한 글이 추가된 것을 확인할 수 있습니다. </w:t>
+        <w:t xml:space="preserve"> 메뉴에서는 전체 회원 수, 정상, 정지 및 탈퇴 계정의 수를 확인할 수 있고, 회원 검색과 계정 별 상세 정보를 확인할 수 있으며, 해당 계정을 정지시키거나 회원을 삭제할 수 있습니다.</w:t>
+      </w:r>
+    </w:p>
+    <w:p>
+      <w:r>
+        <w:rPr>
+          <w:rFonts w:hint="eastAsia"/>
+        </w:rPr>
+        <w:t>[게시글 관리]</w:t>
+      </w:r>
+    </w:p>
+    <w:p>
+      <w:r>
+        <w:rPr>
+          <w:rFonts w:hint="eastAsia"/>
+        </w:rPr>
+        <w:t>다음은 게시글 관리 메뉴입니다. 해당 메뉴에서는 커뮤니티의 전체 게시글을 확인할 수 있으며, 공개 상태별 검색과 삭제가 가능합니다.</w:t>
+      </w:r>
+    </w:p>
+    <w:p>
+      <w:r>
+        <w:rPr>
+          <w:rFonts w:hint="eastAsia"/>
+        </w:rPr>
+        <w:t>[댓글 관리]</w:t>
+      </w:r>
+    </w:p>
+    <w:p>
+      <w:r>
+        <w:rPr>
+          <w:rFonts w:hint="eastAsia"/>
+        </w:rPr>
+        <w:t xml:space="preserve">다음은 댓글 관리 메뉴입니다. </w:t>
+      </w:r>
+      <w:r>
+        <w:rPr>
+          <w:rFonts w:hint="eastAsia"/>
+        </w:rPr>
+        <w:t>전체 댓글을 조회 및 검색하고 삭제가 가능합니다.</w:t>
+      </w:r>
+    </w:p>
+    <w:p>
+      <w:r>
+        <w:rPr>
+          <w:rFonts w:hint="eastAsia"/>
+        </w:rPr>
+        <w:t>[신고 관리]</w:t>
+      </w:r>
+    </w:p>
+    <w:p>
+      <w:r>
+        <w:rPr>
+          <w:rFonts w:hint="eastAsia"/>
+        </w:rPr>
+        <w:lastRenderedPageBreak/>
+        <w:t xml:space="preserve">다음은 신고 관리 화면입니다. 전체 신고 리스트를 볼 수 있으며, </w:t>
       </w:r>
       <w:r>
         <w:t>‘</w:t>
@@ -1354,7 +2588,7 @@
         <w:rPr>
           <w:rFonts w:hint="eastAsia"/>
         </w:rPr>
-        <w:t>돌아가기</w:t>
+        <w:t>상세보기</w:t>
       </w:r>
       <w:r>
         <w:t>’</w:t>
@@ -1363,279 +2597,6 @@
         <w:rPr>
           <w:rFonts w:hint="eastAsia"/>
         </w:rPr>
-        <w:t xml:space="preserve"> 버튼을 눌러 대시보드로 이동하면, 방금 만든 시리즈가 시리즈 목록에 추가된 것을 확인할 수 있습니다. 이제 상단의 </w:t>
-      </w:r>
-      <w:r>
-        <w:t>‘</w:t>
-      </w:r>
-      <w:r>
-        <w:rPr>
-          <w:rFonts w:hint="eastAsia"/>
-        </w:rPr>
-        <w:t>커뮤니티로 전환</w:t>
-      </w:r>
-      <w:r>
-        <w:t>’</w:t>
-      </w:r>
-      <w:r>
-        <w:rPr>
-          <w:rFonts w:hint="eastAsia"/>
-        </w:rPr>
-        <w:t xml:space="preserve"> 버튼을 눌러 커뮤니티로 이동하겠습니다.</w:t>
-      </w:r>
-    </w:p>
-    <w:p>
-      <w:r>
-        <w:rPr>
-          <w:rFonts w:hint="eastAsia"/>
-        </w:rPr>
-        <w:t>[커뮤니티]</w:t>
-      </w:r>
-    </w:p>
-    <w:p>
-      <w:r>
-        <w:rPr>
-          <w:rFonts w:hint="eastAsia"/>
-        </w:rPr>
-        <w:t>커뮤니티 메인 화면서에는 금주의 인기 게시글과 인기 시리즈를 확인할 수 있으며, 키워드 또는 태그명으로 게시글 및 시리즈를 검색하거나 게시판으로 이동할 수 있습니다.</w:t>
-      </w:r>
-    </w:p>
-    <w:p>
-      <w:r>
-        <w:t>‘</w:t>
-      </w:r>
-      <w:r>
-        <w:rPr>
-          <w:rFonts w:hint="eastAsia"/>
-        </w:rPr>
-        <w:t>전체 게시판 보기</w:t>
-      </w:r>
-      <w:r>
-        <w:t>’</w:t>
-      </w:r>
-      <w:r>
-        <w:rPr>
-          <w:rFonts w:hint="eastAsia"/>
-        </w:rPr>
-        <w:t xml:space="preserve"> 버튼을 누르겠습니다. 현재 화면에서는 전체 게시글 및 시리즈를 리스트 형태로 볼 수 있습니다. 저희는 </w:t>
-      </w:r>
-      <w:r>
-        <w:t>‘</w:t>
-      </w:r>
-      <w:r>
-        <w:rPr>
-          <w:rFonts w:hint="eastAsia"/>
-        </w:rPr>
-        <w:t>시리즈</w:t>
-      </w:r>
-      <w:r>
-        <w:t>’</w:t>
-      </w:r>
-      <w:r>
-        <w:rPr>
-          <w:rFonts w:hint="eastAsia"/>
-        </w:rPr>
-        <w:t xml:space="preserve">로 이동하고, </w:t>
-      </w:r>
-      <w:r>
-        <w:t>‘</w:t>
-      </w:r>
-      <w:r>
-        <w:rPr>
-          <w:rFonts w:hint="eastAsia"/>
-        </w:rPr>
-        <w:t>java</w:t>
-      </w:r>
-      <w:r>
-        <w:t>’</w:t>
-      </w:r>
-      <w:r>
-        <w:rPr>
-          <w:rFonts w:hint="eastAsia"/>
-        </w:rPr>
-        <w:t xml:space="preserve"> 태그를 검색하여 자바에 관련된 시리즈를 찾아보겠습니다. 이렇게 자바 태그를 사용한 적 있는 시리즈들이 나오게 되며, 우측의 정렬 드롭다운을 이용해 이 중 가장 인기가 많은 시리즈는 무엇인지 확인할 수 있습니다.</w:t>
-      </w:r>
-    </w:p>
-    <w:p>
-      <w:r>
-        <w:rPr>
-          <w:rFonts w:hint="eastAsia"/>
-        </w:rPr>
-        <w:t>[관리자로 전환]</w:t>
-      </w:r>
-    </w:p>
-    <w:p>
-      <w:r>
-        <w:rPr>
-          <w:rFonts w:hint="eastAsia"/>
-        </w:rPr>
-        <w:t>사용자의 기능은 이쯤 보고, 이제 관리자 계정으로 이동하겠습니다. (로그인)</w:t>
-      </w:r>
-    </w:p>
-    <w:p>
-      <w:r>
-        <w:rPr>
-          <w:rFonts w:hint="eastAsia"/>
-        </w:rPr>
-        <w:lastRenderedPageBreak/>
-        <w:t>관리자로 로그인하게 되면 사용자와 같은 대시보드 화면이 나오며, 일반 사용자와 동일한 커뮤니티 활동이 기능적으로 가능합니다.</w:t>
-      </w:r>
-      <w:r>
-        <w:rPr>
-          <w:rFonts w:hint="eastAsia"/>
-        </w:rPr>
-        <w:t xml:space="preserve"> 대신 왼쪽 사이드바에 </w:t>
-      </w:r>
-      <w:r>
-        <w:t>‘</w:t>
-      </w:r>
-      <w:r>
-        <w:rPr>
-          <w:rFonts w:hint="eastAsia"/>
-        </w:rPr>
-        <w:t>관리자 모드</w:t>
-      </w:r>
-      <w:r>
-        <w:t>’</w:t>
-      </w:r>
-      <w:r>
-        <w:rPr>
-          <w:rFonts w:hint="eastAsia"/>
-        </w:rPr>
-        <w:t>라는 항목이 있는 것을 확인할 수 있는데, 이 버튼을 눌러 관리자 대시보드로 이동이 가능합니다. 이동해보겠습니다.</w:t>
-      </w:r>
-    </w:p>
-    <w:p>
-      <w:r>
-        <w:rPr>
-          <w:rFonts w:hint="eastAsia"/>
-        </w:rPr>
-        <w:t>[관리자 대시보드]</w:t>
-      </w:r>
-    </w:p>
-    <w:p>
-      <w:r>
-        <w:rPr>
-          <w:rFonts w:hint="eastAsia"/>
-        </w:rPr>
-        <w:t xml:space="preserve">관리자 화면으로 전환하게 되면 메인 화면에서 대시보드와 메뉴들을 확인할 수 있습니다. 대시보드에는 운영을 위한 수치와 그래프 등이 나타나며, 그 우측에 모든 관리 항목들을 확인할 수 있습니다. 먼저 </w:t>
-      </w:r>
-      <w:r>
-        <w:t>‘</w:t>
-      </w:r>
-      <w:r>
-        <w:rPr>
-          <w:rFonts w:hint="eastAsia"/>
-        </w:rPr>
-        <w:t>회원 관리</w:t>
-      </w:r>
-      <w:r>
-        <w:t>’</w:t>
-      </w:r>
-      <w:r>
-        <w:rPr>
-          <w:rFonts w:hint="eastAsia"/>
-        </w:rPr>
-        <w:t xml:space="preserve"> 버튼을 눌러 이동하겠습니다.</w:t>
-      </w:r>
-    </w:p>
-    <w:p>
-      <w:r>
-        <w:rPr>
-          <w:rFonts w:hint="eastAsia"/>
-        </w:rPr>
-        <w:t>[회원 관리]</w:t>
-      </w:r>
-    </w:p>
-    <w:p>
-      <w:r>
-        <w:t>‘</w:t>
-      </w:r>
-      <w:r>
-        <w:rPr>
-          <w:rFonts w:hint="eastAsia"/>
-        </w:rPr>
-        <w:t>회원 관리</w:t>
-      </w:r>
-      <w:r>
-        <w:t>’</w:t>
-      </w:r>
-      <w:r>
-        <w:rPr>
-          <w:rFonts w:hint="eastAsia"/>
-        </w:rPr>
-        <w:t xml:space="preserve"> 메뉴에서는 전체 회원 수, 정상, 정지 및 탈퇴 계정의 수를 확인할 수 있고, 회원 검색과 계정 별 상세 정보를 확인할 수 있으며, 해당 계정을 정지시키거나 회원을 삭제할 수 있습니다.</w:t>
-      </w:r>
-    </w:p>
-    <w:p>
-      <w:r>
-        <w:rPr>
-          <w:rFonts w:hint="eastAsia"/>
-        </w:rPr>
-        <w:t>[게시글 관리]</w:t>
-      </w:r>
-    </w:p>
-    <w:p>
-      <w:r>
-        <w:rPr>
-          <w:rFonts w:hint="eastAsia"/>
-        </w:rPr>
-        <w:t>다음은 게시글 관리 메뉴입니다. 해당 메뉴에서는 커뮤니티의 전체 게시글을 확인할 수 있으며, 공개 상태별 검색과 삭제가 가능합니다.</w:t>
-      </w:r>
-    </w:p>
-    <w:p>
-      <w:r>
-        <w:rPr>
-          <w:rFonts w:hint="eastAsia"/>
-        </w:rPr>
-        <w:t>[댓글 관리]</w:t>
-      </w:r>
-    </w:p>
-    <w:p>
-      <w:r>
-        <w:rPr>
-          <w:rFonts w:hint="eastAsia"/>
-        </w:rPr>
-        <w:t xml:space="preserve">다음은 댓글 관리 메뉴입니다. </w:t>
-      </w:r>
-      <w:r>
-        <w:rPr>
-          <w:rFonts w:hint="eastAsia"/>
-        </w:rPr>
-        <w:t>전체 댓글을 조회 및 검색하고 삭제가 가능합니다.</w:t>
-      </w:r>
-    </w:p>
-    <w:p>
-      <w:r>
-        <w:rPr>
-          <w:rFonts w:hint="eastAsia"/>
-        </w:rPr>
-        <w:t>[신고 관리]</w:t>
-      </w:r>
-    </w:p>
-    <w:p>
-      <w:r>
-        <w:rPr>
-          <w:rFonts w:hint="eastAsia"/>
-        </w:rPr>
-        <w:t xml:space="preserve">다음은 신고 관리 화면입니다. 전체 신고 리스트를 볼 수 있으며, </w:t>
-      </w:r>
-      <w:r>
-        <w:t>‘</w:t>
-      </w:r>
-      <w:r>
-        <w:rPr>
-          <w:rFonts w:hint="eastAsia"/>
-        </w:rPr>
-        <w:t>상세보기</w:t>
-      </w:r>
-      <w:r>
-        <w:t>’</w:t>
-      </w:r>
-      <w:r>
-        <w:rPr>
-          <w:rFonts w:hint="eastAsia"/>
-        </w:rPr>
         <w:t xml:space="preserve"> 버튼을 눌러 신고 내용의 자세한 사항을 확인할 수 있습니다. 신고는 승인하여 게시물을 삭제하거나, 기각할 수 있습니다.</w:t>
       </w:r>
     </w:p>
@@ -1648,16 +2609,25 @@
       </w:r>
     </w:p>
     <w:p>
-      <w:pPr>
-        <w:rPr>
-          <w:rFonts w:hint="eastAsia"/>
-        </w:rPr>
-      </w:pPr>
-      <w:r>
-        <w:rPr>
-          <w:rFonts w:hint="eastAsia"/>
-        </w:rPr>
-        <w:t>마지막으로 태그 관리 메뉴입니다. 게시글에 사용된 모든 태그의 이름과 사용 횟수를 확인하고, 어떤 태그가 자주 사용되는지 볼 수 있으며, 유해 태그는 블랙리스트에 추가하거나 직접 삭제할 수 있습니다.</w:t>
+      <w:r>
+        <w:rPr>
+          <w:rFonts w:hint="eastAsia"/>
+        </w:rPr>
+        <w:t xml:space="preserve">마지막으로 태그 관리 메뉴입니다. </w:t>
+      </w:r>
+      <w:proofErr w:type="spellStart"/>
+      <w:r>
+        <w:rPr>
+          <w:rFonts w:hint="eastAsia"/>
+        </w:rPr>
+        <w:t>게시글에</w:t>
+      </w:r>
+      <w:proofErr w:type="spellEnd"/>
+      <w:r>
+        <w:rPr>
+          <w:rFonts w:hint="eastAsia"/>
+        </w:rPr>
+        <w:t xml:space="preserve"> 사용된 모든 태그의 이름과 사용 횟수를 확인하고, 어떤 태그가 자주 사용되는지 볼 수 있으며, 유해 태그는 블랙리스트에 추가하거나 직접 삭제할 수 있습니다.</w:t>
       </w:r>
     </w:p>
     <w:p>
@@ -1689,14 +2659,7 @@
         <w:rPr>
           <w:rFonts w:hint="eastAsia"/>
         </w:rPr>
-        <w:t xml:space="preserve">먼저 보완사항입니다. 첫째로는 로딩 화면 추가, 페이지 간 연결성 향상 등 사용자 편의를 위해 지속적으로 업데이트하고, 고객센터에 불만 사항 접수 메뉴를 만들어 사용자의 </w:t>
-      </w:r>
-      <w:r>
-        <w:rPr>
-          <w:rFonts w:hint="eastAsia"/>
-        </w:rPr>
-        <w:lastRenderedPageBreak/>
-        <w:t>의견을 즉각 반영할 수 있게 하겠습니다.</w:t>
+        <w:t>먼저 보완사항입니다. 첫째로는 로딩 화면 추가, 페이지 간 연결성 향상 등 사용자 편의를 위해 지속적으로 업데이트하고, 고객센터에 불만 사항 접수 메뉴를 만들어 사용자의 의견을 즉각 반영할 수 있게 하겠습니다.</w:t>
       </w:r>
     </w:p>
     <w:p>
@@ -1716,7 +2679,21 @@
         <w:rPr>
           <w:rFonts w:hint="eastAsia"/>
         </w:rPr>
-        <w:t xml:space="preserve"> 보다 간편하게 스터디로그에 가입하고 로그인 할 수 있도록 구글, 네이버 등 소셜 로그인 기능을 추가하겠습니다.</w:t>
+        <w:t xml:space="preserve"> 보다 간편하게 </w:t>
+      </w:r>
+      <w:proofErr w:type="spellStart"/>
+      <w:r>
+        <w:rPr>
+          <w:rFonts w:hint="eastAsia"/>
+        </w:rPr>
+        <w:t>스터디로그에</w:t>
+      </w:r>
+      <w:proofErr w:type="spellEnd"/>
+      <w:r>
+        <w:rPr>
+          <w:rFonts w:hint="eastAsia"/>
+        </w:rPr>
+        <w:t xml:space="preserve"> 가입하고 로그인 할 수 있도록 구글, 네이버 등 소셜 로그인 기능을 추가하겠습니다.</w:t>
       </w:r>
     </w:p>
     <w:p>
@@ -1736,15 +2713,31 @@
         <w:rPr>
           <w:rFonts w:hint="eastAsia"/>
         </w:rPr>
-        <w:t>소를 통해 글 작성의 재미를 느낄 수 있도록 하겠습니다.</w:t>
-      </w:r>
-      <w:r>
-        <w:rPr>
-          <w:rFonts w:hint="eastAsia"/>
-          <w:b/>
-          <w:bCs/>
-        </w:rPr>
-        <w:t>(다음)</w:t>
+        <w:t xml:space="preserve">소를 통해 글 작성의 재미를 느낄 수 있도록 </w:t>
+      </w:r>
+      <w:proofErr w:type="gramStart"/>
+      <w:r>
+        <w:rPr>
+          <w:rFonts w:hint="eastAsia"/>
+        </w:rPr>
+        <w:t>하겠습니다.</w:t>
+      </w:r>
+      <w:r>
+        <w:rPr>
+          <w:rFonts w:hint="eastAsia"/>
+          <w:b/>
+          <w:bCs/>
+        </w:rPr>
+        <w:t>(</w:t>
+      </w:r>
+      <w:proofErr w:type="gramEnd"/>
+      <w:r>
+        <w:rPr>
+          <w:rFonts w:hint="eastAsia"/>
+          <w:b/>
+          <w:bCs/>
+        </w:rPr>
+        <w:t>다음)</w:t>
       </w:r>
     </w:p>
     <w:p>
@@ -1760,7 +2753,21 @@
         <w:rPr>
           <w:rFonts w:hint="eastAsia"/>
         </w:rPr>
-        <w:t xml:space="preserve">저희는 이번 프로젝트를 통해 기획과 설계, 그리고 깃허브를 통한 협업과 역할 분담의 중요성을 체감했습니다. </w:t>
+        <w:t xml:space="preserve">저희는 이번 프로젝트를 통해 기획과 설계, 그리고 </w:t>
+      </w:r>
+      <w:proofErr w:type="spellStart"/>
+      <w:r>
+        <w:rPr>
+          <w:rFonts w:hint="eastAsia"/>
+        </w:rPr>
+        <w:t>깃허브를</w:t>
+      </w:r>
+      <w:proofErr w:type="spellEnd"/>
+      <w:r>
+        <w:rPr>
+          <w:rFonts w:hint="eastAsia"/>
+        </w:rPr>
+        <w:t xml:space="preserve"> 통한 협업과 역할 분담의 중요성을 체감했습니다. </w:t>
       </w:r>
     </w:p>
     <w:p>
@@ -1776,35 +2783,79 @@
         <w:rPr>
           <w:rFonts w:hint="eastAsia"/>
         </w:rPr>
-        <w:t xml:space="preserve">기술적인 부분에서는 단순 CRUD 기능 뿐만 아니라 비동기 통신, 데이터베이스의 설계 및 연동 등 실제 상품성 있는 시스템을 개발하는 방법을 알았으며, MVC라는 </w:t>
-      </w:r>
-      <w:r>
-        <w:rPr>
-          <w:rFonts w:hint="eastAsia"/>
-        </w:rPr>
-        <w:t xml:space="preserve">디자인 패턴을 통해 지속 가능하고 유지보수가 편리한 시스템을 만드는 도구를 익힘으로써 객체지향적인 개발 역량을 한 단계 높일 수 있었습니다. </w:t>
-      </w:r>
-    </w:p>
-    <w:p>
-      <w:pPr>
-        <w:rPr>
-          <w:b/>
-          <w:bCs/>
-        </w:rPr>
-      </w:pPr>
-      <w:r>
-        <w:rPr>
-          <w:rFonts w:hint="eastAsia"/>
-        </w:rPr>
-        <w:t>이번 프로젝트를 초석으로 삼아 최종 프로젝트에서는 더 성장한 모습으로 임하도록 하겠습니다.</w:t>
-      </w:r>
-      <w:r>
-        <w:rPr>
-          <w:rFonts w:hint="eastAsia"/>
-          <w:b/>
-          <w:bCs/>
-        </w:rPr>
-        <w:t>(다음)</w:t>
+        <w:t xml:space="preserve">기술적인 부분에서는 단순 CRUD </w:t>
+      </w:r>
+      <w:proofErr w:type="gramStart"/>
+      <w:r>
+        <w:rPr>
+          <w:rFonts w:hint="eastAsia"/>
+        </w:rPr>
+        <w:t>기능 뿐만</w:t>
+      </w:r>
+      <w:proofErr w:type="gramEnd"/>
+      <w:r>
+        <w:rPr>
+          <w:rFonts w:hint="eastAsia"/>
+        </w:rPr>
+        <w:t xml:space="preserve"> 아니라 비동기 통신, 데이터베이스의 설계 및 연동 등 실제 상품성 있는 시스템을 개발하는 방법을 알았으며, MVC라는 </w:t>
+      </w:r>
+      <w:r>
+        <w:rPr>
+          <w:rFonts w:hint="eastAsia"/>
+        </w:rPr>
+        <w:t xml:space="preserve">디자인 패턴을 통해 지속 가능하고 유지보수가 편리한 시스템을 만드는 도구를 익힘으로써 </w:t>
+      </w:r>
+      <w:proofErr w:type="spellStart"/>
+      <w:r>
+        <w:rPr>
+          <w:rFonts w:hint="eastAsia"/>
+        </w:rPr>
+        <w:t>객체지향적인</w:t>
+      </w:r>
+      <w:proofErr w:type="spellEnd"/>
+      <w:r>
+        <w:rPr>
+          <w:rFonts w:hint="eastAsia"/>
+        </w:rPr>
+        <w:t xml:space="preserve"> 개발 역량을 한 단계 높일 수 있었습니다. </w:t>
+      </w:r>
+    </w:p>
+    <w:p>
+      <w:pPr>
+        <w:rPr>
+          <w:b/>
+          <w:bCs/>
+        </w:rPr>
+      </w:pPr>
+      <w:r>
+        <w:rPr>
+          <w:rFonts w:hint="eastAsia"/>
+        </w:rPr>
+        <w:t xml:space="preserve">이번 프로젝트를 초석으로 삼아 최종 프로젝트에서는 더 성장한 모습으로 임하도록 </w:t>
+      </w:r>
+      <w:proofErr w:type="gramStart"/>
+      <w:r>
+        <w:rPr>
+          <w:rFonts w:hint="eastAsia"/>
+        </w:rPr>
+        <w:t>하겠습니다.</w:t>
+      </w:r>
+      <w:r>
+        <w:rPr>
+          <w:rFonts w:hint="eastAsia"/>
+          <w:b/>
+          <w:bCs/>
+        </w:rPr>
+        <w:t>(</w:t>
+      </w:r>
+      <w:proofErr w:type="gramEnd"/>
+      <w:r>
+        <w:rPr>
+          <w:rFonts w:hint="eastAsia"/>
+          <w:b/>
+          <w:bCs/>
+        </w:rPr>
+        <w:t>다음)</w:t>
       </w:r>
     </w:p>
     <w:p>
@@ -1836,7 +2887,25 @@
           <w:b/>
           <w:bCs/>
         </w:rPr>
-        <w:t>이상 스터디로그였습니다. 감사합니다.</w:t>
+        <w:t xml:space="preserve">이상 </w:t>
+      </w:r>
+      <w:proofErr w:type="spellStart"/>
+      <w:r>
+        <w:rPr>
+          <w:rFonts w:hint="eastAsia"/>
+          <w:b/>
+          <w:bCs/>
+        </w:rPr>
+        <w:t>스터디로그였습니다</w:t>
+      </w:r>
+      <w:proofErr w:type="spellEnd"/>
+      <w:r>
+        <w:rPr>
+          <w:rFonts w:hint="eastAsia"/>
+          <w:b/>
+          <w:bCs/>
+        </w:rPr>
+        <w:t>. 감사합니다.</w:t>
       </w:r>
     </w:p>
     <w:sectPr>

--- a/docs/발표 자료/스터디로그 발표 대본.docx
+++ b/docs/발표 자료/스터디로그 발표 대본.docx
@@ -704,7 +704,13 @@
         <w:rPr>
           <w:rFonts w:hint="eastAsia"/>
         </w:rPr>
-        <w:t>마지막으로 신고 및 관리입니다.</w:t>
+        <w:t>다음은</w:t>
+      </w:r>
+      <w:r>
+        <w:rPr>
+          <w:rFonts w:hint="eastAsia"/>
+        </w:rPr>
+        <w:t xml:space="preserve"> 신고 및 관리입니다.</w:t>
       </w:r>
       <w:r>
         <w:rPr>
@@ -716,14 +722,41 @@
       </w:r>
     </w:p>
     <w:p>
+      <w:pPr>
+        <w:rPr>
+          <w:b/>
+          <w:bCs/>
+        </w:rPr>
+      </w:pPr>
       <w:r>
         <w:rPr>
           <w:rFonts w:hint="eastAsia"/>
         </w:rPr>
         <w:t>사용자가 게시글을 신고하면 관리자가 이를 검토하고 해당 게시물을 삭제하거나, 회원에게 제재를 가할 수 있습니다.</w:t>
       </w:r>
-    </w:p>
-    <w:p/>
+      <w:r>
+        <w:rPr>
+          <w:rFonts w:hint="eastAsia"/>
+          <w:b/>
+          <w:bCs/>
+        </w:rPr>
+        <w:t>(다음)</w:t>
+      </w:r>
+    </w:p>
+    <w:p>
+      <w:pPr>
+        <w:rPr>
+          <w:rFonts w:hint="eastAsia"/>
+        </w:rPr>
+      </w:pPr>
+      <w:r>
+        <w:rPr>
+          <w:rFonts w:hint="eastAsia"/>
+        </w:rPr>
+        <w:lastRenderedPageBreak/>
+        <w:t>마지막으로 AI 글쓰기 도우미 기능입니다. 게시글을 작성할 때, AI 도우미를 활용해 글을 더 간편하게 작성 및 요약, 태그 추천 등 다양한 기능들을 활용할 수 있습니다.</w:t>
+      </w:r>
+    </w:p>
     <w:p>
       <w:pPr>
         <w:rPr>
@@ -1325,6 +1358,18 @@
           <w:rFonts w:hint="eastAsia"/>
         </w:rPr>
         <w:t xml:space="preserve"> 슬래쉬를 입력해 다양한 입력 서식과 이미지 및 파일 첨부 등의 기능을 사용할 수 있습니다.</w:t>
+      </w:r>
+      <w:r>
+        <w:rPr>
+          <w:rFonts w:hint="eastAsia"/>
+        </w:rPr>
+        <w:t xml:space="preserve"> 컨트롤 스페이스를 눌러 AI 도우미를 활용해 </w:t>
+      </w:r>
+      <w:r>
+        <w:rPr>
+          <w:rFonts w:hint="eastAsia"/>
+        </w:rPr>
+        <w:t>내용을 작성해보겠습니다.(적용 완료) 완료했다면</w:t>
       </w:r>
       <w:r>
         <w:rPr>

--- a/docs/발표 자료/스터디로그 발표 대본.docx
+++ b/docs/발표 자료/스터디로그 발표 대본.docx
@@ -744,11 +744,6 @@
       </w:r>
     </w:p>
     <w:p>
-      <w:pPr>
-        <w:rPr>
-          <w:rFonts w:hint="eastAsia"/>
-        </w:rPr>
-      </w:pPr>
       <w:r>
         <w:rPr>
           <w:rFonts w:hint="eastAsia"/>
@@ -1157,11 +1152,82 @@
       </w:r>
     </w:p>
     <w:p>
-      <w:r>
-        <w:rPr>
-          <w:rFonts w:hint="eastAsia"/>
-        </w:rPr>
-        <w:t xml:space="preserve">먼저 스터디로그에 접속하면 귀여운 캐릭터들이 맞이해줍니다. 저희는 이메일로 회원가입 하겠습니다. 이메일과 닉네임, 비밀번호를 입력하고 가입합니다. 저희는 미리 만들어 둔 사용자 계정으로 로그인 하겠습니다. </w:t>
+      <w:pPr>
+        <w:rPr>
+          <w:b/>
+          <w:bCs/>
+        </w:rPr>
+      </w:pPr>
+      <w:r>
+        <w:rPr>
+          <w:rFonts w:hint="eastAsia"/>
+        </w:rPr>
+        <w:t>먼저 스터디로그에 접속하면 귀여운 캐릭터들이 맞이해줍니다. 저희는 이메일로 회원가입 하겠습니다. 이메일과 닉네임, 비밀번호를 입력하고 가입합니다. 저희는 미리 만들어 둔 사용자 계정으로 로그인 하겠습니다.</w:t>
+      </w:r>
+      <w:r>
+        <w:rPr>
+          <w:rFonts w:hint="eastAsia"/>
+          <w:b/>
+          <w:bCs/>
+        </w:rPr>
+        <w:t>(일부러 비밀번호 틀리기)</w:t>
+      </w:r>
+    </w:p>
+    <w:p>
+      <w:r>
+        <w:rPr>
+          <w:rFonts w:hint="eastAsia"/>
+        </w:rPr>
+        <w:t>[비밀번호 찾기]</w:t>
+      </w:r>
+    </w:p>
+    <w:p>
+      <w:r>
+        <w:rPr>
+          <w:rFonts w:hint="eastAsia"/>
+        </w:rPr>
+        <w:t>어! 비밀번호가 틀렸다고 하네요. 아마 시연자가 비밀번호를 까먹은 모</w:t>
+      </w:r>
+      <w:r>
+        <w:rPr>
+          <w:rFonts w:hint="eastAsia"/>
+        </w:rPr>
+        <w:t>양</w:t>
+      </w:r>
+      <w:r>
+        <w:rPr>
+          <w:rFonts w:hint="eastAsia"/>
+        </w:rPr>
+        <w:t xml:space="preserve">입니다. 이참에 비밀번호 찾기 기능을 보여드리면 될 것 같습니다. </w:t>
+      </w:r>
+    </w:p>
+    <w:p>
+      <w:r>
+        <w:rPr>
+          <w:rFonts w:hint="eastAsia"/>
+        </w:rPr>
+        <w:t>비밀번호 찾기 버튼을 누르겠습니다. 비밀번호를 찾고 싶은 이메일을 입력하고, 재설정 링크 받기 버튼을 누르면 해당 이메일 주소로 재설정 메일이 전송됩니다. 메일함을 확인하고, 비밀번호 재설정 링크로 들어가보겠습니다.</w:t>
+      </w:r>
+    </w:p>
+    <w:p>
+      <w:r>
+        <w:rPr>
+          <w:rFonts w:hint="eastAsia"/>
+        </w:rPr>
+        <w:t>새 비밀번호 설정 창이 열렸다면, 새로 사용할 비밀번호를 입력하고 비밀번호 변경 버튼을 눌러 변경을 완료합니다.</w:t>
+      </w:r>
+    </w:p>
+    <w:p>
+      <w:pPr>
+        <w:rPr>
+          <w:rFonts w:hint="eastAsia"/>
+        </w:rPr>
+      </w:pPr>
+      <w:r>
+        <w:rPr>
+          <w:rFonts w:hint="eastAsia"/>
+        </w:rPr>
+        <w:t>이제 변경한 비밀번호로 다시 로그인을 시도하겠습니다. 정상적으로 로그인 된 모습입니다.</w:t>
       </w:r>
     </w:p>
     <w:p>
@@ -1291,7 +1357,14 @@
         <w:rPr>
           <w:rFonts w:hint="eastAsia"/>
         </w:rPr>
-        <w:t xml:space="preserve"> 버튼을 눌러 시리즈를 생성합니다. 시리즈를 생성하게 되면 비어있는 화면이 보입니다. 저희는 바로 </w:t>
+        <w:t xml:space="preserve"> 버튼을 눌러 시리즈를 생성합니다. 시리즈를 생성하게 되면 비어있는 화</w:t>
+      </w:r>
+      <w:r>
+        <w:rPr>
+          <w:rFonts w:hint="eastAsia"/>
+        </w:rPr>
+        <w:lastRenderedPageBreak/>
+        <w:t xml:space="preserve">면이 보입니다. 저희는 바로 </w:t>
       </w:r>
       <w:r>
         <w:t>‘</w:t>
@@ -1401,14 +1474,212 @@
         <w:rPr>
           <w:rFonts w:hint="eastAsia"/>
         </w:rPr>
+        <w:t>등록 후 바로 게시글 상세 화면을 볼 수 있으며, 이 화면에서는 작성자의 수정 및 삭제,다른 사용자의 신고가 가능합니다. 그리고 비동기 방식으로 화면 새로고침 없이 추천이 가능하며, 댓글 작성이 가능합니다.</w:t>
+      </w:r>
+      <w:r>
+        <w:rPr>
+          <w:rFonts w:hint="eastAsia"/>
+        </w:rPr>
+        <w:t xml:space="preserve"> </w:t>
+      </w:r>
+      <w:r>
+        <w:t>‘</w:t>
+      </w:r>
+      <w:r>
+        <w:rPr>
+          <w:rFonts w:hint="eastAsia"/>
+        </w:rPr>
+        <w:t>목록으로 돌아가기</w:t>
+      </w:r>
+      <w:r>
+        <w:t>’</w:t>
+      </w:r>
+      <w:r>
+        <w:rPr>
+          <w:rFonts w:hint="eastAsia"/>
+        </w:rPr>
+        <w:t xml:space="preserve"> 버튼을 누르겠습니다.</w:t>
+      </w:r>
+    </w:p>
+    <w:p>
+      <w:r>
+        <w:rPr>
+          <w:rFonts w:hint="eastAsia"/>
+        </w:rPr>
+        <w:t xml:space="preserve">현재 시리즈에 방금 작성한 글이 추가된 것을 확인할 수 있습니다. </w:t>
+      </w:r>
+      <w:r>
+        <w:t>‘</w:t>
+      </w:r>
+      <w:r>
+        <w:rPr>
+          <w:rFonts w:hint="eastAsia"/>
+        </w:rPr>
+        <w:t>돌아가기</w:t>
+      </w:r>
+      <w:r>
+        <w:t>’</w:t>
+      </w:r>
+      <w:r>
+        <w:rPr>
+          <w:rFonts w:hint="eastAsia"/>
+        </w:rPr>
+        <w:t xml:space="preserve"> 버튼을 눌러 대시보드로 이동하면, 방금 만든 시리즈가 시리즈 목록에 추가된 것을 확인할 수 있습니다. 이제 상단의 </w:t>
+      </w:r>
+      <w:r>
+        <w:t>‘</w:t>
+      </w:r>
+      <w:r>
+        <w:rPr>
+          <w:rFonts w:hint="eastAsia"/>
+        </w:rPr>
+        <w:t>커뮤니티로 전환</w:t>
+      </w:r>
+      <w:r>
+        <w:t>’</w:t>
+      </w:r>
+      <w:r>
+        <w:rPr>
+          <w:rFonts w:hint="eastAsia"/>
+        </w:rPr>
+        <w:t xml:space="preserve"> 버튼을 눌러 커뮤니티로 이동하겠습니다.</w:t>
+      </w:r>
+    </w:p>
+    <w:p>
+      <w:r>
+        <w:rPr>
+          <w:rFonts w:hint="eastAsia"/>
+        </w:rPr>
+        <w:t>[커뮤니티]</w:t>
+      </w:r>
+    </w:p>
+    <w:p>
+      <w:r>
+        <w:rPr>
+          <w:rFonts w:hint="eastAsia"/>
+        </w:rPr>
+        <w:t>커뮤니티 메인 화면서에는 금주의 인기 게시글과 인기 시리즈를 확인할 수 있으며, 키워드 또는 태그명으로 게시글 및 시리즈를 검색하거나 게시판으로 이동할 수 있습니다.</w:t>
+      </w:r>
+    </w:p>
+    <w:p>
+      <w:r>
+        <w:t>‘</w:t>
+      </w:r>
+      <w:r>
+        <w:rPr>
+          <w:rFonts w:hint="eastAsia"/>
+        </w:rPr>
+        <w:t>전체 게시판 보기</w:t>
+      </w:r>
+      <w:r>
+        <w:t>’</w:t>
+      </w:r>
+      <w:r>
+        <w:rPr>
+          <w:rFonts w:hint="eastAsia"/>
+        </w:rPr>
+        <w:t xml:space="preserve"> 버튼을 누르겠습니다. 현재 화면에서는 전체 게시글 및 시리즈를 리스트 형태로 볼 수 있습니다. 저희는 </w:t>
+      </w:r>
+      <w:r>
+        <w:t>‘</w:t>
+      </w:r>
+      <w:r>
+        <w:rPr>
+          <w:rFonts w:hint="eastAsia"/>
+        </w:rPr>
+        <w:t>시리즈</w:t>
+      </w:r>
+      <w:r>
+        <w:t>’</w:t>
+      </w:r>
+      <w:r>
+        <w:rPr>
+          <w:rFonts w:hint="eastAsia"/>
+        </w:rPr>
+        <w:t xml:space="preserve">로 이동하고, </w:t>
+      </w:r>
+      <w:r>
+        <w:t>‘</w:t>
+      </w:r>
+      <w:r>
+        <w:rPr>
+          <w:rFonts w:hint="eastAsia"/>
+        </w:rPr>
+        <w:t>java</w:t>
+      </w:r>
+      <w:r>
+        <w:t>’</w:t>
+      </w:r>
+      <w:r>
+        <w:rPr>
+          <w:rFonts w:hint="eastAsia"/>
+        </w:rPr>
+        <w:t xml:space="preserve"> 태그를 검색하여 자바에 관련된 시리즈를 찾아보겠습니다. 이렇게 자바 태그를 사용한 적 있는 시리즈들이 나오게 되며, 우측의 정렬 드롭다운을 이용해 이 중 가장 인기가 많은 시리즈는 무엇인지 확인할 수 있습니다.</w:t>
+      </w:r>
+    </w:p>
+    <w:p>
+      <w:r>
+        <w:rPr>
+          <w:rFonts w:hint="eastAsia"/>
+        </w:rPr>
+        <w:t>[관리자로 전환]</w:t>
+      </w:r>
+    </w:p>
+    <w:p>
+      <w:r>
+        <w:rPr>
+          <w:rFonts w:hint="eastAsia"/>
+        </w:rPr>
+        <w:t>사용자의 기능은 이쯤 보고, 이제 관리자 계정으로 이동하겠습니다. (로그인)</w:t>
+      </w:r>
+    </w:p>
+    <w:p>
+      <w:r>
+        <w:rPr>
+          <w:rFonts w:hint="eastAsia"/>
+        </w:rPr>
+        <w:t>관리자로 로그인하게 되면 사용자와 같은 대시보드 화면이 나오며, 일반 사용자와 동일한 커뮤니티 활동이 기능적으로 가능합니다.</w:t>
+      </w:r>
+      <w:r>
+        <w:rPr>
+          <w:rFonts w:hint="eastAsia"/>
+        </w:rPr>
+        <w:t xml:space="preserve"> 대신 왼쪽 사이드바에 </w:t>
+      </w:r>
+      <w:r>
+        <w:t>‘</w:t>
+      </w:r>
+      <w:r>
+        <w:rPr>
+          <w:rFonts w:hint="eastAsia"/>
+        </w:rPr>
+        <w:t>관리자 모드</w:t>
+      </w:r>
+      <w:r>
+        <w:t>’</w:t>
+      </w:r>
+      <w:r>
+        <w:rPr>
+          <w:rFonts w:hint="eastAsia"/>
+        </w:rPr>
+        <w:t>라는 항목이 있는 것을 확인할 수 있는데, 이 버튼을 눌러 관리자 대시보드로 이동이 가능합니다. 이동해보겠습니다.</w:t>
+      </w:r>
+    </w:p>
+    <w:p>
+      <w:r>
+        <w:rPr>
+          <w:rFonts w:hint="eastAsia"/>
+        </w:rPr>
         <w:lastRenderedPageBreak/>
-        <w:t>등록 후 바로 게시글 상세 화면을 볼 수 있으며, 이 화면에서는 작성자의 수정 및 삭제,다른 사용자의 신고가 가능합니다. 그리고 비동기 방식으로 화면 새로고침 없이 추천이 가능하며, 댓글 작성이 가능합니다.</w:t>
-      </w:r>
-      <w:r>
-        <w:rPr>
-          <w:rFonts w:hint="eastAsia"/>
-        </w:rPr>
-        <w:t xml:space="preserve"> </w:t>
+        <w:t>[관리자 대시보드]</w:t>
+      </w:r>
+    </w:p>
+    <w:p>
+      <w:r>
+        <w:rPr>
+          <w:rFonts w:hint="eastAsia"/>
+        </w:rPr>
+        <w:t xml:space="preserve">관리자 화면으로 전환하게 되면 메인 화면에서 대시보드와 메뉴들을 확인할 수 있습니다. 대시보드에는 운영을 위한 수치와 그래프 등이 나타나며, 그 우측에 모든 관리 항목들을 확인할 수 있습니다. 먼저 </w:t>
       </w:r>
       <w:r>
         <w:t>‘</w:t>
@@ -1417,7 +1688,7 @@
         <w:rPr>
           <w:rFonts w:hint="eastAsia"/>
         </w:rPr>
-        <w:t>목록으로 돌아가기</w:t>
+        <w:t>회원 관리</w:t>
       </w:r>
       <w:r>
         <w:t>’</w:t>
@@ -1426,16 +1697,18 @@
         <w:rPr>
           <w:rFonts w:hint="eastAsia"/>
         </w:rPr>
-        <w:t xml:space="preserve"> 버튼을 누르겠습니다.</w:t>
-      </w:r>
-    </w:p>
-    <w:p>
-      <w:r>
-        <w:rPr>
-          <w:rFonts w:hint="eastAsia"/>
-        </w:rPr>
-        <w:t xml:space="preserve">현재 시리즈에 방금 작성한 글이 추가된 것을 확인할 수 있습니다. </w:t>
-      </w:r>
+        <w:t xml:space="preserve"> 버튼을 눌러 이동하겠습니다.</w:t>
+      </w:r>
+    </w:p>
+    <w:p>
+      <w:r>
+        <w:rPr>
+          <w:rFonts w:hint="eastAsia"/>
+        </w:rPr>
+        <w:t>[회원 관리]</w:t>
+      </w:r>
+    </w:p>
+    <w:p>
       <w:r>
         <w:t>‘</w:t>
       </w:r>
@@ -1443,7 +1716,7 @@
         <w:rPr>
           <w:rFonts w:hint="eastAsia"/>
         </w:rPr>
-        <w:t>돌아가기</w:t>
+        <w:t>회원 관리</w:t>
       </w:r>
       <w:r>
         <w:t>’</w:t>
@@ -1452,7 +1725,61 @@
         <w:rPr>
           <w:rFonts w:hint="eastAsia"/>
         </w:rPr>
-        <w:t xml:space="preserve"> 버튼을 눌러 대시보드로 이동하면, 방금 만든 시리즈가 시리즈 목록에 추가된 것을 확인할 수 있습니다. 이제 상단의 </w:t>
+        <w:t xml:space="preserve"> 메뉴에서는 전체 회원 수, 정상, 정지 및 탈퇴 계정의 수를 확인할 수 있고, 회원 검색과 계정 별 상세 정보를 확인할 수 있으며, 해당 계정을 정지시키거나 회원을 삭제할 수 있습니다.</w:t>
+      </w:r>
+    </w:p>
+    <w:p>
+      <w:r>
+        <w:rPr>
+          <w:rFonts w:hint="eastAsia"/>
+        </w:rPr>
+        <w:t>[게시글 관리]</w:t>
+      </w:r>
+    </w:p>
+    <w:p>
+      <w:r>
+        <w:rPr>
+          <w:rFonts w:hint="eastAsia"/>
+        </w:rPr>
+        <w:t>다음은 게시글 관리 메뉴입니다. 해당 메뉴에서는 커뮤니티의 전체 게시글을 확인할 수 있으며, 공개 상태별 검색과 삭제가 가능합니다.</w:t>
+      </w:r>
+    </w:p>
+    <w:p>
+      <w:r>
+        <w:rPr>
+          <w:rFonts w:hint="eastAsia"/>
+        </w:rPr>
+        <w:t>[댓글 관리]</w:t>
+      </w:r>
+    </w:p>
+    <w:p>
+      <w:r>
+        <w:rPr>
+          <w:rFonts w:hint="eastAsia"/>
+        </w:rPr>
+        <w:t xml:space="preserve">다음은 댓글 관리 메뉴입니다. </w:t>
+      </w:r>
+      <w:r>
+        <w:rPr>
+          <w:rFonts w:hint="eastAsia"/>
+        </w:rPr>
+        <w:t>전체 댓글을 조회 및 검색하고 삭제가 가능합니다.</w:t>
+      </w:r>
+    </w:p>
+    <w:p>
+      <w:r>
+        <w:rPr>
+          <w:rFonts w:hint="eastAsia"/>
+        </w:rPr>
+        <w:t>[신고 관리]</w:t>
+      </w:r>
+    </w:p>
+    <w:p>
+      <w:r>
+        <w:rPr>
+          <w:rFonts w:hint="eastAsia"/>
+        </w:rPr>
+        <w:t xml:space="preserve">다음은 신고 관리 화면입니다. 전체 신고 리스트를 볼 수 있으며, </w:t>
       </w:r>
       <w:r>
         <w:t>‘</w:t>
@@ -1461,7 +1788,7 @@
         <w:rPr>
           <w:rFonts w:hint="eastAsia"/>
         </w:rPr>
-        <w:t>커뮤니티로 전환</w:t>
+        <w:t>상세보기</w:t>
       </w:r>
       <w:r>
         <w:t>’</w:t>
@@ -1470,349 +1797,89 @@
         <w:rPr>
           <w:rFonts w:hint="eastAsia"/>
         </w:rPr>
-        <w:t xml:space="preserve"> 버튼을 눌러 커뮤니티로 이동하겠습니다.</w:t>
-      </w:r>
-    </w:p>
-    <w:p>
-      <w:r>
-        <w:rPr>
-          <w:rFonts w:hint="eastAsia"/>
-        </w:rPr>
-        <w:t>[커뮤니티]</w:t>
-      </w:r>
-    </w:p>
-    <w:p>
-      <w:r>
-        <w:rPr>
-          <w:rFonts w:hint="eastAsia"/>
-        </w:rPr>
-        <w:t>커뮤니티 메인 화면서에는 금주의 인기 게시글과 인기 시리즈를 확인할 수 있으며, 키워드 또는 태그명으로 게시글 및 시리즈를 검색하거나 게시판으로 이동할 수 있습니다.</w:t>
-      </w:r>
-    </w:p>
-    <w:p>
-      <w:r>
-        <w:t>‘</w:t>
-      </w:r>
-      <w:r>
-        <w:rPr>
-          <w:rFonts w:hint="eastAsia"/>
-        </w:rPr>
-        <w:t>전체 게시판 보기</w:t>
-      </w:r>
-      <w:r>
-        <w:t>’</w:t>
-      </w:r>
-      <w:r>
-        <w:rPr>
-          <w:rFonts w:hint="eastAsia"/>
-        </w:rPr>
-        <w:t xml:space="preserve"> 버튼을 누르겠습니다. 현재 화면에서는 전체 게시글 및 시리즈를 리스트 형태로 볼 수 있습니다. 저희는 </w:t>
-      </w:r>
-      <w:r>
-        <w:t>‘</w:t>
-      </w:r>
-      <w:r>
-        <w:rPr>
-          <w:rFonts w:hint="eastAsia"/>
-        </w:rPr>
-        <w:t>시리즈</w:t>
-      </w:r>
-      <w:r>
-        <w:t>’</w:t>
-      </w:r>
-      <w:r>
-        <w:rPr>
-          <w:rFonts w:hint="eastAsia"/>
-        </w:rPr>
-        <w:t xml:space="preserve">로 이동하고, </w:t>
-      </w:r>
-      <w:r>
-        <w:t>‘</w:t>
-      </w:r>
-      <w:r>
-        <w:rPr>
-          <w:rFonts w:hint="eastAsia"/>
-        </w:rPr>
-        <w:t>java</w:t>
-      </w:r>
-      <w:r>
-        <w:t>’</w:t>
-      </w:r>
-      <w:r>
-        <w:rPr>
-          <w:rFonts w:hint="eastAsia"/>
-        </w:rPr>
-        <w:t xml:space="preserve"> 태그를 검색하여 자바에 관련된 시리즈를 찾아보겠습니다. 이렇게 자바 태그를 사용한 적 있는 시리즈들이 나오게 되며, 우측의 정렬 드롭다운을 이용해 이 중 가장 인기가 많은 시리즈는 무엇인지 확인할 수 있습니다.</w:t>
-      </w:r>
-    </w:p>
-    <w:p>
-      <w:r>
-        <w:rPr>
-          <w:rFonts w:hint="eastAsia"/>
-        </w:rPr>
-        <w:t>[관리자로 전환]</w:t>
-      </w:r>
-    </w:p>
-    <w:p>
-      <w:r>
-        <w:rPr>
-          <w:rFonts w:hint="eastAsia"/>
-        </w:rPr>
-        <w:t>사용자의 기능은 이쯤 보고, 이제 관리자 계정으로 이동하겠습니다. (로그인)</w:t>
-      </w:r>
-    </w:p>
-    <w:p>
-      <w:r>
-        <w:rPr>
-          <w:rFonts w:hint="eastAsia"/>
-        </w:rPr>
-        <w:t>관리자로 로그인하게 되면 사용자와 같은 대시보드 화면이 나오며, 일반 사용자와 동일한 커뮤니티 활동이 기능적으로 가능합니다.</w:t>
-      </w:r>
-      <w:r>
-        <w:rPr>
-          <w:rFonts w:hint="eastAsia"/>
-        </w:rPr>
-        <w:t xml:space="preserve"> 대신 왼쪽 사이드바에 </w:t>
-      </w:r>
-      <w:r>
-        <w:t>‘</w:t>
-      </w:r>
-      <w:r>
-        <w:rPr>
-          <w:rFonts w:hint="eastAsia"/>
-        </w:rPr>
-        <w:t>관리자 모드</w:t>
-      </w:r>
-      <w:r>
-        <w:t>’</w:t>
-      </w:r>
-      <w:r>
-        <w:rPr>
-          <w:rFonts w:hint="eastAsia"/>
-        </w:rPr>
-        <w:t>라는 항목이 있는 것을 확인할 수 있는데, 이 버튼을 눌러 관리자 대시보드로 이동이 가능합니다. 이동해보겠습니다.</w:t>
-      </w:r>
-    </w:p>
-    <w:p>
-      <w:r>
-        <w:rPr>
-          <w:rFonts w:hint="eastAsia"/>
-        </w:rPr>
-        <w:t>[관리자 대시보드]</w:t>
-      </w:r>
-    </w:p>
-    <w:p>
-      <w:r>
-        <w:rPr>
-          <w:rFonts w:hint="eastAsia"/>
-        </w:rPr>
-        <w:t xml:space="preserve">관리자 화면으로 전환하게 되면 메인 화면에서 대시보드와 메뉴들을 확인할 수 있습니다. 대시보드에는 운영을 위한 수치와 그래프 등이 나타나며, 그 우측에 모든 관리 항목들을 확인할 수 있습니다. 먼저 </w:t>
-      </w:r>
-      <w:r>
-        <w:t>‘</w:t>
-      </w:r>
-      <w:r>
-        <w:rPr>
-          <w:rFonts w:hint="eastAsia"/>
-        </w:rPr>
-        <w:t>회원 관리</w:t>
-      </w:r>
-      <w:r>
-        <w:t>’</w:t>
-      </w:r>
-      <w:r>
-        <w:rPr>
-          <w:rFonts w:hint="eastAsia"/>
-        </w:rPr>
-        <w:t xml:space="preserve"> 버튼을 눌러 이동하겠습니다.</w:t>
-      </w:r>
-    </w:p>
-    <w:p>
-      <w:r>
-        <w:rPr>
-          <w:rFonts w:hint="eastAsia"/>
-        </w:rPr>
-        <w:t>[회원 관리]</w:t>
-      </w:r>
-    </w:p>
-    <w:p>
-      <w:r>
-        <w:t>‘</w:t>
-      </w:r>
-      <w:r>
-        <w:rPr>
-          <w:rFonts w:hint="eastAsia"/>
-        </w:rPr>
-        <w:t>회원 관리</w:t>
-      </w:r>
-      <w:r>
-        <w:t>’</w:t>
-      </w:r>
-      <w:r>
-        <w:rPr>
-          <w:rFonts w:hint="eastAsia"/>
-        </w:rPr>
-        <w:t xml:space="preserve"> 메뉴에서는 전체 회원 수, 정상, 정지 및 탈퇴 계정의 수를 확인할 수 있고, 회원 검색과 계정 별 상세 정보를 확인할 수 있으며, 해당 계정을 정지시키거나 회원을 삭제할 수 있습니다.</w:t>
-      </w:r>
-    </w:p>
-    <w:p>
-      <w:r>
-        <w:rPr>
-          <w:rFonts w:hint="eastAsia"/>
-        </w:rPr>
-        <w:t>[게시글 관리]</w:t>
-      </w:r>
-    </w:p>
-    <w:p>
-      <w:r>
-        <w:rPr>
-          <w:rFonts w:hint="eastAsia"/>
-        </w:rPr>
-        <w:t xml:space="preserve">다음은 게시글 관리 메뉴입니다. 해당 메뉴에서는 커뮤니티의 전체 게시글을 확인할 수 </w:t>
-      </w:r>
+        <w:t xml:space="preserve"> 버튼을 눌러 신고 내용의 자세한 사항을 확인할 수 있습니다. 신고는 승인하여 게시물을 삭제하거나, 기각할 수 있습니다.</w:t>
+      </w:r>
+    </w:p>
+    <w:p>
+      <w:r>
+        <w:rPr>
+          <w:rFonts w:hint="eastAsia"/>
+        </w:rPr>
+        <w:t>[태그 관리]</w:t>
+      </w:r>
+    </w:p>
+    <w:p>
+      <w:r>
+        <w:rPr>
+          <w:rFonts w:hint="eastAsia"/>
+        </w:rPr>
+        <w:t>마지막으로 태그 관리 메뉴입니다. 게시글에 사용된 모든 태그의 이름과 사용 횟수를 확인하고, 어떤 태그가 자주 사용되는지 볼 수 있으며, 유해 태그는 블랙리스트에 추가하거나 직접 삭제할 수 있습니다.</w:t>
+      </w:r>
+    </w:p>
+    <w:p>
+      <w:r>
+        <w:rPr>
+          <w:rFonts w:hint="eastAsia"/>
+        </w:rPr>
+        <w:t>이상으로 시연 마치고, 보완사항 및 후기로 넘어가겠습니다.</w:t>
+      </w:r>
+    </w:p>
+    <w:p>
+      <w:pPr>
+        <w:rPr>
+          <w:b/>
+          <w:bCs/>
+        </w:rPr>
+      </w:pPr>
+      <w:r>
+        <w:rPr>
+          <w:rFonts w:hint="eastAsia"/>
+          <w:b/>
+          <w:bCs/>
+        </w:rPr>
+        <w:t>[후기]</w:t>
+      </w:r>
+    </w:p>
+    <w:p>
+      <w:r>
+        <w:rPr>
+          <w:rFonts w:hint="eastAsia"/>
+        </w:rPr>
+        <w:t>먼저 보완사항입니다. 첫째로는 로딩 화면 추가, 페이지 간 연결성 향상 등 사용자 편의를 위해 지속적으로 업데이트하고, 고객센터에 불만 사항 접수 메뉴를 만들어 사용자의 의견을 즉각 반영할 수 있게 하겠습니다.</w:t>
+      </w:r>
+    </w:p>
+    <w:p>
+      <w:r>
+        <w:rPr>
+          <w:rFonts w:hint="eastAsia"/>
+        </w:rPr>
+        <w:t>두 번째로는,</w:t>
+      </w:r>
+      <w:r>
+        <w:rPr>
+          <w:rFonts w:hint="eastAsia"/>
+        </w:rPr>
+        <w:t xml:space="preserve"> 현재 저희는 세션을 이용한 로그인만 활용했지만 추후에 OAuth 인증 방식을 통해</w:t>
+      </w:r>
+      <w:r>
+        <w:rPr>
+          <w:rFonts w:hint="eastAsia"/>
+        </w:rPr>
+        <w:t xml:space="preserve"> 보다 간편하게 스터디로그에 가입하고 로그인 할 수 있도록 구글, 네이버 등 소셜 로그인 기능을 추가하겠습니다.</w:t>
+      </w:r>
+    </w:p>
+    <w:p>
+      <w:pPr>
+        <w:rPr>
+          <w:b/>
+          <w:bCs/>
+        </w:rPr>
+      </w:pPr>
       <w:r>
         <w:rPr>
           <w:rFonts w:hint="eastAsia"/>
         </w:rPr>
         <w:lastRenderedPageBreak/>
-        <w:t>있으며, 공개 상태별 검색과 삭제가 가능합니다.</w:t>
-      </w:r>
-    </w:p>
-    <w:p>
-      <w:r>
-        <w:rPr>
-          <w:rFonts w:hint="eastAsia"/>
-        </w:rPr>
-        <w:t>[댓글 관리]</w:t>
-      </w:r>
-    </w:p>
-    <w:p>
-      <w:r>
-        <w:rPr>
-          <w:rFonts w:hint="eastAsia"/>
-        </w:rPr>
-        <w:t xml:space="preserve">다음은 댓글 관리 메뉴입니다. </w:t>
-      </w:r>
-      <w:r>
-        <w:rPr>
-          <w:rFonts w:hint="eastAsia"/>
-        </w:rPr>
-        <w:t>전체 댓글을 조회 및 검색하고 삭제가 가능합니다.</w:t>
-      </w:r>
-    </w:p>
-    <w:p>
-      <w:r>
-        <w:rPr>
-          <w:rFonts w:hint="eastAsia"/>
-        </w:rPr>
-        <w:t>[신고 관리]</w:t>
-      </w:r>
-    </w:p>
-    <w:p>
-      <w:r>
-        <w:rPr>
-          <w:rFonts w:hint="eastAsia"/>
-        </w:rPr>
-        <w:t xml:space="preserve">다음은 신고 관리 화면입니다. 전체 신고 리스트를 볼 수 있으며, </w:t>
-      </w:r>
-      <w:r>
-        <w:t>‘</w:t>
-      </w:r>
-      <w:r>
-        <w:rPr>
-          <w:rFonts w:hint="eastAsia"/>
-        </w:rPr>
-        <w:t>상세보기</w:t>
-      </w:r>
-      <w:r>
-        <w:t>’</w:t>
-      </w:r>
-      <w:r>
-        <w:rPr>
-          <w:rFonts w:hint="eastAsia"/>
-        </w:rPr>
-        <w:t xml:space="preserve"> 버튼을 눌러 신고 내용의 자세한 사항을 확인할 수 있습니다. 신고는 승인하여 게시물을 삭제하거나, 기각할 수 있습니다.</w:t>
-      </w:r>
-    </w:p>
-    <w:p>
-      <w:r>
-        <w:rPr>
-          <w:rFonts w:hint="eastAsia"/>
-        </w:rPr>
-        <w:t>[태그 관리]</w:t>
-      </w:r>
-    </w:p>
-    <w:p>
-      <w:r>
-        <w:rPr>
-          <w:rFonts w:hint="eastAsia"/>
-        </w:rPr>
-        <w:t>마지막으로 태그 관리 메뉴입니다. 게시글에 사용된 모든 태그의 이름과 사용 횟수를 확인하고, 어떤 태그가 자주 사용되는지 볼 수 있으며, 유해 태그는 블랙리스트에 추가하거나 직접 삭제할 수 있습니다.</w:t>
-      </w:r>
-    </w:p>
-    <w:p>
-      <w:r>
-        <w:rPr>
-          <w:rFonts w:hint="eastAsia"/>
-        </w:rPr>
-        <w:t>이상으로 시연 마치고, 보완사항 및 후기로 넘어가겠습니다.</w:t>
-      </w:r>
-    </w:p>
-    <w:p>
-      <w:pPr>
-        <w:rPr>
-          <w:b/>
-          <w:bCs/>
-        </w:rPr>
-      </w:pPr>
-      <w:r>
-        <w:rPr>
-          <w:rFonts w:hint="eastAsia"/>
-          <w:b/>
-          <w:bCs/>
-        </w:rPr>
-        <w:t>[후기]</w:t>
-      </w:r>
-    </w:p>
-    <w:p>
-      <w:r>
-        <w:rPr>
-          <w:rFonts w:hint="eastAsia"/>
-        </w:rPr>
-        <w:t>먼저 보완사항입니다. 첫째로는 로딩 화면 추가, 페이지 간 연결성 향상 등 사용자 편의를 위해 지속적으로 업데이트하고, 고객센터에 불만 사항 접수 메뉴를 만들어 사용자의 의견을 즉각 반영할 수 있게 하겠습니다.</w:t>
-      </w:r>
-    </w:p>
-    <w:p>
-      <w:r>
-        <w:rPr>
-          <w:rFonts w:hint="eastAsia"/>
-        </w:rPr>
-        <w:t>두 번째로는,</w:t>
-      </w:r>
-      <w:r>
-        <w:rPr>
-          <w:rFonts w:hint="eastAsia"/>
-        </w:rPr>
-        <w:t xml:space="preserve"> 현재 저희는 세션을 이용한 로그인만 활용했지만 추후에 OAuth 인증 방식을 통해</w:t>
-      </w:r>
-      <w:r>
-        <w:rPr>
-          <w:rFonts w:hint="eastAsia"/>
-        </w:rPr>
-        <w:t xml:space="preserve"> 보다 간편하게 스터디로그에 가입하고 로그인 할 수 있도록 구글, 네이버 등 소셜 로그인 기능을 추가하겠습니다.</w:t>
-      </w:r>
-    </w:p>
-    <w:p>
-      <w:pPr>
-        <w:rPr>
-          <w:b/>
-          <w:bCs/>
-        </w:rPr>
-      </w:pPr>
-      <w:r>
-        <w:rPr>
-          <w:rFonts w:hint="eastAsia"/>
-        </w:rPr>
         <w:t>세 번째로는 게시글 작성 화면에서 언어별 코드를 편리하게 작성할 수 있도록 코드 에디터를 추가하고, 꾸미기 요</w:t>
       </w:r>
       <w:r>
@@ -1873,14 +1940,7 @@
         <w:rPr>
           <w:rFonts w:hint="eastAsia"/>
         </w:rPr>
-        <w:t>디자인 패턴을 통해 지속 가능하고 유지보수가 편리한 시스템을 만드는 도구</w:t>
-      </w:r>
-      <w:r>
-        <w:rPr>
-          <w:rFonts w:hint="eastAsia"/>
-        </w:rPr>
-        <w:lastRenderedPageBreak/>
-        <w:t xml:space="preserve">를 익힘으로써 객체지향적인 개발 역량을 한 단계 높일 수 있었습니다. </w:t>
+        <w:t xml:space="preserve">디자인 패턴을 통해 지속 가능하고 유지보수가 편리한 시스템을 만드는 도구를 익힘으로써 객체지향적인 개발 역량을 한 단계 높일 수 있었습니다. </w:t>
       </w:r>
     </w:p>
     <w:p>

--- a/docs/발표 자료/스터디로그 발표 대본.docx
+++ b/docs/발표 자료/스터디로그 발표 대본.docx
@@ -12,6 +12,7 @@
           <w:szCs w:val="44"/>
         </w:rPr>
       </w:pPr>
+      <w:proofErr w:type="spellStart"/>
       <w:r>
         <w:rPr>
           <w:rFonts w:hint="eastAsia"/>
@@ -20,7 +21,18 @@
           <w:sz w:val="44"/>
           <w:szCs w:val="44"/>
         </w:rPr>
-        <w:t>스터디로그 발표 대본</w:t>
+        <w:t>스터디로그</w:t>
+      </w:r>
+      <w:proofErr w:type="spellEnd"/>
+      <w:r>
+        <w:rPr>
+          <w:rFonts w:hint="eastAsia"/>
+          <w:b/>
+          <w:bCs/>
+          <w:sz w:val="44"/>
+          <w:szCs w:val="44"/>
+        </w:rPr>
+        <w:t xml:space="preserve"> 발표 대본</w:t>
       </w:r>
     </w:p>
     <w:p>
@@ -44,7 +56,199 @@
         <w:rPr>
           <w:rFonts w:hint="eastAsia"/>
         </w:rPr>
-        <w:t>안녕하십니까, 저희는 개발자 커뮤니티 플랫폼 스터디로그의 팀장 황스일, 정철진, 이현겸, 엄진희, 그리고 발표를 맡은 김건희입니다.(인사) 발표를 시작하겠습니다.</w:t>
+        <w:t xml:space="preserve">안녕하십니까, 저희는 개발자 커뮤니티 플랫폼 </w:t>
+      </w:r>
+      <w:proofErr w:type="spellStart"/>
+      <w:r>
+        <w:rPr>
+          <w:rFonts w:hint="eastAsia"/>
+        </w:rPr>
+        <w:t>스터디로그의</w:t>
+      </w:r>
+      <w:proofErr w:type="spellEnd"/>
+      <w:r>
+        <w:rPr>
+          <w:rFonts w:hint="eastAsia"/>
+        </w:rPr>
+        <w:t xml:space="preserve"> 팀장 </w:t>
+      </w:r>
+      <w:proofErr w:type="spellStart"/>
+      <w:r>
+        <w:rPr>
+          <w:rFonts w:hint="eastAsia"/>
+        </w:rPr>
+        <w:t>황스일</w:t>
+      </w:r>
+      <w:proofErr w:type="spellEnd"/>
+      <w:r>
+        <w:rPr>
+          <w:rFonts w:hint="eastAsia"/>
+        </w:rPr>
+        <w:t xml:space="preserve">, </w:t>
+      </w:r>
+      <w:proofErr w:type="spellStart"/>
+      <w:r>
+        <w:rPr>
+          <w:rFonts w:hint="eastAsia"/>
+        </w:rPr>
+        <w:t>정철진</w:t>
+      </w:r>
+      <w:proofErr w:type="spellEnd"/>
+      <w:r>
+        <w:rPr>
+          <w:rFonts w:hint="eastAsia"/>
+        </w:rPr>
+        <w:t xml:space="preserve">, 이현겸, </w:t>
+      </w:r>
+      <w:proofErr w:type="spellStart"/>
+      <w:r>
+        <w:rPr>
+          <w:rFonts w:hint="eastAsia"/>
+        </w:rPr>
+        <w:t>엄진희</w:t>
+      </w:r>
+      <w:proofErr w:type="spellEnd"/>
+      <w:r>
+        <w:rPr>
+          <w:rFonts w:hint="eastAsia"/>
+        </w:rPr>
+        <w:t xml:space="preserve">, 그리고 발표를 맡은 </w:t>
+      </w:r>
+      <w:proofErr w:type="gramStart"/>
+      <w:r>
+        <w:rPr>
+          <w:rFonts w:hint="eastAsia"/>
+        </w:rPr>
+        <w:t>김건희입니다.(</w:t>
+      </w:r>
+      <w:proofErr w:type="gramEnd"/>
+      <w:r>
+        <w:rPr>
+          <w:rFonts w:hint="eastAsia"/>
+        </w:rPr>
+        <w:t xml:space="preserve">인사) 발표를 </w:t>
+      </w:r>
+      <w:proofErr w:type="gramStart"/>
+      <w:r>
+        <w:rPr>
+          <w:rFonts w:hint="eastAsia"/>
+        </w:rPr>
+        <w:t>시작하겠습니다.</w:t>
+      </w:r>
+      <w:r>
+        <w:rPr>
+          <w:rFonts w:hint="eastAsia"/>
+          <w:b/>
+          <w:bCs/>
+        </w:rPr>
+        <w:t>(</w:t>
+      </w:r>
+      <w:proofErr w:type="gramEnd"/>
+      <w:r>
+        <w:rPr>
+          <w:rFonts w:hint="eastAsia"/>
+          <w:b/>
+          <w:bCs/>
+        </w:rPr>
+        <w:t>다음)</w:t>
+      </w:r>
+    </w:p>
+    <w:p>
+      <w:pPr>
+        <w:rPr>
+          <w:b/>
+          <w:bCs/>
+        </w:rPr>
+      </w:pPr>
+      <w:r>
+        <w:rPr>
+          <w:rFonts w:hint="eastAsia"/>
+          <w:b/>
+          <w:bCs/>
+        </w:rPr>
+        <w:t>[목차]</w:t>
+      </w:r>
+    </w:p>
+    <w:p>
+      <w:pPr>
+        <w:rPr>
+          <w:b/>
+          <w:bCs/>
+        </w:rPr>
+      </w:pPr>
+      <w:r>
+        <w:rPr>
+          <w:rFonts w:hint="eastAsia"/>
+        </w:rPr>
+        <w:t xml:space="preserve">발표는 개요부터 후기까지 </w:t>
+      </w:r>
+      <w:proofErr w:type="gramStart"/>
+      <w:r>
+        <w:rPr>
+          <w:rFonts w:hint="eastAsia"/>
+        </w:rPr>
+        <w:t>진행하겠습니다.</w:t>
+      </w:r>
+      <w:r>
+        <w:rPr>
+          <w:rFonts w:hint="eastAsia"/>
+          <w:b/>
+          <w:bCs/>
+        </w:rPr>
+        <w:t>(</w:t>
+      </w:r>
+      <w:proofErr w:type="gramEnd"/>
+      <w:r>
+        <w:rPr>
+          <w:rFonts w:hint="eastAsia"/>
+          <w:b/>
+          <w:bCs/>
+        </w:rPr>
+        <w:t>다음)</w:t>
+      </w:r>
+    </w:p>
+    <w:p>
+      <w:pPr>
+        <w:rPr>
+          <w:b/>
+          <w:bCs/>
+        </w:rPr>
+      </w:pPr>
+      <w:r>
+        <w:rPr>
+          <w:rFonts w:hint="eastAsia"/>
+          <w:b/>
+          <w:bCs/>
+        </w:rPr>
+        <w:t>[개요]</w:t>
+      </w:r>
+    </w:p>
+    <w:p>
+      <w:pPr>
+        <w:rPr>
+          <w:b/>
+          <w:bCs/>
+        </w:rPr>
+      </w:pPr>
+      <w:r>
+        <w:rPr>
+          <w:rFonts w:hint="eastAsia"/>
+        </w:rPr>
+        <w:t xml:space="preserve">먼저 </w:t>
+      </w:r>
+      <w:proofErr w:type="spellStart"/>
+      <w:r>
+        <w:rPr>
+          <w:rFonts w:hint="eastAsia"/>
+        </w:rPr>
+        <w:t>스터디로그란</w:t>
+      </w:r>
+      <w:proofErr w:type="spellEnd"/>
+      <w:r>
+        <w:rPr>
+          <w:rFonts w:hint="eastAsia"/>
+        </w:rPr>
+        <w:t xml:space="preserve"> 스터디와 로그의 합성어로</w:t>
       </w:r>
       <w:r>
         <w:rPr>
@@ -54,35 +258,257 @@
         </w:rPr>
         <w:t>(다음)</w:t>
       </w:r>
-    </w:p>
-    <w:p>
-      <w:pPr>
-        <w:rPr>
-          <w:b/>
-          <w:bCs/>
-        </w:rPr>
-      </w:pPr>
-      <w:r>
-        <w:rPr>
-          <w:rFonts w:hint="eastAsia"/>
-          <w:b/>
-          <w:bCs/>
-        </w:rPr>
-        <w:t>[목차]</w:t>
-      </w:r>
-    </w:p>
-    <w:p>
-      <w:pPr>
-        <w:rPr>
-          <w:b/>
-          <w:bCs/>
-        </w:rPr>
-      </w:pPr>
-      <w:r>
-        <w:rPr>
-          <w:rFonts w:hint="eastAsia"/>
-        </w:rPr>
-        <w:t>발표는 개요부터 후기까지 진행하겠습니다.</w:t>
+      <w:r>
+        <w:rPr>
+          <w:rFonts w:hint="eastAsia"/>
+        </w:rPr>
+        <w:t xml:space="preserve">, 학습 과정을 </w:t>
+      </w:r>
+      <w:r>
+        <w:rPr>
+          <w:rFonts w:hint="eastAsia"/>
+        </w:rPr>
+        <w:t>시스템</w:t>
+      </w:r>
+      <w:r>
+        <w:rPr>
+          <w:rFonts w:hint="eastAsia"/>
+        </w:rPr>
+        <w:t xml:space="preserve"> 로그처럼 </w:t>
+      </w:r>
+      <w:r>
+        <w:rPr>
+          <w:rFonts w:hint="eastAsia"/>
+        </w:rPr>
+        <w:t xml:space="preserve">블로그 형식으로 </w:t>
+      </w:r>
+      <w:r>
+        <w:rPr>
+          <w:rFonts w:hint="eastAsia"/>
+        </w:rPr>
+        <w:t xml:space="preserve">기록하는 </w:t>
+      </w:r>
+      <w:proofErr w:type="gramStart"/>
+      <w:r>
+        <w:rPr>
+          <w:rFonts w:hint="eastAsia"/>
+        </w:rPr>
+        <w:t>웹사이트입니다.</w:t>
+      </w:r>
+      <w:r>
+        <w:rPr>
+          <w:rFonts w:hint="eastAsia"/>
+          <w:b/>
+          <w:bCs/>
+        </w:rPr>
+        <w:t>(</w:t>
+      </w:r>
+      <w:proofErr w:type="gramEnd"/>
+      <w:r>
+        <w:rPr>
+          <w:rFonts w:hint="eastAsia"/>
+          <w:b/>
+          <w:bCs/>
+        </w:rPr>
+        <w:t>다음)</w:t>
+      </w:r>
+    </w:p>
+    <w:p>
+      <w:pPr>
+        <w:rPr>
+          <w:b/>
+          <w:bCs/>
+        </w:rPr>
+      </w:pPr>
+      <w:proofErr w:type="spellStart"/>
+      <w:r>
+        <w:t>스터디로그는</w:t>
+      </w:r>
+      <w:proofErr w:type="spellEnd"/>
+      <w:r>
+        <w:t xml:space="preserve"> 단순 게시판을 넘어 파편화된 정보를 시리즈</w:t>
+      </w:r>
+      <w:r>
+        <w:rPr>
+          <w:rFonts w:hint="eastAsia"/>
+        </w:rPr>
+        <w:t xml:space="preserve"> 단위</w:t>
+      </w:r>
+      <w:r>
+        <w:t>로 묶고 태그로 분류하여 '나만의 기술 지식 저장소'</w:t>
+      </w:r>
+      <w:proofErr w:type="spellStart"/>
+      <w:r>
+        <w:t>를</w:t>
+      </w:r>
+      <w:proofErr w:type="spellEnd"/>
+      <w:r>
+        <w:t xml:space="preserve"> 구축하는 </w:t>
+      </w:r>
+      <w:proofErr w:type="gramStart"/>
+      <w:r>
+        <w:t>플랫폼입니다.</w:t>
+      </w:r>
+      <w:r>
+        <w:rPr>
+          <w:rFonts w:hint="eastAsia"/>
+          <w:b/>
+          <w:bCs/>
+        </w:rPr>
+        <w:t>(</w:t>
+      </w:r>
+      <w:proofErr w:type="gramEnd"/>
+      <w:r>
+        <w:rPr>
+          <w:rFonts w:hint="eastAsia"/>
+          <w:b/>
+          <w:bCs/>
+        </w:rPr>
+        <w:t>다음)</w:t>
+      </w:r>
+    </w:p>
+    <w:p>
+      <w:pPr>
+        <w:rPr>
+          <w:b/>
+          <w:bCs/>
+        </w:rPr>
+      </w:pPr>
+      <w:r>
+        <w:rPr>
+          <w:rFonts w:hint="eastAsia"/>
+          <w:b/>
+          <w:bCs/>
+        </w:rPr>
+        <w:t>[개발 일정]</w:t>
+      </w:r>
+    </w:p>
+    <w:p>
+      <w:pPr>
+        <w:rPr>
+          <w:b/>
+          <w:bCs/>
+        </w:rPr>
+      </w:pPr>
+      <w:r>
+        <w:rPr>
+          <w:rFonts w:hint="eastAsia"/>
+        </w:rPr>
+        <w:t xml:space="preserve">개발 </w:t>
+      </w:r>
+      <w:proofErr w:type="gramStart"/>
+      <w:r>
+        <w:rPr>
+          <w:rFonts w:hint="eastAsia"/>
+        </w:rPr>
+        <w:t>일정입니다.</w:t>
+      </w:r>
+      <w:r>
+        <w:rPr>
+          <w:rFonts w:hint="eastAsia"/>
+          <w:b/>
+          <w:bCs/>
+        </w:rPr>
+        <w:t>(</w:t>
+      </w:r>
+      <w:proofErr w:type="gramEnd"/>
+      <w:r>
+        <w:rPr>
+          <w:rFonts w:hint="eastAsia"/>
+          <w:b/>
+          <w:bCs/>
+        </w:rPr>
+        <w:t>다음)</w:t>
+      </w:r>
+    </w:p>
+    <w:p>
+      <w:pPr>
+        <w:rPr>
+          <w:b/>
+          <w:bCs/>
+        </w:rPr>
+      </w:pPr>
+      <w:r>
+        <w:rPr>
+          <w:rFonts w:hint="eastAsia"/>
+        </w:rPr>
+        <w:t xml:space="preserve">개발 첫날부터 3일차까지 프로젝트 요구분석 및 기획을 </w:t>
+      </w:r>
+      <w:proofErr w:type="gramStart"/>
+      <w:r>
+        <w:rPr>
+          <w:rFonts w:hint="eastAsia"/>
+        </w:rPr>
+        <w:t>진행하였고,</w:t>
+      </w:r>
+      <w:r>
+        <w:rPr>
+          <w:rFonts w:hint="eastAsia"/>
+          <w:b/>
+          <w:bCs/>
+        </w:rPr>
+        <w:t>(</w:t>
+      </w:r>
+      <w:proofErr w:type="gramEnd"/>
+      <w:r>
+        <w:rPr>
+          <w:rFonts w:hint="eastAsia"/>
+          <w:b/>
+          <w:bCs/>
+        </w:rPr>
+        <w:t>다음)</w:t>
+      </w:r>
+    </w:p>
+    <w:p>
+      <w:pPr>
+        <w:rPr>
+          <w:b/>
+          <w:bCs/>
+        </w:rPr>
+      </w:pPr>
+      <w:r>
+        <w:rPr>
+          <w:rFonts w:hint="eastAsia"/>
+        </w:rPr>
+        <w:t xml:space="preserve">4일차까지는 데이터베이스 및 시스템 구조 </w:t>
+      </w:r>
+      <w:proofErr w:type="gramStart"/>
+      <w:r>
+        <w:rPr>
+          <w:rFonts w:hint="eastAsia"/>
+        </w:rPr>
+        <w:t>설계,</w:t>
+      </w:r>
+      <w:r>
+        <w:rPr>
+          <w:rFonts w:hint="eastAsia"/>
+          <w:b/>
+          <w:bCs/>
+        </w:rPr>
+        <w:t>(</w:t>
+      </w:r>
+      <w:proofErr w:type="gramEnd"/>
+      <w:r>
+        <w:rPr>
+          <w:rFonts w:hint="eastAsia"/>
+          <w:b/>
+          <w:bCs/>
+        </w:rPr>
+        <w:t>다음)</w:t>
+      </w:r>
+    </w:p>
+    <w:p>
+      <w:pPr>
+        <w:rPr>
+          <w:b/>
+          <w:bCs/>
+        </w:rPr>
+      </w:pPr>
+      <w:r>
+        <w:rPr>
+          <w:rFonts w:hint="eastAsia"/>
+        </w:rPr>
+        <w:t>6일차까지 핵심 기능을 구현하였고</w:t>
       </w:r>
       <w:r>
         <w:rPr>
@@ -103,236 +529,32 @@
       <w:r>
         <w:rPr>
           <w:rFonts w:hint="eastAsia"/>
-          <w:b/>
-          <w:bCs/>
-        </w:rPr>
-        <w:t>[개요]</w:t>
-      </w:r>
-    </w:p>
-    <w:p>
-      <w:pPr>
-        <w:rPr>
-          <w:b/>
-          <w:bCs/>
-        </w:rPr>
-      </w:pPr>
-      <w:r>
-        <w:rPr>
-          <w:rFonts w:hint="eastAsia"/>
-        </w:rPr>
-        <w:t>먼저 스터디로그란</w:t>
-      </w:r>
-      <w:r>
-        <w:rPr>
-          <w:rFonts w:hint="eastAsia"/>
-        </w:rPr>
-        <w:t xml:space="preserve"> 스터디와 로그의 합성어로</w:t>
-      </w:r>
-      <w:r>
-        <w:rPr>
-          <w:rFonts w:hint="eastAsia"/>
-          <w:b/>
-          <w:bCs/>
-        </w:rPr>
-        <w:t>(다음)</w:t>
-      </w:r>
-      <w:r>
-        <w:rPr>
-          <w:rFonts w:hint="eastAsia"/>
-        </w:rPr>
-        <w:t xml:space="preserve">, 학습 과정을 </w:t>
-      </w:r>
-      <w:r>
-        <w:rPr>
-          <w:rFonts w:hint="eastAsia"/>
-        </w:rPr>
-        <w:t>시스템</w:t>
-      </w:r>
-      <w:r>
-        <w:rPr>
-          <w:rFonts w:hint="eastAsia"/>
-        </w:rPr>
-        <w:t xml:space="preserve"> 로그처럼 </w:t>
-      </w:r>
-      <w:r>
-        <w:rPr>
-          <w:rFonts w:hint="eastAsia"/>
-        </w:rPr>
-        <w:t xml:space="preserve">블로그 형식으로 </w:t>
-      </w:r>
-      <w:r>
-        <w:rPr>
-          <w:rFonts w:hint="eastAsia"/>
-        </w:rPr>
-        <w:t xml:space="preserve">기록하는 </w:t>
-      </w:r>
-      <w:r>
-        <w:rPr>
-          <w:rFonts w:hint="eastAsia"/>
-        </w:rPr>
-        <w:t>웹사이트입니다.</w:t>
-      </w:r>
-      <w:r>
-        <w:rPr>
-          <w:rFonts w:hint="eastAsia"/>
-          <w:b/>
-          <w:bCs/>
-        </w:rPr>
-        <w:t>(다음)</w:t>
-      </w:r>
-    </w:p>
-    <w:p>
-      <w:pPr>
-        <w:rPr>
-          <w:b/>
-          <w:bCs/>
-        </w:rPr>
-      </w:pPr>
-      <w:r>
-        <w:t>스터디로그는 단순 게시판을 넘어 파편화된 정보를 시리즈</w:t>
-      </w:r>
-      <w:r>
-        <w:rPr>
-          <w:rFonts w:hint="eastAsia"/>
-        </w:rPr>
-        <w:t xml:space="preserve"> 단위</w:t>
-      </w:r>
-      <w:r>
-        <w:t>로 묶고 태그로 분류하여 '나만의 기술 지식 저장소'를 구축하는 플랫폼입니다.</w:t>
-      </w:r>
-      <w:r>
-        <w:rPr>
-          <w:rFonts w:hint="eastAsia"/>
-          <w:b/>
-          <w:bCs/>
-        </w:rPr>
-        <w:t>(다음)</w:t>
-      </w:r>
-    </w:p>
-    <w:p>
-      <w:pPr>
-        <w:rPr>
-          <w:b/>
-          <w:bCs/>
-        </w:rPr>
-      </w:pPr>
-      <w:r>
-        <w:rPr>
-          <w:rFonts w:hint="eastAsia"/>
-          <w:b/>
-          <w:bCs/>
-        </w:rPr>
-        <w:t>[개발 일정]</w:t>
-      </w:r>
-    </w:p>
-    <w:p>
-      <w:pPr>
-        <w:rPr>
-          <w:b/>
-          <w:bCs/>
-        </w:rPr>
-      </w:pPr>
-      <w:r>
-        <w:rPr>
-          <w:rFonts w:hint="eastAsia"/>
-        </w:rPr>
-        <w:t>개발 일정입니다.</w:t>
-      </w:r>
-      <w:r>
-        <w:rPr>
-          <w:rFonts w:hint="eastAsia"/>
-          <w:b/>
-          <w:bCs/>
-        </w:rPr>
-        <w:t>(다음)</w:t>
-      </w:r>
-    </w:p>
-    <w:p>
-      <w:pPr>
-        <w:rPr>
-          <w:b/>
-          <w:bCs/>
-        </w:rPr>
-      </w:pPr>
-      <w:r>
-        <w:rPr>
-          <w:rFonts w:hint="eastAsia"/>
-        </w:rPr>
-        <w:t>개발 첫날부터 3일차까지 프로젝트 요구분석 및 기획을 진행하였고,</w:t>
-      </w:r>
-      <w:r>
-        <w:rPr>
-          <w:rFonts w:hint="eastAsia"/>
-          <w:b/>
-          <w:bCs/>
-        </w:rPr>
-        <w:t>(다음)</w:t>
-      </w:r>
-    </w:p>
-    <w:p>
-      <w:pPr>
-        <w:rPr>
-          <w:b/>
-          <w:bCs/>
-        </w:rPr>
-      </w:pPr>
-      <w:r>
-        <w:rPr>
-          <w:rFonts w:hint="eastAsia"/>
-        </w:rPr>
-        <w:t>4일차까지는 데이터베이스 및 시스템 구조 설계,</w:t>
-      </w:r>
-      <w:r>
-        <w:rPr>
-          <w:rFonts w:hint="eastAsia"/>
-          <w:b/>
-          <w:bCs/>
-        </w:rPr>
-        <w:t>(다음)</w:t>
-      </w:r>
-    </w:p>
-    <w:p>
-      <w:pPr>
-        <w:rPr>
-          <w:b/>
-          <w:bCs/>
-        </w:rPr>
-      </w:pPr>
-      <w:r>
-        <w:rPr>
-          <w:rFonts w:hint="eastAsia"/>
-        </w:rPr>
-        <w:t>6일차까지 핵심 기능을 구현하였고</w:t>
-      </w:r>
-      <w:r>
-        <w:rPr>
-          <w:rFonts w:hint="eastAsia"/>
-          <w:b/>
-          <w:bCs/>
-        </w:rPr>
-        <w:t>(다음)</w:t>
-      </w:r>
-    </w:p>
-    <w:p>
-      <w:pPr>
-        <w:rPr>
-          <w:b/>
-          <w:bCs/>
-        </w:rPr>
-      </w:pPr>
-      <w:r>
-        <w:rPr>
-          <w:rFonts w:hint="eastAsia"/>
-        </w:rPr>
-        <w:t>8일차까지 테스트 및 검증과 디버그를 완료했습니다.</w:t>
-      </w:r>
-      <w:r>
-        <w:rPr>
-          <w:rFonts w:hint="eastAsia"/>
-          <w:b/>
-          <w:bCs/>
-        </w:rPr>
-        <w:t>(다음)</w:t>
+        </w:rPr>
+        <w:t xml:space="preserve">8일차까지 테스트 및 검증과 디버그를 </w:t>
+      </w:r>
+      <w:proofErr w:type="gramStart"/>
+      <w:r>
+        <w:rPr>
+          <w:rFonts w:hint="eastAsia"/>
+        </w:rPr>
+        <w:t>완료했습니다.</w:t>
+      </w:r>
+      <w:r>
+        <w:rPr>
+          <w:rFonts w:hint="eastAsia"/>
+          <w:b/>
+          <w:bCs/>
+        </w:rPr>
+        <w:t>(</w:t>
+      </w:r>
+      <w:proofErr w:type="gramEnd"/>
+      <w:r>
+        <w:rPr>
+          <w:rFonts w:hint="eastAsia"/>
+          <w:b/>
+          <w:bCs/>
+        </w:rPr>
+        <w:t>다음)</w:t>
       </w:r>
     </w:p>
     <w:p>
@@ -362,15 +584,31 @@
         <w:rPr>
           <w:rFonts w:hint="eastAsia"/>
         </w:rPr>
-        <w:t>기능 구현 및 협업에서 개개인의 장점을 발휘할 수 있게 능률적으로 업무를 분배하였습니다.</w:t>
-      </w:r>
-      <w:r>
-        <w:rPr>
-          <w:rFonts w:hint="eastAsia"/>
-          <w:b/>
-          <w:bCs/>
-        </w:rPr>
-        <w:t>(다음)</w:t>
+        <w:t xml:space="preserve">기능 구현 및 협업에서 개개인의 장점을 발휘할 수 있게 능률적으로 업무를 </w:t>
+      </w:r>
+      <w:proofErr w:type="gramStart"/>
+      <w:r>
+        <w:rPr>
+          <w:rFonts w:hint="eastAsia"/>
+        </w:rPr>
+        <w:t>분배하였습니다.</w:t>
+      </w:r>
+      <w:r>
+        <w:rPr>
+          <w:rFonts w:hint="eastAsia"/>
+          <w:b/>
+          <w:bCs/>
+        </w:rPr>
+        <w:t>(</w:t>
+      </w:r>
+      <w:proofErr w:type="gramEnd"/>
+      <w:r>
+        <w:rPr>
+          <w:rFonts w:hint="eastAsia"/>
+          <w:b/>
+          <w:bCs/>
+        </w:rPr>
+        <w:t>다음)</w:t>
       </w:r>
     </w:p>
     <w:p>
@@ -394,15 +632,59 @@
         <w:rPr>
           <w:rFonts w:hint="eastAsia"/>
         </w:rPr>
-        <w:t>개발 환경은 다음과 같으며, 형상 관리 도구는 깃허브와 소스트리를 사용했습니다.</w:t>
-      </w:r>
-      <w:r>
-        <w:rPr>
-          <w:rFonts w:hint="eastAsia"/>
-          <w:b/>
-          <w:bCs/>
-        </w:rPr>
-        <w:t>(다음)</w:t>
+        <w:t xml:space="preserve">개발 환경은 다음과 같으며, 형상 관리 도구는 </w:t>
+      </w:r>
+      <w:proofErr w:type="spellStart"/>
+      <w:r>
+        <w:rPr>
+          <w:rFonts w:hint="eastAsia"/>
+        </w:rPr>
+        <w:t>깃허브와</w:t>
+      </w:r>
+      <w:proofErr w:type="spellEnd"/>
+      <w:r>
+        <w:rPr>
+          <w:rFonts w:hint="eastAsia"/>
+        </w:rPr>
+        <w:t xml:space="preserve"> </w:t>
+      </w:r>
+      <w:proofErr w:type="spellStart"/>
+      <w:r>
+        <w:rPr>
+          <w:rFonts w:hint="eastAsia"/>
+        </w:rPr>
+        <w:t>소스트리를</w:t>
+      </w:r>
+      <w:proofErr w:type="spellEnd"/>
+      <w:r>
+        <w:rPr>
+          <w:rFonts w:hint="eastAsia"/>
+        </w:rPr>
+        <w:t xml:space="preserve"> </w:t>
+      </w:r>
+      <w:proofErr w:type="gramStart"/>
+      <w:r>
+        <w:rPr>
+          <w:rFonts w:hint="eastAsia"/>
+        </w:rPr>
+        <w:t>사용했습니다.</w:t>
+      </w:r>
+      <w:r>
+        <w:rPr>
+          <w:rFonts w:hint="eastAsia"/>
+          <w:b/>
+          <w:bCs/>
+        </w:rPr>
+        <w:t>(</w:t>
+      </w:r>
+      <w:proofErr w:type="gramEnd"/>
+      <w:r>
+        <w:rPr>
+          <w:rFonts w:hint="eastAsia"/>
+          <w:b/>
+          <w:bCs/>
+        </w:rPr>
+        <w:t>다음)</w:t>
       </w:r>
     </w:p>
     <w:p>
@@ -456,37 +738,83 @@
         <w:rPr>
           <w:rFonts w:hint="eastAsia"/>
         </w:rPr>
-        <w:t xml:space="preserve"> 태그를 활용한 검색, 잔디 심기 등이 있습니다. 관리자의 주요 기능으로는 시스템 현황을 알 수 있는 대시보드와 회원, 게시글 등 관리 항목들이 있습니다.</w:t>
-      </w:r>
-      <w:r>
-        <w:rPr>
-          <w:rFonts w:hint="eastAsia"/>
-          <w:b/>
-          <w:bCs/>
-        </w:rPr>
-        <w:t>(다음)</w:t>
-      </w:r>
-    </w:p>
-    <w:p>
-      <w:pPr>
-        <w:rPr>
-          <w:b/>
-          <w:bCs/>
-        </w:rPr>
-      </w:pPr>
-      <w:r>
-        <w:rPr>
-          <w:rFonts w:hint="eastAsia"/>
-        </w:rPr>
-        <w:t>다음은 프로젝트 구조입니다. MVC2 패턴을 활용하여 유지보수성과 확장성을 확보했고, 핵심 라이브러리는 아래와 같으며 게시물 작성을 위해 토스트 UI 에디터와 커몬스 IO를 추가했습니다. 패키지의 구조는 익히 알고 계시는 구조와 같습니다.</w:t>
-      </w:r>
-      <w:r>
-        <w:rPr>
-          <w:rFonts w:hint="eastAsia"/>
-          <w:b/>
-          <w:bCs/>
-        </w:rPr>
-        <w:t>(다음)</w:t>
+        <w:t xml:space="preserve"> 태그를 활용한 검색, 잔디 심기 등이 있습니다. 관리자의 주요 기능으로는 시스템 현황을 알 수 있는 대시보드와 회원, 게시글 등 관리 항목들이 </w:t>
+      </w:r>
+      <w:proofErr w:type="gramStart"/>
+      <w:r>
+        <w:rPr>
+          <w:rFonts w:hint="eastAsia"/>
+        </w:rPr>
+        <w:t>있습니다.</w:t>
+      </w:r>
+      <w:r>
+        <w:rPr>
+          <w:rFonts w:hint="eastAsia"/>
+          <w:b/>
+          <w:bCs/>
+        </w:rPr>
+        <w:t>(</w:t>
+      </w:r>
+      <w:proofErr w:type="gramEnd"/>
+      <w:r>
+        <w:rPr>
+          <w:rFonts w:hint="eastAsia"/>
+          <w:b/>
+          <w:bCs/>
+        </w:rPr>
+        <w:t>다음)</w:t>
+      </w:r>
+    </w:p>
+    <w:p>
+      <w:pPr>
+        <w:rPr>
+          <w:b/>
+          <w:bCs/>
+        </w:rPr>
+      </w:pPr>
+      <w:r>
+        <w:rPr>
+          <w:rFonts w:hint="eastAsia"/>
+        </w:rPr>
+        <w:t xml:space="preserve">다음은 프로젝트 구조입니다. MVC2 패턴을 활용하여 유지보수성과 확장성을 확보했고, 핵심 라이브러리는 아래와 같으며 게시물 작성을 위해 토스트 UI 에디터와 </w:t>
+      </w:r>
+      <w:proofErr w:type="spellStart"/>
+      <w:r>
+        <w:rPr>
+          <w:rFonts w:hint="eastAsia"/>
+        </w:rPr>
+        <w:t>커몬스</w:t>
+      </w:r>
+      <w:proofErr w:type="spellEnd"/>
+      <w:r>
+        <w:rPr>
+          <w:rFonts w:hint="eastAsia"/>
+        </w:rPr>
+        <w:t xml:space="preserve"> IO를 추가했습니다. 패키지의 구조는 익히 알고 계시는 구조와 </w:t>
+      </w:r>
+      <w:proofErr w:type="gramStart"/>
+      <w:r>
+        <w:rPr>
+          <w:rFonts w:hint="eastAsia"/>
+        </w:rPr>
+        <w:t>같습니다.</w:t>
+      </w:r>
+      <w:r>
+        <w:rPr>
+          <w:rFonts w:hint="eastAsia"/>
+          <w:b/>
+          <w:bCs/>
+        </w:rPr>
+        <w:t>(</w:t>
+      </w:r>
+      <w:proofErr w:type="gramEnd"/>
+      <w:r>
+        <w:rPr>
+          <w:rFonts w:hint="eastAsia"/>
+          <w:b/>
+          <w:bCs/>
+        </w:rPr>
+        <w:t>다음)</w:t>
       </w:r>
     </w:p>
     <w:p>
@@ -500,29 +828,73 @@
         <w:rPr>
           <w:rFonts w:hint="eastAsia"/>
         </w:rPr>
-        <w:t>을 확인하는 것, 그리고 블로그를 쾌적하게 작성할 수 있는 미니멀하고 깔끔한 디자인이라고 생각했습니다.</w:t>
-      </w:r>
-    </w:p>
-    <w:p>
-      <w:pPr>
-        <w:rPr>
-          <w:b/>
-          <w:bCs/>
-        </w:rPr>
-      </w:pPr>
-      <w:r>
-        <w:rPr>
-          <w:rFonts w:hint="eastAsia"/>
-        </w:rPr>
-        <w:t>저희는 비즈니스 컬러와 디자인스펙을 명세하여, 통일감 있고 세련된 디자인을 사용자분들께 제공할 수 있도록 노력했습니다.</w:t>
-      </w:r>
-      <w:r>
-        <w:rPr>
-          <w:rFonts w:hint="eastAsia"/>
-          <w:b/>
-          <w:bCs/>
-        </w:rPr>
-        <w:t>(다음)</w:t>
+        <w:t xml:space="preserve">을 확인하는 것, 그리고 블로그를 쾌적하게 작성할 수 있는 </w:t>
+      </w:r>
+      <w:proofErr w:type="spellStart"/>
+      <w:r>
+        <w:rPr>
+          <w:rFonts w:hint="eastAsia"/>
+        </w:rPr>
+        <w:t>미니멀하고</w:t>
+      </w:r>
+      <w:proofErr w:type="spellEnd"/>
+      <w:r>
+        <w:rPr>
+          <w:rFonts w:hint="eastAsia"/>
+        </w:rPr>
+        <w:t xml:space="preserve"> 깔끔한 디자인이라고 생각했습니다.</w:t>
+      </w:r>
+    </w:p>
+    <w:p>
+      <w:pPr>
+        <w:rPr>
+          <w:b/>
+          <w:bCs/>
+        </w:rPr>
+      </w:pPr>
+      <w:r>
+        <w:rPr>
+          <w:rFonts w:hint="eastAsia"/>
+        </w:rPr>
+        <w:t xml:space="preserve">저희는 비즈니스 컬러와 </w:t>
+      </w:r>
+      <w:proofErr w:type="spellStart"/>
+      <w:r>
+        <w:rPr>
+          <w:rFonts w:hint="eastAsia"/>
+        </w:rPr>
+        <w:t>디자인스펙을</w:t>
+      </w:r>
+      <w:proofErr w:type="spellEnd"/>
+      <w:r>
+        <w:rPr>
+          <w:rFonts w:hint="eastAsia"/>
+        </w:rPr>
+        <w:t xml:space="preserve"> 명세하여, 통일감 있고 세련된 디자인을 사용자분들께 제공할 수 있도록 </w:t>
+      </w:r>
+      <w:proofErr w:type="gramStart"/>
+      <w:r>
+        <w:rPr>
+          <w:rFonts w:hint="eastAsia"/>
+        </w:rPr>
+        <w:t>노력했습니다.</w:t>
+      </w:r>
+      <w:r>
+        <w:rPr>
+          <w:rFonts w:hint="eastAsia"/>
+          <w:b/>
+          <w:bCs/>
+        </w:rPr>
+        <w:t>(</w:t>
+      </w:r>
+      <w:proofErr w:type="gramEnd"/>
+      <w:r>
+        <w:rPr>
+          <w:rFonts w:hint="eastAsia"/>
+          <w:b/>
+          <w:bCs/>
+        </w:rPr>
+        <w:t>다음)</w:t>
       </w:r>
     </w:p>
     <w:p>
@@ -552,15 +924,45 @@
         <w:rPr>
           <w:rFonts w:hint="eastAsia"/>
         </w:rPr>
-        <w:t>저희 스터디로그의 주요 기능들로는 게시글을 묶어 로드맵처럼 관리할 수 있는 시리즈와 실시간 반영되는 추천 및 댓글 시스템, 원하는 주제를 쉽고 빠르게 필터링 하여 검색할 수 있는 태그 기반 필터링과 건전한 커뮤니티 유지를 위한 신고 및 관리자의 관리 기능들이 있습니다.</w:t>
-      </w:r>
-      <w:r>
-        <w:rPr>
-          <w:rFonts w:hint="eastAsia"/>
-          <w:b/>
-          <w:bCs/>
-        </w:rPr>
-        <w:t>(다음)</w:t>
+        <w:t xml:space="preserve">저희 </w:t>
+      </w:r>
+      <w:proofErr w:type="spellStart"/>
+      <w:r>
+        <w:rPr>
+          <w:rFonts w:hint="eastAsia"/>
+        </w:rPr>
+        <w:t>스터디로그의</w:t>
+      </w:r>
+      <w:proofErr w:type="spellEnd"/>
+      <w:r>
+        <w:rPr>
+          <w:rFonts w:hint="eastAsia"/>
+        </w:rPr>
+        <w:t xml:space="preserve"> 주요 기능들로는 게시글을 묶어 로드맵처럼 관리할 수 있는 시리즈와 실시간 반영되는 추천 및 댓글 시스템, 원하는 주제를 쉽고 빠르게 필터링 하여 검색할 수 있는 태그 기반 필터링과 건전한 커뮤니티 유지를 위한 신고 및 관리자의 관리 기능들이 </w:t>
+      </w:r>
+      <w:proofErr w:type="gramStart"/>
+      <w:r>
+        <w:rPr>
+          <w:rFonts w:hint="eastAsia"/>
+        </w:rPr>
+        <w:t>있습니다.</w:t>
+      </w:r>
+      <w:r>
+        <w:rPr>
+          <w:rFonts w:hint="eastAsia"/>
+          <w:b/>
+          <w:bCs/>
+        </w:rPr>
+        <w:t>(</w:t>
+      </w:r>
+      <w:proofErr w:type="gramEnd"/>
+      <w:r>
+        <w:rPr>
+          <w:rFonts w:hint="eastAsia"/>
+          <w:b/>
+          <w:bCs/>
+        </w:rPr>
+        <w:t>다음)</w:t>
       </w:r>
     </w:p>
     <w:p>
@@ -582,29 +984,75 @@
         <w:rPr>
           <w:rFonts w:hint="eastAsia"/>
         </w:rPr>
-        <w:t>저희는 글을 작성할 때 시리즈 기능을 사용합니다.</w:t>
-      </w:r>
-      <w:r>
-        <w:rPr>
-          <w:rFonts w:hint="eastAsia"/>
-          <w:b/>
-          <w:bCs/>
-        </w:rPr>
-        <w:t>(다음)</w:t>
-      </w:r>
-      <w:r>
-        <w:rPr>
-          <w:rFonts w:hint="eastAsia"/>
-        </w:rPr>
-        <w:t xml:space="preserve"> 단순 메모가 아닌 학습 기록을 작성할 때에는 시리즈 단위로 묶어 하나의 교보재 같이 만들 수 있는 장점이 있습니다.</w:t>
-      </w:r>
-      <w:r>
-        <w:rPr>
-          <w:rFonts w:hint="eastAsia"/>
-          <w:b/>
-          <w:bCs/>
-        </w:rPr>
-        <w:t>(다음)</w:t>
+        <w:t xml:space="preserve">저희는 글을 작성할 때 시리즈 기능을 </w:t>
+      </w:r>
+      <w:proofErr w:type="gramStart"/>
+      <w:r>
+        <w:rPr>
+          <w:rFonts w:hint="eastAsia"/>
+        </w:rPr>
+        <w:t>사용합니다.</w:t>
+      </w:r>
+      <w:r>
+        <w:rPr>
+          <w:rFonts w:hint="eastAsia"/>
+          <w:b/>
+          <w:bCs/>
+        </w:rPr>
+        <w:t>(</w:t>
+      </w:r>
+      <w:proofErr w:type="gramEnd"/>
+      <w:r>
+        <w:rPr>
+          <w:rFonts w:hint="eastAsia"/>
+          <w:b/>
+          <w:bCs/>
+        </w:rPr>
+        <w:t>다음)</w:t>
+      </w:r>
+      <w:r>
+        <w:rPr>
+          <w:rFonts w:hint="eastAsia"/>
+        </w:rPr>
+        <w:t xml:space="preserve"> 단순 메모가 아닌 학습 기록을 작성할 때에는 시리즈 단위로 묶어 하나의 </w:t>
+      </w:r>
+      <w:proofErr w:type="spellStart"/>
+      <w:r>
+        <w:rPr>
+          <w:rFonts w:hint="eastAsia"/>
+        </w:rPr>
+        <w:t>교보재</w:t>
+      </w:r>
+      <w:proofErr w:type="spellEnd"/>
+      <w:r>
+        <w:rPr>
+          <w:rFonts w:hint="eastAsia"/>
+        </w:rPr>
+        <w:t xml:space="preserve"> 같이 만들 수 있는 장점이 </w:t>
+      </w:r>
+      <w:proofErr w:type="gramStart"/>
+      <w:r>
+        <w:rPr>
+          <w:rFonts w:hint="eastAsia"/>
+        </w:rPr>
+        <w:t>있습니다.</w:t>
+      </w:r>
+      <w:r>
+        <w:rPr>
+          <w:rFonts w:hint="eastAsia"/>
+          <w:b/>
+          <w:bCs/>
+        </w:rPr>
+        <w:t>(</w:t>
+      </w:r>
+      <w:proofErr w:type="gramEnd"/>
+      <w:r>
+        <w:rPr>
+          <w:rFonts w:hint="eastAsia"/>
+          <w:b/>
+          <w:bCs/>
+        </w:rPr>
+        <w:t>다음)</w:t>
       </w:r>
     </w:p>
     <w:p>
@@ -624,43 +1072,103 @@
         <w:rPr>
           <w:rFonts w:hint="eastAsia"/>
         </w:rPr>
-        <w:t>(에이젝스)</w:t>
-      </w:r>
-      <w:r>
-        <w:rPr>
-          <w:rFonts w:hint="eastAsia"/>
-        </w:rPr>
-        <w:t>를 이용한 추천 및 댓글 시스템입니다.</w:t>
-      </w:r>
-      <w:r>
-        <w:rPr>
-          <w:rFonts w:hint="eastAsia"/>
-          <w:b/>
-          <w:bCs/>
-        </w:rPr>
-        <w:t>(다음)</w:t>
-      </w:r>
-    </w:p>
-    <w:p>
-      <w:pPr>
-        <w:rPr>
-          <w:b/>
-          <w:bCs/>
-        </w:rPr>
-      </w:pPr>
-      <w:r>
-        <w:rPr>
-          <w:rFonts w:hint="eastAsia"/>
-        </w:rPr>
-        <w:t>게시글을 추천하거나 댓글을 작성할 때, 화면을 새로고침 하지 않고 서버와 비동기 통신하여 즉시 화면에 반영할 수 있습니다.</w:t>
-      </w:r>
-      <w:r>
-        <w:rPr>
-          <w:rFonts w:hint="eastAsia"/>
-          <w:b/>
-          <w:bCs/>
-        </w:rPr>
-        <w:t>(다음)</w:t>
+        <w:t>(</w:t>
+      </w:r>
+      <w:proofErr w:type="spellStart"/>
+      <w:r>
+        <w:rPr>
+          <w:rFonts w:hint="eastAsia"/>
+        </w:rPr>
+        <w:t>에이젝스</w:t>
+      </w:r>
+      <w:proofErr w:type="spellEnd"/>
+      <w:r>
+        <w:rPr>
+          <w:rFonts w:hint="eastAsia"/>
+        </w:rPr>
+        <w:t>)</w:t>
+      </w:r>
+      <w:r>
+        <w:rPr>
+          <w:rFonts w:hint="eastAsia"/>
+        </w:rPr>
+        <w:t xml:space="preserve">를 이용한 추천 및 댓글 </w:t>
+      </w:r>
+      <w:proofErr w:type="gramStart"/>
+      <w:r>
+        <w:rPr>
+          <w:rFonts w:hint="eastAsia"/>
+        </w:rPr>
+        <w:t>시스템입니다.</w:t>
+      </w:r>
+      <w:r>
+        <w:rPr>
+          <w:rFonts w:hint="eastAsia"/>
+          <w:b/>
+          <w:bCs/>
+        </w:rPr>
+        <w:t>(</w:t>
+      </w:r>
+      <w:proofErr w:type="gramEnd"/>
+      <w:r>
+        <w:rPr>
+          <w:rFonts w:hint="eastAsia"/>
+          <w:b/>
+          <w:bCs/>
+        </w:rPr>
+        <w:t>다음)</w:t>
+      </w:r>
+    </w:p>
+    <w:p>
+      <w:pPr>
+        <w:rPr>
+          <w:b/>
+          <w:bCs/>
+        </w:rPr>
+      </w:pPr>
+      <w:r>
+        <w:rPr>
+          <w:rFonts w:hint="eastAsia"/>
+        </w:rPr>
+        <w:t xml:space="preserve">게시글을 추천하거나 댓글을 작성할 때, 화면을 </w:t>
+      </w:r>
+      <w:proofErr w:type="spellStart"/>
+      <w:r>
+        <w:rPr>
+          <w:rFonts w:hint="eastAsia"/>
+        </w:rPr>
+        <w:t>새로고침</w:t>
+      </w:r>
+      <w:proofErr w:type="spellEnd"/>
+      <w:r>
+        <w:rPr>
+          <w:rFonts w:hint="eastAsia"/>
+        </w:rPr>
+        <w:t xml:space="preserve"> 하지 않고 서버와 비동기 통신하여 즉시 화면에 반영할 수 </w:t>
+      </w:r>
+      <w:proofErr w:type="gramStart"/>
+      <w:r>
+        <w:rPr>
+          <w:rFonts w:hint="eastAsia"/>
+        </w:rPr>
+        <w:t>있습니다.</w:t>
+      </w:r>
+      <w:r>
+        <w:rPr>
+          <w:rFonts w:hint="eastAsia"/>
+          <w:b/>
+          <w:bCs/>
+        </w:rPr>
+        <w:t>(</w:t>
+      </w:r>
+      <w:proofErr w:type="gramEnd"/>
+      <w:r>
+        <w:rPr>
+          <w:rFonts w:hint="eastAsia"/>
+          <w:b/>
+          <w:bCs/>
+        </w:rPr>
+        <w:t>다음)</w:t>
       </w:r>
     </w:p>
     <w:p>
@@ -682,15 +1190,59 @@
         <w:rPr>
           <w:rFonts w:hint="eastAsia"/>
         </w:rPr>
-        <w:t>게시글이나 시리즈를 검색할 때, 게시글에 작성된 태그를 기반으로 검색이 가능한 기능이며, 하나의 게시글에 태그는 여러 개 입력이 가능합니다.</w:t>
-      </w:r>
-      <w:r>
-        <w:rPr>
-          <w:rFonts w:hint="eastAsia"/>
-          <w:b/>
-          <w:bCs/>
-        </w:rPr>
-        <w:t>(다음)</w:t>
+        <w:t xml:space="preserve">게시글이나 시리즈를 검색할 때, </w:t>
+      </w:r>
+      <w:proofErr w:type="spellStart"/>
+      <w:r>
+        <w:rPr>
+          <w:rFonts w:hint="eastAsia"/>
+        </w:rPr>
+        <w:t>게시글에</w:t>
+      </w:r>
+      <w:proofErr w:type="spellEnd"/>
+      <w:r>
+        <w:rPr>
+          <w:rFonts w:hint="eastAsia"/>
+        </w:rPr>
+        <w:t xml:space="preserve"> 작성된 태그를 기반으로 검색이 가능한 기능이며, 하나의 </w:t>
+      </w:r>
+      <w:proofErr w:type="spellStart"/>
+      <w:r>
+        <w:rPr>
+          <w:rFonts w:hint="eastAsia"/>
+        </w:rPr>
+        <w:t>게시글에</w:t>
+      </w:r>
+      <w:proofErr w:type="spellEnd"/>
+      <w:r>
+        <w:rPr>
+          <w:rFonts w:hint="eastAsia"/>
+        </w:rPr>
+        <w:t xml:space="preserve"> 태그는 여러 개 입력이 </w:t>
+      </w:r>
+      <w:proofErr w:type="gramStart"/>
+      <w:r>
+        <w:rPr>
+          <w:rFonts w:hint="eastAsia"/>
+        </w:rPr>
+        <w:t>가능합니다.</w:t>
+      </w:r>
+      <w:r>
+        <w:rPr>
+          <w:rFonts w:hint="eastAsia"/>
+          <w:b/>
+          <w:bCs/>
+        </w:rPr>
+        <w:t>(</w:t>
+      </w:r>
+      <w:proofErr w:type="gramEnd"/>
+      <w:r>
+        <w:rPr>
+          <w:rFonts w:hint="eastAsia"/>
+          <w:b/>
+          <w:bCs/>
+        </w:rPr>
+        <w:t>다음)</w:t>
       </w:r>
     </w:p>
     <w:p>
@@ -710,37 +1262,69 @@
         <w:rPr>
           <w:rFonts w:hint="eastAsia"/>
         </w:rPr>
-        <w:t xml:space="preserve"> 신고 및 관리입니다.</w:t>
-      </w:r>
-      <w:r>
-        <w:rPr>
-          <w:rFonts w:hint="eastAsia"/>
-          <w:b/>
-          <w:bCs/>
-        </w:rPr>
-        <w:t>(다음)</w:t>
-      </w:r>
-    </w:p>
-    <w:p>
-      <w:pPr>
-        <w:rPr>
-          <w:b/>
-          <w:bCs/>
-        </w:rPr>
-      </w:pPr>
-      <w:r>
-        <w:rPr>
-          <w:rFonts w:hint="eastAsia"/>
-        </w:rPr>
-        <w:t>사용자가 게시글을 신고하면 관리자가 이를 검토하고 해당 게시물을 삭제하거나, 회원에게 제재를 가할 수 있습니다.</w:t>
-      </w:r>
-      <w:r>
-        <w:rPr>
-          <w:rFonts w:hint="eastAsia"/>
-          <w:b/>
-          <w:bCs/>
-        </w:rPr>
-        <w:t>(다음)</w:t>
+        <w:t xml:space="preserve"> 신고 및 </w:t>
+      </w:r>
+      <w:proofErr w:type="gramStart"/>
+      <w:r>
+        <w:rPr>
+          <w:rFonts w:hint="eastAsia"/>
+        </w:rPr>
+        <w:t>관리입니다.</w:t>
+      </w:r>
+      <w:r>
+        <w:rPr>
+          <w:rFonts w:hint="eastAsia"/>
+          <w:b/>
+          <w:bCs/>
+        </w:rPr>
+        <w:t>(</w:t>
+      </w:r>
+      <w:proofErr w:type="gramEnd"/>
+      <w:r>
+        <w:rPr>
+          <w:rFonts w:hint="eastAsia"/>
+          <w:b/>
+          <w:bCs/>
+        </w:rPr>
+        <w:t>다음)</w:t>
+      </w:r>
+    </w:p>
+    <w:p>
+      <w:pPr>
+        <w:rPr>
+          <w:b/>
+          <w:bCs/>
+        </w:rPr>
+      </w:pPr>
+      <w:r>
+        <w:rPr>
+          <w:rFonts w:hint="eastAsia"/>
+        </w:rPr>
+        <w:t xml:space="preserve">사용자가 게시글을 신고하면 관리자가 이를 검토하고 해당 게시물을 삭제하거나, 회원에게 제재를 가할 수 </w:t>
+      </w:r>
+      <w:proofErr w:type="gramStart"/>
+      <w:r>
+        <w:rPr>
+          <w:rFonts w:hint="eastAsia"/>
+        </w:rPr>
+        <w:t>있습니다.</w:t>
+      </w:r>
+      <w:r>
+        <w:rPr>
+          <w:rFonts w:hint="eastAsia"/>
+          <w:b/>
+          <w:bCs/>
+        </w:rPr>
+        <w:t>(</w:t>
+      </w:r>
+      <w:proofErr w:type="gramEnd"/>
+      <w:r>
+        <w:rPr>
+          <w:rFonts w:hint="eastAsia"/>
+          <w:b/>
+          <w:bCs/>
+        </w:rPr>
+        <w:t>다음)</w:t>
       </w:r>
     </w:p>
     <w:p>
@@ -811,20 +1395,63 @@
         <w:rPr>
           <w:rFonts w:hint="eastAsia"/>
         </w:rPr>
-        <w:t xml:space="preserve">먼저 에이젝스(AJAX)입니다. AJAX는 페이지 새로고침 없이 서버와 통신하여 화면에 즉각 반영하는 기술로, </w:t>
+        <w:t xml:space="preserve">먼저 </w:t>
+      </w:r>
+      <w:proofErr w:type="spellStart"/>
+      <w:r>
+        <w:rPr>
+          <w:rFonts w:hint="eastAsia"/>
+        </w:rPr>
+        <w:t>에이젝스</w:t>
+      </w:r>
+      <w:proofErr w:type="spellEnd"/>
+      <w:r>
+        <w:rPr>
+          <w:rFonts w:hint="eastAsia"/>
+        </w:rPr>
+        <w:t xml:space="preserve">(AJAX)입니다. AJAX는 페이지 </w:t>
+      </w:r>
+      <w:proofErr w:type="spellStart"/>
+      <w:r>
+        <w:rPr>
+          <w:rFonts w:hint="eastAsia"/>
+        </w:rPr>
+        <w:t>새로고침</w:t>
+      </w:r>
+      <w:proofErr w:type="spellEnd"/>
+      <w:r>
+        <w:rPr>
+          <w:rFonts w:hint="eastAsia"/>
+        </w:rPr>
+        <w:t xml:space="preserve"> 없이 서버와 통신하여 화면에 즉각 반영하는 기술로, </w:t>
       </w:r>
       <w:r>
         <w:t>사용자 상호작용 발생 시 </w:t>
       </w:r>
+      <w:proofErr w:type="spellStart"/>
       <w:r>
         <w:rPr>
           <w:rFonts w:hint="eastAsia"/>
         </w:rPr>
         <w:t>페치</w:t>
       </w:r>
-      <w:r>
-        <w:t xml:space="preserve"> API를 사용하여 새로고침 없이 데이터를 송수신합니다. 컨트롤러는 요청을 처리한 후 Gson</w:t>
-      </w:r>
+      <w:proofErr w:type="spellEnd"/>
+      <w:r>
+        <w:t xml:space="preserve"> API를 사용하여 </w:t>
+      </w:r>
+      <w:proofErr w:type="spellStart"/>
+      <w:r>
+        <w:t>새로고침</w:t>
+      </w:r>
+      <w:proofErr w:type="spellEnd"/>
+      <w:r>
+        <w:t xml:space="preserve"> 없이 데이터를 송수신합니다. 컨트롤러는 요청을 처리한 후 </w:t>
+      </w:r>
+      <w:proofErr w:type="spellStart"/>
+      <w:r>
+        <w:t>Gson</w:t>
+      </w:r>
+      <w:proofErr w:type="spellEnd"/>
       <w:r>
         <w:rPr>
           <w:rFonts w:hint="eastAsia"/>
@@ -853,15 +1480,28 @@
         <w:t>(제이슨)</w:t>
       </w:r>
       <w:r>
-        <w:t xml:space="preserve"> 형식으로 반환합니다.</w:t>
-      </w:r>
-      <w:r>
-        <w:rPr>
-          <w:rFonts w:hint="eastAsia"/>
-          <w:b/>
-          <w:bCs/>
-        </w:rPr>
-        <w:t>(다음)</w:t>
+        <w:t xml:space="preserve"> 형식으로 </w:t>
+      </w:r>
+      <w:proofErr w:type="gramStart"/>
+      <w:r>
+        <w:t>반환합니다.</w:t>
+      </w:r>
+      <w:r>
+        <w:rPr>
+          <w:rFonts w:hint="eastAsia"/>
+          <w:b/>
+          <w:bCs/>
+        </w:rPr>
+        <w:t>(</w:t>
+      </w:r>
+      <w:proofErr w:type="gramEnd"/>
+      <w:r>
+        <w:rPr>
+          <w:rFonts w:hint="eastAsia"/>
+          <w:b/>
+          <w:bCs/>
+        </w:rPr>
+        <w:t>다음)</w:t>
       </w:r>
     </w:p>
     <w:p>
@@ -887,7 +1527,15 @@
         <w:t xml:space="preserve"> </w:t>
       </w:r>
       <w:r>
-        <w:t>중첩 반복문 없이 단 두 번의 순회로 대량의 계층형 데이터를 처리할 수 있어 성능상 매우 유리</w:t>
+        <w:t xml:space="preserve">중첩 </w:t>
+      </w:r>
+      <w:proofErr w:type="spellStart"/>
+      <w:r>
+        <w:t>반복문</w:t>
+      </w:r>
+      <w:proofErr w:type="spellEnd"/>
+      <w:r>
+        <w:t xml:space="preserve"> 없이 단 두 번의 순회로 대량의 계층형 데이터를 처리할 수 있어 성능상 매우 유리</w:t>
       </w:r>
       <w:r>
         <w:rPr>
@@ -905,79 +1553,233 @@
         <w:rPr>
           <w:rFonts w:hint="eastAsia"/>
         </w:rPr>
-        <w:t>이 특장점이라고 할 수 있습니다.</w:t>
-      </w:r>
-      <w:r>
-        <w:rPr>
-          <w:rFonts w:hint="eastAsia"/>
-          <w:b/>
-          <w:bCs/>
-        </w:rPr>
-        <w:t>(다음)</w:t>
-      </w:r>
-    </w:p>
-    <w:p>
-      <w:pPr>
-        <w:rPr>
-          <w:b/>
-          <w:bCs/>
-        </w:rPr>
-      </w:pPr>
-      <w:r>
-        <w:rPr>
-          <w:rFonts w:hint="eastAsia"/>
-        </w:rPr>
-        <w:t>다음은 이메일 중복 확인 로직입니다. 이메일을 리퀘스트로 전달받아 db내 중복여부를 확인하여 결과값을 Gson으로 클라이언트에게 전송하며, 이 또한 페이지 전환 없이 실시간으로 이메일 사용 가능 여부를 판별하기 때문에 사용자 경험을 향상시킨다고 할 수 있습니다.</w:t>
-      </w:r>
-      <w:r>
-        <w:rPr>
-          <w:rFonts w:hint="eastAsia"/>
-          <w:b/>
-          <w:bCs/>
-        </w:rPr>
-        <w:t>(다음)</w:t>
-      </w:r>
-    </w:p>
-    <w:p>
-      <w:r>
-        <w:rPr>
-          <w:rFonts w:hint="eastAsia"/>
-        </w:rPr>
-        <w:t>다음으로는 BCrypt(비크립트) 기반의 비밀번호 암호화 로직입니다.</w:t>
-      </w:r>
-    </w:p>
-    <w:p>
-      <w:pPr>
-        <w:rPr>
-          <w:b/>
-          <w:bCs/>
-        </w:rPr>
-      </w:pPr>
-      <w:r>
-        <w:rPr>
-          <w:rFonts w:hint="eastAsia"/>
-        </w:rPr>
-        <w:t>해시 함수를 여러 번 반복하고 무작위 솔트를 추가하여 평문으로 복호화가 불가능한, 단방향 해시 알고리즘인 BCrypt</w:t>
-      </w:r>
-      <w:r>
-        <w:rPr>
-          <w:rFonts w:hint="eastAsia"/>
-        </w:rPr>
-        <w:t>(비크립트)</w:t>
-      </w:r>
-      <w:r>
-        <w:rPr>
-          <w:rFonts w:hint="eastAsia"/>
-        </w:rPr>
-        <w:t>를 적용하여 데이터베이스 유출 시에도 사용자의 비밀번호를 안전하게 보호할 수 있습니다.</w:t>
-      </w:r>
-      <w:r>
-        <w:rPr>
-          <w:rFonts w:hint="eastAsia"/>
-          <w:b/>
-          <w:bCs/>
-        </w:rPr>
-        <w:t>(다음)</w:t>
+        <w:t xml:space="preserve">이 특장점이라고 할 수 </w:t>
+      </w:r>
+      <w:proofErr w:type="gramStart"/>
+      <w:r>
+        <w:rPr>
+          <w:rFonts w:hint="eastAsia"/>
+        </w:rPr>
+        <w:t>있습니다.</w:t>
+      </w:r>
+      <w:r>
+        <w:rPr>
+          <w:rFonts w:hint="eastAsia"/>
+          <w:b/>
+          <w:bCs/>
+        </w:rPr>
+        <w:t>(</w:t>
+      </w:r>
+      <w:proofErr w:type="gramEnd"/>
+      <w:r>
+        <w:rPr>
+          <w:rFonts w:hint="eastAsia"/>
+          <w:b/>
+          <w:bCs/>
+        </w:rPr>
+        <w:t>다음)</w:t>
+      </w:r>
+    </w:p>
+    <w:p>
+      <w:pPr>
+        <w:rPr>
+          <w:b/>
+          <w:bCs/>
+        </w:rPr>
+      </w:pPr>
+      <w:r>
+        <w:rPr>
+          <w:rFonts w:hint="eastAsia"/>
+        </w:rPr>
+        <w:t xml:space="preserve">다음은 이메일 중복 확인 로직입니다. 이메일을 </w:t>
+      </w:r>
+      <w:proofErr w:type="spellStart"/>
+      <w:r>
+        <w:rPr>
+          <w:rFonts w:hint="eastAsia"/>
+        </w:rPr>
+        <w:t>리퀘스트로</w:t>
+      </w:r>
+      <w:proofErr w:type="spellEnd"/>
+      <w:r>
+        <w:rPr>
+          <w:rFonts w:hint="eastAsia"/>
+        </w:rPr>
+        <w:t xml:space="preserve"> 전달받아 </w:t>
+      </w:r>
+      <w:proofErr w:type="spellStart"/>
+      <w:r>
+        <w:rPr>
+          <w:rFonts w:hint="eastAsia"/>
+        </w:rPr>
+        <w:t>db</w:t>
+      </w:r>
+      <w:proofErr w:type="spellEnd"/>
+      <w:r>
+        <w:rPr>
+          <w:rFonts w:hint="eastAsia"/>
+        </w:rPr>
+        <w:t xml:space="preserve">내 중복여부를 확인하여 결과값을 </w:t>
+      </w:r>
+      <w:proofErr w:type="spellStart"/>
+      <w:r>
+        <w:rPr>
+          <w:rFonts w:hint="eastAsia"/>
+        </w:rPr>
+        <w:t>Gson</w:t>
+      </w:r>
+      <w:proofErr w:type="spellEnd"/>
+      <w:r>
+        <w:rPr>
+          <w:rFonts w:hint="eastAsia"/>
+        </w:rPr>
+        <w:t xml:space="preserve">으로 클라이언트에게 전송하며, 이 또한 페이지 전환 없이 실시간으로 이메일 사용 가능 여부를 판별하기 때문에 사용자 경험을 향상시킨다고 할 수 </w:t>
+      </w:r>
+      <w:proofErr w:type="gramStart"/>
+      <w:r>
+        <w:rPr>
+          <w:rFonts w:hint="eastAsia"/>
+        </w:rPr>
+        <w:t>있습니다.</w:t>
+      </w:r>
+      <w:r>
+        <w:rPr>
+          <w:rFonts w:hint="eastAsia"/>
+          <w:b/>
+          <w:bCs/>
+        </w:rPr>
+        <w:t>(</w:t>
+      </w:r>
+      <w:proofErr w:type="gramEnd"/>
+      <w:r>
+        <w:rPr>
+          <w:rFonts w:hint="eastAsia"/>
+          <w:b/>
+          <w:bCs/>
+        </w:rPr>
+        <w:t>다음)</w:t>
+      </w:r>
+    </w:p>
+    <w:p>
+      <w:r>
+        <w:rPr>
+          <w:rFonts w:hint="eastAsia"/>
+        </w:rPr>
+        <w:t xml:space="preserve">다음으로는 </w:t>
+      </w:r>
+      <w:proofErr w:type="spellStart"/>
+      <w:r>
+        <w:rPr>
+          <w:rFonts w:hint="eastAsia"/>
+        </w:rPr>
+        <w:t>BCrypt</w:t>
+      </w:r>
+      <w:proofErr w:type="spellEnd"/>
+      <w:r>
+        <w:rPr>
+          <w:rFonts w:hint="eastAsia"/>
+        </w:rPr>
+        <w:t>(</w:t>
+      </w:r>
+      <w:proofErr w:type="spellStart"/>
+      <w:r>
+        <w:rPr>
+          <w:rFonts w:hint="eastAsia"/>
+        </w:rPr>
+        <w:t>비크립트</w:t>
+      </w:r>
+      <w:proofErr w:type="spellEnd"/>
+      <w:r>
+        <w:rPr>
+          <w:rFonts w:hint="eastAsia"/>
+        </w:rPr>
+        <w:t>) 기반의 비밀번호 암호화 로직입니다.</w:t>
+      </w:r>
+    </w:p>
+    <w:p>
+      <w:pPr>
+        <w:rPr>
+          <w:b/>
+          <w:bCs/>
+        </w:rPr>
+      </w:pPr>
+      <w:r>
+        <w:rPr>
+          <w:rFonts w:hint="eastAsia"/>
+        </w:rPr>
+        <w:t xml:space="preserve">해시 함수를 여러 번 반복하고 무작위 </w:t>
+      </w:r>
+      <w:proofErr w:type="spellStart"/>
+      <w:r>
+        <w:rPr>
+          <w:rFonts w:hint="eastAsia"/>
+        </w:rPr>
+        <w:t>솔트를</w:t>
+      </w:r>
+      <w:proofErr w:type="spellEnd"/>
+      <w:r>
+        <w:rPr>
+          <w:rFonts w:hint="eastAsia"/>
+        </w:rPr>
+        <w:t xml:space="preserve"> 추가하여 평문으로 복호화가 불가능한, 단방향 해시 알고리즘인 </w:t>
+      </w:r>
+      <w:proofErr w:type="spellStart"/>
+      <w:r>
+        <w:rPr>
+          <w:rFonts w:hint="eastAsia"/>
+        </w:rPr>
+        <w:t>BCrypt</w:t>
+      </w:r>
+      <w:proofErr w:type="spellEnd"/>
+      <w:r>
+        <w:rPr>
+          <w:rFonts w:hint="eastAsia"/>
+        </w:rPr>
+        <w:t>(</w:t>
+      </w:r>
+      <w:proofErr w:type="spellStart"/>
+      <w:r>
+        <w:rPr>
+          <w:rFonts w:hint="eastAsia"/>
+        </w:rPr>
+        <w:t>비크립트</w:t>
+      </w:r>
+      <w:proofErr w:type="spellEnd"/>
+      <w:r>
+        <w:rPr>
+          <w:rFonts w:hint="eastAsia"/>
+        </w:rPr>
+        <w:t>)</w:t>
+      </w:r>
+      <w:r>
+        <w:rPr>
+          <w:rFonts w:hint="eastAsia"/>
+        </w:rPr>
+        <w:t xml:space="preserve">를 적용하여 데이터베이스 유출 시에도 사용자의 비밀번호를 안전하게 보호할 수 </w:t>
+      </w:r>
+      <w:proofErr w:type="gramStart"/>
+      <w:r>
+        <w:rPr>
+          <w:rFonts w:hint="eastAsia"/>
+        </w:rPr>
+        <w:t>있습니다.</w:t>
+      </w:r>
+      <w:r>
+        <w:rPr>
+          <w:rFonts w:hint="eastAsia"/>
+          <w:b/>
+          <w:bCs/>
+        </w:rPr>
+        <w:t>(</w:t>
+      </w:r>
+      <w:proofErr w:type="gramEnd"/>
+      <w:r>
+        <w:rPr>
+          <w:rFonts w:hint="eastAsia"/>
+          <w:b/>
+          <w:bCs/>
+        </w:rPr>
+        <w:t>다음)</w:t>
       </w:r>
     </w:p>
     <w:p>
@@ -1011,11 +1813,44 @@
         <w:rPr>
           <w:rFonts w:hint="eastAsia"/>
         </w:rPr>
-        <w:t>(딜리트 프롬)</w:t>
-      </w:r>
-      <w:r>
-        <w:t>을 사용하면 영구적으로 삭제가 되어버려 복구가 불가능해지는데</w:t>
-      </w:r>
+        <w:t>(</w:t>
+      </w:r>
+      <w:proofErr w:type="spellStart"/>
+      <w:r>
+        <w:rPr>
+          <w:rFonts w:hint="eastAsia"/>
+        </w:rPr>
+        <w:t>딜리트</w:t>
+      </w:r>
+      <w:proofErr w:type="spellEnd"/>
+      <w:r>
+        <w:rPr>
+          <w:rFonts w:hint="eastAsia"/>
+        </w:rPr>
+        <w:t xml:space="preserve"> </w:t>
+      </w:r>
+      <w:proofErr w:type="spellStart"/>
+      <w:r>
+        <w:rPr>
+          <w:rFonts w:hint="eastAsia"/>
+        </w:rPr>
+        <w:t>프롬</w:t>
+      </w:r>
+      <w:proofErr w:type="spellEnd"/>
+      <w:r>
+        <w:rPr>
+          <w:rFonts w:hint="eastAsia"/>
+        </w:rPr>
+        <w:t>)</w:t>
+      </w:r>
+      <w:r>
+        <w:t xml:space="preserve">을 사용하면 영구적으로 삭제가 되어버려 복구가 </w:t>
+      </w:r>
+      <w:proofErr w:type="spellStart"/>
+      <w:r>
+        <w:t>불가능해지는데</w:t>
+      </w:r>
+      <w:proofErr w:type="spellEnd"/>
       <w:r>
         <w:rPr>
           <w:rFonts w:hint="eastAsia"/>
@@ -1023,13 +1858,46 @@
         <w:t>,</w:t>
       </w:r>
       <w:r>
-        <w:t xml:space="preserve"> deleted_at</w:t>
-      </w:r>
-      <w:r>
-        <w:rPr>
-          <w:rFonts w:hint="eastAsia"/>
-        </w:rPr>
-        <w:t>(딜리티드 앳)</w:t>
+        <w:t xml:space="preserve"> </w:t>
+      </w:r>
+      <w:proofErr w:type="spellStart"/>
+      <w:r>
+        <w:t>deleted_at</w:t>
+      </w:r>
+      <w:proofErr w:type="spellEnd"/>
+      <w:r>
+        <w:rPr>
+          <w:rFonts w:hint="eastAsia"/>
+        </w:rPr>
+        <w:t>(</w:t>
+      </w:r>
+      <w:proofErr w:type="spellStart"/>
+      <w:r>
+        <w:rPr>
+          <w:rFonts w:hint="eastAsia"/>
+        </w:rPr>
+        <w:t>딜리티드</w:t>
+      </w:r>
+      <w:proofErr w:type="spellEnd"/>
+      <w:r>
+        <w:rPr>
+          <w:rFonts w:hint="eastAsia"/>
+        </w:rPr>
+        <w:t xml:space="preserve"> </w:t>
+      </w:r>
+      <w:proofErr w:type="spellStart"/>
+      <w:r>
+        <w:rPr>
+          <w:rFonts w:hint="eastAsia"/>
+        </w:rPr>
+        <w:t>앳</w:t>
+      </w:r>
+      <w:proofErr w:type="spellEnd"/>
+      <w:r>
+        <w:rPr>
+          <w:rFonts w:hint="eastAsia"/>
+        </w:rPr>
+        <w:t>)</w:t>
       </w:r>
       <w:r>
         <w:t>컬럼을 사용해서 데이터를 완전히 삭제하지 않고</w:t>
@@ -1050,16 +1918,70 @@
         <w:t>입니다.</w:t>
       </w:r>
       <w:r>
-        <w:t xml:space="preserve"> 이는 WHERE deleted_at IS NULL</w:t>
-      </w:r>
-      <w:r>
-        <w:rPr>
-          <w:rFonts w:hint="eastAsia"/>
-        </w:rPr>
-        <w:t>(웨어 딜리티드엣 이즈 널)</w:t>
-      </w:r>
-      <w:r>
-        <w:t xml:space="preserve"> 조건을 걸어 삭제되지 않은 글만 노출하는 방식으로 처리</w:t>
+        <w:t xml:space="preserve"> 이는 WHERE </w:t>
+      </w:r>
+      <w:proofErr w:type="spellStart"/>
+      <w:r>
+        <w:t>deleted_at</w:t>
+      </w:r>
+      <w:proofErr w:type="spellEnd"/>
+      <w:r>
+        <w:t xml:space="preserve"> IS NULL</w:t>
+      </w:r>
+      <w:r>
+        <w:rPr>
+          <w:rFonts w:hint="eastAsia"/>
+        </w:rPr>
+        <w:t>(</w:t>
+      </w:r>
+      <w:proofErr w:type="spellStart"/>
+      <w:r>
+        <w:rPr>
+          <w:rFonts w:hint="eastAsia"/>
+        </w:rPr>
+        <w:t>웨어</w:t>
+      </w:r>
+      <w:proofErr w:type="spellEnd"/>
+      <w:r>
+        <w:rPr>
+          <w:rFonts w:hint="eastAsia"/>
+        </w:rPr>
+        <w:t xml:space="preserve"> </w:t>
+      </w:r>
+      <w:proofErr w:type="spellStart"/>
+      <w:r>
+        <w:rPr>
+          <w:rFonts w:hint="eastAsia"/>
+        </w:rPr>
+        <w:t>딜리티드엣</w:t>
+      </w:r>
+      <w:proofErr w:type="spellEnd"/>
+      <w:r>
+        <w:rPr>
+          <w:rFonts w:hint="eastAsia"/>
+        </w:rPr>
+        <w:t xml:space="preserve"> </w:t>
+      </w:r>
+      <w:proofErr w:type="spellStart"/>
+      <w:r>
+        <w:rPr>
+          <w:rFonts w:hint="eastAsia"/>
+        </w:rPr>
+        <w:t>이즈</w:t>
+      </w:r>
+      <w:proofErr w:type="spellEnd"/>
+      <w:r>
+        <w:rPr>
+          <w:rFonts w:hint="eastAsia"/>
+        </w:rPr>
+        <w:t xml:space="preserve"> 널)</w:t>
+      </w:r>
+      <w:r>
+        <w:t xml:space="preserve"> 조건을 걸어 삭제되지 않은 글만 노출하는 방식으로 </w:t>
+      </w:r>
+      <w:proofErr w:type="gramStart"/>
+      <w:r>
+        <w:t>처리</w:t>
       </w:r>
       <w:r>
         <w:rPr>
@@ -1073,7 +1995,16 @@
           <w:b/>
           <w:bCs/>
         </w:rPr>
-        <w:t>(다음)</w:t>
+        <w:t>(</w:t>
+      </w:r>
+      <w:proofErr w:type="gramEnd"/>
+      <w:r>
+        <w:rPr>
+          <w:rFonts w:hint="eastAsia"/>
+          <w:b/>
+          <w:bCs/>
+        </w:rPr>
+        <w:t>다음)</w:t>
       </w:r>
     </w:p>
     <w:p>
@@ -1098,24 +2029,80 @@
         </w:rPr>
       </w:pPr>
       <w:r>
-        <w:t>유효하지 않은 상태값이나 정렬 조건을 체크하여 기본값으로 보정하는 방어적 코딩을 적용했습니다. 검색어, 상태, 정렬 등의 조건을 조합하여 Service 레이어에 전달합니다. 필터링된 결과에 대해 PageDto</w:t>
-      </w:r>
-      <w:r>
-        <w:rPr>
-          <w:rFonts w:hint="eastAsia"/>
-        </w:rPr>
-        <w:t>(페이지 디티오)</w:t>
-      </w:r>
-      <w:r>
-        <w:t>를 생성하여 UI의 페이지네이션과 동기화합니다.</w:t>
-      </w:r>
-      <w:r>
-        <w:rPr>
-          <w:rFonts w:hint="eastAsia"/>
-          <w:b/>
-          <w:bCs/>
-        </w:rPr>
-        <w:t>(다음)</w:t>
+        <w:t xml:space="preserve">유효하지 않은 </w:t>
+      </w:r>
+      <w:proofErr w:type="spellStart"/>
+      <w:r>
+        <w:t>상태값이나</w:t>
+      </w:r>
+      <w:proofErr w:type="spellEnd"/>
+      <w:r>
+        <w:t xml:space="preserve"> 정렬 조건을 체크하여 기본값으로 보정하는 방어적 코딩을 적용했습니다. 검색어, 상태, 정렬 등의 조건을 조합하여 Service 레이어에 전달합니다. </w:t>
+      </w:r>
+      <w:proofErr w:type="spellStart"/>
+      <w:r>
+        <w:t>필터링된</w:t>
+      </w:r>
+      <w:proofErr w:type="spellEnd"/>
+      <w:r>
+        <w:t xml:space="preserve"> 결과에 대해 </w:t>
+      </w:r>
+      <w:proofErr w:type="spellStart"/>
+      <w:r>
+        <w:t>PageDto</w:t>
+      </w:r>
+      <w:proofErr w:type="spellEnd"/>
+      <w:r>
+        <w:rPr>
+          <w:rFonts w:hint="eastAsia"/>
+        </w:rPr>
+        <w:t xml:space="preserve">(페이지 </w:t>
+      </w:r>
+      <w:proofErr w:type="spellStart"/>
+      <w:r>
+        <w:rPr>
+          <w:rFonts w:hint="eastAsia"/>
+        </w:rPr>
+        <w:t>디티오</w:t>
+      </w:r>
+      <w:proofErr w:type="spellEnd"/>
+      <w:r>
+        <w:rPr>
+          <w:rFonts w:hint="eastAsia"/>
+        </w:rPr>
+        <w:t>)</w:t>
+      </w:r>
+      <w:r>
+        <w:t xml:space="preserve">를 생성하여 UI의 </w:t>
+      </w:r>
+      <w:proofErr w:type="spellStart"/>
+      <w:r>
+        <w:t>페이지네이션과</w:t>
+      </w:r>
+      <w:proofErr w:type="spellEnd"/>
+      <w:r>
+        <w:t xml:space="preserve"> </w:t>
+      </w:r>
+      <w:proofErr w:type="gramStart"/>
+      <w:r>
+        <w:t>동기화합니다.</w:t>
+      </w:r>
+      <w:r>
+        <w:rPr>
+          <w:rFonts w:hint="eastAsia"/>
+          <w:b/>
+          <w:bCs/>
+        </w:rPr>
+        <w:t>(</w:t>
+      </w:r>
+      <w:proofErr w:type="gramEnd"/>
+      <w:r>
+        <w:rPr>
+          <w:rFonts w:hint="eastAsia"/>
+          <w:b/>
+          <w:bCs/>
+        </w:rPr>
+        <w:t>다음)</w:t>
       </w:r>
     </w:p>
     <w:p>
@@ -1162,15 +2149,83 @@
         <w:rPr>
           <w:rFonts w:hint="eastAsia"/>
         </w:rPr>
-        <w:t>먼저 스터디로그에 접속하면 귀여운 캐릭터들이 맞이해줍니다. 저희는 이메일로 회원가입 하겠습니다. 이메일과 닉네임, 비밀번호를 입력하고 가입합니다. 저희는 미리 만들어 둔 사용자 계정으로 로그인 하겠습니다.</w:t>
-      </w:r>
-      <w:r>
-        <w:rPr>
-          <w:rFonts w:hint="eastAsia"/>
-          <w:b/>
-          <w:bCs/>
-        </w:rPr>
-        <w:t>(일부러 비밀번호 틀리기)</w:t>
+        <w:t xml:space="preserve">먼저 </w:t>
+      </w:r>
+      <w:proofErr w:type="spellStart"/>
+      <w:r>
+        <w:rPr>
+          <w:rFonts w:hint="eastAsia"/>
+        </w:rPr>
+        <w:t>스터디로그에</w:t>
+      </w:r>
+      <w:proofErr w:type="spellEnd"/>
+      <w:r>
+        <w:rPr>
+          <w:rFonts w:hint="eastAsia"/>
+        </w:rPr>
+        <w:t xml:space="preserve"> 접속하면 귀여운 캐릭터들이 맞이해줍니다. 저희는 이메일로 회원가입 </w:t>
+      </w:r>
+      <w:proofErr w:type="gramStart"/>
+      <w:r>
+        <w:rPr>
+          <w:rFonts w:hint="eastAsia"/>
+        </w:rPr>
+        <w:t>하겠습니다.</w:t>
+      </w:r>
+      <w:r>
+        <w:rPr>
+          <w:rFonts w:hint="eastAsia"/>
+        </w:rPr>
+        <w:t>(</w:t>
+      </w:r>
+      <w:proofErr w:type="gramEnd"/>
+      <w:r>
+        <w:rPr>
+          <w:rFonts w:hint="eastAsia"/>
+        </w:rPr>
+        <w:t>hg로 가입)</w:t>
+      </w:r>
+      <w:r>
+        <w:rPr>
+          <w:rFonts w:hint="eastAsia"/>
+        </w:rPr>
+        <w:t xml:space="preserve"> 이메일과 닉네임, 비밀번호를 입력하고 가입합니다. </w:t>
+      </w:r>
+      <w:r>
+        <w:rPr>
+          <w:rFonts w:hint="eastAsia"/>
+        </w:rPr>
+        <w:t xml:space="preserve">방금 가입한 </w:t>
+      </w:r>
+      <w:r>
+        <w:rPr>
+          <w:rFonts w:hint="eastAsia"/>
+        </w:rPr>
+        <w:t xml:space="preserve">계정으로 로그인 </w:t>
+      </w:r>
+      <w:proofErr w:type="gramStart"/>
+      <w:r>
+        <w:rPr>
+          <w:rFonts w:hint="eastAsia"/>
+        </w:rPr>
+        <w:t>하겠습니다.</w:t>
+      </w:r>
+      <w:r>
+        <w:rPr>
+          <w:rFonts w:hint="eastAsia"/>
+          <w:b/>
+          <w:bCs/>
+        </w:rPr>
+        <w:t>(</w:t>
+      </w:r>
+      <w:proofErr w:type="gramEnd"/>
+      <w:r>
+        <w:rPr>
+          <w:rFonts w:hint="eastAsia"/>
+          <w:b/>
+          <w:bCs/>
+        </w:rPr>
+        <w:t>일부러 비밀번호 틀리기)</w:t>
       </w:r>
     </w:p>
     <w:p>
@@ -1198,15 +2253,43 @@
         <w:rPr>
           <w:rFonts w:hint="eastAsia"/>
         </w:rPr>
-        <w:t xml:space="preserve">입니다. 이참에 비밀번호 찾기 기능을 보여드리면 될 것 같습니다. </w:t>
-      </w:r>
-    </w:p>
-    <w:p>
-      <w:r>
-        <w:rPr>
-          <w:rFonts w:hint="eastAsia"/>
-        </w:rPr>
-        <w:t>비밀번호 찾기 버튼을 누르겠습니다. 비밀번호를 찾고 싶은 이메일을 입력하고, 재설정 링크 받기 버튼을 누르면 해당 이메일 주소로 재설정 메일이 전송됩니다. 메일함을 확인하고, 비밀번호 재설정 링크로 들어가보겠습니다.</w:t>
+        <w:t xml:space="preserve">입니다. </w:t>
+      </w:r>
+      <w:proofErr w:type="spellStart"/>
+      <w:r>
+        <w:rPr>
+          <w:rFonts w:hint="eastAsia"/>
+        </w:rPr>
+        <w:t>이참에</w:t>
+      </w:r>
+      <w:proofErr w:type="spellEnd"/>
+      <w:r>
+        <w:rPr>
+          <w:rFonts w:hint="eastAsia"/>
+        </w:rPr>
+        <w:t xml:space="preserve"> 비밀번호 찾기 기능을 보여드리면 될 것 같습니다. </w:t>
+      </w:r>
+    </w:p>
+    <w:p>
+      <w:r>
+        <w:rPr>
+          <w:rFonts w:hint="eastAsia"/>
+        </w:rPr>
+        <w:t xml:space="preserve">비밀번호 찾기 버튼을 누르겠습니다. 비밀번호를 찾고 싶은 이메일을 입력하고, 재설정 링크 받기 버튼을 누르면 해당 이메일 주소로 재설정 메일이 전송됩니다. </w:t>
+      </w:r>
+      <w:proofErr w:type="spellStart"/>
+      <w:r>
+        <w:rPr>
+          <w:rFonts w:hint="eastAsia"/>
+        </w:rPr>
+        <w:t>메일함을</w:t>
+      </w:r>
+      <w:proofErr w:type="spellEnd"/>
+      <w:r>
+        <w:rPr>
+          <w:rFonts w:hint="eastAsia"/>
+        </w:rPr>
+        <w:t xml:space="preserve"> 확인하고, 비밀번호 재설정 링크로 들어가보겠습니다.</w:t>
       </w:r>
     </w:p>
     <w:p>
@@ -1218,11 +2301,6 @@
       </w:r>
     </w:p>
     <w:p>
-      <w:pPr>
-        <w:rPr>
-          <w:rFonts w:hint="eastAsia"/>
-        </w:rPr>
-      </w:pPr>
       <w:r>
         <w:rPr>
           <w:rFonts w:hint="eastAsia"/>
@@ -1305,7 +2383,15 @@
         <w:rPr>
           <w:rFonts w:hint="eastAsia"/>
         </w:rPr>
-        <w:t xml:space="preserve"> 버튼을 누르면, 변경 내용이 적용된 것을 확인할 수 있습니다. 이제 메인 화면을 보시겠습니다. </w:t>
+        <w:t xml:space="preserve"> 버튼을 누르면, 변경 내용이 적용된 것을 확인할 수 있습니다. </w:t>
+      </w:r>
+    </w:p>
+    <w:p>
+      <w:r>
+        <w:rPr>
+          <w:rFonts w:hint="eastAsia"/>
+        </w:rPr>
+        <w:t xml:space="preserve">이제 메인 화면을 보시겠습니다. </w:t>
       </w:r>
       <w:r>
         <w:rPr>
@@ -1339,7 +2425,22 @@
         <w:rPr>
           <w:rFonts w:hint="eastAsia"/>
         </w:rPr>
-        <w:t xml:space="preserve"> 버튼을 눌러 시리즈를 만들어보겠습니다. 시리즈의 이름을 입력하고 간단한 설명을 입력합니다. 그리고 이 시리즈를 커뮤니티에 공개할지 안 할지 정한 후, </w:t>
+        <w:t xml:space="preserve"> 버튼을 눌러 시리즈를 만들어보겠습니다. </w:t>
+      </w:r>
+    </w:p>
+    <w:p>
+      <w:r>
+        <w:rPr>
+          <w:rFonts w:hint="eastAsia"/>
+        </w:rPr>
+        <w:t xml:space="preserve">시리즈의 이름을 입력하고 간단한 설명을 입력합니다. 그리고 이 시리즈를 커뮤니티에 </w:t>
+      </w:r>
+      <w:r>
+        <w:rPr>
+          <w:rFonts w:hint="eastAsia"/>
+        </w:rPr>
+        <w:lastRenderedPageBreak/>
+        <w:t xml:space="preserve">공개할지 안 할지 정한 후, </w:t>
       </w:r>
       <w:r>
         <w:t>‘</w:t>
@@ -1357,14 +2458,419 @@
         <w:rPr>
           <w:rFonts w:hint="eastAsia"/>
         </w:rPr>
-        <w:t xml:space="preserve"> 버튼을 눌러 시리즈를 생성합니다. 시리즈를 생성하게 되면 비어있는 화</w:t>
+        <w:t xml:space="preserve"> 버튼을 눌러 시리즈를 생성합니다. 시리즈를 생성하게 되면 </w:t>
+      </w:r>
+      <w:proofErr w:type="spellStart"/>
+      <w:r>
+        <w:rPr>
+          <w:rFonts w:hint="eastAsia"/>
+        </w:rPr>
+        <w:t>비어있는</w:t>
+      </w:r>
+      <w:proofErr w:type="spellEnd"/>
+      <w:r>
+        <w:rPr>
+          <w:rFonts w:hint="eastAsia"/>
+        </w:rPr>
+        <w:t xml:space="preserve"> 화면이 보입니다. 저희는 바로 </w:t>
+      </w:r>
+      <w:r>
+        <w:t>‘</w:t>
+      </w:r>
+      <w:r>
+        <w:rPr>
+          <w:rFonts w:hint="eastAsia"/>
+        </w:rPr>
+        <w:t>새 글 추가</w:t>
+      </w:r>
+      <w:r>
+        <w:t>’</w:t>
+      </w:r>
+      <w:r>
+        <w:rPr>
+          <w:rFonts w:hint="eastAsia"/>
+        </w:rPr>
+        <w:t xml:space="preserve"> 버튼을 눌러 게시글을 만들어 보겠습니다.</w:t>
+      </w:r>
+    </w:p>
+    <w:p>
+      <w:r>
+        <w:rPr>
+          <w:rFonts w:hint="eastAsia"/>
+        </w:rPr>
+        <w:t>[게시글 작성]</w:t>
+      </w:r>
+    </w:p>
+    <w:p>
+      <w:r>
+        <w:rPr>
+          <w:rFonts w:hint="eastAsia"/>
+        </w:rPr>
+        <w:t xml:space="preserve">게시글의 제목을 입력합니다. 그리고 하단에 태그 입력 창이 보이는 것을 확인할 수 있습니다. 태그는, 커뮤니티에서 내가 원하는 주제를 검색하고 싶을 때 사용하는 것으로, 게시글을 작성할 때 개수 제한 없이 추가가 가능합니다. </w:t>
+      </w:r>
+    </w:p>
+    <w:p>
+      <w:r>
+        <w:rPr>
+          <w:rFonts w:hint="eastAsia"/>
+        </w:rPr>
+        <w:t xml:space="preserve">저희는 </w:t>
+      </w:r>
+      <w:r>
+        <w:t>‘</w:t>
+      </w:r>
+      <w:r>
+        <w:rPr>
+          <w:rFonts w:hint="eastAsia"/>
+        </w:rPr>
+        <w:t>java</w:t>
+      </w:r>
+      <w:r>
+        <w:t>’</w:t>
+      </w:r>
+      <w:r>
+        <w:rPr>
+          <w:rFonts w:hint="eastAsia"/>
+        </w:rPr>
+        <w:t xml:space="preserve"> 태그를 추가하겠습니다. 그리고 우측에서는 이 글을 추가할 시리즈를 선택할 수 있으며, 시리즈 없이 단독 글로도 작성 가능합니다. </w:t>
+      </w:r>
+    </w:p>
+    <w:p>
+      <w:r>
+        <w:rPr>
+          <w:rFonts w:hint="eastAsia"/>
+        </w:rPr>
+        <w:t>다음으로 내용을 작성하는 란입니다. 마크다운 형식으로 게시글 작성이 가능하며,</w:t>
+      </w:r>
+      <w:r>
+        <w:rPr>
+          <w:rFonts w:hint="eastAsia"/>
+        </w:rPr>
+        <w:t xml:space="preserve"> </w:t>
+      </w:r>
+      <w:proofErr w:type="spellStart"/>
+      <w:r>
+        <w:rPr>
+          <w:rFonts w:hint="eastAsia"/>
+        </w:rPr>
+        <w:t>슬래쉬를</w:t>
+      </w:r>
+      <w:proofErr w:type="spellEnd"/>
+      <w:r>
+        <w:rPr>
+          <w:rFonts w:hint="eastAsia"/>
+        </w:rPr>
+        <w:t xml:space="preserve"> 입력해 다양한 입력 서식과 이미지 및 파일 첨부 등의 기능을 사용할 수 있습니다.</w:t>
+      </w:r>
+      <w:r>
+        <w:rPr>
+          <w:rFonts w:hint="eastAsia"/>
+        </w:rPr>
+        <w:t xml:space="preserve"> 컨트롤 스페이스를 눌러 AI 도우미를 활용해 </w:t>
+      </w:r>
+      <w:r>
+        <w:rPr>
+          <w:rFonts w:hint="eastAsia"/>
+        </w:rPr>
+        <w:t xml:space="preserve">내용을 </w:t>
+      </w:r>
+      <w:proofErr w:type="gramStart"/>
+      <w:r>
+        <w:rPr>
+          <w:rFonts w:hint="eastAsia"/>
+        </w:rPr>
+        <w:t>작성해보겠습니다.(</w:t>
+      </w:r>
+      <w:proofErr w:type="gramEnd"/>
+      <w:r>
+        <w:rPr>
+          <w:rFonts w:hint="eastAsia"/>
+        </w:rPr>
+        <w:t>적용 완료) 완료했다면</w:t>
+      </w:r>
+      <w:r>
+        <w:rPr>
+          <w:rFonts w:hint="eastAsia"/>
+        </w:rPr>
+        <w:t xml:space="preserve"> </w:t>
+      </w:r>
+      <w:r>
+        <w:t>‘</w:t>
+      </w:r>
+      <w:r>
+        <w:rPr>
+          <w:rFonts w:hint="eastAsia"/>
+        </w:rPr>
+        <w:t>작성 완료</w:t>
+      </w:r>
+      <w:r>
+        <w:t>’</w:t>
+      </w:r>
+      <w:r>
+        <w:rPr>
+          <w:rFonts w:hint="eastAsia"/>
+        </w:rPr>
+        <w:t xml:space="preserve"> 버튼을 눌러 게시글을 등록하겠습니다.</w:t>
+      </w:r>
+    </w:p>
+    <w:p>
+      <w:r>
+        <w:rPr>
+          <w:rFonts w:hint="eastAsia"/>
+        </w:rPr>
+        <w:t xml:space="preserve">등록 후 바로 게시글 상세 화면을 볼 수 있으며, 이 화면에서는 작성자의 수정 및 </w:t>
+      </w:r>
+      <w:proofErr w:type="gramStart"/>
+      <w:r>
+        <w:rPr>
+          <w:rFonts w:hint="eastAsia"/>
+        </w:rPr>
+        <w:t>삭제,다른</w:t>
+      </w:r>
+      <w:proofErr w:type="gramEnd"/>
+      <w:r>
+        <w:rPr>
+          <w:rFonts w:hint="eastAsia"/>
+        </w:rPr>
+        <w:t xml:space="preserve"> 사용자의 신고가 가능합니다. 그리고 비동기 방식으로 화면 </w:t>
+      </w:r>
+      <w:proofErr w:type="spellStart"/>
+      <w:r>
+        <w:rPr>
+          <w:rFonts w:hint="eastAsia"/>
+        </w:rPr>
+        <w:t>새로고침</w:t>
+      </w:r>
+      <w:proofErr w:type="spellEnd"/>
+      <w:r>
+        <w:rPr>
+          <w:rFonts w:hint="eastAsia"/>
+        </w:rPr>
+        <w:t xml:space="preserve"> 없이 추천이 가능하며, 댓글 작성이 가능합니다.</w:t>
+      </w:r>
+      <w:r>
+        <w:rPr>
+          <w:rFonts w:hint="eastAsia"/>
+        </w:rPr>
+        <w:t xml:space="preserve"> </w:t>
+      </w:r>
+      <w:r>
+        <w:t>‘</w:t>
+      </w:r>
+      <w:r>
+        <w:rPr>
+          <w:rFonts w:hint="eastAsia"/>
+        </w:rPr>
+        <w:t>목록으로 돌아가기</w:t>
+      </w:r>
+      <w:r>
+        <w:t>’</w:t>
+      </w:r>
+      <w:r>
+        <w:rPr>
+          <w:rFonts w:hint="eastAsia"/>
+        </w:rPr>
+        <w:t xml:space="preserve"> 버튼을 누르겠습니다.</w:t>
+      </w:r>
+    </w:p>
+    <w:p>
+      <w:r>
+        <w:rPr>
+          <w:rFonts w:hint="eastAsia"/>
+        </w:rPr>
+        <w:t xml:space="preserve">현재 시리즈에 방금 작성한 글이 추가된 것을 확인할 수 있습니다. </w:t>
+      </w:r>
+      <w:r>
+        <w:t>‘</w:t>
+      </w:r>
+      <w:r>
+        <w:rPr>
+          <w:rFonts w:hint="eastAsia"/>
+        </w:rPr>
+        <w:t>돌아가기</w:t>
+      </w:r>
+      <w:r>
+        <w:t>’</w:t>
+      </w:r>
+      <w:r>
+        <w:rPr>
+          <w:rFonts w:hint="eastAsia"/>
+        </w:rPr>
+        <w:t xml:space="preserve"> 버튼을 눌러 대시보드로 이동하면, 방금 만든 시리즈가 시리즈 목록에 추가된 것을 확인할 수 있습니다. 이제 상단의 </w:t>
+      </w:r>
+      <w:r>
+        <w:t>‘</w:t>
+      </w:r>
+      <w:r>
+        <w:rPr>
+          <w:rFonts w:hint="eastAsia"/>
+        </w:rPr>
+        <w:t>커뮤니티로 전환</w:t>
+      </w:r>
+      <w:r>
+        <w:t>’</w:t>
+      </w:r>
+      <w:r>
+        <w:rPr>
+          <w:rFonts w:hint="eastAsia"/>
+        </w:rPr>
+        <w:t xml:space="preserve"> 버튼을 눌러 커뮤니티로 이동하겠습니다.</w:t>
+      </w:r>
+    </w:p>
+    <w:p>
+      <w:r>
+        <w:rPr>
+          <w:rFonts w:hint="eastAsia"/>
+        </w:rPr>
+        <w:t>[커뮤니티]</w:t>
+      </w:r>
+    </w:p>
+    <w:p>
+      <w:r>
+        <w:rPr>
+          <w:rFonts w:hint="eastAsia"/>
+        </w:rPr>
+        <w:t>커뮤니티 메인 화면서에는 금주의 인기 게시글과 인기 시리즈를 확인할 수 있으며, 키워드 또는 태그명으로 게시글 및 시리즈를 검색하거나 게시판으로 이동할 수 있습니다.</w:t>
+      </w:r>
+    </w:p>
+    <w:p>
+      <w:r>
+        <w:t>‘</w:t>
+      </w:r>
+      <w:r>
+        <w:rPr>
+          <w:rFonts w:hint="eastAsia"/>
+        </w:rPr>
+        <w:t>전체 게시판 보기</w:t>
+      </w:r>
+      <w:r>
+        <w:t>’</w:t>
+      </w:r>
+      <w:r>
+        <w:rPr>
+          <w:rFonts w:hint="eastAsia"/>
+        </w:rPr>
+        <w:t xml:space="preserve"> 버튼을 누르겠습니다. 현재 화면에서는 전체 게시글 및 시리즈를 리스트 형태로 볼 수 있습니다. 저희는 </w:t>
+      </w:r>
+      <w:r>
+        <w:t>‘</w:t>
+      </w:r>
+      <w:r>
+        <w:rPr>
+          <w:rFonts w:hint="eastAsia"/>
+        </w:rPr>
+        <w:t>시리즈</w:t>
+      </w:r>
+      <w:r>
+        <w:t>’</w:t>
+      </w:r>
+      <w:r>
+        <w:rPr>
+          <w:rFonts w:hint="eastAsia"/>
+        </w:rPr>
+        <w:t xml:space="preserve">로 이동하고, </w:t>
+      </w:r>
+      <w:r>
+        <w:t>‘</w:t>
+      </w:r>
+      <w:r>
+        <w:rPr>
+          <w:rFonts w:hint="eastAsia"/>
+        </w:rPr>
+        <w:t>java</w:t>
+      </w:r>
+      <w:r>
+        <w:t>’</w:t>
+      </w:r>
+      <w:r>
+        <w:rPr>
+          <w:rFonts w:hint="eastAsia"/>
+        </w:rPr>
+        <w:t xml:space="preserve"> 태그를 검색하여 자바에 관련된 시리즈를 찾아보겠습니다. 이렇게 자바 태그를 사용한 적 있는 시리즈들이 나오게 되며, 우측의 정렬 </w:t>
+      </w:r>
+      <w:proofErr w:type="spellStart"/>
+      <w:r>
+        <w:rPr>
+          <w:rFonts w:hint="eastAsia"/>
+        </w:rPr>
+        <w:t>드롭다운을</w:t>
+      </w:r>
+      <w:proofErr w:type="spellEnd"/>
+      <w:r>
+        <w:rPr>
+          <w:rFonts w:hint="eastAsia"/>
+        </w:rPr>
+        <w:t xml:space="preserve"> 이용해 이 중 가장 인기가 많은 시리즈는 무엇인지 확인할 수 있습니다.</w:t>
+      </w:r>
+    </w:p>
+    <w:p>
+      <w:r>
+        <w:rPr>
+          <w:rFonts w:hint="eastAsia"/>
+        </w:rPr>
+        <w:t>[관리자로 전환]</w:t>
+      </w:r>
+    </w:p>
+    <w:p>
+      <w:pPr>
+        <w:rPr>
+          <w:rFonts w:hint="eastAsia"/>
+          <w:b/>
+          <w:bCs/>
+        </w:rPr>
+      </w:pPr>
+      <w:r>
+        <w:rPr>
+          <w:rFonts w:hint="eastAsia"/>
+        </w:rPr>
+        <w:t xml:space="preserve">사용자의 기능은 이쯤 보고, 이제 관리자 계정으로 이동하겠습니다. </w:t>
+      </w:r>
+      <w:r>
+        <w:rPr>
+          <w:rFonts w:hint="eastAsia"/>
+          <w:b/>
+          <w:bCs/>
+        </w:rPr>
+        <w:t>(</w:t>
+      </w:r>
+      <w:proofErr w:type="spellStart"/>
+      <w:r>
+        <w:rPr>
+          <w:rFonts w:hint="eastAsia"/>
+          <w:b/>
+          <w:bCs/>
+        </w:rPr>
+        <w:t>charlie</w:t>
+      </w:r>
+      <w:proofErr w:type="spellEnd"/>
+      <w:r>
+        <w:rPr>
+          <w:rFonts w:hint="eastAsia"/>
+          <w:b/>
+          <w:bCs/>
+        </w:rPr>
+        <w:t>로 로그인)</w:t>
+      </w:r>
+    </w:p>
+    <w:p>
+      <w:r>
+        <w:rPr>
+          <w:rFonts w:hint="eastAsia"/>
+        </w:rPr>
+        <w:t>관리자로 로그인하게 되면 사용자와 같은 대시보드 화면이 나오며, 일반 사용자와 동일</w:t>
       </w:r>
       <w:r>
         <w:rPr>
           <w:rFonts w:hint="eastAsia"/>
         </w:rPr>
         <w:lastRenderedPageBreak/>
-        <w:t xml:space="preserve">면이 보입니다. 저희는 바로 </w:t>
+        <w:t>한 커뮤니티 활동이 기능적으로 가능합니다.</w:t>
+      </w:r>
+      <w:r>
+        <w:rPr>
+          <w:rFonts w:hint="eastAsia"/>
+        </w:rPr>
+        <w:t xml:space="preserve"> 대신 왼쪽 사이드바에 </w:t>
       </w:r>
       <w:r>
         <w:t>‘</w:t>
@@ -1373,7 +2879,7 @@
         <w:rPr>
           <w:rFonts w:hint="eastAsia"/>
         </w:rPr>
-        <w:t>새 글 추가</w:t>
+        <w:t>관리자 모드</w:t>
       </w:r>
       <w:r>
         <w:t>’</w:t>
@@ -1382,31 +2888,23 @@
         <w:rPr>
           <w:rFonts w:hint="eastAsia"/>
         </w:rPr>
-        <w:t xml:space="preserve"> 버튼을 눌러 게시글을 만들어 보겠습니다.</w:t>
-      </w:r>
-    </w:p>
-    <w:p>
-      <w:r>
-        <w:rPr>
-          <w:rFonts w:hint="eastAsia"/>
-        </w:rPr>
-        <w:t>[게시글 작성]</w:t>
-      </w:r>
-    </w:p>
-    <w:p>
-      <w:r>
-        <w:rPr>
-          <w:rFonts w:hint="eastAsia"/>
-        </w:rPr>
-        <w:t xml:space="preserve">게시글의 제목을 입력합니다. 그리고 하단에 태그 입력 창이 보이는 것을 확인할 수 있습니다. 태그는, 커뮤니티에서 내가 원하는 주제를 검색하고 싶을 때 사용하는 것으로, 게시글을 작성할 때 개수 제한 없이 추가가 가능합니다. </w:t>
-      </w:r>
-    </w:p>
-    <w:p>
-      <w:r>
-        <w:rPr>
-          <w:rFonts w:hint="eastAsia"/>
-        </w:rPr>
-        <w:t xml:space="preserve">저희는 </w:t>
+        <w:t>라는 항목이 있는 것을 확인할 수 있는데, 이 버튼을 눌러 관리자 대시보드로 이동이 가능합니다. 이동해보겠습니다.</w:t>
+      </w:r>
+    </w:p>
+    <w:p>
+      <w:r>
+        <w:rPr>
+          <w:rFonts w:hint="eastAsia"/>
+        </w:rPr>
+        <w:t>[관리자 대시보드]</w:t>
+      </w:r>
+    </w:p>
+    <w:p>
+      <w:r>
+        <w:rPr>
+          <w:rFonts w:hint="eastAsia"/>
+        </w:rPr>
+        <w:t xml:space="preserve">관리자 화면으로 전환하게 되면 메인 화면에서 대시보드와 메뉴들을 확인할 수 있습니다. 대시보드에는 운영을 위한 수치와 그래프 등이 나타나며, 그 우측에 모든 관리 항목들을 확인할 수 있습니다. 먼저 </w:t>
       </w:r>
       <w:r>
         <w:t>‘</w:t>
@@ -1415,7 +2913,7 @@
         <w:rPr>
           <w:rFonts w:hint="eastAsia"/>
         </w:rPr>
-        <w:t>java</w:t>
+        <w:t>회원 관리</w:t>
       </w:r>
       <w:r>
         <w:t>’</w:t>
@@ -1424,32 +2922,18 @@
         <w:rPr>
           <w:rFonts w:hint="eastAsia"/>
         </w:rPr>
-        <w:t xml:space="preserve"> 태그를 추가하겠습니다. 그리고 우측에서는 이 글을 추가할 시리즈를 선택할 수 있으며, 시리즈 없이 단독 글로도 작성 가능합니다. 다음으로 내용을 작성하는 란입니다. 마크다운 형식으로 게시글 작성이 가능하며,</w:t>
-      </w:r>
-      <w:r>
-        <w:rPr>
-          <w:rFonts w:hint="eastAsia"/>
-        </w:rPr>
-        <w:t xml:space="preserve"> 슬래쉬를 입력해 다양한 입력 서식과 이미지 및 파일 첨부 등의 기능을 사용할 수 있습니다.</w:t>
-      </w:r>
-      <w:r>
-        <w:rPr>
-          <w:rFonts w:hint="eastAsia"/>
-        </w:rPr>
-        <w:t xml:space="preserve"> 컨트롤 스페이스를 눌러 AI 도우미를 활용해 </w:t>
-      </w:r>
-      <w:r>
-        <w:rPr>
-          <w:rFonts w:hint="eastAsia"/>
-        </w:rPr>
-        <w:t>내용을 작성해보겠습니다.(적용 완료) 완료했다면</w:t>
-      </w:r>
-      <w:r>
-        <w:rPr>
-          <w:rFonts w:hint="eastAsia"/>
-        </w:rPr>
-        <w:t xml:space="preserve"> </w:t>
-      </w:r>
+        <w:t xml:space="preserve"> 버튼을 눌러 이동하겠습니다.</w:t>
+      </w:r>
+    </w:p>
+    <w:p>
+      <w:r>
+        <w:rPr>
+          <w:rFonts w:hint="eastAsia"/>
+        </w:rPr>
+        <w:t>[회원 관리]</w:t>
+      </w:r>
+    </w:p>
+    <w:p>
       <w:r>
         <w:t>‘</w:t>
       </w:r>
@@ -1457,7 +2941,7 @@
         <w:rPr>
           <w:rFonts w:hint="eastAsia"/>
         </w:rPr>
-        <w:t>작성 완료</w:t>
+        <w:t>회원 관리</w:t>
       </w:r>
       <w:r>
         <w:t>’</w:t>
@@ -1466,21 +2950,61 @@
         <w:rPr>
           <w:rFonts w:hint="eastAsia"/>
         </w:rPr>
-        <w:t xml:space="preserve"> 버튼을 눌러 게시글을 등록하겠습니다.</w:t>
-      </w:r>
-    </w:p>
-    <w:p>
-      <w:r>
-        <w:rPr>
-          <w:rFonts w:hint="eastAsia"/>
-        </w:rPr>
-        <w:t>등록 후 바로 게시글 상세 화면을 볼 수 있으며, 이 화면에서는 작성자의 수정 및 삭제,다른 사용자의 신고가 가능합니다. 그리고 비동기 방식으로 화면 새로고침 없이 추천이 가능하며, 댓글 작성이 가능합니다.</w:t>
-      </w:r>
-      <w:r>
-        <w:rPr>
-          <w:rFonts w:hint="eastAsia"/>
-        </w:rPr>
-        <w:t xml:space="preserve"> </w:t>
+        <w:t xml:space="preserve"> 메뉴에서는 전체 회원 수, 정상, 정지 및 탈퇴 계정의 수를 확인할 수 있고, 회원 검색과 계정 별 상세 정보를 확인할 수 있으며, 해당 계정을 정지시키거나 회원을 삭제할 수 있습니다.</w:t>
+      </w:r>
+    </w:p>
+    <w:p>
+      <w:r>
+        <w:rPr>
+          <w:rFonts w:hint="eastAsia"/>
+        </w:rPr>
+        <w:t>[게시글 관리]</w:t>
+      </w:r>
+    </w:p>
+    <w:p>
+      <w:r>
+        <w:rPr>
+          <w:rFonts w:hint="eastAsia"/>
+        </w:rPr>
+        <w:t>다음은 게시글 관리 메뉴입니다. 해당 메뉴에서는 커뮤니티의 전체 게시글을 확인할 수 있으며, 공개 상태별 검색과 삭제가 가능합니다.</w:t>
+      </w:r>
+    </w:p>
+    <w:p>
+      <w:r>
+        <w:rPr>
+          <w:rFonts w:hint="eastAsia"/>
+        </w:rPr>
+        <w:t>[댓글 관리]</w:t>
+      </w:r>
+    </w:p>
+    <w:p>
+      <w:r>
+        <w:rPr>
+          <w:rFonts w:hint="eastAsia"/>
+        </w:rPr>
+        <w:t xml:space="preserve">다음은 댓글 관리 메뉴입니다. </w:t>
+      </w:r>
+      <w:r>
+        <w:rPr>
+          <w:rFonts w:hint="eastAsia"/>
+        </w:rPr>
+        <w:t>전체 댓글을 조회 및 검색하고 삭제가 가능합니다.</w:t>
+      </w:r>
+    </w:p>
+    <w:p>
+      <w:r>
+        <w:rPr>
+          <w:rFonts w:hint="eastAsia"/>
+        </w:rPr>
+        <w:t>[신고 관리]</w:t>
+      </w:r>
+    </w:p>
+    <w:p>
+      <w:r>
+        <w:rPr>
+          <w:rFonts w:hint="eastAsia"/>
+        </w:rPr>
+        <w:t xml:space="preserve">다음은 신고 관리 화면입니다. 전체 신고 리스트를 볼 수 있으며, </w:t>
       </w:r>
       <w:r>
         <w:t>‘</w:t>
@@ -1489,7 +3013,7 @@
         <w:rPr>
           <w:rFonts w:hint="eastAsia"/>
         </w:rPr>
-        <w:t>목록으로 돌아가기</w:t>
+        <w:t>상세보기</w:t>
       </w:r>
       <w:r>
         <w:t>’</w:t>
@@ -1498,171 +3022,69 @@
         <w:rPr>
           <w:rFonts w:hint="eastAsia"/>
         </w:rPr>
-        <w:t xml:space="preserve"> 버튼을 누르겠습니다.</w:t>
-      </w:r>
-    </w:p>
-    <w:p>
-      <w:r>
-        <w:rPr>
-          <w:rFonts w:hint="eastAsia"/>
-        </w:rPr>
-        <w:t xml:space="preserve">현재 시리즈에 방금 작성한 글이 추가된 것을 확인할 수 있습니다. </w:t>
-      </w:r>
-      <w:r>
-        <w:t>‘</w:t>
-      </w:r>
-      <w:r>
-        <w:rPr>
-          <w:rFonts w:hint="eastAsia"/>
-        </w:rPr>
-        <w:t>돌아가기</w:t>
-      </w:r>
-      <w:r>
-        <w:t>’</w:t>
-      </w:r>
-      <w:r>
-        <w:rPr>
-          <w:rFonts w:hint="eastAsia"/>
-        </w:rPr>
-        <w:t xml:space="preserve"> 버튼을 눌러 대시보드로 이동하면, 방금 만든 시리즈가 시리즈 목록에 추가된 것을 확인할 수 있습니다. 이제 상단의 </w:t>
-      </w:r>
-      <w:r>
-        <w:t>‘</w:t>
-      </w:r>
-      <w:r>
-        <w:rPr>
-          <w:rFonts w:hint="eastAsia"/>
-        </w:rPr>
-        <w:t>커뮤니티로 전환</w:t>
-      </w:r>
-      <w:r>
-        <w:t>’</w:t>
-      </w:r>
-      <w:r>
-        <w:rPr>
-          <w:rFonts w:hint="eastAsia"/>
-        </w:rPr>
-        <w:t xml:space="preserve"> 버튼을 눌러 커뮤니티로 이동하겠습니다.</w:t>
-      </w:r>
-    </w:p>
-    <w:p>
-      <w:r>
-        <w:rPr>
-          <w:rFonts w:hint="eastAsia"/>
-        </w:rPr>
-        <w:t>[커뮤니티]</w:t>
-      </w:r>
-    </w:p>
-    <w:p>
-      <w:r>
-        <w:rPr>
-          <w:rFonts w:hint="eastAsia"/>
-        </w:rPr>
-        <w:t>커뮤니티 메인 화면서에는 금주의 인기 게시글과 인기 시리즈를 확인할 수 있으며, 키워드 또는 태그명으로 게시글 및 시리즈를 검색하거나 게시판으로 이동할 수 있습니다.</w:t>
-      </w:r>
-    </w:p>
-    <w:p>
-      <w:r>
-        <w:t>‘</w:t>
-      </w:r>
-      <w:r>
-        <w:rPr>
-          <w:rFonts w:hint="eastAsia"/>
-        </w:rPr>
-        <w:t>전체 게시판 보기</w:t>
-      </w:r>
-      <w:r>
-        <w:t>’</w:t>
-      </w:r>
-      <w:r>
-        <w:rPr>
-          <w:rFonts w:hint="eastAsia"/>
-        </w:rPr>
-        <w:t xml:space="preserve"> 버튼을 누르겠습니다. 현재 화면에서는 전체 게시글 및 시리즈를 리스트 형태로 볼 수 있습니다. 저희는 </w:t>
-      </w:r>
-      <w:r>
-        <w:t>‘</w:t>
-      </w:r>
-      <w:r>
-        <w:rPr>
-          <w:rFonts w:hint="eastAsia"/>
-        </w:rPr>
-        <w:t>시리즈</w:t>
-      </w:r>
-      <w:r>
-        <w:t>’</w:t>
-      </w:r>
-      <w:r>
-        <w:rPr>
-          <w:rFonts w:hint="eastAsia"/>
-        </w:rPr>
-        <w:t xml:space="preserve">로 이동하고, </w:t>
-      </w:r>
-      <w:r>
-        <w:t>‘</w:t>
-      </w:r>
-      <w:r>
-        <w:rPr>
-          <w:rFonts w:hint="eastAsia"/>
-        </w:rPr>
-        <w:t>java</w:t>
-      </w:r>
-      <w:r>
-        <w:t>’</w:t>
-      </w:r>
-      <w:r>
-        <w:rPr>
-          <w:rFonts w:hint="eastAsia"/>
-        </w:rPr>
-        <w:t xml:space="preserve"> 태그를 검색하여 자바에 관련된 시리즈를 찾아보겠습니다. 이렇게 자바 태그를 사용한 적 있는 시리즈들이 나오게 되며, 우측의 정렬 드롭다운을 이용해 이 중 가장 인기가 많은 시리즈는 무엇인지 확인할 수 있습니다.</w:t>
-      </w:r>
-    </w:p>
-    <w:p>
-      <w:r>
-        <w:rPr>
-          <w:rFonts w:hint="eastAsia"/>
-        </w:rPr>
-        <w:t>[관리자로 전환]</w:t>
-      </w:r>
-    </w:p>
-    <w:p>
-      <w:r>
-        <w:rPr>
-          <w:rFonts w:hint="eastAsia"/>
-        </w:rPr>
-        <w:t>사용자의 기능은 이쯤 보고, 이제 관리자 계정으로 이동하겠습니다. (로그인)</w:t>
-      </w:r>
-    </w:p>
-    <w:p>
-      <w:r>
-        <w:rPr>
-          <w:rFonts w:hint="eastAsia"/>
-        </w:rPr>
-        <w:t>관리자로 로그인하게 되면 사용자와 같은 대시보드 화면이 나오며, 일반 사용자와 동일한 커뮤니티 활동이 기능적으로 가능합니다.</w:t>
-      </w:r>
-      <w:r>
-        <w:rPr>
-          <w:rFonts w:hint="eastAsia"/>
-        </w:rPr>
-        <w:t xml:space="preserve"> 대신 왼쪽 사이드바에 </w:t>
-      </w:r>
-      <w:r>
-        <w:t>‘</w:t>
-      </w:r>
-      <w:r>
-        <w:rPr>
-          <w:rFonts w:hint="eastAsia"/>
-        </w:rPr>
-        <w:t>관리자 모드</w:t>
-      </w:r>
-      <w:r>
-        <w:t>’</w:t>
-      </w:r>
-      <w:r>
-        <w:rPr>
-          <w:rFonts w:hint="eastAsia"/>
-        </w:rPr>
-        <w:t>라는 항목이 있는 것을 확인할 수 있는데, 이 버튼을 눌러 관리자 대시보드로 이동이 가능합니다. 이동해보겠습니다.</w:t>
+        <w:t xml:space="preserve"> 버튼을 눌러 신고 내용의 자세한 사항을 확인할 수 있습니다. 신고는 승인하여 게시물을 삭제하거나, 기각할 수 있습니다.</w:t>
+      </w:r>
+    </w:p>
+    <w:p>
+      <w:r>
+        <w:rPr>
+          <w:rFonts w:hint="eastAsia"/>
+        </w:rPr>
+        <w:t>[태그 관리]</w:t>
+      </w:r>
+    </w:p>
+    <w:p>
+      <w:r>
+        <w:rPr>
+          <w:rFonts w:hint="eastAsia"/>
+        </w:rPr>
+        <w:t xml:space="preserve">마지막으로 태그 관리 메뉴입니다. </w:t>
+      </w:r>
+      <w:proofErr w:type="spellStart"/>
+      <w:r>
+        <w:rPr>
+          <w:rFonts w:hint="eastAsia"/>
+        </w:rPr>
+        <w:t>게시글에</w:t>
+      </w:r>
+      <w:proofErr w:type="spellEnd"/>
+      <w:r>
+        <w:rPr>
+          <w:rFonts w:hint="eastAsia"/>
+        </w:rPr>
+        <w:t xml:space="preserve"> 사용된 모든 태그의 이름과 사용 횟수를 확인하고, 어떤 태그가 자주 사용되는지 볼 수 있으며, 유해 태그는 블랙리스트에 추가하거나 직접 삭제할 수 있습니다.</w:t>
+      </w:r>
+    </w:p>
+    <w:p>
+      <w:r>
+        <w:rPr>
+          <w:rFonts w:hint="eastAsia"/>
+        </w:rPr>
+        <w:t>이상으로 시연 마치고, 보완사항 및 후기로 넘어가겠습니다.</w:t>
+      </w:r>
+    </w:p>
+    <w:p>
+      <w:pPr>
+        <w:rPr>
+          <w:b/>
+          <w:bCs/>
+        </w:rPr>
+      </w:pPr>
+      <w:r>
+        <w:rPr>
+          <w:rFonts w:hint="eastAsia"/>
+          <w:b/>
+          <w:bCs/>
+        </w:rPr>
+        <w:t>[후기]</w:t>
+      </w:r>
+    </w:p>
+    <w:p>
+      <w:r>
+        <w:rPr>
+          <w:rFonts w:hint="eastAsia"/>
+        </w:rPr>
+        <w:t>먼저 보완사항입니다. 첫째로는 로딩 화면 추가, 페이지 간 연결성 향상 등 사용자 편의를 위해 지속적으로 업데이트하고, 고객센터에 불만 사항 접수 메뉴를 만들어 사용자의 의견을 즉각 반영할 수 있게 하겠습니다.</w:t>
       </w:r>
     </w:p>
     <w:p>
@@ -1671,188 +3093,6 @@
           <w:rFonts w:hint="eastAsia"/>
         </w:rPr>
         <w:lastRenderedPageBreak/>
-        <w:t>[관리자 대시보드]</w:t>
-      </w:r>
-    </w:p>
-    <w:p>
-      <w:r>
-        <w:rPr>
-          <w:rFonts w:hint="eastAsia"/>
-        </w:rPr>
-        <w:t xml:space="preserve">관리자 화면으로 전환하게 되면 메인 화면에서 대시보드와 메뉴들을 확인할 수 있습니다. 대시보드에는 운영을 위한 수치와 그래프 등이 나타나며, 그 우측에 모든 관리 항목들을 확인할 수 있습니다. 먼저 </w:t>
-      </w:r>
-      <w:r>
-        <w:t>‘</w:t>
-      </w:r>
-      <w:r>
-        <w:rPr>
-          <w:rFonts w:hint="eastAsia"/>
-        </w:rPr>
-        <w:t>회원 관리</w:t>
-      </w:r>
-      <w:r>
-        <w:t>’</w:t>
-      </w:r>
-      <w:r>
-        <w:rPr>
-          <w:rFonts w:hint="eastAsia"/>
-        </w:rPr>
-        <w:t xml:space="preserve"> 버튼을 눌러 이동하겠습니다.</w:t>
-      </w:r>
-    </w:p>
-    <w:p>
-      <w:r>
-        <w:rPr>
-          <w:rFonts w:hint="eastAsia"/>
-        </w:rPr>
-        <w:t>[회원 관리]</w:t>
-      </w:r>
-    </w:p>
-    <w:p>
-      <w:r>
-        <w:t>‘</w:t>
-      </w:r>
-      <w:r>
-        <w:rPr>
-          <w:rFonts w:hint="eastAsia"/>
-        </w:rPr>
-        <w:t>회원 관리</w:t>
-      </w:r>
-      <w:r>
-        <w:t>’</w:t>
-      </w:r>
-      <w:r>
-        <w:rPr>
-          <w:rFonts w:hint="eastAsia"/>
-        </w:rPr>
-        <w:t xml:space="preserve"> 메뉴에서는 전체 회원 수, 정상, 정지 및 탈퇴 계정의 수를 확인할 수 있고, 회원 검색과 계정 별 상세 정보를 확인할 수 있으며, 해당 계정을 정지시키거나 회원을 삭제할 수 있습니다.</w:t>
-      </w:r>
-    </w:p>
-    <w:p>
-      <w:r>
-        <w:rPr>
-          <w:rFonts w:hint="eastAsia"/>
-        </w:rPr>
-        <w:t>[게시글 관리]</w:t>
-      </w:r>
-    </w:p>
-    <w:p>
-      <w:r>
-        <w:rPr>
-          <w:rFonts w:hint="eastAsia"/>
-        </w:rPr>
-        <w:t>다음은 게시글 관리 메뉴입니다. 해당 메뉴에서는 커뮤니티의 전체 게시글을 확인할 수 있으며, 공개 상태별 검색과 삭제가 가능합니다.</w:t>
-      </w:r>
-    </w:p>
-    <w:p>
-      <w:r>
-        <w:rPr>
-          <w:rFonts w:hint="eastAsia"/>
-        </w:rPr>
-        <w:t>[댓글 관리]</w:t>
-      </w:r>
-    </w:p>
-    <w:p>
-      <w:r>
-        <w:rPr>
-          <w:rFonts w:hint="eastAsia"/>
-        </w:rPr>
-        <w:t xml:space="preserve">다음은 댓글 관리 메뉴입니다. </w:t>
-      </w:r>
-      <w:r>
-        <w:rPr>
-          <w:rFonts w:hint="eastAsia"/>
-        </w:rPr>
-        <w:t>전체 댓글을 조회 및 검색하고 삭제가 가능합니다.</w:t>
-      </w:r>
-    </w:p>
-    <w:p>
-      <w:r>
-        <w:rPr>
-          <w:rFonts w:hint="eastAsia"/>
-        </w:rPr>
-        <w:t>[신고 관리]</w:t>
-      </w:r>
-    </w:p>
-    <w:p>
-      <w:r>
-        <w:rPr>
-          <w:rFonts w:hint="eastAsia"/>
-        </w:rPr>
-        <w:t xml:space="preserve">다음은 신고 관리 화면입니다. 전체 신고 리스트를 볼 수 있으며, </w:t>
-      </w:r>
-      <w:r>
-        <w:t>‘</w:t>
-      </w:r>
-      <w:r>
-        <w:rPr>
-          <w:rFonts w:hint="eastAsia"/>
-        </w:rPr>
-        <w:t>상세보기</w:t>
-      </w:r>
-      <w:r>
-        <w:t>’</w:t>
-      </w:r>
-      <w:r>
-        <w:rPr>
-          <w:rFonts w:hint="eastAsia"/>
-        </w:rPr>
-        <w:t xml:space="preserve"> 버튼을 눌러 신고 내용의 자세한 사항을 확인할 수 있습니다. 신고는 승인하여 게시물을 삭제하거나, 기각할 수 있습니다.</w:t>
-      </w:r>
-    </w:p>
-    <w:p>
-      <w:r>
-        <w:rPr>
-          <w:rFonts w:hint="eastAsia"/>
-        </w:rPr>
-        <w:t>[태그 관리]</w:t>
-      </w:r>
-    </w:p>
-    <w:p>
-      <w:r>
-        <w:rPr>
-          <w:rFonts w:hint="eastAsia"/>
-        </w:rPr>
-        <w:t>마지막으로 태그 관리 메뉴입니다. 게시글에 사용된 모든 태그의 이름과 사용 횟수를 확인하고, 어떤 태그가 자주 사용되는지 볼 수 있으며, 유해 태그는 블랙리스트에 추가하거나 직접 삭제할 수 있습니다.</w:t>
-      </w:r>
-    </w:p>
-    <w:p>
-      <w:r>
-        <w:rPr>
-          <w:rFonts w:hint="eastAsia"/>
-        </w:rPr>
-        <w:t>이상으로 시연 마치고, 보완사항 및 후기로 넘어가겠습니다.</w:t>
-      </w:r>
-    </w:p>
-    <w:p>
-      <w:pPr>
-        <w:rPr>
-          <w:b/>
-          <w:bCs/>
-        </w:rPr>
-      </w:pPr>
-      <w:r>
-        <w:rPr>
-          <w:rFonts w:hint="eastAsia"/>
-          <w:b/>
-          <w:bCs/>
-        </w:rPr>
-        <w:t>[후기]</w:t>
-      </w:r>
-    </w:p>
-    <w:p>
-      <w:r>
-        <w:rPr>
-          <w:rFonts w:hint="eastAsia"/>
-        </w:rPr>
-        <w:t>먼저 보완사항입니다. 첫째로는 로딩 화면 추가, 페이지 간 연결성 향상 등 사용자 편의를 위해 지속적으로 업데이트하고, 고객센터에 불만 사항 접수 메뉴를 만들어 사용자의 의견을 즉각 반영할 수 있게 하겠습니다.</w:t>
-      </w:r>
-    </w:p>
-    <w:p>
-      <w:r>
-        <w:rPr>
-          <w:rFonts w:hint="eastAsia"/>
-        </w:rPr>
         <w:t>두 번째로는,</w:t>
       </w:r>
       <w:r>
@@ -1865,36 +3105,65 @@
         <w:rPr>
           <w:rFonts w:hint="eastAsia"/>
         </w:rPr>
-        <w:t xml:space="preserve"> 보다 간편하게 스터디로그에 가입하고 로그인 할 수 있도록 구글, 네이버 등 소셜 로그인 기능을 추가하겠습니다.</w:t>
-      </w:r>
-    </w:p>
-    <w:p>
-      <w:pPr>
-        <w:rPr>
-          <w:b/>
-          <w:bCs/>
-        </w:rPr>
-      </w:pPr>
-      <w:r>
-        <w:rPr>
-          <w:rFonts w:hint="eastAsia"/>
-        </w:rPr>
-        <w:lastRenderedPageBreak/>
+        <w:t xml:space="preserve"> 보다 간편하게 </w:t>
+      </w:r>
+      <w:proofErr w:type="spellStart"/>
+      <w:r>
+        <w:rPr>
+          <w:rFonts w:hint="eastAsia"/>
+        </w:rPr>
+        <w:t>스터디로그에</w:t>
+      </w:r>
+      <w:proofErr w:type="spellEnd"/>
+      <w:r>
+        <w:rPr>
+          <w:rFonts w:hint="eastAsia"/>
+        </w:rPr>
+        <w:t xml:space="preserve"> 가입하고 로그인 할 수 있도록 구글, 네이버 등 소셜 로그인 기능을 추가하겠습니다.</w:t>
+      </w:r>
+    </w:p>
+    <w:p>
+      <w:pPr>
+        <w:rPr>
+          <w:b/>
+          <w:bCs/>
+        </w:rPr>
+      </w:pPr>
+      <w:r>
+        <w:rPr>
+          <w:rFonts w:hint="eastAsia"/>
+        </w:rPr>
         <w:t>세 번째로는 게시글 작성 화면에서 언어별 코드를 편리하게 작성할 수 있도록 코드 에디터를 추가하고, 꾸미기 요</w:t>
       </w:r>
       <w:r>
         <w:rPr>
           <w:rFonts w:hint="eastAsia"/>
         </w:rPr>
-        <w:t>소를 통해 글 작성의 재미를 느낄 수 있도록 하겠습니다.</w:t>
-      </w:r>
-      <w:r>
-        <w:rPr>
-          <w:rFonts w:hint="eastAsia"/>
-          <w:b/>
-          <w:bCs/>
-        </w:rPr>
-        <w:t>(다음)</w:t>
+        <w:t xml:space="preserve">소를 통해 글 작성의 재미를 느낄 수 있도록 </w:t>
+      </w:r>
+      <w:proofErr w:type="gramStart"/>
+      <w:r>
+        <w:rPr>
+          <w:rFonts w:hint="eastAsia"/>
+        </w:rPr>
+        <w:t>하겠습니다.</w:t>
+      </w:r>
+      <w:r>
+        <w:rPr>
+          <w:rFonts w:hint="eastAsia"/>
+          <w:b/>
+          <w:bCs/>
+        </w:rPr>
+        <w:t>(</w:t>
+      </w:r>
+      <w:proofErr w:type="gramEnd"/>
+      <w:r>
+        <w:rPr>
+          <w:rFonts w:hint="eastAsia"/>
+          <w:b/>
+          <w:bCs/>
+        </w:rPr>
+        <w:t>다음)</w:t>
       </w:r>
     </w:p>
     <w:p>
@@ -1910,7 +3179,21 @@
         <w:rPr>
           <w:rFonts w:hint="eastAsia"/>
         </w:rPr>
-        <w:t xml:space="preserve">저희는 이번 프로젝트를 통해 기획과 설계, 그리고 깃허브를 통한 협업과 역할 분담의 중요성을 체감했습니다. </w:t>
+        <w:t xml:space="preserve">저희는 이번 프로젝트를 통해 기획과 설계, 그리고 </w:t>
+      </w:r>
+      <w:proofErr w:type="spellStart"/>
+      <w:r>
+        <w:rPr>
+          <w:rFonts w:hint="eastAsia"/>
+        </w:rPr>
+        <w:t>깃허브를</w:t>
+      </w:r>
+      <w:proofErr w:type="spellEnd"/>
+      <w:r>
+        <w:rPr>
+          <w:rFonts w:hint="eastAsia"/>
+        </w:rPr>
+        <w:t xml:space="preserve"> 통한 협업과 역할 분담의 중요성을 체감했습니다. </w:t>
       </w:r>
     </w:p>
     <w:p>
@@ -1926,7 +3209,21 @@
         <w:rPr>
           <w:rFonts w:hint="eastAsia"/>
         </w:rPr>
-        <w:t xml:space="preserve">기술적인 부분에서는 단순 CRUD 기능 뿐만 아니라 비동기 통신, 데이터베이스의 설계 및 연동 등 실제 상품성 있는 시스템을 개발하는 방법을 알았으며, </w:t>
+        <w:t xml:space="preserve">기술적인 부분에서는 단순 CRUD </w:t>
+      </w:r>
+      <w:proofErr w:type="gramStart"/>
+      <w:r>
+        <w:rPr>
+          <w:rFonts w:hint="eastAsia"/>
+        </w:rPr>
+        <w:t>기능 뿐만</w:t>
+      </w:r>
+      <w:proofErr w:type="gramEnd"/>
+      <w:r>
+        <w:rPr>
+          <w:rFonts w:hint="eastAsia"/>
+        </w:rPr>
+        <w:t xml:space="preserve"> 아니라 비동기 통신, 데이터베이스의 설계 및 연동 등 실제 상품성 있는 시스템을 개발하는 방법을 알았으며, </w:t>
       </w:r>
     </w:p>
     <w:p>
@@ -1940,29 +3237,59 @@
         <w:rPr>
           <w:rFonts w:hint="eastAsia"/>
         </w:rPr>
-        <w:t xml:space="preserve">디자인 패턴을 통해 지속 가능하고 유지보수가 편리한 시스템을 만드는 도구를 익힘으로써 객체지향적인 개발 역량을 한 단계 높일 수 있었습니다. </w:t>
-      </w:r>
-    </w:p>
-    <w:p>
-      <w:pPr>
-        <w:rPr>
-          <w:b/>
-          <w:bCs/>
-        </w:rPr>
-      </w:pPr>
-      <w:r>
-        <w:rPr>
-          <w:rFonts w:hint="eastAsia"/>
-        </w:rPr>
-        <w:t>이번 프로젝트를 초석으로 삼아 최종 프로젝트에서는 더 성장한 모습으로 임하도록 하겠습니다.</w:t>
-      </w:r>
-      <w:r>
-        <w:rPr>
-          <w:rFonts w:hint="eastAsia"/>
-          <w:b/>
-          <w:bCs/>
-        </w:rPr>
-        <w:t>(다음)</w:t>
+        <w:t xml:space="preserve">디자인 패턴을 통해 지속 가능하고 유지보수가 편리한 시스템을 만드는 도구를 익힘으로써 </w:t>
+      </w:r>
+      <w:proofErr w:type="spellStart"/>
+      <w:r>
+        <w:rPr>
+          <w:rFonts w:hint="eastAsia"/>
+        </w:rPr>
+        <w:t>객체지향적인</w:t>
+      </w:r>
+      <w:proofErr w:type="spellEnd"/>
+      <w:r>
+        <w:rPr>
+          <w:rFonts w:hint="eastAsia"/>
+        </w:rPr>
+        <w:t xml:space="preserve"> 개발 역량을 한 단계 높일 수 있었습니다. </w:t>
+      </w:r>
+    </w:p>
+    <w:p>
+      <w:pPr>
+        <w:rPr>
+          <w:b/>
+          <w:bCs/>
+        </w:rPr>
+      </w:pPr>
+      <w:r>
+        <w:rPr>
+          <w:rFonts w:hint="eastAsia"/>
+        </w:rPr>
+        <w:t xml:space="preserve">이번 프로젝트를 초석으로 삼아 최종 프로젝트에서는 더 성장한 모습으로 임하도록 </w:t>
+      </w:r>
+      <w:proofErr w:type="gramStart"/>
+      <w:r>
+        <w:rPr>
+          <w:rFonts w:hint="eastAsia"/>
+        </w:rPr>
+        <w:t>하겠습니다.</w:t>
+      </w:r>
+      <w:r>
+        <w:rPr>
+          <w:rFonts w:hint="eastAsia"/>
+          <w:b/>
+          <w:bCs/>
+        </w:rPr>
+        <w:t>(</w:t>
+      </w:r>
+      <w:proofErr w:type="gramEnd"/>
+      <w:r>
+        <w:rPr>
+          <w:rFonts w:hint="eastAsia"/>
+          <w:b/>
+          <w:bCs/>
+        </w:rPr>
+        <w:t>다음)</w:t>
       </w:r>
     </w:p>
     <w:p>
@@ -1994,7 +3321,25 @@
           <w:b/>
           <w:bCs/>
         </w:rPr>
-        <w:t>이상 스터디로그였습니다. 감사합니다.</w:t>
+        <w:t xml:space="preserve">이상 </w:t>
+      </w:r>
+      <w:proofErr w:type="spellStart"/>
+      <w:r>
+        <w:rPr>
+          <w:rFonts w:hint="eastAsia"/>
+          <w:b/>
+          <w:bCs/>
+        </w:rPr>
+        <w:t>스터디로그였습니다</w:t>
+      </w:r>
+      <w:proofErr w:type="spellEnd"/>
+      <w:r>
+        <w:rPr>
+          <w:rFonts w:hint="eastAsia"/>
+          <w:b/>
+          <w:bCs/>
+        </w:rPr>
+        <w:t>. 감사합니다.</w:t>
       </w:r>
     </w:p>
     <w:sectPr>
